--- a/downloads/teacher/ai-1-week-15.docx
+++ b/downloads/teacher/ai-1-week-15.docx
@@ -3036,6 +3036,396 @@
         <w:t>Maintain dated sorter versions and separate development examples from reserved project-evaluation cases.</w:t>
       </w:r>
     </w:p>
+    <w:p>
+      <w:pPr>
+        <w:pStyle w:val="Heading1"/>
+      </w:pPr>
+      <w:r>
+        <w:t>07. Prepare, teach and assess</w:t>
+      </w:r>
+    </w:p>
+    <w:p>
+      <w:r>
+        <w:t>Teaching target: Separate examples used to choose a model from examples reserved for its final evaluation</w:t>
+      </w:r>
+    </w:p>
+    <w:p>
+      <w:r>
+        <w:t>Prepare the labelled worked-case picture, the matching workbook, fictional input cards and a place for individual responses. No paid AI account is required for the paper reasoning activities.</w:t>
+      </w:r>
+    </w:p>
+    <w:tbl>
+      <w:tblPr>
+        <w:tblStyle w:val="LightShading-Accent1"/>
+        <w:tblW w:type="auto" w:w="0"/>
+        <w:tblLook w:firstColumn="1" w:firstRow="1" w:lastColumn="0" w:lastRow="0" w:noHBand="0" w:noVBand="1" w:val="04A0"/>
+      </w:tblPr>
+      <w:tblGrid>
+        <w:gridCol w:w="3408"/>
+        <w:gridCol w:w="3408"/>
+        <w:gridCol w:w="3408"/>
+      </w:tblGrid>
+      <w:tr>
+        <w:trPr>
+          <w:tblHeader/>
+        </w:trPr>
+        <w:tc>
+          <w:tcPr>
+            <w:tcW w:type="dxa" w:w="3408"/>
+          </w:tcPr>
+          <w:p>
+            <w:r>
+              <w:t>Session</w:t>
+            </w:r>
+          </w:p>
+        </w:tc>
+        <w:tc>
+          <w:tcPr>
+            <w:tcW w:type="dxa" w:w="3408"/>
+          </w:tcPr>
+          <w:p>
+            <w:r>
+              <w:t>Plan</w:t>
+            </w:r>
+          </w:p>
+        </w:tc>
+        <w:tc>
+          <w:tcPr>
+            <w:tcW w:type="dxa" w:w="3408"/>
+          </w:tcPr>
+          <w:p>
+            <w:r>
+              <w:t>Resources</w:t>
+            </w:r>
+          </w:p>
+        </w:tc>
+      </w:tr>
+      <w:tr>
+        <w:tc>
+          <w:tcPr>
+            <w:tcW w:type="dxa" w:w="3408"/>
+          </w:tcPr>
+          <w:p>
+            <w:r>
+              <w:t>Session 1 · Understand · 45 min</w:t>
+            </w:r>
+          </w:p>
+        </w:tc>
+        <w:tc>
+          <w:tcPr>
+            <w:tcW w:type="dxa" w:w="3408"/>
+          </w:tcPr>
+          <w:p>
+            <w:r>
+              <w:t>0–7: recall and prerequisite; 7–15: inspect the concrete case and predict; 15–30: teacher models the worked trace; 30–40: learners explain a step using the text and visual; 40–45: check the core idea.</w:t>
+            </w:r>
+          </w:p>
+        </w:tc>
+        <w:tc>
+          <w:tcPr>
+            <w:tcW w:type="dxa" w:w="3408"/>
+          </w:tcPr>
+          <w:p>
+            <w:r>
+              <w:t>Sections 1–6; record the brief recall in the workbook.</w:t>
+            </w:r>
+          </w:p>
+        </w:tc>
+      </w:tr>
+      <w:tr>
+        <w:tc>
+          <w:tcPr>
+            <w:tcW w:type="dxa" w:w="3408"/>
+          </w:tcPr>
+          <w:p>
+            <w:r>
+              <w:t>Session 2 · Practise · 45 min</w:t>
+            </w:r>
+          </w:p>
+        </w:tc>
+        <w:tc>
+          <w:tcPr>
+            <w:tcW w:type="dxa" w:w="3408"/>
+          </w:tcPr>
+          <w:p>
+            <w:r>
+              <w:t>0–5: retrieve the procedure; 5–15: W2 completion practice; 15–23: explain and check with a partner; 23–30: each learner answers the misconception check; 30–40: targeted reteaching or a harder variation; 40–45: prepare the investigation.</w:t>
+            </w:r>
+          </w:p>
+        </w:tc>
+        <w:tc>
+          <w:tcPr>
+            <w:tcW w:type="dxa" w:w="3408"/>
+          </w:tcPr>
+          <w:p>
+            <w:r>
+              <w:t>Sections 7–10; use the matching workbook W2 and misconception check.</w:t>
+            </w:r>
+          </w:p>
+        </w:tc>
+      </w:tr>
+      <w:tr>
+        <w:tc>
+          <w:tcPr>
+            <w:tcW w:type="dxa" w:w="3408"/>
+          </w:tcPr>
+          <w:p>
+            <w:r>
+              <w:t>Session 3 · Investigate and transfer · 45 min</w:t>
+            </w:r>
+          </w:p>
+        </w:tc>
+        <w:tc>
+          <w:tcPr>
+            <w:tcW w:type="dxa" w:w="3408"/>
+          </w:tcPr>
+          <w:p>
+            <w:r>
+              <w:t>0–5: retrieve the decision rule; 5–20: investigate or trace; 20–30: start the independent case; 30–38: connect the project; 38–43: act on feedback; 43–45: plan the return check.</w:t>
+            </w:r>
+          </w:p>
+        </w:tc>
+        <w:tc>
+          <w:tcPr>
+            <w:tcW w:type="dxa" w:w="3408"/>
+          </w:tcPr>
+          <w:p>
+            <w:r>
+              <w:t>Sections 9 and 11–14. Give extra time to finish the full task set; use Section 15 when the week includes a coding lab.</w:t>
+            </w:r>
+          </w:p>
+        </w:tc>
+      </w:tr>
+    </w:tbl>
+    <w:p>
+      <w:r>
+        <w:t>Before class, solve the supported practice: TowerA uses threshold 5 on reserved heights 3, 5, 7 and 9 cm. The labels are short, short, tall and tall. Write its predictions, agreements and disagreement. Then state why TowerB with threshold 6, selected after seeing these labels, cannot claim four independent test successes on these same records.</w:t>
+      </w:r>
+    </w:p>
+    <w:p>
+      <w:r>
+        <w:t>Reasoned practice answer: TowerA predicts short, tall, tall, tall: three agreements and one disagreement at 5. TowerB predicts short, short, tall, tall, matching all four, but the revealed labels influenced its selection. Report its four agreements as a result on examples used in development, preserving TowerA’s original test record.</w:t>
+      </w:r>
+    </w:p>
+    <w:p>
+      <w:r>
+        <w:t>Check every learner before discussion: Use the worked case for Keeping final tests unseen. Proposed explanation: “A new file makes old records unseen”. Decide whether this explanation is supported. Point to the step or supplied fact that decides; explain your repair if needed.</w:t>
+      </w:r>
+    </w:p>
+    <w:p>
+      <w:r>
+        <w:t>Misconception repair: Trace whether records or copies already influenced development, regardless of their file names.</w:t>
+      </w:r>
+    </w:p>
+    <w:p>
+      <w:r>
+        <w:t>Support: read the exact case aloud, enlarge the labelled picture, supply input cards and model only the first deciding step. Accept a spoken explanation or drawing; retain the reasoning goal.</w:t>
+      </w:r>
+    </w:p>
+    <w:p>
+      <w:r>
+        <w:t>Extension: After feedback, change the boundary to 5. Require a prediction and a reason before comparing. Expected result: The revised rule matches all four known labels but needs a different final test. Reason: These labels influenced the revision, so replaying them is evidence of repair rather than unseen performance.</w:t>
+      </w:r>
+    </w:p>
+    <w:p>
+      <w:r>
+        <w:t>Independent assessment: withhold the reserved answer until the learner has attempted the new case. Record support separately from correctness.</w:t>
+      </w:r>
+    </w:p>
+    <w:tbl>
+      <w:tblPr>
+        <w:tblStyle w:val="LightShading-Accent1"/>
+        <w:tblW w:type="auto" w:w="0"/>
+        <w:tblLook w:firstColumn="1" w:firstRow="1" w:lastColumn="0" w:lastRow="0" w:noHBand="0" w:noVBand="1" w:val="04A0"/>
+      </w:tblPr>
+      <w:tblGrid>
+        <w:gridCol w:w="2556"/>
+        <w:gridCol w:w="2556"/>
+        <w:gridCol w:w="2556"/>
+        <w:gridCol w:w="2556"/>
+      </w:tblGrid>
+      <w:tr>
+        <w:trPr>
+          <w:tblHeader/>
+        </w:trPr>
+        <w:tc>
+          <w:tcPr>
+            <w:tcW w:type="dxa" w:w="2556"/>
+          </w:tcPr>
+          <w:p>
+            <w:r>
+              <w:t>Criterion</w:t>
+            </w:r>
+          </w:p>
+        </w:tc>
+        <w:tc>
+          <w:tcPr>
+            <w:tcW w:type="dxa" w:w="2556"/>
+          </w:tcPr>
+          <w:p>
+            <w:r>
+              <w:t>Not yet</w:t>
+            </w:r>
+          </w:p>
+        </w:tc>
+        <w:tc>
+          <w:tcPr>
+            <w:tcW w:type="dxa" w:w="2556"/>
+          </w:tcPr>
+          <w:p>
+            <w:r>
+              <w:t>With support</w:t>
+            </w:r>
+          </w:p>
+        </w:tc>
+        <w:tc>
+          <w:tcPr>
+            <w:tcW w:type="dxa" w:w="2556"/>
+          </w:tcPr>
+          <w:p>
+            <w:r>
+              <w:t>Independent</w:t>
+            </w:r>
+          </w:p>
+        </w:tc>
+      </w:tr>
+      <w:tr>
+        <w:tc>
+          <w:tcPr>
+            <w:tcW w:type="dxa" w:w="2556"/>
+          </w:tcPr>
+          <w:p>
+            <w:r>
+              <w:t>Explanation</w:t>
+            </w:r>
+          </w:p>
+        </w:tc>
+        <w:tc>
+          <w:tcPr>
+            <w:tcW w:type="dxa" w:w="2556"/>
+          </w:tcPr>
+          <w:p>
+            <w:r>
+              <w:t>Names an answer without a deciding fact</w:t>
+            </w:r>
+          </w:p>
+        </w:tc>
+        <w:tc>
+          <w:tcPr>
+            <w:tcW w:type="dxa" w:w="2556"/>
+          </w:tcPr>
+          <w:p>
+            <w:r>
+              <w:t>Uses a hint to link fact and decision</w:t>
+            </w:r>
+          </w:p>
+        </w:tc>
+        <w:tc>
+          <w:tcPr>
+            <w:tcW w:type="dxa" w:w="2556"/>
+          </w:tcPr>
+          <w:p>
+            <w:r>
+              <w:t>Explains the deciding fact in own words</w:t>
+            </w:r>
+          </w:p>
+        </w:tc>
+      </w:tr>
+      <w:tr>
+        <w:tc>
+          <w:tcPr>
+            <w:tcW w:type="dxa" w:w="2556"/>
+          </w:tcPr>
+          <w:p>
+            <w:r>
+              <w:t>Trace or test</w:t>
+            </w:r>
+          </w:p>
+        </w:tc>
+        <w:tc>
+          <w:tcPr>
+            <w:tcW w:type="dxa" w:w="2556"/>
+          </w:tcPr>
+          <w:p>
+            <w:r>
+              <w:t>Cannot connect input and result</w:t>
+            </w:r>
+          </w:p>
+        </w:tc>
+        <w:tc>
+          <w:tcPr>
+            <w:tcW w:type="dxa" w:w="2556"/>
+          </w:tcPr>
+          <w:p>
+            <w:r>
+              <w:t>Completes steps with prompts</w:t>
+            </w:r>
+          </w:p>
+        </w:tc>
+        <w:tc>
+          <w:tcPr>
+            <w:tcW w:type="dxa" w:w="2556"/>
+          </w:tcPr>
+          <w:p>
+            <w:r>
+              <w:t>Traces or tests a changed case accurately</w:t>
+            </w:r>
+          </w:p>
+        </w:tc>
+      </w:tr>
+      <w:tr>
+        <w:tc>
+          <w:tcPr>
+            <w:tcW w:type="dxa" w:w="2556"/>
+          </w:tcPr>
+          <w:p>
+            <w:r>
+              <w:t>Limits and revision</w:t>
+            </w:r>
+          </w:p>
+        </w:tc>
+        <w:tc>
+          <w:tcPr>
+            <w:tcW w:type="dxa" w:w="2556"/>
+          </w:tcPr>
+          <w:p>
+            <w:r>
+              <w:t>Claims more than evidence supports</w:t>
+            </w:r>
+          </w:p>
+        </w:tc>
+        <w:tc>
+          <w:tcPr>
+            <w:tcW w:type="dxa" w:w="2556"/>
+          </w:tcPr>
+          <w:p>
+            <w:r>
+              <w:t>Names a limit after a prompt</w:t>
+            </w:r>
+          </w:p>
+        </w:tc>
+        <w:tc>
+          <w:tcPr>
+            <w:tcW w:type="dxa" w:w="2556"/>
+          </w:tcPr>
+          <w:p>
+            <w:r>
+              <w:t>States a defensible limit and useful next test</w:t>
+            </w:r>
+          </w:p>
+        </w:tc>
+      </w:tr>
+    </w:tbl>
+    <w:p>
+      <w:r>
+        <w:t>Project checkpoint: Test changed cases. Keep normal, boundary and failure cases; compare expected and observed results.</w:t>
+      </w:r>
+    </w:p>
+    <w:p>
+      <w:r>
+        <w:t>Use the weekly teacher answer for topic-specific reasoning. A saved progress tick is an activity record; judge mastery from the learner’s explanation and evidence.</w:t>
+      </w:r>
+    </w:p>
     <w:sectPr>
       <w:pgSz w:w="12240" w:h="15840"/>
       <w:pgMar w:top="936" w:right="1008" w:bottom="936" w:left="1008" w:header="720" w:footer="720" w:gutter="0"/>

--- a/downloads/teacher/ai-1-week-15.docx
+++ b/downloads/teacher/ai-1-week-15.docx
@@ -3426,6 +3426,39 @@
         <w:t>Use the weekly teacher answer for topic-specific reasoning. A saved progress tick is an activity record; judge mastery from the learner’s explanation and evidence.</w:t>
       </w:r>
     </w:p>
+    <w:p>
+      <w:pPr>
+        <w:pStyle w:val="Heading1"/>
+      </w:pPr>
+      <w:r>
+        <w:t>08. Use feedback, labs and repair paths</w:t>
+      </w:r>
+    </w:p>
+    <w:p>
+      <w:r>
+        <w:t>Use the two formative questions as supported practice, not as independent mastery scores. Discuss the deciding evidence rather than accepting a guessed selection.</w:t>
+      </w:r>
+    </w:p>
+    <w:p>
+      <w:r>
+        <w:t>The feedback comes from the reviewed public worked case. Do not reveal the separately reserved independent teacher answer until the learner has attempted that case.</w:t>
+      </w:r>
+    </w:p>
+    <w:p>
+      <w:r>
+        <w:t>Ask students to predict before running code. Preserve errors and actual outputs; collect a changed test and an explanation. The branch-boundary and indexing lessons deliberately include failure cases.</w:t>
+      </w:r>
+    </w:p>
+    <w:p>
+      <w:r>
+        <w:t>Use the earlier worked-explanation links to address a specific missing building block, then return to the current question. Adapt this suggestion after observing the learner; it is not an automatic diagnosis.</w:t>
+      </w:r>
+    </w:p>
+    <w:p>
+      <w:r>
+        <w:t>Collect the completed-work portfolio as evidence. Record support separately from correctness, and assess explanation, trace/test and limitations. Progress ticks and quiz selections alone do not establish mastery.</w:t>
+      </w:r>
+    </w:p>
     <w:sectPr>
       <w:pgSz w:w="12240" w:h="15840"/>
       <w:pgMar w:top="936" w:right="1008" w:bottom="936" w:left="1008" w:header="720" w:footer="720" w:gutter="0"/>

--- a/downloads/teacher/ai-1-week-15.docx
+++ b/downloads/teacher/ai-1-week-15.docx
@@ -29,6 +29,11 @@
       </w:r>
     </w:p>
     <w:p>
+      <w:r>
+        <w:t>Prepare Save New Examples for Testing: check the target, prerequisites, resources and adaptable teaching schedule.</w:t>
+      </w:r>
+    </w:p>
+    <w:p>
       <w:pPr>
         <w:pStyle w:val="Heading3"/>
       </w:pPr>
@@ -37,7 +42,13 @@
       </w:r>
     </w:p>
     <w:p>
-      <w:r>
+      <w:pPr>
+        <w:spacing w:line="336" w:lineRule="auto" w:after="180"/>
+      </w:pPr>
+      <w:r>
+        <w:rPr>
+          <w:b w:val="0"/>
+        </w:rPr>
         <w:t>Primary target: Separate examples used to choose a model from examples reserved for its final evaluation</w:t>
       </w:r>
     </w:p>
@@ -185,8 +196,37 @@
       </w:tr>
     </w:tbl>
     <w:p>
-      <w:r>
-        <w:t>This is a starting allocation of 135 minutes, not a validated duration. Preserve all named topics. Schedule extra time for connected examples, the full investigation, independent cases and project building. Repeated copies of a case share one recorded attempt; they are not new evidence.</w:t>
+      <w:pPr>
+        <w:spacing w:line="336" w:lineRule="auto" w:after="180"/>
+      </w:pPr>
+      <w:r>
+        <w:rPr>
+          <w:b w:val="0"/>
+        </w:rPr>
+        <w:t>This is a starting allocation of 135 minutes, not a validated duration. Preserve all named topics. Schedule extra time for connected examples, the full investigation, independent cases and project building.</w:t>
+      </w:r>
+    </w:p>
+    <w:p>
+      <w:pPr>
+        <w:spacing w:line="336" w:lineRule="auto" w:after="180"/>
+      </w:pPr>
+      <w:r>
+        <w:rPr>
+          <w:b w:val="0"/>
+        </w:rPr>
+        <w:t xml:space="preserve">Repeated copies of a case share one recorded attempt; they are not new </w:t>
+      </w:r>
+      <w:r>
+        <w:rPr>
+          <w:b/>
+        </w:rPr>
+        <w:t>evidence</w:t>
+      </w:r>
+      <w:r>
+        <w:rPr>
+          <w:b w:val="0"/>
+        </w:rPr>
+        <w:t>.</w:t>
       </w:r>
     </w:p>
     <w:p>
@@ -206,18 +246,112 @@
       </w:r>
     </w:p>
     <w:p>
-      <w:r>
+      <w:pPr>
+        <w:spacing w:line="336" w:lineRule="auto" w:after="180"/>
+      </w:pPr>
+      <w:r>
+        <w:rPr>
+          <w:b w:val="0"/>
+        </w:rPr>
         <w:t>Without opening the old lesson, explain one key idea from Build a Human Classifier. Give an example and a mistake that the idea helps you avoid.</w:t>
       </w:r>
     </w:p>
     <w:p>
-      <w:r>
-        <w:t>Look for: Construct a classifier with a stated input format, selected rule and recorded output</w:t>
-      </w:r>
-    </w:p>
-    <w:p>
-      <w:r>
-        <w:t>Reference example, not the only acceptable wording: Require a present height, unit cm, a whole number and range 1 through 10 inclusive. For example, 7 cm is accepted; blank is missing, 60 mm has the wrong unit and 11 cm is outside the range. Fractional values such as 4.5 cm also fail. The contract defines accepted inputs; it does not list only the fitting records or establish prediction correctness.</w:t>
+      <w:pPr>
+        <w:spacing w:line="336" w:lineRule="auto" w:after="180"/>
+      </w:pPr>
+      <w:r>
+        <w:rPr>
+          <w:b w:val="0"/>
+        </w:rPr>
+        <w:t xml:space="preserve">Look for: Construct a classifier with a stated </w:t>
+      </w:r>
+      <w:r>
+        <w:rPr>
+          <w:b/>
+        </w:rPr>
+        <w:t>input</w:t>
+      </w:r>
+      <w:r>
+        <w:rPr>
+          <w:b w:val="0"/>
+        </w:rPr>
+        <w:t xml:space="preserve"> format, selected rule and recorded </w:t>
+      </w:r>
+      <w:r>
+        <w:rPr>
+          <w:b/>
+        </w:rPr>
+        <w:t>output</w:t>
+      </w:r>
+    </w:p>
+    <w:p>
+      <w:pPr>
+        <w:spacing w:line="336" w:lineRule="auto" w:after="180"/>
+      </w:pPr>
+      <w:r>
+        <w:rPr>
+          <w:b w:val="0"/>
+        </w:rPr>
+        <w:t>Reference example, not the only acceptable wording: Require a present height, unit cm, a whole number and range 1 through 10 inclusive.</w:t>
+      </w:r>
+    </w:p>
+    <w:p>
+      <w:pPr>
+        <w:spacing w:line="336" w:lineRule="auto" w:after="180"/>
+      </w:pPr>
+      <w:r>
+        <w:rPr>
+          <w:b w:val="0"/>
+        </w:rPr>
+        <w:t>For example, 7 cm is accepted; blank is missing, 60 mm has the wrong unit and 11 cm is outside the range. Fractional values such as 4.5 cm also fail.</w:t>
+      </w:r>
+    </w:p>
+    <w:p>
+      <w:pPr>
+        <w:spacing w:line="336" w:lineRule="auto" w:after="180"/>
+      </w:pPr>
+      <w:r>
+        <w:rPr>
+          <w:b w:val="0"/>
+        </w:rPr>
+        <w:t xml:space="preserve">The contract defines accepted </w:t>
+      </w:r>
+      <w:r>
+        <w:rPr>
+          <w:b/>
+        </w:rPr>
+        <w:t>input</w:t>
+      </w:r>
+      <w:r>
+        <w:rPr>
+          <w:b w:val="0"/>
+        </w:rPr>
+        <w:t xml:space="preserve">s; it does not list only the </w:t>
+      </w:r>
+      <w:r>
+        <w:rPr>
+          <w:b/>
+        </w:rPr>
+        <w:t>fitting</w:t>
+      </w:r>
+      <w:r>
+        <w:rPr>
+          <w:b w:val="0"/>
+        </w:rPr>
+        <w:t xml:space="preserve"> records or establish </w:t>
+      </w:r>
+      <w:r>
+        <w:rPr>
+          <w:b/>
+        </w:rPr>
+        <w:t>prediction</w:t>
+      </w:r>
+      <w:r>
+        <w:rPr>
+          <w:b w:val="0"/>
+        </w:rPr>
+        <w:t xml:space="preserve"> correctness.</w:t>
       </w:r>
     </w:p>
     <w:p>
@@ -229,18 +363,59 @@
       </w:r>
     </w:p>
     <w:p>
-      <w:r>
+      <w:pPr>
+        <w:spacing w:line="336" w:lineRule="auto" w:after="180"/>
+      </w:pPr>
+      <w:r>
+        <w:rPr>
+          <w:b w:val="0"/>
+        </w:rPr>
         <w:t>Without opening the old lesson, explain one key idea from Debug the Cause. Give an example and a mistake that the idea helps you avoid.</w:t>
       </w:r>
     </w:p>
     <w:p>
-      <w:r>
+      <w:pPr>
+        <w:spacing w:line="336" w:lineRule="auto" w:after="180"/>
+      </w:pPr>
+      <w:r>
+        <w:rPr>
+          <w:b w:val="0"/>
+        </w:rPr>
         <w:t>Look for: Compare expected and observed traces to locate the first difference</w:t>
       </w:r>
     </w:p>
     <w:p>
-      <w:r>
-        <w:t>Reference example, not the only acceptable wording: Expected trace: 3, 5, 10, 9. First difference is the doubling checkpoint: 10 expected versus 8 observed. The later 8 minus 1 equals 7, so the observed subtraction is consistent with its input. Investigate the earlier step before claiming another fault.</w:t>
+      <w:pPr>
+        <w:spacing w:line="336" w:lineRule="auto" w:after="180"/>
+      </w:pPr>
+      <w:r>
+        <w:rPr>
+          <w:b w:val="0"/>
+        </w:rPr>
+        <w:t>Reference example, not the only acceptable wording: Expected trace: 3, 5, 10, 9. First difference is the doubling checkpoint: 10 expected versus 8 observed.</w:t>
+      </w:r>
+    </w:p>
+    <w:p>
+      <w:pPr>
+        <w:spacing w:line="336" w:lineRule="auto" w:after="180"/>
+      </w:pPr>
+      <w:r>
+        <w:rPr>
+          <w:b w:val="0"/>
+        </w:rPr>
+        <w:t xml:space="preserve">The later 8 minus 1 equals 7, so the observed subtraction is consistent with its </w:t>
+      </w:r>
+      <w:r>
+        <w:rPr>
+          <w:b/>
+        </w:rPr>
+        <w:t>input</w:t>
+      </w:r>
+      <w:r>
+        <w:rPr>
+          <w:b w:val="0"/>
+        </w:rPr>
+        <w:t>. Investigate the earlier step before claiming another fault.</w:t>
       </w:r>
     </w:p>
     <w:p>
@@ -252,22 +427,57 @@
       </w:r>
     </w:p>
     <w:p>
-      <w:r>
+      <w:pPr>
+        <w:spacing w:line="336" w:lineRule="auto" w:after="180"/>
+      </w:pPr>
+      <w:r>
+        <w:rPr>
+          <w:b w:val="0"/>
+        </w:rPr>
         <w:t>Without opening the old lesson, explain one key idea from Algorithms as Recipes. Give an example and a mistake that the idea helps you avoid.</w:t>
       </w:r>
     </w:p>
     <w:p>
-      <w:r>
+      <w:pPr>
+        <w:spacing w:line="336" w:lineRule="auto" w:after="180"/>
+      </w:pPr>
+      <w:r>
+        <w:rPr>
+          <w:b w:val="0"/>
+        </w:rPr>
         <w:t>Look for: Trace an ordered algorithm using the current value after every instruction</w:t>
       </w:r>
     </w:p>
     <w:p>
-      <w:r>
-        <w:t>Reference example, not the only acceptable wording: The trace is 3, 7, 14, 9. The doubling step uses 7, the current value after adding 4 to 3. It must not double the initial 3. Accept a table, arrows or clearly labelled sentences that preserve the order.</w:t>
-      </w:r>
-    </w:p>
-    <w:p>
-      <w:r>
+      <w:pPr>
+        <w:spacing w:line="336" w:lineRule="auto" w:after="180"/>
+      </w:pPr>
+      <w:r>
+        <w:rPr>
+          <w:b w:val="0"/>
+        </w:rPr>
+        <w:t>Reference example, not the only acceptable wording: The trace is 3, 7, 14, 9. The doubling step uses 7, the current value after adding 4 to 3. It must not double the initial 3.</w:t>
+      </w:r>
+    </w:p>
+    <w:p>
+      <w:pPr>
+        <w:spacing w:line="336" w:lineRule="auto" w:after="180"/>
+      </w:pPr>
+      <w:r>
+        <w:rPr>
+          <w:b w:val="0"/>
+        </w:rPr>
+        <w:t>Accept a table, arrows or clearly labelled sentences that preserve the order.</w:t>
+      </w:r>
+    </w:p>
+    <w:p>
+      <w:pPr>
+        <w:spacing w:line="336" w:lineRule="auto" w:after="180"/>
+      </w:pPr>
+      <w:r>
+        <w:rPr>
+          <w:b w:val="0"/>
+        </w:rPr>
         <w:t>Use the student module and workbook section with this exact week title. The worked case, independent question and answers below form one aligned lesson sequence.</w:t>
       </w:r>
     </w:p>
@@ -280,7 +490,13 @@
       </w:r>
     </w:p>
     <w:p>
-      <w:r>
+      <w:pPr>
+        <w:spacing w:line="336" w:lineRule="auto" w:after="180"/>
+      </w:pPr>
+      <w:r>
+        <w:rPr>
+          <w:b w:val="0"/>
+        </w:rPr>
         <w:t>Eight cards are used to invent a rule. Four sealed cards are then opened; the team changes its rule after seeing errors. Can those four cards still be called an untouched final test? Plan what to do next.</w:t>
       </w:r>
     </w:p>
@@ -293,8 +509,26 @@
       </w:r>
     </w:p>
     <w:p>
-      <w:r>
-        <w:t>A fair test uses examples not used to create the decision process.</w:t>
+      <w:pPr>
+        <w:spacing w:line="336" w:lineRule="auto" w:after="180"/>
+      </w:pPr>
+      <w:r>
+        <w:rPr>
+          <w:b w:val="0"/>
+        </w:rPr>
+        <w:t xml:space="preserve">A fair test uses examples not used to create the decision </w:t>
+      </w:r>
+      <w:r>
+        <w:rPr>
+          <w:b/>
+        </w:rPr>
+        <w:t>process</w:t>
+      </w:r>
+      <w:r>
+        <w:rPr>
+          <w:b w:val="0"/>
+        </w:rPr>
+        <w:t>.</w:t>
       </w:r>
     </w:p>
     <w:tbl>
@@ -430,12 +664,38 @@
       </w:r>
     </w:p>
     <w:p>
-      <w:r>
+      <w:pPr>
+        <w:spacing w:line="336" w:lineRule="auto" w:after="180"/>
+      </w:pPr>
+      <w:r>
+        <w:rPr>
+          <w:b w:val="0"/>
+        </w:rPr>
         <w:t>Use the supplied scenario, student illustrations and blank paper. For numeric work, offer counters or a calculator after learners show the setup. Fictional records are supplied; personal data and paid accounts are unnecessary.</w:t>
       </w:r>
     </w:p>
     <w:p>
-      <w:r>
+      <w:pPr>
+        <w:pStyle w:val="Heading3"/>
+      </w:pPr>
+      <w:r>
+        <w:t>Alternative compact allocation</w:t>
+      </w:r>
+    </w:p>
+    <w:p>
+      <w:r>
+        <w:t>This compact option is not the full-week schedule. Use the main teaching cycle and allow extra sessions for the investigation, independent work and project.</w:t>
+      </w:r>
+    </w:p>
+    <w:p>
+      <w:pPr>
+        <w:spacing w:line="336" w:lineRule="auto" w:after="180"/>
+        <w:shd w:fill="F1F6F8"/>
+      </w:pPr>
+      <w:r>
+        <w:rPr>
+          <w:b w:val="0"/>
+        </w:rPr>
         <w:t>Allow 80 minutes: recall 8; explanation 12; worked demonstration 15; guided practice 20; independent assessment 15; project and reflection 10. Extend the lab into a second session when needed.</w:t>
       </w:r>
     </w:p>
@@ -448,8 +708,61 @@
       </w:r>
     </w:p>
     <w:p>
-      <w:r>
-        <w:t>Make the order of evidence visible. The lesson table is a retrospective worked example, not an unseen student test. W4 is a separate staged exercise: do not reveal its labels before predictions are committed. Avoid calling ordinary input validation a validation set here; the focus is development versus a held-out final check.</w:t>
+      <w:pPr>
+        <w:spacing w:line="336" w:lineRule="auto" w:after="180"/>
+      </w:pPr>
+      <w:r>
+        <w:rPr>
+          <w:b w:val="0"/>
+        </w:rPr>
+        <w:t xml:space="preserve">Make the order of </w:t>
+      </w:r>
+      <w:r>
+        <w:rPr>
+          <w:b/>
+        </w:rPr>
+        <w:t>evidence</w:t>
+      </w:r>
+      <w:r>
+        <w:rPr>
+          <w:b w:val="0"/>
+        </w:rPr>
+        <w:t xml:space="preserve"> visible. The lesson table is a retrospective worked example, not an unseen student test. W4 is a separate staged exercise: do not reveal its labels before </w:t>
+      </w:r>
+      <w:r>
+        <w:rPr>
+          <w:b/>
+        </w:rPr>
+        <w:t>prediction</w:t>
+      </w:r>
+      <w:r>
+        <w:rPr>
+          <w:b w:val="0"/>
+        </w:rPr>
+        <w:t>s are committed.</w:t>
+      </w:r>
+    </w:p>
+    <w:p>
+      <w:pPr>
+        <w:spacing w:line="336" w:lineRule="auto" w:after="180"/>
+      </w:pPr>
+      <w:r>
+        <w:rPr>
+          <w:b w:val="0"/>
+        </w:rPr>
+        <w:t xml:space="preserve">Avoid calling ordinary </w:t>
+      </w:r>
+      <w:r>
+        <w:rPr>
+          <w:b/>
+        </w:rPr>
+        <w:t>input</w:t>
+      </w:r>
+      <w:r>
+        <w:rPr>
+          <w:b w:val="0"/>
+        </w:rPr>
+        <w:t xml:space="preserve"> validation a validation set here; the focus is development versus a held-out final check.</w:t>
       </w:r>
     </w:p>
     <w:p>
@@ -461,23 +774,118 @@
       </w:r>
     </w:p>
     <w:p>
-      <w:r>
-        <w:t>Compare the prediction with an appropriate recorded label. If the label helps choose the threshold, that example has participated in fitting or model selection; it is not independent evaluation evidence for the resulting model.</w:t>
-      </w:r>
-    </w:p>
-    <w:p>
-      <w:r>
+      <w:pPr>
+        <w:spacing w:line="336" w:lineRule="auto" w:after="180"/>
+      </w:pPr>
+      <w:r>
+        <w:rPr>
+          <w:b w:val="0"/>
+        </w:rPr>
+        <w:t xml:space="preserve">Compare the </w:t>
+      </w:r>
+      <w:r>
+        <w:rPr>
+          <w:b/>
+        </w:rPr>
+        <w:t>prediction</w:t>
+      </w:r>
+      <w:r>
+        <w:rPr>
+          <w:b w:val="0"/>
+        </w:rPr>
+        <w:t xml:space="preserve"> with an appropriate recorded label.</w:t>
+      </w:r>
+    </w:p>
+    <w:p>
+      <w:pPr>
+        <w:spacing w:line="336" w:lineRule="auto" w:after="180"/>
+      </w:pPr>
+      <w:r>
+        <w:rPr>
+          <w:b w:val="0"/>
+        </w:rPr>
+        <w:t xml:space="preserve">If the label helps choose the threshold, that example has participated in </w:t>
+      </w:r>
+      <w:r>
+        <w:rPr>
+          <w:b/>
+        </w:rPr>
+        <w:t>fitting</w:t>
+      </w:r>
+      <w:r>
+        <w:rPr>
+          <w:b w:val="0"/>
+        </w:rPr>
+        <w:t xml:space="preserve"> or model selection; it is not independent evaluation </w:t>
+      </w:r>
+      <w:r>
+        <w:rPr>
+          <w:b/>
+        </w:rPr>
+        <w:t>evidence</w:t>
+      </w:r>
+      <w:r>
+        <w:rPr>
+          <w:b w:val="0"/>
+        </w:rPr>
+        <w:t xml:space="preserve"> for the resulting model.</w:t>
+      </w:r>
+    </w:p>
+    <w:p>
+      <w:pPr>
+        <w:spacing w:line="336" w:lineRule="auto" w:after="180"/>
+      </w:pPr>
+      <w:r>
+        <w:rPr>
+          <w:b w:val="0"/>
+        </w:rPr>
         <w:t>Development and reserved tower cards from the worked example, marked as a completed experiment</w:t>
       </w:r>
     </w:p>
     <w:p>
-      <w:r>
-        <w:t>RibbonA input cards 5, 7, 9, 11 cm and a covered label sheet: short, short, long, long</w:t>
-      </w:r>
-    </w:p>
-    <w:p>
-      <w:r>
-        <w:t>Paper for a dated frozen-rule record and separate predictions, labels and outcome columns</w:t>
+      <w:pPr>
+        <w:spacing w:line="336" w:lineRule="auto" w:after="180"/>
+      </w:pPr>
+      <w:r>
+        <w:rPr>
+          <w:b w:val="0"/>
+        </w:rPr>
+        <w:t xml:space="preserve">RibbonA </w:t>
+      </w:r>
+      <w:r>
+        <w:rPr>
+          <w:b/>
+        </w:rPr>
+        <w:t>input</w:t>
+      </w:r>
+      <w:r>
+        <w:rPr>
+          <w:b w:val="0"/>
+        </w:rPr>
+        <w:t xml:space="preserve"> cards 5, 7, 9, 11 cm and a covered label sheet: short, short, long, long</w:t>
+      </w:r>
+    </w:p>
+    <w:p>
+      <w:pPr>
+        <w:spacing w:line="336" w:lineRule="auto" w:after="180"/>
+      </w:pPr>
+      <w:r>
+        <w:rPr>
+          <w:b w:val="0"/>
+        </w:rPr>
+        <w:t xml:space="preserve">Paper for a dated frozen-rule record and separate </w:t>
+      </w:r>
+      <w:r>
+        <w:rPr>
+          <w:b/>
+        </w:rPr>
+        <w:t>prediction</w:t>
+      </w:r>
+      <w:r>
+        <w:rPr>
+          <w:b w:val="0"/>
+        </w:rPr>
+        <w:t>s, labels and outcome columns</w:t>
       </w:r>
     </w:p>
     <w:p>
@@ -489,12 +897,36 @@
       </w:r>
     </w:p>
     <w:p>
-      <w:r>
-        <w:t>By the end, I can freeze a model before labels are revealed and report a bounded test result.</w:t>
-      </w:r>
-    </w:p>
-    <w:p>
-      <w:r>
+      <w:pPr>
+        <w:spacing w:line="336" w:lineRule="auto" w:after="180"/>
+      </w:pPr>
+      <w:r>
+        <w:rPr>
+          <w:b w:val="0"/>
+        </w:rPr>
+        <w:t xml:space="preserve">By the end, I can </w:t>
+      </w:r>
+      <w:r>
+        <w:rPr>
+          <w:b/>
+        </w:rPr>
+        <w:t>freeze</w:t>
+      </w:r>
+      <w:r>
+        <w:rPr>
+          <w:b w:val="0"/>
+        </w:rPr>
+        <w:t xml:space="preserve"> a model before labels are revealed and report a bounded test result.</w:t>
+      </w:r>
+    </w:p>
+    <w:p>
+      <w:pPr>
+        <w:spacing w:line="336" w:lineRule="auto" w:after="180"/>
+      </w:pPr>
+      <w:r>
+        <w:rPr>
+          <w:b w:val="0"/>
+        </w:rPr>
         <w:t>This added worked case illustrates the week’s main idea. Retain all original and connected topics; schedule its practice within the teaching cycle.</w:t>
       </w:r>
     </w:p>
@@ -507,103 +939,546 @@
       </w:r>
     </w:p>
     <w:p>
+      <w:r>
+        <w:t>Model Save New Examples for Testing using the supplied case, labelled mechanism and reasoning. Make the scope of each conclusion explicit.</w:t>
+      </w:r>
+    </w:p>
+    <w:p>
+      <w:pPr>
+        <w:spacing w:line="336" w:lineRule="auto" w:after="180"/>
+      </w:pPr>
+      <w:r>
+        <w:rPr>
+          <w:b w:val="0"/>
+        </w:rPr>
+        <w:t>Follow the information instead of imagining magic inside the machine.</w:t>
+      </w:r>
+    </w:p>
+    <w:p>
       <w:pPr>
         <w:pStyle w:val="Heading3"/>
       </w:pPr>
       <w:r>
-        <w:t>Explain the mechanism</w:t>
-      </w:r>
-    </w:p>
-    <w:p>
-      <w:r>
-        <w:t>Follow the information instead of imagining magic inside the machine.</w:t>
-      </w:r>
-    </w:p>
-    <w:p>
-      <w:r>
-        <w:t>INPUT all labeled cards</w:t>
-      </w:r>
-    </w:p>
-    <w:p>
-      <w:r>
-        <w:t>PROCESS separate training and untouched testing before rule creation</w:t>
-      </w:r>
-    </w:p>
-    <w:p>
-      <w:r>
-        <w:t>OUTPUT honest performance evidence on new cards</w:t>
-      </w:r>
-    </w:p>
-    <w:p>
-      <w:r>
-        <w:t>CORE IDEA A fair test uses examples not used to create the decision process.</w:t>
-      </w:r>
-    </w:p>
-    <w:p>
-      <w:r>
-        <w:t>UNDER THE HOOD Evaluation on training data is optimistically biased. A holdout test set estimates behavior on unseen examples only if it remains untouched during design. Repeatedly tuning to test results leaks information and turns the test into training.</w:t>
-      </w:r>
-    </w:p>
-    <w:p>
-      <w:r>
+        <w:t>1. Input — information entering</w:t>
+      </w:r>
+    </w:p>
+    <w:p>
+      <w:pPr>
+        <w:spacing w:line="336" w:lineRule="auto" w:after="180"/>
+        <w:shd w:fill="F4F9FC"/>
+      </w:pPr>
+      <w:r>
+        <w:rPr>
+          <w:b/>
+        </w:rPr>
+        <w:t>INPUT</w:t>
+      </w:r>
+      <w:r>
+        <w:rPr>
+          <w:b w:val="0"/>
+        </w:rPr>
+        <w:t xml:space="preserve"> all labeled cards</w:t>
+      </w:r>
+    </w:p>
+    <w:p>
+      <w:pPr>
+        <w:pStyle w:val="Heading3"/>
+      </w:pPr>
+      <w:r>
+        <w:t>2. Process — the deciding step</w:t>
+      </w:r>
+    </w:p>
+    <w:p>
+      <w:pPr>
+        <w:spacing w:line="336" w:lineRule="auto" w:after="180"/>
+        <w:shd w:fill="F4F9FC"/>
+      </w:pPr>
+      <w:r>
+        <w:rPr>
+          <w:b/>
+        </w:rPr>
+        <w:t>PROCESS</w:t>
+      </w:r>
+      <w:r>
+        <w:rPr>
+          <w:b w:val="0"/>
+        </w:rPr>
+        <w:t xml:space="preserve"> separate </w:t>
+      </w:r>
+      <w:r>
+        <w:rPr>
+          <w:b/>
+        </w:rPr>
+        <w:t>training</w:t>
+      </w:r>
+      <w:r>
+        <w:rPr>
+          <w:b w:val="0"/>
+        </w:rPr>
+        <w:t xml:space="preserve"> and untouched testing before rule creation</w:t>
+      </w:r>
+    </w:p>
+    <w:p>
+      <w:pPr>
+        <w:pStyle w:val="Heading3"/>
+      </w:pPr>
+      <w:r>
+        <w:t>3. Output — the result</w:t>
+      </w:r>
+    </w:p>
+    <w:p>
+      <w:pPr>
+        <w:spacing w:line="336" w:lineRule="auto" w:after="180"/>
+        <w:shd w:fill="F4F9FC"/>
+      </w:pPr>
+      <w:r>
+        <w:rPr>
+          <w:b/>
+        </w:rPr>
+        <w:t>OUTPUT</w:t>
+      </w:r>
+      <w:r>
+        <w:rPr>
+          <w:b w:val="0"/>
+        </w:rPr>
+        <w:t xml:space="preserve"> honest performance </w:t>
+      </w:r>
+      <w:r>
+        <w:rPr>
+          <w:b/>
+        </w:rPr>
+        <w:t>evidence</w:t>
+      </w:r>
+      <w:r>
+        <w:rPr>
+          <w:b w:val="0"/>
+        </w:rPr>
+        <w:t xml:space="preserve"> on new cards</w:t>
+      </w:r>
+    </w:p>
+    <w:p>
+      <w:pPr>
+        <w:pStyle w:val="Heading3"/>
+      </w:pPr>
+      <w:r>
+        <w:t>Key idea</w:t>
+      </w:r>
+    </w:p>
+    <w:p>
+      <w:pPr>
+        <w:spacing w:line="336" w:lineRule="auto" w:after="180"/>
+        <w:shd w:fill="EDF7F3"/>
+      </w:pPr>
+      <w:r>
+        <w:rPr>
+          <w:b w:val="0"/>
+        </w:rPr>
+        <w:t xml:space="preserve">CORE IDEA A fair test uses examples not used to create the decision </w:t>
+      </w:r>
+      <w:r>
+        <w:rPr>
+          <w:b/>
+        </w:rPr>
+        <w:t>process</w:t>
+      </w:r>
+      <w:r>
+        <w:rPr>
+          <w:b w:val="0"/>
+        </w:rPr>
+        <w:t>.</w:t>
+      </w:r>
+    </w:p>
+    <w:p>
+      <w:pPr>
+        <w:pStyle w:val="Heading3"/>
+      </w:pPr>
+      <w:r>
+        <w:t>How the mechanism works</w:t>
+      </w:r>
+    </w:p>
+    <w:p>
+      <w:pPr>
+        <w:spacing w:line="336" w:lineRule="auto" w:after="180"/>
+        <w:shd w:fill="F1F6F8"/>
+      </w:pPr>
+      <w:r>
+        <w:rPr>
+          <w:b w:val="0"/>
+        </w:rPr>
+        <w:t xml:space="preserve">UNDER THE HOOD Evaluation on </w:t>
+      </w:r>
+      <w:r>
+        <w:rPr>
+          <w:b/>
+        </w:rPr>
+        <w:t>training</w:t>
+      </w:r>
+      <w:r>
+        <w:rPr>
+          <w:b w:val="0"/>
+        </w:rPr>
+        <w:t xml:space="preserve"> data is optimistically biased. A </w:t>
+      </w:r>
+      <w:r>
+        <w:rPr>
+          <w:b/>
+        </w:rPr>
+        <w:t>holdout</w:t>
+      </w:r>
+      <w:r>
+        <w:rPr>
+          <w:b w:val="0"/>
+        </w:rPr>
+        <w:t xml:space="preserve"> </w:t>
+      </w:r>
+      <w:r>
+        <w:rPr>
+          <w:b/>
+        </w:rPr>
+        <w:t>test set</w:t>
+      </w:r>
+      <w:r>
+        <w:rPr>
+          <w:b w:val="0"/>
+        </w:rPr>
+        <w:t xml:space="preserve"> estimates behavior on unseen examples only if it remains untouched during design.</w:t>
+      </w:r>
+    </w:p>
+    <w:p>
+      <w:pPr>
+        <w:spacing w:line="336" w:lineRule="auto" w:after="180"/>
+        <w:shd w:fill="F1F6F8"/>
+      </w:pPr>
+      <w:r>
+        <w:rPr>
+          <w:b w:val="0"/>
+        </w:rPr>
+        <w:t xml:space="preserve">Repeatedly tuning to test results leaks information and turns the test into </w:t>
+      </w:r>
+      <w:r>
+        <w:rPr>
+          <w:b/>
+        </w:rPr>
+        <w:t>training</w:t>
+      </w:r>
+      <w:r>
+        <w:rPr>
+          <w:b w:val="0"/>
+        </w:rPr>
+        <w:t>.</w:t>
+      </w:r>
+    </w:p>
+    <w:p>
+      <w:pPr>
+        <w:spacing w:line="336" w:lineRule="auto" w:after="180"/>
+      </w:pPr>
+      <w:r>
+        <w:rPr>
+          <w:b w:val="0"/>
+        </w:rPr>
         <w:t>Draw a fresh example with all three stages:</w:t>
       </w:r>
     </w:p>
     <w:p>
-      <w:r>
-        <w:t>Every step connects a claim to observable evidence.</w:t>
-      </w:r>
-    </w:p>
-    <w:p>
-      <w:r>
+      <w:pPr>
+        <w:spacing w:line="336" w:lineRule="auto" w:after="180"/>
+      </w:pPr>
+      <w:r>
+        <w:rPr>
+          <w:b w:val="0"/>
+        </w:rPr>
+        <w:t xml:space="preserve">Every step connects a claim to observable </w:t>
+      </w:r>
+      <w:r>
+        <w:rPr>
+          <w:b/>
+        </w:rPr>
+        <w:t>evidence</w:t>
+      </w:r>
+      <w:r>
+        <w:rPr>
+          <w:b w:val="0"/>
+        </w:rPr>
+        <w:t>.</w:t>
+      </w:r>
+    </w:p>
+    <w:p>
+      <w:pPr>
+        <w:pStyle w:val="Heading3"/>
+      </w:pPr>
+      <w:r>
+        <w:t>The case to investigate</w:t>
+      </w:r>
+    </w:p>
+    <w:p>
+      <w:pPr>
+        <w:spacing w:line="336" w:lineRule="auto" w:after="180"/>
+        <w:shd w:fill="F1F6FC"/>
+      </w:pPr>
+      <w:r>
+        <w:rPr>
+          <w:b w:val="0"/>
+        </w:rPr>
         <w:t>CASE If a sorter sees every mystery card while its rule is being created, later success on those same cards does not show transfer.</w:t>
       </w:r>
     </w:p>
     <w:p>
-      <w:r>
+      <w:pPr>
+        <w:pStyle w:val="Heading3"/>
+      </w:pPr>
+      <w:r>
+        <w:t>Step 1</w:t>
+      </w:r>
+    </w:p>
+    <w:p>
+      <w:pPr>
+        <w:spacing w:line="336" w:lineRule="auto" w:after="180"/>
+        <w:shd w:fill="F4F9FC"/>
+      </w:pPr>
+      <w:r>
+        <w:rPr>
+          <w:b w:val="0"/>
+        </w:rPr>
         <w:t>STEP 1 — OBSERVE all labeled cards</w:t>
       </w:r>
     </w:p>
     <w:p>
-      <w:r>
-        <w:t>STEP 2 — TRACE separate training and untouched testing before rule creation</w:t>
-      </w:r>
-    </w:p>
-    <w:p>
-      <w:r>
-        <w:t>STEP 3 — CONCLUDE honest performance evidence on new cards</w:t>
-      </w:r>
-    </w:p>
-    <w:p>
-      <w:r>
-        <w:t>MODEL REASONING Randomly or deliberately reserve representative cards first. Create the decision process using only the learning pile. Open the test pile once for evidence, record every result, and do not call the revised process tested until a new holdout exists.</w:t>
-      </w:r>
-    </w:p>
-    <w:p>
-      <w:r>
-        <w:t>DO NOT OVERCLAIM A test set stops being independent when its answers guide revisions.</w:t>
-      </w:r>
-    </w:p>
-    <w:p>
-      <w:r>
-        <w:t>What new evidence could change this answer?</w:t>
-      </w:r>
-    </w:p>
-    <w:p>
       <w:pPr>
         <w:pStyle w:val="Heading3"/>
       </w:pPr>
       <w:r>
+        <w:t>Step 2</w:t>
+      </w:r>
+    </w:p>
+    <w:p>
+      <w:pPr>
+        <w:spacing w:line="336" w:lineRule="auto" w:after="180"/>
+        <w:shd w:fill="F4F9FC"/>
+      </w:pPr>
+      <w:r>
+        <w:rPr>
+          <w:b w:val="0"/>
+        </w:rPr>
+        <w:t xml:space="preserve">STEP 2 — TRACE separate </w:t>
+      </w:r>
+      <w:r>
+        <w:rPr>
+          <w:b/>
+        </w:rPr>
+        <w:t>training</w:t>
+      </w:r>
+      <w:r>
+        <w:rPr>
+          <w:b w:val="0"/>
+        </w:rPr>
+        <w:t xml:space="preserve"> and untouched testing before rule creation</w:t>
+      </w:r>
+    </w:p>
+    <w:p>
+      <w:pPr>
+        <w:pStyle w:val="Heading3"/>
+      </w:pPr>
+      <w:r>
+        <w:t>Step 3</w:t>
+      </w:r>
+    </w:p>
+    <w:p>
+      <w:pPr>
+        <w:spacing w:line="336" w:lineRule="auto" w:after="180"/>
+        <w:shd w:fill="F4F9FC"/>
+      </w:pPr>
+      <w:r>
+        <w:rPr>
+          <w:b w:val="0"/>
+        </w:rPr>
+        <w:t xml:space="preserve">STEP 3 — CONCLUDE honest performance </w:t>
+      </w:r>
+      <w:r>
+        <w:rPr>
+          <w:b/>
+        </w:rPr>
+        <w:t>evidence</w:t>
+      </w:r>
+      <w:r>
+        <w:rPr>
+          <w:b w:val="0"/>
+        </w:rPr>
+        <w:t xml:space="preserve"> on new cards</w:t>
+      </w:r>
+    </w:p>
+    <w:p>
+      <w:pPr>
+        <w:pStyle w:val="Heading3"/>
+      </w:pPr>
+      <w:r>
+        <w:t>Model answer</w:t>
+      </w:r>
+    </w:p>
+    <w:p>
+      <w:pPr>
+        <w:spacing w:line="336" w:lineRule="auto" w:after="180"/>
+        <w:shd w:fill="F1F6FC"/>
+      </w:pPr>
+      <w:r>
+        <w:rPr>
+          <w:b w:val="0"/>
+        </w:rPr>
+        <w:t xml:space="preserve">MODEL REASONING Randomly or deliberately reserve representative cards first. Create the decision </w:t>
+      </w:r>
+      <w:r>
+        <w:rPr>
+          <w:b/>
+        </w:rPr>
+        <w:t>process</w:t>
+      </w:r>
+      <w:r>
+        <w:rPr>
+          <w:b w:val="0"/>
+        </w:rPr>
+        <w:t xml:space="preserve"> using only the learning pile.</w:t>
+      </w:r>
+    </w:p>
+    <w:p>
+      <w:pPr>
+        <w:spacing w:line="336" w:lineRule="auto" w:after="180"/>
+        <w:shd w:fill="F1F6FC"/>
+      </w:pPr>
+      <w:r>
+        <w:rPr>
+          <w:b w:val="0"/>
+        </w:rPr>
+        <w:t xml:space="preserve">Open the test pile once for </w:t>
+      </w:r>
+      <w:r>
+        <w:rPr>
+          <w:b/>
+        </w:rPr>
+        <w:t>evidence</w:t>
+      </w:r>
+      <w:r>
+        <w:rPr>
+          <w:b w:val="0"/>
+        </w:rPr>
+        <w:t xml:space="preserve">, record every result, and do not call the revised </w:t>
+      </w:r>
+      <w:r>
+        <w:rPr>
+          <w:b/>
+        </w:rPr>
+        <w:t>process</w:t>
+      </w:r>
+      <w:r>
+        <w:rPr>
+          <w:b w:val="0"/>
+        </w:rPr>
+        <w:t xml:space="preserve"> tested until a new </w:t>
+      </w:r>
+      <w:r>
+        <w:rPr>
+          <w:b/>
+        </w:rPr>
+        <w:t>holdout</w:t>
+      </w:r>
+      <w:r>
+        <w:rPr>
+          <w:b w:val="0"/>
+        </w:rPr>
+        <w:t xml:space="preserve"> exists.</w:t>
+      </w:r>
+    </w:p>
+    <w:p>
+      <w:pPr>
+        <w:pStyle w:val="Heading3"/>
+      </w:pPr>
+      <w:r>
+        <w:t>A claim to avoid</w:t>
+      </w:r>
+    </w:p>
+    <w:p>
+      <w:pPr>
+        <w:spacing w:line="336" w:lineRule="auto" w:after="180"/>
+        <w:shd w:fill="FFF5E6"/>
+      </w:pPr>
+      <w:r>
+        <w:rPr>
+          <w:b w:val="0"/>
+        </w:rPr>
+        <w:t xml:space="preserve">DO NOT OVERCLAIM A </w:t>
+      </w:r>
+      <w:r>
+        <w:rPr>
+          <w:b/>
+        </w:rPr>
+        <w:t>test set</w:t>
+      </w:r>
+      <w:r>
+        <w:rPr>
+          <w:b w:val="0"/>
+        </w:rPr>
+        <w:t xml:space="preserve"> stops being independent when its answers guide revisions.</w:t>
+      </w:r>
+    </w:p>
+    <w:p>
+      <w:pPr>
+        <w:spacing w:line="336" w:lineRule="auto" w:after="180"/>
+        <w:shd w:fill="F5F1FB"/>
+      </w:pPr>
+      <w:r>
+        <w:rPr>
+          <w:b w:val="0"/>
+        </w:rPr>
+        <w:t xml:space="preserve">What new </w:t>
+      </w:r>
+      <w:r>
+        <w:rPr>
+          <w:b/>
+        </w:rPr>
+        <w:t>evidence</w:t>
+      </w:r>
+      <w:r>
+        <w:rPr>
+          <w:b w:val="0"/>
+        </w:rPr>
+        <w:t xml:space="preserve"> could change this answer?</w:t>
+      </w:r>
+    </w:p>
+    <w:p>
+      <w:pPr>
+        <w:pStyle w:val="Heading3"/>
+      </w:pPr>
+      <w:r>
         <w:t>Concrete teaching case</w:t>
       </w:r>
     </w:p>
     <w:p>
-      <w:r>
+      <w:pPr>
+        <w:pStyle w:val="Heading3"/>
+      </w:pPr>
+      <w:r>
+        <w:t>The teaching case</w:t>
+      </w:r>
+    </w:p>
+    <w:p>
+      <w:pPr>
+        <w:spacing w:line="336" w:lineRule="auto" w:after="180"/>
+        <w:shd w:fill="F1F6FC"/>
+      </w:pPr>
+      <w:r>
+        <w:rPr>
+          <w:b w:val="0"/>
+        </w:rPr>
         <w:t>Cards A–F are used for practice. G and H remain sealed.</w:t>
       </w:r>
     </w:p>
     <w:p>
-      <w:r>
+      <w:pPr>
+        <w:spacing w:line="336" w:lineRule="auto" w:after="180"/>
+        <w:shd w:fill="F5F1FB"/>
+      </w:pPr>
+      <w:r>
+        <w:rPr>
+          <w:b w:val="0"/>
+        </w:rPr>
         <w:t>Which can provide a fresh test, and under what condition?</w:t>
       </w:r>
     </w:p>
@@ -616,7 +1491,22 @@
       </w:r>
     </w:p>
     <w:p>
-      <w:r>
+      <w:pPr>
+        <w:pStyle w:val="Heading3"/>
+      </w:pPr>
+      <w:r>
+        <w:t>Why the result follows</w:t>
+      </w:r>
+    </w:p>
+    <w:p>
+      <w:pPr>
+        <w:spacing w:line="336" w:lineRule="auto" w:after="180"/>
+        <w:shd w:fill="F1F6FC"/>
+      </w:pPr>
+      <w:r>
+        <w:rPr>
+          <w:b w:val="0"/>
+        </w:rPr>
         <w:t>G and H, only if neither influenced teaching or revision. Familiar cases do not establish unseen performance. Keep final test answers separate.</w:t>
       </w:r>
     </w:p>
@@ -629,28 +1519,249 @@
       </w:r>
     </w:p>
     <w:p>
-      <w:r>
-        <w:t>A rule chosen to fit examples may work differently on new cases. To investigate that difference, reserve a set of examples before development. Use the development examples to choose the model. Keep the final test examples separate until the model is fixed, then evaluate that recorded model.</w:t>
-      </w:r>
-    </w:p>
-    <w:p>
-      <w:r>
-        <w:t>In this paper activity, a teacher keeps the reserved examples in an envelope. Record the input contract, feature, category rule and model version before opening it. Once the input values are revealed, predict using the frozen model before revealing their comparison labels. This prevents copying the labels into the predictions.</w:t>
-      </w:r>
-    </w:p>
-    <w:p>
-      <w:r>
-        <w:t>The worked example below describes a completed experiment, so its test labels are visible for discussion. It is not an unseen test for you. In the workbook experiment, the teacher will supply a separate set of comparison labels after you have saved your predictions. All data are imaginary classroom records.</w:t>
-      </w:r>
-    </w:p>
-    <w:p>
-      <w:r>
-        <w:t>In the completed experiment, development towers at heights 2, 4, 6 and 8 cm have labels short, short, tall and tall. Candidates predict tall at or above 5 or 6 cm. Both fit all four labels; the stated smaller-threshold tie rule selects 5. The team freezes model TowerA with threshold 5.</w:t>
-      </w:r>
-    </w:p>
-    <w:p>
-      <w:r>
-        <w:t>The reserved inputs are different records at heights 3, 5, 7 and 9 cm. TowerA accepts whole cm heights from 1 through 10. It predicts short, tall, tall and tall. These predictions are saved before the reserved labels are opened. The comparison below records what happened, including the failure.</w:t>
+      <w:pPr>
+        <w:pStyle w:val="Heading3"/>
+      </w:pPr>
+      <w:r>
+        <w:t>Explain the added worked example · 1</w:t>
+      </w:r>
+    </w:p>
+    <w:p>
+      <w:pPr>
+        <w:spacing w:line="336" w:lineRule="auto" w:after="180"/>
+      </w:pPr>
+      <w:r>
+        <w:rPr>
+          <w:b w:val="0"/>
+        </w:rPr>
+        <w:t xml:space="preserve">A rule chosen to fit examples may work differently on new cases. To investigate that difference, reserve a set of examples before development. Use the </w:t>
+      </w:r>
+      <w:r>
+        <w:rPr>
+          <w:b/>
+        </w:rPr>
+        <w:t>development examples</w:t>
+      </w:r>
+      <w:r>
+        <w:rPr>
+          <w:b w:val="0"/>
+        </w:rPr>
+        <w:t xml:space="preserve"> to choose the model.</w:t>
+      </w:r>
+    </w:p>
+    <w:p>
+      <w:pPr>
+        <w:spacing w:line="336" w:lineRule="auto" w:after="180"/>
+      </w:pPr>
+      <w:r>
+        <w:rPr>
+          <w:b w:val="0"/>
+        </w:rPr>
+        <w:t>Keep the final test examples separate until the model is fixed, then evaluate that recorded model.</w:t>
+      </w:r>
+    </w:p>
+    <w:p>
+      <w:pPr>
+        <w:pStyle w:val="Heading3"/>
+      </w:pPr>
+      <w:r>
+        <w:t>Explain the added worked example · 2</w:t>
+      </w:r>
+    </w:p>
+    <w:p>
+      <w:pPr>
+        <w:spacing w:line="336" w:lineRule="auto" w:after="180"/>
+      </w:pPr>
+      <w:r>
+        <w:rPr>
+          <w:b w:val="0"/>
+        </w:rPr>
+        <w:t xml:space="preserve">In this paper activity, a teacher keeps the reserved examples in an envelope. Record the </w:t>
+      </w:r>
+      <w:r>
+        <w:rPr>
+          <w:b/>
+        </w:rPr>
+        <w:t>input</w:t>
+      </w:r>
+      <w:r>
+        <w:rPr>
+          <w:b w:val="0"/>
+        </w:rPr>
+        <w:t xml:space="preserve"> contract, feature, category rule and model version before opening it.</w:t>
+      </w:r>
+    </w:p>
+    <w:p>
+      <w:pPr>
+        <w:spacing w:line="336" w:lineRule="auto" w:after="180"/>
+      </w:pPr>
+      <w:r>
+        <w:rPr>
+          <w:b w:val="0"/>
+        </w:rPr>
+        <w:t xml:space="preserve">Once the </w:t>
+      </w:r>
+      <w:r>
+        <w:rPr>
+          <w:b/>
+        </w:rPr>
+        <w:t>input</w:t>
+      </w:r>
+      <w:r>
+        <w:rPr>
+          <w:b w:val="0"/>
+        </w:rPr>
+        <w:t xml:space="preserve"> values are revealed, predict using the frozen model before revealing their comparison labels. This prevents copying the labels into the </w:t>
+      </w:r>
+      <w:r>
+        <w:rPr>
+          <w:b/>
+        </w:rPr>
+        <w:t>prediction</w:t>
+      </w:r>
+      <w:r>
+        <w:rPr>
+          <w:b w:val="0"/>
+        </w:rPr>
+        <w:t>s.</w:t>
+      </w:r>
+    </w:p>
+    <w:p>
+      <w:pPr>
+        <w:pStyle w:val="Heading3"/>
+      </w:pPr>
+      <w:r>
+        <w:t>Explain the added worked example · 3</w:t>
+      </w:r>
+    </w:p>
+    <w:p>
+      <w:pPr>
+        <w:spacing w:line="336" w:lineRule="auto" w:after="180"/>
+      </w:pPr>
+      <w:r>
+        <w:rPr>
+          <w:b w:val="0"/>
+        </w:rPr>
+        <w:t>The worked example below describes a completed experiment, so its test labels are visible for discussion. It is not an unseen test for you.</w:t>
+      </w:r>
+    </w:p>
+    <w:p>
+      <w:pPr>
+        <w:spacing w:line="336" w:lineRule="auto" w:after="180"/>
+      </w:pPr>
+      <w:r>
+        <w:rPr>
+          <w:b w:val="0"/>
+        </w:rPr>
+        <w:t xml:space="preserve">In the workbook experiment, the teacher will supply a separate set of comparison labels after you have saved your </w:t>
+      </w:r>
+      <w:r>
+        <w:rPr>
+          <w:b/>
+        </w:rPr>
+        <w:t>prediction</w:t>
+      </w:r>
+      <w:r>
+        <w:rPr>
+          <w:b w:val="0"/>
+        </w:rPr>
+        <w:t>s. All data are imaginary classroom records.</w:t>
+      </w:r>
+    </w:p>
+    <w:p>
+      <w:pPr>
+        <w:pStyle w:val="Heading3"/>
+      </w:pPr>
+      <w:r>
+        <w:t>Explain the added worked example · 4</w:t>
+      </w:r>
+    </w:p>
+    <w:p>
+      <w:pPr>
+        <w:spacing w:line="336" w:lineRule="auto" w:after="180"/>
+      </w:pPr>
+      <w:r>
+        <w:rPr>
+          <w:b w:val="0"/>
+        </w:rPr>
+        <w:t>In the completed experiment, development towers at heights 2, 4, 6 and 8 cm have labels short, short, tall and tall. Candidates predict tall at or above 5 or 6 cm.</w:t>
+      </w:r>
+    </w:p>
+    <w:p>
+      <w:pPr>
+        <w:spacing w:line="336" w:lineRule="auto" w:after="180"/>
+      </w:pPr>
+      <w:r>
+        <w:rPr>
+          <w:b w:val="0"/>
+        </w:rPr>
+        <w:t xml:space="preserve">Both fit all four labels; the stated smaller-threshold tie rule selects 5. The team </w:t>
+      </w:r>
+      <w:r>
+        <w:rPr>
+          <w:b/>
+        </w:rPr>
+        <w:t>freeze</w:t>
+      </w:r>
+      <w:r>
+        <w:rPr>
+          <w:b w:val="0"/>
+        </w:rPr>
+        <w:t>s model TowerA with threshold 5.</w:t>
+      </w:r>
+    </w:p>
+    <w:p>
+      <w:pPr>
+        <w:pStyle w:val="Heading3"/>
+      </w:pPr>
+      <w:r>
+        <w:t>Explain the added worked example · 5</w:t>
+      </w:r>
+    </w:p>
+    <w:p>
+      <w:pPr>
+        <w:spacing w:line="336" w:lineRule="auto" w:after="180"/>
+      </w:pPr>
+      <w:r>
+        <w:rPr>
+          <w:b w:val="0"/>
+        </w:rPr>
+        <w:t xml:space="preserve">The reserved </w:t>
+      </w:r>
+      <w:r>
+        <w:rPr>
+          <w:b/>
+        </w:rPr>
+        <w:t>input</w:t>
+      </w:r>
+      <w:r>
+        <w:rPr>
+          <w:b w:val="0"/>
+        </w:rPr>
+        <w:t>s are different records at heights 3, 5, 7 and 9 cm. TowerA accepts whole cm heights from 1 through 10. It predicts short, tall, tall and tall.</w:t>
+      </w:r>
+    </w:p>
+    <w:p>
+      <w:pPr>
+        <w:spacing w:line="336" w:lineRule="auto" w:after="180"/>
+      </w:pPr>
+      <w:r>
+        <w:rPr>
+          <w:b w:val="0"/>
+        </w:rPr>
+        <w:t xml:space="preserve">These </w:t>
+      </w:r>
+      <w:r>
+        <w:rPr>
+          <w:b/>
+        </w:rPr>
+        <w:t>prediction</w:t>
+      </w:r>
+      <w:r>
+        <w:rPr>
+          <w:b w:val="0"/>
+        </w:rPr>
+        <w:t>s are saved before the reserved labels are opened. The comparison below records what happened, including the failure.</w:t>
       </w:r>
     </w:p>
     <w:p>
@@ -816,8 +1927,37 @@
       </w:r>
     </w:p>
     <w:p>
-      <w:r>
-        <w:t>Use the complete worked example below before asking learners to complete W2. Reveal a small part, invite a prediction, then explain the deciding step. These teacher notes contain solutions; do not reveal the independent case answer during modelling.</w:t>
+      <w:pPr>
+        <w:spacing w:line="336" w:lineRule="auto" w:after="180"/>
+      </w:pPr>
+      <w:r>
+        <w:rPr>
+          <w:b w:val="0"/>
+        </w:rPr>
+        <w:t xml:space="preserve">Use the complete worked example below before asking learners to complete W2. Reveal a small part, invite a </w:t>
+      </w:r>
+      <w:r>
+        <w:rPr>
+          <w:b/>
+        </w:rPr>
+        <w:t>prediction</w:t>
+      </w:r>
+      <w:r>
+        <w:rPr>
+          <w:b w:val="0"/>
+        </w:rPr>
+        <w:t>, then explain the deciding step.</w:t>
+      </w:r>
+    </w:p>
+    <w:p>
+      <w:pPr>
+        <w:spacing w:line="336" w:lineRule="auto" w:after="180"/>
+      </w:pPr>
+      <w:r>
+        <w:rPr>
+          <w:b w:val="0"/>
+        </w:rPr>
+        <w:t>These teacher notes contain solutions; do not reveal the independent case answer during modelling.</w:t>
       </w:r>
     </w:p>
     <w:tbl>
@@ -835,6 +1975,38 @@
         <w:trPr>
           <w:tblHeader/>
         </w:trPr>
+        <w:tc>
+          <w:tcPr>
+            <w:tcW w:type="dxa" w:w="3408"/>
+          </w:tcPr>
+          <w:p>
+            <w:r>
+              <w:t>Reserved height</w:t>
+            </w:r>
+          </w:p>
+        </w:tc>
+        <w:tc>
+          <w:tcPr>
+            <w:tcW w:type="dxa" w:w="3408"/>
+          </w:tcPr>
+          <w:p>
+            <w:r>
+              <w:t>Saved TowerA prediction</w:t>
+            </w:r>
+          </w:p>
+        </w:tc>
+        <w:tc>
+          <w:tcPr>
+            <w:tcW w:type="dxa" w:w="3408"/>
+          </w:tcPr>
+          <w:p>
+            <w:r>
+              <w:t>Revealed comparison label</w:t>
+            </w:r>
+          </w:p>
+        </w:tc>
+      </w:tr>
+      <w:tr>
         <w:tc>
           <w:tcPr>
             <w:tcW w:type="dxa" w:w="3408"/>
@@ -964,13 +2136,67 @@
       </w:tr>
     </w:tbl>
     <w:p>
-      <w:r>
-        <w:t>TowerA agrees on three of these four reserved examples and disagrees at 5 cm. That is evidence about this fixed model on this small set. It does not prove a success rate for every future tower. The labels, range of examples and way records were selected also matter.</w:t>
-      </w:r>
-    </w:p>
-    <w:p>
-      <w:r>
-        <w:t>After seeing the 5 cm label, the team changes the threshold to 6 and names the revision TowerB. TowerB agrees on all four of these now-seen examples. The change may be useful, but those examples have influenced its development. Four agreements on them are not an independent final test result for TowerB. Keep TowerA’s original three-of-four record.</w:t>
+      <w:pPr>
+        <w:spacing w:line="336" w:lineRule="auto" w:after="180"/>
+      </w:pPr>
+      <w:r>
+        <w:rPr>
+          <w:b w:val="0"/>
+        </w:rPr>
+        <w:t xml:space="preserve">TowerA agrees on three of these four reserved examples and disagrees at 5 cm. That is </w:t>
+      </w:r>
+      <w:r>
+        <w:rPr>
+          <w:b/>
+        </w:rPr>
+        <w:t>evidence</w:t>
+      </w:r>
+      <w:r>
+        <w:rPr>
+          <w:b w:val="0"/>
+        </w:rPr>
+        <w:t xml:space="preserve"> about this fixed model on this small set. It does not prove a success rate for every future tower.</w:t>
+      </w:r>
+    </w:p>
+    <w:p>
+      <w:pPr>
+        <w:spacing w:line="336" w:lineRule="auto" w:after="180"/>
+      </w:pPr>
+      <w:r>
+        <w:rPr>
+          <w:b w:val="0"/>
+        </w:rPr>
+        <w:t>The labels, range of examples and way records were selected also matter.</w:t>
+      </w:r>
+    </w:p>
+    <w:p>
+      <w:pPr>
+        <w:pStyle w:val="Heading3"/>
+      </w:pPr>
+      <w:r>
+        <w:t>Model the reasoning aloud · 6</w:t>
+      </w:r>
+    </w:p>
+    <w:p>
+      <w:pPr>
+        <w:spacing w:line="336" w:lineRule="auto" w:after="180"/>
+      </w:pPr>
+      <w:r>
+        <w:rPr>
+          <w:b w:val="0"/>
+        </w:rPr>
+        <w:t>After seeing the 5 cm label, the team changes the threshold to 6 and names the revision TowerB. TowerB agrees on all four of these now-seen examples.</w:t>
+      </w:r>
+    </w:p>
+    <w:p>
+      <w:pPr>
+        <w:spacing w:line="336" w:lineRule="auto" w:after="180"/>
+      </w:pPr>
+      <w:r>
+        <w:rPr>
+          <w:b w:val="0"/>
+        </w:rPr>
+        <w:t>The change may be useful, but those examples have influenced its development. Four agreements on them are not an independent final test result for TowerB. Keep TowerA’s original three-of-four record.</w:t>
       </w:r>
     </w:p>
     <w:tbl>
@@ -1076,7 +2302,13 @@
       </w:tr>
     </w:tbl>
     <w:p>
-      <w:r>
+      <w:pPr>
+        <w:spacing w:line="336" w:lineRule="auto" w:after="180"/>
+      </w:pPr>
+      <w:r>
+        <w:rPr>
+          <w:b w:val="0"/>
+        </w:rPr>
         <w:t>Use the diagram and verbal explanation together. Ask learners to match a sentence to a specific visual step; do not assign learners fixed visual or auditory learning styles.</w:t>
       </w:r>
     </w:p>
@@ -1089,7 +2321,13 @@
       </w:r>
     </w:p>
     <w:p>
-      <w:r>
+      <w:pPr>
+        <w:spacing w:line="336" w:lineRule="auto" w:after="180"/>
+      </w:pPr>
+      <w:r>
+        <w:rPr>
+          <w:b w:val="0"/>
+        </w:rPr>
         <w:t>A fictional envelope exercise evaluates a fixed pencil-length sorter.</w:t>
       </w:r>
     </w:p>
@@ -1102,13 +2340,61 @@
       </w:r>
     </w:p>
     <w:p>
-      <w:r>
-        <w:t>Freeze PencilP: long at least 6 cm; short below 6.</w:t>
-      </w:r>
-    </w:p>
-    <w:p>
-      <w:r>
-        <w:t>Reserved valid lengths are 3,5,6,9 cm. Teacher envelope labels, revealed only after predictions, are short,long,long,long.</w:t>
+      <w:pPr>
+        <w:pStyle w:val="Heading3"/>
+      </w:pPr>
+      <w:r>
+        <w:t>Supplied facts</w:t>
+      </w:r>
+    </w:p>
+    <w:p>
+      <w:pPr>
+        <w:spacing w:line="336" w:lineRule="auto" w:after="180"/>
+        <w:shd w:fill="F1F6FC"/>
+      </w:pPr>
+      <w:r>
+        <w:rPr>
+          <w:b/>
+        </w:rPr>
+        <w:t>Freeze</w:t>
+      </w:r>
+      <w:r>
+        <w:rPr>
+          <w:b w:val="0"/>
+        </w:rPr>
+        <w:t xml:space="preserve"> PencilP: long at least 6 cm; short below 6.</w:t>
+      </w:r>
+    </w:p>
+    <w:p>
+      <w:pPr>
+        <w:pStyle w:val="Heading3"/>
+      </w:pPr>
+      <w:r>
+        <w:t>Supplied facts</w:t>
+      </w:r>
+    </w:p>
+    <w:p>
+      <w:pPr>
+        <w:spacing w:line="336" w:lineRule="auto" w:after="180"/>
+        <w:shd w:fill="F1F6FC"/>
+      </w:pPr>
+      <w:r>
+        <w:rPr>
+          <w:b w:val="0"/>
+        </w:rPr>
+        <w:t xml:space="preserve">Reserved valid lengths are 3,5,6,9 cm. Teacher envelope labels, revealed only after </w:t>
+      </w:r>
+      <w:r>
+        <w:rPr>
+          <w:b/>
+        </w:rPr>
+        <w:t>prediction</w:t>
+      </w:r>
+      <w:r>
+        <w:rPr>
+          <w:b w:val="0"/>
+        </w:rPr>
+        <w:t>s, are short,long,long,long.</w:t>
       </w:r>
     </w:p>
     <w:p>
@@ -1329,20 +2615,74 @@
       </w:r>
     </w:p>
     <w:p>
-      <w:r>
-        <w:t>The prediction record must exist before the labels are seen. PencilP scores 3/4=75% agreement on these four selected cases. Moving the boundary after inspecting the envelope makes this a development exercise; the same four cases can no longer serve as untouched final evaluation.</w:t>
-      </w:r>
-    </w:p>
-    <w:p>
       <w:pPr>
         <w:pStyle w:val="Heading3"/>
       </w:pPr>
       <w:r>
+        <w:t>Why the result follows</w:t>
+      </w:r>
+    </w:p>
+    <w:p>
+      <w:pPr>
+        <w:spacing w:line="336" w:lineRule="auto" w:after="180"/>
+        <w:shd w:fill="F1F6FC"/>
+      </w:pPr>
+      <w:r>
+        <w:rPr>
+          <w:b w:val="0"/>
+        </w:rPr>
+        <w:t xml:space="preserve">The </w:t>
+      </w:r>
+      <w:r>
+        <w:rPr>
+          <w:b/>
+        </w:rPr>
+        <w:t>prediction</w:t>
+      </w:r>
+      <w:r>
+        <w:rPr>
+          <w:b w:val="0"/>
+        </w:rPr>
+        <w:t xml:space="preserve"> record must exist before the labels are seen. PencilP scores 3/4=75% agreement on these four selected cases.</w:t>
+      </w:r>
+    </w:p>
+    <w:p>
+      <w:pPr>
+        <w:spacing w:line="336" w:lineRule="auto" w:after="180"/>
+        <w:shd w:fill="F1F6FC"/>
+      </w:pPr>
+      <w:r>
+        <w:rPr>
+          <w:b w:val="0"/>
+        </w:rPr>
+        <w:t>Moving the boundary after inspecting the envelope makes this a development exercise; the same four cases can no longer serve as untouched final evaluation.</w:t>
+      </w:r>
+    </w:p>
+    <w:p>
+      <w:pPr>
+        <w:pStyle w:val="Heading3"/>
+      </w:pPr>
+      <w:r>
         <w:t>What this example does not establish</w:t>
       </w:r>
     </w:p>
     <w:p>
-      <w:r>
+      <w:pPr>
+        <w:pStyle w:val="Heading3"/>
+      </w:pPr>
+      <w:r>
+        <w:t>Keep the stated limit</w:t>
+      </w:r>
+    </w:p>
+    <w:p>
+      <w:pPr>
+        <w:spacing w:line="336" w:lineRule="auto" w:after="180"/>
+        <w:shd w:fill="FFF5E6"/>
+      </w:pPr>
+      <w:r>
+        <w:rPr>
+          <w:b w:val="0"/>
+        </w:rPr>
         <w:t>Four selected cases cannot establish a reliable accuracy rate for every future pencil or classroom.</w:t>
       </w:r>
     </w:p>
@@ -1355,31 +2695,143 @@
       </w:r>
     </w:p>
     <w:p>
-      <w:r>
+      <w:pPr>
+        <w:pStyle w:val="Heading3"/>
+      </w:pPr>
+      <w:r>
+        <w:t>Change one thing</w:t>
+      </w:r>
+    </w:p>
+    <w:p>
+      <w:pPr>
+        <w:spacing w:line="336" w:lineRule="auto" w:after="180"/>
+        <w:shd w:fill="F5F1FB"/>
+      </w:pPr>
+      <w:r>
+        <w:rPr>
+          <w:b w:val="0"/>
+        </w:rPr>
         <w:t>Change: After feedback, change the boundary to 5.</w:t>
       </w:r>
     </w:p>
     <w:p>
-      <w:r>
-        <w:t>Prediction: The revised rule matches all four known labels but needs a different final test.</w:t>
-      </w:r>
-    </w:p>
-    <w:p>
-      <w:r>
-        <w:t>Reason: These labels influenced the revision, so replaying them is evidence of repair rather than unseen performance.</w:t>
-      </w:r>
-    </w:p>
-    <w:p>
       <w:pPr>
         <w:pStyle w:val="Heading3"/>
       </w:pPr>
       <w:r>
+        <w:t>Predicted result</w:t>
+      </w:r>
+    </w:p>
+    <w:p>
+      <w:pPr>
+        <w:spacing w:line="336" w:lineRule="auto" w:after="180"/>
+        <w:shd w:fill="F1F6FC"/>
+      </w:pPr>
+      <w:r>
+        <w:rPr>
+          <w:b/>
+        </w:rPr>
+        <w:t>Prediction</w:t>
+      </w:r>
+      <w:r>
+        <w:rPr>
+          <w:b w:val="0"/>
+        </w:rPr>
+        <w:t>: The revised rule matches all four known labels but needs a different final test.</w:t>
+      </w:r>
+    </w:p>
+    <w:p>
+      <w:pPr>
+        <w:pStyle w:val="Heading3"/>
+      </w:pPr>
+      <w:r>
+        <w:t>Why the result follows</w:t>
+      </w:r>
+    </w:p>
+    <w:p>
+      <w:pPr>
+        <w:spacing w:line="336" w:lineRule="auto" w:after="180"/>
+        <w:shd w:fill="F1F6FC"/>
+      </w:pPr>
+      <w:r>
+        <w:rPr>
+          <w:b w:val="0"/>
+        </w:rPr>
+        <w:t xml:space="preserve">Reason: These labels influenced the revision, so replaying them is </w:t>
+      </w:r>
+      <w:r>
+        <w:rPr>
+          <w:b/>
+        </w:rPr>
+        <w:t>evidence</w:t>
+      </w:r>
+      <w:r>
+        <w:rPr>
+          <w:b w:val="0"/>
+        </w:rPr>
+        <w:t xml:space="preserve"> of repair rather than unseen performance.</w:t>
+      </w:r>
+    </w:p>
+    <w:p>
+      <w:pPr>
+        <w:pStyle w:val="Heading3"/>
+      </w:pPr>
+      <w:r>
         <w:t>Ask while showing the picture</w:t>
       </w:r>
     </w:p>
     <w:p>
-      <w:r>
-        <w:t>Cover the result. Ask learners to name the inputs and predict the next step. Uncover one step, connect the icon to the actual procedure, and explain its evidence. Then change the supplied condition and compare. The picture is a representation; it does not document execution of a real AI model.</w:t>
+      <w:pPr>
+        <w:pStyle w:val="Heading3"/>
+      </w:pPr>
+      <w:r>
+        <w:t>Ask while showing the picture · 7</w:t>
+      </w:r>
+    </w:p>
+    <w:p>
+      <w:pPr>
+        <w:spacing w:line="336" w:lineRule="auto" w:after="180"/>
+      </w:pPr>
+      <w:r>
+        <w:rPr>
+          <w:b w:val="0"/>
+        </w:rPr>
+        <w:t xml:space="preserve">Cover the result. Ask learners to name the </w:t>
+      </w:r>
+      <w:r>
+        <w:rPr>
+          <w:b/>
+        </w:rPr>
+        <w:t>input</w:t>
+      </w:r>
+      <w:r>
+        <w:rPr>
+          <w:b w:val="0"/>
+        </w:rPr>
+        <w:t xml:space="preserve">s and predict the next step. Uncover one step, connect the icon to the actual procedure, and explain its </w:t>
+      </w:r>
+      <w:r>
+        <w:rPr>
+          <w:b/>
+        </w:rPr>
+        <w:t>evidence</w:t>
+      </w:r>
+      <w:r>
+        <w:rPr>
+          <w:b w:val="0"/>
+        </w:rPr>
+        <w:t>. Then change the supplied condition and compare.</w:t>
+      </w:r>
+    </w:p>
+    <w:p>
+      <w:pPr>
+        <w:spacing w:line="336" w:lineRule="auto" w:after="180"/>
+      </w:pPr>
+      <w:r>
+        <w:rPr>
+          <w:b w:val="0"/>
+        </w:rPr>
+        <w:t>The picture is a representation; it does not document execution of a real AI model.</w:t>
       </w:r>
     </w:p>
     <w:p>
@@ -1391,11 +2843,16 @@
       </w:r>
     </w:p>
     <w:p>
+      <w:r>
+        <w:t>Demonstrate Save New Examples for Testing, reduce support deliberately and check individual reasoning before discussing answers.</w:t>
+      </w:r>
+    </w:p>
+    <w:p>
       <w:pPr>
         <w:pStyle w:val="Heading3"/>
       </w:pPr>
       <w:r>
-        <w:t>Demonstrate and guide practice</w:t>
+        <w:t>Board sequence</w:t>
       </w:r>
     </w:p>
     <w:p>
@@ -1403,26 +2860,90 @@
         <w:pStyle w:val="Heading3"/>
       </w:pPr>
       <w:r>
-        <w:t>Board sequence</w:t>
-      </w:r>
-    </w:p>
-    <w:p>
-      <w:r>
+        <w:t>1. Put the facts on the board</w:t>
+      </w:r>
+    </w:p>
+    <w:p>
+      <w:pPr>
+        <w:spacing w:line="336" w:lineRule="auto" w:after="180"/>
+        <w:shd w:fill="F4F9FC"/>
+      </w:pPr>
+      <w:r>
+        <w:rPr>
+          <w:b w:val="0"/>
+        </w:rPr>
         <w:t>Write the given facts: Cards A–F are used for practice. G and H remain sealed.</w:t>
       </w:r>
     </w:p>
     <w:p>
-      <w:r>
+      <w:pPr>
+        <w:pStyle w:val="Heading3"/>
+      </w:pPr>
+      <w:r>
+        <w:t>2. State the decision to explain</w:t>
+      </w:r>
+    </w:p>
+    <w:p>
+      <w:pPr>
+        <w:spacing w:line="336" w:lineRule="auto" w:after="180"/>
+        <w:shd w:fill="F5F1FB"/>
+      </w:pPr>
+      <w:r>
+        <w:rPr>
+          <w:b w:val="0"/>
+        </w:rPr>
         <w:t>Write the question to explain: Which can provide a fresh test, and under what condition?</w:t>
       </w:r>
     </w:p>
     <w:p>
-      <w:r>
-        <w:t>Reveal after predictions: G and H, only if neither influenced teaching or revision. Familiar cases do not establish unseen performance. Keep final test answers separate.</w:t>
-      </w:r>
-    </w:p>
-    <w:p>
-      <w:r>
+      <w:pPr>
+        <w:pStyle w:val="Heading3"/>
+      </w:pPr>
+      <w:r>
+        <w:t>3. Reveal the worked reasoning</w:t>
+      </w:r>
+    </w:p>
+    <w:p>
+      <w:pPr>
+        <w:spacing w:line="336" w:lineRule="auto" w:after="180"/>
+        <w:shd w:fill="F1F6FC"/>
+      </w:pPr>
+      <w:r>
+        <w:rPr>
+          <w:b w:val="0"/>
+        </w:rPr>
+        <w:t xml:space="preserve">Reveal after </w:t>
+      </w:r>
+      <w:r>
+        <w:rPr>
+          <w:b/>
+        </w:rPr>
+        <w:t>prediction</w:t>
+      </w:r>
+      <w:r>
+        <w:rPr>
+          <w:b w:val="0"/>
+        </w:rPr>
+        <w:t>s: G and H, only if neither influenced teaching or revision. Familiar cases do not establish unseen performance. Keep final test answers separate.</w:t>
+      </w:r>
+    </w:p>
+    <w:p>
+      <w:pPr>
+        <w:pStyle w:val="Heading3"/>
+      </w:pPr>
+      <w:r>
+        <w:t>Hold back the independent task</w:t>
+      </w:r>
+    </w:p>
+    <w:p>
+      <w:pPr>
+        <w:spacing w:line="336" w:lineRule="auto" w:after="180"/>
+        <w:shd w:fill="F5F1FB"/>
+      </w:pPr>
+      <w:r>
+        <w:rPr>
+          <w:b w:val="0"/>
+        </w:rPr>
         <w:t>Keep for an independent attempt: You teach a sorter using cards A, B and C. You keep D and E unseen. Which cards provide the fairer first test? What changes if you show D during teaching?</w:t>
       </w:r>
     </w:p>
@@ -1435,23 +2956,77 @@
       </w:r>
     </w:p>
     <w:p>
-      <w:r>
+      <w:pPr>
+        <w:pStyle w:val="Heading3"/>
+      </w:pPr>
+      <w:r>
+        <w:t>Ask the class</w:t>
+      </w:r>
+    </w:p>
+    <w:p>
+      <w:pPr>
+        <w:spacing w:line="336" w:lineRule="auto" w:after="180"/>
+        <w:shd w:fill="F5F1FB"/>
+      </w:pPr>
+      <w:r>
+        <w:rPr>
+          <w:b w:val="0"/>
+        </w:rPr>
         <w:t>Ask: Which facts are given, and which would we have to assume? Learners mark relevant details before discussing answers.</w:t>
       </w:r>
     </w:p>
     <w:p>
-      <w:r>
+      <w:pPr>
+        <w:pStyle w:val="Heading3"/>
+      </w:pPr>
+      <w:r>
+        <w:t>Language to model</w:t>
+      </w:r>
+    </w:p>
+    <w:p>
+      <w:pPr>
+        <w:spacing w:line="336" w:lineRule="auto" w:after="180"/>
+        <w:shd w:fill="F1F6F8"/>
+      </w:pPr>
+      <w:r>
+        <w:rPr>
+          <w:b w:val="0"/>
+        </w:rPr>
         <w:t>Say: Predict first. Show the rule, information path or calculation that would produce the result. A correct guess is not yet an explanation.</w:t>
       </w:r>
     </w:p>
     <w:p>
-      <w:r>
+      <w:pPr>
+        <w:spacing w:line="336" w:lineRule="auto" w:after="180"/>
+      </w:pPr>
+      <w:r>
+        <w:rPr>
+          <w:b w:val="0"/>
+        </w:rPr>
         <w:t>Reveal reasoning one step at a time. Explain why a tempting alternative fails. Write units and denominators for arithmetic, trace conditions for decisions, and identify supporting sources for claims.</w:t>
       </w:r>
     </w:p>
     <w:p>
-      <w:r>
-        <w:t>In pairs, one learner solves while the other checks evidence; exchange roles. Remove the worked answer before independent assessment.</w:t>
+      <w:pPr>
+        <w:spacing w:line="336" w:lineRule="auto" w:after="180"/>
+      </w:pPr>
+      <w:r>
+        <w:rPr>
+          <w:b w:val="0"/>
+        </w:rPr>
+        <w:t xml:space="preserve">In pairs, one learner solves while the other checks </w:t>
+      </w:r>
+      <w:r>
+        <w:rPr>
+          <w:b/>
+        </w:rPr>
+        <w:t>evidence</w:t>
+      </w:r>
+      <w:r>
+        <w:rPr>
+          <w:b w:val="0"/>
+        </w:rPr>
+        <w:t>; exchange roles. Remove the worked answer before independent assessment.</w:t>
       </w:r>
     </w:p>
     <w:p>
@@ -1463,8 +3038,54 @@
       </w:r>
     </w:p>
     <w:p>
-      <w:r>
-        <w:t>TowerA agreed on three of four original reserved records, failing at 5 cm. TowerB agreed on all four after their labels informed its revision; this is performance on development evidence. Freeze TowerB before evaluating fresh appropriate reserved examples. Shuffling cannot undo prior use. Exit: the team selected using test scores, so it measured a development comparison and still lacks an independent final check of the winner.</w:t>
+      <w:pPr>
+        <w:spacing w:line="336" w:lineRule="auto" w:after="180"/>
+      </w:pPr>
+      <w:r>
+        <w:rPr>
+          <w:b w:val="0"/>
+        </w:rPr>
+        <w:t xml:space="preserve">TowerA agreed on three of four original reserved records, failing at 5 cm. TowerB agreed on all four after their labels informed its revision; this is performance on development </w:t>
+      </w:r>
+      <w:r>
+        <w:rPr>
+          <w:b/>
+        </w:rPr>
+        <w:t>evidence</w:t>
+      </w:r>
+      <w:r>
+        <w:rPr>
+          <w:b w:val="0"/>
+        </w:rPr>
+        <w:t>.</w:t>
+      </w:r>
+    </w:p>
+    <w:p>
+      <w:pPr>
+        <w:spacing w:line="336" w:lineRule="auto" w:after="180"/>
+      </w:pPr>
+      <w:r>
+        <w:rPr>
+          <w:b/>
+        </w:rPr>
+        <w:t>Freeze</w:t>
+      </w:r>
+      <w:r>
+        <w:rPr>
+          <w:b w:val="0"/>
+        </w:rPr>
+        <w:t xml:space="preserve"> TowerB before evaluating fresh appropriate reserved examples. Shuffling cannot undo prior use.</w:t>
+      </w:r>
+    </w:p>
+    <w:p>
+      <w:pPr>
+        <w:spacing w:line="336" w:lineRule="auto" w:after="180"/>
+      </w:pPr>
+      <w:r>
+        <w:rPr>
+          <w:b w:val="0"/>
+        </w:rPr>
+        <w:t>Exit: the team selected using test scores, so it measured a development comparison and still lacks an independent final check of the winner.</w:t>
       </w:r>
     </w:p>
     <w:p>
@@ -1696,41 +3317,185 @@
       </w:r>
     </w:p>
     <w:p>
-      <w:r>
-        <w:t>Completion task: TowerA uses threshold 5 on reserved heights 3, 5, 7 and 9 cm. The labels are short, short, tall and tall. Write its predictions, agreements and disagreement. Then state why TowerB with threshold 6, selected after seeing these labels, cannot claim four independent test successes on these same records.</w:t>
-      </w:r>
-    </w:p>
-    <w:p>
-      <w:r>
-        <w:t>Teacher check: TowerA predicts short, tall, tall, tall: three agreements and one disagreement at 5. TowerB predicts short, short, tall, tall, matching all four, but the revealed labels influenced its selection. Report its four agreements as a result on examples used in development, preserving TowerA’s original test record.</w:t>
-      </w:r>
-    </w:p>
-    <w:p>
-      <w:r>
-        <w:t>Start by identifying the given inputs together. Leave the intermediate steps blank. If needed, model one step, then withdraw that help on the next step. Move to a full trace only when the partial trace is understood. For partners, alternate explainer and checker; collect a response from every learner before discussion.</w:t>
-      </w:r>
-    </w:p>
-    <w:p>
       <w:pPr>
         <w:pStyle w:val="Heading3"/>
       </w:pPr>
       <w:r>
+        <w:t>Completion practice</w:t>
+      </w:r>
+    </w:p>
+    <w:p>
+      <w:pPr>
+        <w:spacing w:line="336" w:lineRule="auto" w:after="180"/>
+        <w:shd w:fill="F5F1FB"/>
+      </w:pPr>
+      <w:r>
+        <w:rPr>
+          <w:b w:val="0"/>
+        </w:rPr>
+        <w:t xml:space="preserve">Completion task: TowerA uses threshold 5 on reserved heights 3, 5, 7 and 9 cm. The labels are short, short, tall and tall. Write its </w:t>
+      </w:r>
+      <w:r>
+        <w:rPr>
+          <w:b/>
+        </w:rPr>
+        <w:t>prediction</w:t>
+      </w:r>
+      <w:r>
+        <w:rPr>
+          <w:b w:val="0"/>
+        </w:rPr>
+        <w:t>s, agreements and disagreement.</w:t>
+      </w:r>
+    </w:p>
+    <w:p>
+      <w:pPr>
+        <w:spacing w:line="336" w:lineRule="auto" w:after="180"/>
+        <w:shd w:fill="F5F1FB"/>
+      </w:pPr>
+      <w:r>
+        <w:rPr>
+          <w:b w:val="0"/>
+        </w:rPr>
+        <w:t>Then state why TowerB with threshold 6, selected after seeing these labels, cannot claim four independent test successes on these same records.</w:t>
+      </w:r>
+    </w:p>
+    <w:p>
+      <w:pPr>
+        <w:pStyle w:val="Heading3"/>
+      </w:pPr>
+      <w:r>
+        <w:t>Reasoning to listen for</w:t>
+      </w:r>
+    </w:p>
+    <w:p>
+      <w:pPr>
+        <w:spacing w:line="336" w:lineRule="auto" w:after="180"/>
+        <w:shd w:fill="F1F6FC"/>
+      </w:pPr>
+      <w:r>
+        <w:rPr>
+          <w:b w:val="0"/>
+        </w:rPr>
+        <w:t>Teacher check: TowerA predicts short, tall, tall, tall: three agreements and one disagreement at 5. TowerB predicts short, short, tall, tall, matching all four, but the revealed labels influenced its selection.</w:t>
+      </w:r>
+    </w:p>
+    <w:p>
+      <w:pPr>
+        <w:spacing w:line="336" w:lineRule="auto" w:after="180"/>
+        <w:shd w:fill="F1F6FC"/>
+      </w:pPr>
+      <w:r>
+        <w:rPr>
+          <w:b w:val="0"/>
+        </w:rPr>
+        <w:t>Report its four agreements as a result on examples used in development, preserving TowerA’s original test record.</w:t>
+      </w:r>
+    </w:p>
+    <w:p>
+      <w:pPr>
+        <w:spacing w:line="336" w:lineRule="auto" w:after="180"/>
+      </w:pPr>
+      <w:r>
+        <w:rPr>
+          <w:b w:val="0"/>
+        </w:rPr>
+        <w:t xml:space="preserve">Start by identifying the given </w:t>
+      </w:r>
+      <w:r>
+        <w:rPr>
+          <w:b/>
+        </w:rPr>
+        <w:t>input</w:t>
+      </w:r>
+      <w:r>
+        <w:rPr>
+          <w:b w:val="0"/>
+        </w:rPr>
+        <w:t>s together. Leave the intermediate steps blank. If needed, model one step, then withdraw that help on the next step. Move to a full trace only when the partial trace is understood.</w:t>
+      </w:r>
+    </w:p>
+    <w:p>
+      <w:pPr>
+        <w:spacing w:line="336" w:lineRule="auto" w:after="180"/>
+      </w:pPr>
+      <w:r>
+        <w:rPr>
+          <w:b w:val="0"/>
+        </w:rPr>
+        <w:t>For partners, alternate explainer and checker; collect a response from every learner before discussion.</w:t>
+      </w:r>
+    </w:p>
+    <w:p>
+      <w:pPr>
+        <w:pStyle w:val="Heading3"/>
+      </w:pPr>
+      <w:r>
         <w:t>Individual reasoning check</w:t>
       </w:r>
     </w:p>
     <w:p>
-      <w:r>
-        <w:t>Use the worked case for Keeping final tests unseen. Proposed explanation: “A new file makes old records unseen”. Decide whether this explanation is supported. Point to the step or supplied fact that decides; explain your repair if needed.</w:t>
-      </w:r>
-    </w:p>
-    <w:p>
-      <w:r>
+      <w:pPr>
+        <w:spacing w:line="336" w:lineRule="auto" w:after="180"/>
+      </w:pPr>
+      <w:r>
+        <w:rPr>
+          <w:b w:val="0"/>
+        </w:rPr>
+        <w:t>Use the worked case for Keeping final tests unseen. Proposed explanation: “A new file makes old records unseen”. Decide whether this explanation is supported.</w:t>
+      </w:r>
+    </w:p>
+    <w:p>
+      <w:pPr>
+        <w:spacing w:line="336" w:lineRule="auto" w:after="180"/>
+      </w:pPr>
+      <w:r>
+        <w:rPr>
+          <w:b w:val="0"/>
+        </w:rPr>
+        <w:t>Point to the step or supplied fact that decides; explain your repair if needed.</w:t>
+      </w:r>
+    </w:p>
+    <w:p>
+      <w:pPr>
+        <w:pStyle w:val="Heading3"/>
+      </w:pPr>
+      <w:r>
+        <w:t>Expected repair</w:t>
+      </w:r>
+    </w:p>
+    <w:p>
+      <w:pPr>
+        <w:spacing w:line="336" w:lineRule="auto" w:after="180"/>
+        <w:shd w:fill="F1F6FC"/>
+      </w:pPr>
+      <w:r>
+        <w:rPr>
+          <w:b w:val="0"/>
+        </w:rPr>
         <w:t>Expected correction: Trace whether records or copies already influenced development, regardless of their file names.</w:t>
       </w:r>
     </w:p>
     <w:p>
-      <w:r>
-        <w:t>Collect explanations, not only yes/no votes. If a misunderstanding is common, re-model the relevant step for the class. If it affects a few learners, give a short targeted group explanation while others solve a more demanding variation.</w:t>
+      <w:pPr>
+        <w:spacing w:line="336" w:lineRule="auto" w:after="180"/>
+      </w:pPr>
+      <w:r>
+        <w:rPr>
+          <w:b w:val="0"/>
+        </w:rPr>
+        <w:t>Collect explanations, not only yes/no votes. If a misunderstanding is common, re-model the relevant step for the class.</w:t>
+      </w:r>
+    </w:p>
+    <w:p>
+      <w:pPr>
+        <w:spacing w:line="336" w:lineRule="auto" w:after="180"/>
+      </w:pPr>
+      <w:r>
+        <w:rPr>
+          <w:b w:val="0"/>
+        </w:rPr>
+        <w:t>If it affects a few learners, give a short targeted group explanation while others solve a more demanding variation.</w:t>
       </w:r>
     </w:p>
     <w:p>
@@ -1742,7 +3507,13 @@
       </w:r>
     </w:p>
     <w:p>
-      <w:r>
+      <w:pPr>
+        <w:spacing w:line="336" w:lineRule="auto" w:after="180"/>
+      </w:pPr>
+      <w:r>
+        <w:rPr>
+          <w:b w:val="0"/>
+        </w:rPr>
         <w:t>Does 4/4 on the replay replace the original 3/4 result? Explain.</w:t>
       </w:r>
     </w:p>
@@ -1755,18 +3526,72 @@
       </w:r>
     </w:p>
     <w:p>
-      <w:r>
+      <w:pPr>
+        <w:spacing w:line="336" w:lineRule="auto" w:after="180"/>
+      </w:pPr>
+      <w:r>
+        <w:rPr>
+          <w:b w:val="0"/>
+        </w:rPr>
         <w:t>No. Keep 3/4 as the frozen version’s result; record 4/4 separately as a revised-version replay on known cases.</w:t>
       </w:r>
     </w:p>
     <w:p>
-      <w:r>
-        <w:t>Changed-case reasoning: The revised rule matches all four known labels but needs a different final test. These labels influenced the revision, so replaying them is evidence of repair rather than unseen performance.</w:t>
-      </w:r>
-    </w:p>
-    <w:p>
-      <w:r>
-        <w:t>Collect each learner’s explanation before discussion. Use the first missing connection between input, deciding step and result to choose support. This question is worked-case practice, not fresh mastery evidence.</w:t>
+      <w:pPr>
+        <w:spacing w:line="336" w:lineRule="auto" w:after="180"/>
+      </w:pPr>
+      <w:r>
+        <w:rPr>
+          <w:b w:val="0"/>
+        </w:rPr>
+        <w:t xml:space="preserve">Changed-case reasoning: The revised rule matches all four known labels but needs a different final test. These labels influenced the revision, so replaying them is </w:t>
+      </w:r>
+      <w:r>
+        <w:rPr>
+          <w:b/>
+        </w:rPr>
+        <w:t>evidence</w:t>
+      </w:r>
+      <w:r>
+        <w:rPr>
+          <w:b w:val="0"/>
+        </w:rPr>
+        <w:t xml:space="preserve"> of repair rather than unseen performance.</w:t>
+      </w:r>
+    </w:p>
+    <w:p>
+      <w:pPr>
+        <w:spacing w:line="336" w:lineRule="auto" w:after="180"/>
+      </w:pPr>
+      <w:r>
+        <w:rPr>
+          <w:b w:val="0"/>
+        </w:rPr>
+        <w:t xml:space="preserve">Collect each learner’s explanation before discussion. Use the first missing connection between </w:t>
+      </w:r>
+      <w:r>
+        <w:rPr>
+          <w:b/>
+        </w:rPr>
+        <w:t>input</w:t>
+      </w:r>
+      <w:r>
+        <w:rPr>
+          <w:b w:val="0"/>
+        </w:rPr>
+        <w:t xml:space="preserve">, deciding step and result to choose support. This question is worked-case practice, not fresh mastery </w:t>
+      </w:r>
+      <w:r>
+        <w:rPr>
+          <w:b/>
+        </w:rPr>
+        <w:t>evidence</w:t>
+      </w:r>
+      <w:r>
+        <w:rPr>
+          <w:b w:val="0"/>
+        </w:rPr>
+        <w:t>.</w:t>
       </w:r>
     </w:p>
     <w:p>
@@ -1778,45 +3603,174 @@
       </w:r>
     </w:p>
     <w:p>
+      <w:r>
+        <w:t>Run the Save New Examples for Testing investigation and use the first unsupported step to choose a teaching response.</w:t>
+      </w:r>
+    </w:p>
+    <w:p>
+      <w:pPr>
+        <w:spacing w:line="336" w:lineRule="auto" w:after="180"/>
+      </w:pPr>
+      <w:r>
+        <w:rPr>
+          <w:b w:val="0"/>
+        </w:rPr>
+        <w:t xml:space="preserve">Predict first, test honestly, and explain what the </w:t>
+      </w:r>
+      <w:r>
+        <w:rPr>
+          <w:b/>
+        </w:rPr>
+        <w:t>evidence</w:t>
+      </w:r>
+      <w:r>
+        <w:rPr>
+          <w:b w:val="0"/>
+        </w:rPr>
+        <w:t xml:space="preserve"> means.</w:t>
+      </w:r>
+    </w:p>
+    <w:p>
       <w:pPr>
         <w:pStyle w:val="Heading3"/>
       </w:pPr>
       <w:r>
-        <w:t>Run the weekly evidence lab</w:t>
-      </w:r>
-    </w:p>
-    <w:p>
-      <w:r>
-        <w:t>Predict first, test honestly, and explain what the evidence means.</w:t>
-      </w:r>
-    </w:p>
-    <w:p>
-      <w:r>
-        <w:t>State your prediction before the result is known.</w:t>
-      </w:r>
-    </w:p>
-    <w:p>
-      <w:r>
+        <w:t>1. Predict</w:t>
+      </w:r>
+    </w:p>
+    <w:p>
+      <w:pPr>
+        <w:spacing w:line="336" w:lineRule="auto" w:after="180"/>
+        <w:shd w:fill="F4F9FC"/>
+      </w:pPr>
+      <w:r>
+        <w:rPr>
+          <w:b w:val="0"/>
+        </w:rPr>
+        <w:t xml:space="preserve">State your </w:t>
+      </w:r>
+      <w:r>
+        <w:rPr>
+          <w:b/>
+        </w:rPr>
+        <w:t>prediction</w:t>
+      </w:r>
+      <w:r>
+        <w:rPr>
+          <w:b w:val="0"/>
+        </w:rPr>
+        <w:t xml:space="preserve"> before the result is known.</w:t>
+      </w:r>
+    </w:p>
+    <w:p>
+      <w:pPr>
+        <w:pStyle w:val="Heading3"/>
+      </w:pPr>
+      <w:r>
+        <w:t>2. Investigate</w:t>
+      </w:r>
+    </w:p>
+    <w:p>
+      <w:pPr>
+        <w:spacing w:line="336" w:lineRule="auto" w:after="180"/>
+        <w:shd w:fill="F4F9FC"/>
+      </w:pPr>
+      <w:r>
+        <w:rPr>
+          <w:b w:val="0"/>
+        </w:rPr>
         <w:t>Complete the task: Split card data into learn and test piles before sorting.</w:t>
       </w:r>
     </w:p>
     <w:p>
-      <w:r>
+      <w:pPr>
+        <w:pStyle w:val="Heading3"/>
+      </w:pPr>
+      <w:r>
+        <w:t>3. Compare cases</w:t>
+      </w:r>
+    </w:p>
+    <w:p>
+      <w:pPr>
+        <w:spacing w:line="336" w:lineRule="auto" w:after="180"/>
+        <w:shd w:fill="F4F9FC"/>
+      </w:pPr>
+      <w:r>
+        <w:rPr>
+          <w:b w:val="0"/>
+        </w:rPr>
         <w:t>Keep a normal case and an edge case clearly separated.</w:t>
       </w:r>
     </w:p>
     <w:p>
-      <w:r>
-        <w:t>Record what happened—even when it does not match your prediction.</w:t>
-      </w:r>
-    </w:p>
-    <w:p>
-      <w:r>
+      <w:pPr>
+        <w:pStyle w:val="Heading3"/>
+      </w:pPr>
+      <w:r>
+        <w:t>4. Record honestly</w:t>
+      </w:r>
+    </w:p>
+    <w:p>
+      <w:pPr>
+        <w:spacing w:line="336" w:lineRule="auto" w:after="180"/>
+        <w:shd w:fill="F4F9FC"/>
+      </w:pPr>
+      <w:r>
+        <w:rPr>
+          <w:b w:val="0"/>
+        </w:rPr>
+        <w:t xml:space="preserve">Record what happened—even when it does not match your </w:t>
+      </w:r>
+      <w:r>
+        <w:rPr>
+          <w:b/>
+        </w:rPr>
+        <w:t>prediction</w:t>
+      </w:r>
+      <w:r>
+        <w:rPr>
+          <w:b w:val="0"/>
+        </w:rPr>
+        <w:t>.</w:t>
+      </w:r>
+    </w:p>
+    <w:p>
+      <w:pPr>
+        <w:pStyle w:val="Heading3"/>
+      </w:pPr>
+      <w:r>
+        <w:t>5. Explain and plan the next test</w:t>
+      </w:r>
+    </w:p>
+    <w:p>
+      <w:pPr>
+        <w:spacing w:line="336" w:lineRule="auto" w:after="180"/>
+        <w:shd w:fill="F4F9FC"/>
+      </w:pPr>
+      <w:r>
+        <w:rPr>
+          <w:b w:val="0"/>
+        </w:rPr>
         <w:t>Explain the result, one limitation, and the next useful test.</w:t>
       </w:r>
     </w:p>
     <w:p>
-      <w:r>
+      <w:pPr>
+        <w:pStyle w:val="Heading3"/>
+      </w:pPr>
+      <w:r>
+        <w:t>Use a fresh case after support</w:t>
+      </w:r>
+    </w:p>
+    <w:p>
+      <w:pPr>
+        <w:spacing w:line="336" w:lineRule="auto" w:after="180"/>
+        <w:shd w:fill="FFF5E6"/>
+      </w:pPr>
+      <w:r>
+        <w:rPr>
+          <w:b w:val="0"/>
+        </w:rPr>
         <w:t>INDEPENDENCE After support is removed, repeat the proof with a fresh case.</w:t>
       </w:r>
     </w:p>
@@ -1829,8 +3783,25 @@
       </w:r>
     </w:p>
     <w:p>
-      <w:r>
-        <w:t>Use the concrete case as the shared normal case and the independent question as a second case. Each pair creates a boundary or missing-information case and predicts its result before testing. Keep the expected result separate from an observed mistake.</w:t>
+      <w:pPr>
+        <w:spacing w:line="336" w:lineRule="auto" w:after="180"/>
+      </w:pPr>
+      <w:r>
+        <w:rPr>
+          <w:b w:val="0"/>
+        </w:rPr>
+        <w:t>Use the concrete case as the shared normal case and the independent question as a second case. Each pair creates a boundary or missing-information case and predicts its result before testing.</w:t>
+      </w:r>
+    </w:p>
+    <w:p>
+      <w:pPr>
+        <w:spacing w:line="336" w:lineRule="auto" w:after="180"/>
+      </w:pPr>
+      <w:r>
+        <w:rPr>
+          <w:b w:val="0"/>
+        </w:rPr>
+        <w:t>Keep the expected result separate from an observed mistake.</w:t>
       </w:r>
     </w:p>
     <w:tbl>
@@ -1988,13 +3959,45 @@
       </w:r>
     </w:p>
     <w:p>
-      <w:r>
+      <w:pPr>
+        <w:pStyle w:val="Heading3"/>
+      </w:pPr>
+      <w:r>
+        <w:t>Find the unsupported claim</w:t>
+      </w:r>
+    </w:p>
+    <w:p>
+      <w:pPr>
+        <w:spacing w:line="336" w:lineRule="auto" w:after="180"/>
+        <w:shd w:fill="F5F1FB"/>
+      </w:pPr>
+      <w:r>
+        <w:rPr>
+          <w:b w:val="0"/>
+        </w:rPr>
         <w:t>CLAIM TO REPAIR A card remains unseen after it has been used for teaching.</w:t>
       </w:r>
     </w:p>
     <w:p>
-      <w:r>
-        <w:t>For guessing, return to given facts and request a trace. For vocabulary without application, use one example and one non-example. For arithmetic errors, check the setup before the calculation. Finish with a different uncoached case before recording mastery.</w:t>
+      <w:pPr>
+        <w:spacing w:line="336" w:lineRule="auto" w:after="180"/>
+      </w:pPr>
+      <w:r>
+        <w:rPr>
+          <w:b w:val="0"/>
+        </w:rPr>
+        <w:t>For guessing, return to given facts and request a trace. For vocabulary without application, use one example and one non-example. For arithmetic errors, check the setup before the calculation.</w:t>
+      </w:r>
+    </w:p>
+    <w:p>
+      <w:pPr>
+        <w:spacing w:line="336" w:lineRule="auto" w:after="180"/>
+      </w:pPr>
+      <w:r>
+        <w:rPr>
+          <w:b w:val="0"/>
+        </w:rPr>
+        <w:t>Finish with a different uncoached case before recording mastery.</w:t>
       </w:r>
     </w:p>
     <w:p>
@@ -2006,23 +4009,83 @@
       </w:r>
     </w:p>
     <w:p>
-      <w:r>
+      <w:pPr>
+        <w:spacing w:line="336" w:lineRule="auto" w:after="180"/>
+      </w:pPr>
+      <w:r>
+        <w:rPr>
+          <w:b w:val="0"/>
+        </w:rPr>
         <w:t>A new file makes old records unseen: Trace whether records or copies already influenced development, regardless of their file names.</w:t>
       </w:r>
     </w:p>
     <w:p>
-      <w:r>
-        <w:t>Only labels copied into training can leak: A test score can guide rule selection even when individual labels remain hidden.</w:t>
-      </w:r>
-    </w:p>
-    <w:p>
-      <w:r>
-        <w:t>Testing means the model can never improve: Improve openly, preserve the original result, and obtain fresh independent evidence for the revision.</w:t>
-      </w:r>
-    </w:p>
-    <w:p>
-      <w:r>
-        <w:t>A perfect reserved score proves universal correctness: Check sample size, variety, relation to development records and intended use; keep the conclusion within the evidence.</w:t>
+      <w:pPr>
+        <w:spacing w:line="336" w:lineRule="auto" w:after="180"/>
+      </w:pPr>
+      <w:r>
+        <w:rPr>
+          <w:b w:val="0"/>
+        </w:rPr>
+        <w:t xml:space="preserve">Only labels copied into </w:t>
+      </w:r>
+      <w:r>
+        <w:rPr>
+          <w:b/>
+        </w:rPr>
+        <w:t>training</w:t>
+      </w:r>
+      <w:r>
+        <w:rPr>
+          <w:b w:val="0"/>
+        </w:rPr>
+        <w:t xml:space="preserve"> can leak: A test score can guide rule selection even when individual labels remain hidden.</w:t>
+      </w:r>
+    </w:p>
+    <w:p>
+      <w:pPr>
+        <w:spacing w:line="336" w:lineRule="auto" w:after="180"/>
+      </w:pPr>
+      <w:r>
+        <w:rPr>
+          <w:b w:val="0"/>
+        </w:rPr>
+        <w:t xml:space="preserve">Testing means the model can never improve: Improve openly, preserve the original result, and obtain fresh independent </w:t>
+      </w:r>
+      <w:r>
+        <w:rPr>
+          <w:b/>
+        </w:rPr>
+        <w:t>evidence</w:t>
+      </w:r>
+      <w:r>
+        <w:rPr>
+          <w:b w:val="0"/>
+        </w:rPr>
+        <w:t xml:space="preserve"> for the revision.</w:t>
+      </w:r>
+    </w:p>
+    <w:p>
+      <w:pPr>
+        <w:spacing w:line="336" w:lineRule="auto" w:after="180"/>
+      </w:pPr>
+      <w:r>
+        <w:rPr>
+          <w:b w:val="0"/>
+        </w:rPr>
+        <w:t xml:space="preserve">A perfect reserved score proves universal correctness: Check sample size, variety, relation to development records and intended use; keep the conclusion within the </w:t>
+      </w:r>
+      <w:r>
+        <w:rPr>
+          <w:b/>
+        </w:rPr>
+        <w:t>evidence</w:t>
+      </w:r>
+      <w:r>
+        <w:rPr>
+          <w:b w:val="0"/>
+        </w:rPr>
+        <w:t>.</w:t>
       </w:r>
     </w:p>
     <w:p>
@@ -2180,8 +4243,25 @@
       </w:tr>
     </w:tbl>
     <w:p>
-      <w:r>
-        <w:t>Offer an oral explanation, drawing, enlarged visual or fewer examples when that removes a reading/writing barrier. Keep the same reasoning goal. Stretch secure learners by changing a boundary or assumption and asking them to defend the effect, not simply by assigning more of the same questions.</w:t>
+      <w:pPr>
+        <w:spacing w:line="336" w:lineRule="auto" w:after="180"/>
+      </w:pPr>
+      <w:r>
+        <w:rPr>
+          <w:b w:val="0"/>
+        </w:rPr>
+        <w:t>Offer an oral explanation, drawing, enlarged visual or fewer examples when that removes a reading/writing barrier. Keep the same reasoning goal.</w:t>
+      </w:r>
+    </w:p>
+    <w:p>
+      <w:pPr>
+        <w:spacing w:line="336" w:lineRule="auto" w:after="180"/>
+      </w:pPr>
+      <w:r>
+        <w:rPr>
+          <w:b w:val="0"/>
+        </w:rPr>
+        <w:t>Stretch secure learners by changing a boundary or assumption and asking them to defend the effect, not simply by assigning more of the same questions.</w:t>
       </w:r>
     </w:p>
     <w:p>
@@ -2193,11 +4273,16 @@
       </w:r>
     </w:p>
     <w:p>
+      <w:r>
+        <w:t>Use the Save New Examples for Testing questions, teacher keys and criteria after the relevant attempts. Previously discussed cases are practice; protect the separately selected independent task.</w:t>
+      </w:r>
+    </w:p>
+    <w:p>
       <w:pPr>
         <w:pStyle w:val="Heading3"/>
       </w:pPr>
       <w:r>
-        <w:t>Assess and explain the answers</w:t>
+        <w:t>Worked case answer</w:t>
       </w:r>
     </w:p>
     <w:p>
@@ -2205,11 +4290,18 @@
         <w:pStyle w:val="Heading3"/>
       </w:pPr>
       <w:r>
-        <w:t>Worked case answer</w:t>
-      </w:r>
-    </w:p>
-    <w:p>
-      <w:r>
+        <w:t>Teacher key · Worked case answer</w:t>
+      </w:r>
+    </w:p>
+    <w:p>
+      <w:pPr>
+        <w:spacing w:line="336" w:lineRule="auto" w:after="180"/>
+        <w:shd w:fill="F1F6FC"/>
+      </w:pPr>
+      <w:r>
+        <w:rPr>
+          <w:b w:val="0"/>
+        </w:rPr>
         <w:t>G and H, only if neither influenced teaching or revision. Familiar cases do not establish unseen performance. Keep final test answers separate.</w:t>
       </w:r>
     </w:p>
@@ -2222,7 +4314,22 @@
       </w:r>
     </w:p>
     <w:p>
-      <w:r>
+      <w:pPr>
+        <w:pStyle w:val="Heading3"/>
+      </w:pPr>
+      <w:r>
+        <w:t>Independent question · withhold the key</w:t>
+      </w:r>
+    </w:p>
+    <w:p>
+      <w:pPr>
+        <w:spacing w:line="336" w:lineRule="auto" w:after="180"/>
+        <w:shd w:fill="F5F1FB"/>
+      </w:pPr>
+      <w:r>
+        <w:rPr>
+          <w:b w:val="0"/>
+        </w:rPr>
         <w:t>You teach a sorter using cards A, B and C. You keep D and E unseen. Which cards provide the fairer first test? What changes if you show D during teaching?</w:t>
       </w:r>
     </w:p>
@@ -2235,8 +4342,35 @@
       </w:r>
     </w:p>
     <w:p>
-      <w:r>
-        <w:t>D and E provide new evidence. If D is shown during teaching, it is no longer an unseen test example; keep E or obtain another fresh card for testing.</w:t>
+      <w:pPr>
+        <w:pStyle w:val="Heading3"/>
+      </w:pPr>
+      <w:r>
+        <w:t>Teacher key · Expected independent answer</w:t>
+      </w:r>
+    </w:p>
+    <w:p>
+      <w:pPr>
+        <w:spacing w:line="336" w:lineRule="auto" w:after="180"/>
+        <w:shd w:fill="F1F6FC"/>
+      </w:pPr>
+      <w:r>
+        <w:rPr>
+          <w:b w:val="0"/>
+        </w:rPr>
+        <w:t xml:space="preserve">D and E provide new </w:t>
+      </w:r>
+      <w:r>
+        <w:rPr>
+          <w:b/>
+        </w:rPr>
+        <w:t>evidence</w:t>
+      </w:r>
+      <w:r>
+        <w:rPr>
+          <w:b w:val="0"/>
+        </w:rPr>
+        <w:t>. If D is shown during teaching, it is no longer an unseen test example; keep E or obtain another fresh card for testing.</w:t>
       </w:r>
     </w:p>
     <w:p>
@@ -2474,8 +4608,25 @@
       </w:tr>
     </w:tbl>
     <w:p>
-      <w:r>
-        <w:t>Use 6/8 as a classroom checkpoint, with 2 required for both Result and Reasoning. This is a proposed teaching rule, not a validated certification threshold. Do not count a coached answer as independent mastery; correct unsafe or unsupported claims regardless of total.</w:t>
+      <w:pPr>
+        <w:spacing w:line="336" w:lineRule="auto" w:after="180"/>
+      </w:pPr>
+      <w:r>
+        <w:rPr>
+          <w:b w:val="0"/>
+        </w:rPr>
+        <w:t>Use 6/8 as a classroom checkpoint, with 2 required for both Result and Reasoning. This is a proposed teaching rule, not a validated certification threshold.</w:t>
+      </w:r>
+    </w:p>
+    <w:p>
+      <w:pPr>
+        <w:spacing w:line="336" w:lineRule="auto" w:after="180"/>
+      </w:pPr>
+      <w:r>
+        <w:rPr>
+          <w:b w:val="0"/>
+        </w:rPr>
+        <w:t>Do not count a coached answer as independent mastery; correct unsafe or unsupported claims regardless of total.</w:t>
       </w:r>
     </w:p>
     <w:p>
@@ -2487,8 +4638,26 @@
       </w:r>
     </w:p>
     <w:p>
-      <w:r>
-        <w:t>Ask the learner to find the evidence that challenges this claim: “A card remains unseen after it has been used for teaching.” Keep the first attempt and an uncoached retry separate.</w:t>
+      <w:pPr>
+        <w:spacing w:line="336" w:lineRule="auto" w:after="180"/>
+      </w:pPr>
+      <w:r>
+        <w:rPr>
+          <w:b w:val="0"/>
+        </w:rPr>
+        <w:t xml:space="preserve">Ask the learner to find the </w:t>
+      </w:r>
+      <w:r>
+        <w:rPr>
+          <w:b/>
+        </w:rPr>
+        <w:t>evidence</w:t>
+      </w:r>
+      <w:r>
+        <w:rPr>
+          <w:b w:val="0"/>
+        </w:rPr>
+        <w:t xml:space="preserve"> that challenges this claim: “A card remains unseen after it has been used for teaching.” Keep the first attempt and an uncoached retry separate.</w:t>
       </w:r>
     </w:p>
     <w:p>
@@ -2500,15 +4669,54 @@
       </w:r>
     </w:p>
     <w:p>
-      <w:r>
-        <w:t>No. They became development evidence when they influenced revision. Reserve new independently labelled cases for final evaluation. If none are available, disclose that limitation and report results as development results, not unseen performance.</w:t>
-      </w:r>
-    </w:p>
-    <w:p>
       <w:pPr>
         <w:pStyle w:val="Heading3"/>
       </w:pPr>
       <w:r>
+        <w:t>Teacher key · Original transfer answer</w:t>
+      </w:r>
+    </w:p>
+    <w:p>
+      <w:pPr>
+        <w:spacing w:line="336" w:lineRule="auto" w:after="180"/>
+        <w:shd w:fill="F1F6FC"/>
+      </w:pPr>
+      <w:r>
+        <w:rPr>
+          <w:b w:val="0"/>
+        </w:rPr>
+        <w:t xml:space="preserve">No. They became development </w:t>
+      </w:r>
+      <w:r>
+        <w:rPr>
+          <w:b/>
+        </w:rPr>
+        <w:t>evidence</w:t>
+      </w:r>
+      <w:r>
+        <w:rPr>
+          <w:b w:val="0"/>
+        </w:rPr>
+        <w:t xml:space="preserve"> when they influenced revision. Reserve new independently labelled cases for final evaluation.</w:t>
+      </w:r>
+    </w:p>
+    <w:p>
+      <w:pPr>
+        <w:spacing w:line="336" w:lineRule="auto" w:after="180"/>
+        <w:shd w:fill="F1F6FC"/>
+      </w:pPr>
+      <w:r>
+        <w:rPr>
+          <w:b w:val="0"/>
+        </w:rPr>
+        <w:t>If none are available, disclose that limitation and report results as development results, not unseen performance.</w:t>
+      </w:r>
+    </w:p>
+    <w:p>
+      <w:pPr>
+        <w:pStyle w:val="Heading3"/>
+      </w:pPr>
+      <w:r>
         <w:t>Explanations for the additional workbook examples</w:t>
       </w:r>
     </w:p>
@@ -2521,111 +4729,711 @@
       </w:r>
     </w:p>
     <w:p>
-      <w:r>
-        <w:t>For each event, state whether examples are being used for development or independent evaluation of a fixed model: comparing candidates on fitting labels; scoring a frozen model on previously reserved examples once; changing a threshold after reading a test score. Explain your last choice.</w:t>
-      </w:r>
-    </w:p>
-    <w:p>
-      <w:r>
-        <w:t>Comparing candidates is development. Scoring a frozen model on previously reserved examples is evaluation, provided they did not influence its development. Changing a threshold after reading the test score uses that test information for development of the revision; the same set is no longer independent of that revision.</w:t>
-      </w:r>
-    </w:p>
-    <w:p>
       <w:pPr>
         <w:pStyle w:val="Heading3"/>
       </w:pPr>
       <w:r>
+        <w:t>Workbook question · W1</w:t>
+      </w:r>
+    </w:p>
+    <w:p>
+      <w:pPr>
+        <w:spacing w:line="336" w:lineRule="auto" w:after="180"/>
+        <w:shd w:fill="F5F1FB"/>
+      </w:pPr>
+      <w:r>
+        <w:rPr>
+          <w:b w:val="0"/>
+        </w:rPr>
+        <w:t xml:space="preserve">For each event, state whether examples are being used for development or independent evaluation of a fixed model: comparing candidates on </w:t>
+      </w:r>
+      <w:r>
+        <w:rPr>
+          <w:b/>
+        </w:rPr>
+        <w:t>fitting</w:t>
+      </w:r>
+      <w:r>
+        <w:rPr>
+          <w:b w:val="0"/>
+        </w:rPr>
+        <w:t xml:space="preserve"> labels; scoring a frozen model on previously reserved examples once; changing a threshold after reading a test score.</w:t>
+      </w:r>
+    </w:p>
+    <w:p>
+      <w:pPr>
+        <w:spacing w:line="336" w:lineRule="auto" w:after="180"/>
+        <w:shd w:fill="F5F1FB"/>
+      </w:pPr>
+      <w:r>
+        <w:rPr>
+          <w:b w:val="0"/>
+        </w:rPr>
+        <w:t>Explain your last choice.</w:t>
+      </w:r>
+    </w:p>
+    <w:p>
+      <w:pPr>
+        <w:pStyle w:val="Heading3"/>
+      </w:pPr>
+      <w:r>
+        <w:t>Teacher reasoning · W1</w:t>
+      </w:r>
+    </w:p>
+    <w:p>
+      <w:pPr>
+        <w:spacing w:line="336" w:lineRule="auto" w:after="180"/>
+        <w:shd w:fill="F1F6FC"/>
+      </w:pPr>
+      <w:r>
+        <w:rPr>
+          <w:b w:val="0"/>
+        </w:rPr>
+        <w:t>Comparing candidates is development. Scoring a frozen model on previously reserved examples is evaluation, provided they did not influence its development.</w:t>
+      </w:r>
+    </w:p>
+    <w:p>
+      <w:pPr>
+        <w:spacing w:line="336" w:lineRule="auto" w:after="180"/>
+        <w:shd w:fill="F1F6FC"/>
+      </w:pPr>
+      <w:r>
+        <w:rPr>
+          <w:b w:val="0"/>
+        </w:rPr>
+        <w:t>Changing a threshold after reading the test score uses that test information for development of the revision; the same set is no longer independent of that revision.</w:t>
+      </w:r>
+    </w:p>
+    <w:p>
+      <w:pPr>
+        <w:pStyle w:val="Heading3"/>
+      </w:pPr>
+      <w:r>
         <w:t>W2 Preserve the original result</w:t>
       </w:r>
     </w:p>
     <w:p>
-      <w:r>
-        <w:t>TowerA uses threshold 5 on reserved heights 3, 5, 7 and 9 cm. The labels are short, short, tall and tall. Write its predictions, agreements and disagreement. Then state why TowerB with threshold 6, selected after seeing these labels, cannot claim four independent test successes on these same records.</w:t>
-      </w:r>
-    </w:p>
-    <w:p>
-      <w:r>
-        <w:t>TowerA predicts short, tall, tall, tall: three agreements and one disagreement at 5. TowerB predicts short, short, tall, tall, matching all four, but the revealed labels influenced its selection. Report its four agreements as a result on examples used in development, preserving TowerA’s original test record.</w:t>
-      </w:r>
-    </w:p>
-    <w:p>
       <w:pPr>
         <w:pStyle w:val="Heading3"/>
       </w:pPr>
       <w:r>
+        <w:t>Workbook question · W2</w:t>
+      </w:r>
+    </w:p>
+    <w:p>
+      <w:pPr>
+        <w:spacing w:line="336" w:lineRule="auto" w:after="180"/>
+        <w:shd w:fill="F5F1FB"/>
+      </w:pPr>
+      <w:r>
+        <w:rPr>
+          <w:b w:val="0"/>
+        </w:rPr>
+        <w:t xml:space="preserve">TowerA uses threshold 5 on reserved heights 3, 5, 7 and 9 cm. The labels are short, short, tall and tall. Write its </w:t>
+      </w:r>
+      <w:r>
+        <w:rPr>
+          <w:b/>
+        </w:rPr>
+        <w:t>prediction</w:t>
+      </w:r>
+      <w:r>
+        <w:rPr>
+          <w:b w:val="0"/>
+        </w:rPr>
+        <w:t>s, agreements and disagreement.</w:t>
+      </w:r>
+    </w:p>
+    <w:p>
+      <w:pPr>
+        <w:spacing w:line="336" w:lineRule="auto" w:after="180"/>
+        <w:shd w:fill="F5F1FB"/>
+      </w:pPr>
+      <w:r>
+        <w:rPr>
+          <w:b w:val="0"/>
+        </w:rPr>
+        <w:t>Then state why TowerB with threshold 6, selected after seeing these labels, cannot claim four independent test successes on these same records.</w:t>
+      </w:r>
+    </w:p>
+    <w:p>
+      <w:pPr>
+        <w:pStyle w:val="Heading3"/>
+      </w:pPr>
+      <w:r>
+        <w:t>Teacher reasoning · W2</w:t>
+      </w:r>
+    </w:p>
+    <w:p>
+      <w:pPr>
+        <w:spacing w:line="336" w:lineRule="auto" w:after="180"/>
+        <w:shd w:fill="F1F6FC"/>
+      </w:pPr>
+      <w:r>
+        <w:rPr>
+          <w:b w:val="0"/>
+        </w:rPr>
+        <w:t>TowerA predicts short, tall, tall, tall: three agreements and one disagreement at 5. TowerB predicts short, short, tall, tall, matching all four, but the revealed labels influenced its selection.</w:t>
+      </w:r>
+    </w:p>
+    <w:p>
+      <w:pPr>
+        <w:spacing w:line="336" w:lineRule="auto" w:after="180"/>
+        <w:shd w:fill="F1F6FC"/>
+      </w:pPr>
+      <w:r>
+        <w:rPr>
+          <w:b w:val="0"/>
+        </w:rPr>
+        <w:t>Report its four agreements as a result on examples used in development, preserving TowerA’s original test record.</w:t>
+      </w:r>
+    </w:p>
+    <w:p>
+      <w:pPr>
+        <w:pStyle w:val="Heading3"/>
+      </w:pPr>
+      <w:r>
         <w:t>W3 Detect a less visible leak</w:t>
       </w:r>
     </w:p>
     <w:p>
-      <w:r>
-        <w:t>A team leaves reserved labels out of its fitting table but tries six rules and reads a test score for each. It chooses the highest-scoring rule. Explain how information still reached model selection. Would renaming or reordering the same test records repair the problem?</w:t>
-      </w:r>
-    </w:p>
-    <w:p>
-      <w:r>
-        <w:t>The scores depend on the reserved labels and guide the choice among rules, so test information influences selection indirectly. Omitting the labels from a fitting table is insufficient. Renaming or reordering records does not remove that information; reserve new appropriate examples for an independent final check.</w:t>
-      </w:r>
-    </w:p>
-    <w:p>
       <w:pPr>
         <w:pStyle w:val="Heading3"/>
       </w:pPr>
       <w:r>
+        <w:t>Workbook question · W3</w:t>
+      </w:r>
+    </w:p>
+    <w:p>
+      <w:pPr>
+        <w:spacing w:line="336" w:lineRule="auto" w:after="180"/>
+        <w:shd w:fill="F5F1FB"/>
+      </w:pPr>
+      <w:r>
+        <w:rPr>
+          <w:b w:val="0"/>
+        </w:rPr>
+        <w:t xml:space="preserve">A team leaves reserved labels out of its </w:t>
+      </w:r>
+      <w:r>
+        <w:rPr>
+          <w:b/>
+        </w:rPr>
+        <w:t>fitting</w:t>
+      </w:r>
+      <w:r>
+        <w:rPr>
+          <w:b w:val="0"/>
+        </w:rPr>
+        <w:t xml:space="preserve"> table but tries six rules and reads a test score for each. It chooses the highest-scoring rule. Explain how information still reached model selection.</w:t>
+      </w:r>
+    </w:p>
+    <w:p>
+      <w:pPr>
+        <w:spacing w:line="336" w:lineRule="auto" w:after="180"/>
+        <w:shd w:fill="F5F1FB"/>
+      </w:pPr>
+      <w:r>
+        <w:rPr>
+          <w:b w:val="0"/>
+        </w:rPr>
+        <w:t>Would renaming or reordering the same test records repair the problem?</w:t>
+      </w:r>
+    </w:p>
+    <w:p>
+      <w:pPr>
+        <w:pStyle w:val="Heading3"/>
+      </w:pPr>
+      <w:r>
+        <w:t>Teacher reasoning · W3</w:t>
+      </w:r>
+    </w:p>
+    <w:p>
+      <w:pPr>
+        <w:spacing w:line="336" w:lineRule="auto" w:after="180"/>
+        <w:shd w:fill="F1F6FC"/>
+      </w:pPr>
+      <w:r>
+        <w:rPr>
+          <w:b w:val="0"/>
+        </w:rPr>
+        <w:t xml:space="preserve">The scores depend on the reserved labels and guide the choice among rules, so test information influences selection indirectly. Omitting the labels from a </w:t>
+      </w:r>
+      <w:r>
+        <w:rPr>
+          <w:b/>
+        </w:rPr>
+        <w:t>fitting</w:t>
+      </w:r>
+      <w:r>
+        <w:rPr>
+          <w:b w:val="0"/>
+        </w:rPr>
+        <w:t xml:space="preserve"> table is insufficient.</w:t>
+      </w:r>
+    </w:p>
+    <w:p>
+      <w:pPr>
+        <w:spacing w:line="336" w:lineRule="auto" w:after="180"/>
+        <w:shd w:fill="F1F6FC"/>
+      </w:pPr>
+      <w:r>
+        <w:rPr>
+          <w:b w:val="0"/>
+        </w:rPr>
+        <w:t>Renaming or reordering records does not remove that information; reserve new appropriate examples for an independent final check.</w:t>
+      </w:r>
+    </w:p>
+    <w:p>
+      <w:pPr>
+        <w:pStyle w:val="Heading3"/>
+      </w:pPr>
+      <w:r>
         <w:t>W4 Run a separate ribbon experiment</w:t>
       </w:r>
     </w:p>
     <w:p>
-      <w:r>
-        <w:t>Before receiving any test labels, freeze RibbonA: whole cm lengths 1 through 12, long at least 6 cm and short otherwise. Save predictions for 5, 7, 9 and 11 cm. Ask your teacher to reveal the reserved labels, then record agreements, disagreements and a limited result statement. If you later choose threshold 8 after seeing these labels, explain how you must describe its result on the same records.</w:t>
-      </w:r>
-    </w:p>
-    <w:p>
-      <w:r>
-        <w:t>Saved predictions are short, long, long, long. Reveal labels only after predictions are saved: short, short, long, long. RibbonA has three agreements and one disagreement at 7 on four reserved records. Threshold 8 then gives short, short, long, long, but it was chosen after feedback. Its four agreements are on now-seen development examples, not a new independent test. Do not alter the saved RibbonA predictions.</w:t>
-      </w:r>
-    </w:p>
-    <w:p>
       <w:pPr>
         <w:pStyle w:val="Heading3"/>
       </w:pPr>
       <w:r>
+        <w:t>Workbook question · W4</w:t>
+      </w:r>
+    </w:p>
+    <w:p>
+      <w:pPr>
+        <w:spacing w:line="336" w:lineRule="auto" w:after="180"/>
+        <w:shd w:fill="F5F1FB"/>
+      </w:pPr>
+      <w:r>
+        <w:rPr>
+          <w:b w:val="0"/>
+        </w:rPr>
+        <w:t xml:space="preserve">Before receiving any test labels, </w:t>
+      </w:r>
+      <w:r>
+        <w:rPr>
+          <w:b/>
+        </w:rPr>
+        <w:t>freeze</w:t>
+      </w:r>
+      <w:r>
+        <w:rPr>
+          <w:b w:val="0"/>
+        </w:rPr>
+        <w:t xml:space="preserve"> RibbonA: whole cm lengths 1 through 12, long at least 6 cm and short otherwise. Save </w:t>
+      </w:r>
+      <w:r>
+        <w:rPr>
+          <w:b/>
+        </w:rPr>
+        <w:t>prediction</w:t>
+      </w:r>
+      <w:r>
+        <w:rPr>
+          <w:b w:val="0"/>
+        </w:rPr>
+        <w:t>s for 5, 7, 9 and 11 cm.</w:t>
+      </w:r>
+    </w:p>
+    <w:p>
+      <w:pPr>
+        <w:spacing w:line="336" w:lineRule="auto" w:after="180"/>
+        <w:shd w:fill="F5F1FB"/>
+      </w:pPr>
+      <w:r>
+        <w:rPr>
+          <w:b w:val="0"/>
+        </w:rPr>
+        <w:t>Ask your teacher to reveal the reserved labels, then record agreements, disagreements and a limited result statement.</w:t>
+      </w:r>
+    </w:p>
+    <w:p>
+      <w:pPr>
+        <w:spacing w:line="336" w:lineRule="auto" w:after="180"/>
+        <w:shd w:fill="F5F1FB"/>
+      </w:pPr>
+      <w:r>
+        <w:rPr>
+          <w:b w:val="0"/>
+        </w:rPr>
+        <w:t>If you later choose threshold 8 after seeing these labels, explain how you must describe its result on the same records.</w:t>
+      </w:r>
+    </w:p>
+    <w:p>
+      <w:pPr>
+        <w:pStyle w:val="Heading3"/>
+      </w:pPr>
+      <w:r>
+        <w:t>Teacher reasoning · W4</w:t>
+      </w:r>
+    </w:p>
+    <w:p>
+      <w:pPr>
+        <w:spacing w:line="336" w:lineRule="auto" w:after="180"/>
+        <w:shd w:fill="F1F6FC"/>
+      </w:pPr>
+      <w:r>
+        <w:rPr>
+          <w:b w:val="0"/>
+        </w:rPr>
+        <w:t xml:space="preserve">Saved </w:t>
+      </w:r>
+      <w:r>
+        <w:rPr>
+          <w:b/>
+        </w:rPr>
+        <w:t>prediction</w:t>
+      </w:r>
+      <w:r>
+        <w:rPr>
+          <w:b w:val="0"/>
+        </w:rPr>
+        <w:t xml:space="preserve">s are short, long, long, long. Reveal labels only after </w:t>
+      </w:r>
+      <w:r>
+        <w:rPr>
+          <w:b/>
+        </w:rPr>
+        <w:t>prediction</w:t>
+      </w:r>
+      <w:r>
+        <w:rPr>
+          <w:b w:val="0"/>
+        </w:rPr>
+        <w:t>s are saved: short, short, long, long. RibbonA has three agreements and one disagreement at 7 on four reserved records.</w:t>
+      </w:r>
+    </w:p>
+    <w:p>
+      <w:pPr>
+        <w:spacing w:line="336" w:lineRule="auto" w:after="180"/>
+        <w:shd w:fill="F1F6FC"/>
+      </w:pPr>
+      <w:r>
+        <w:rPr>
+          <w:b w:val="0"/>
+        </w:rPr>
+        <w:t xml:space="preserve">Threshold 8 then gives short, short, long, long, but it was chosen after feedback. Its four agreements are on now-seen </w:t>
+      </w:r>
+      <w:r>
+        <w:rPr>
+          <w:b/>
+        </w:rPr>
+        <w:t>development examples</w:t>
+      </w:r>
+      <w:r>
+        <w:rPr>
+          <w:b w:val="0"/>
+        </w:rPr>
+        <w:t xml:space="preserve">, not a new independent test. Do not alter the saved RibbonA </w:t>
+      </w:r>
+      <w:r>
+        <w:rPr>
+          <w:b/>
+        </w:rPr>
+        <w:t>prediction</w:t>
+      </w:r>
+      <w:r>
+        <w:rPr>
+          <w:b w:val="0"/>
+        </w:rPr>
+        <w:t>s.</w:t>
+      </w:r>
+    </w:p>
+    <w:p>
+      <w:pPr>
+        <w:pStyle w:val="Heading3"/>
+      </w:pPr>
+      <w:r>
         <w:t>W5 Audit a proposed final set</w:t>
       </w:r>
     </w:p>
     <w:p>
-      <w:r>
-        <w:t>A class reserves ten copies of one easy development example in a new file. The model agrees with all ten labels. Explain two reasons this gives weak evidence about new cases, and propose a better final evaluation plan without promising perfect future performance.</w:t>
-      </w:r>
-    </w:p>
-    <w:p>
-      <w:r>
-        <w:t>Copies repeat a case already used in development and provide almost no variety; a new file does not make them new evidence. Reserve distinct relevant cases before model choices, keep related copies together, freeze the model, save predictions, reveal labels and report every outcome. Include cases relevant to intended use and state that a finite test cannot guarantee all future results.</w:t>
-      </w:r>
-    </w:p>
-    <w:p>
       <w:pPr>
         <w:pStyle w:val="Heading3"/>
       </w:pPr>
       <w:r>
+        <w:t>Workbook question · W5</w:t>
+      </w:r>
+    </w:p>
+    <w:p>
+      <w:pPr>
+        <w:spacing w:line="336" w:lineRule="auto" w:after="180"/>
+        <w:shd w:fill="F5F1FB"/>
+      </w:pPr>
+      <w:r>
+        <w:rPr>
+          <w:b w:val="0"/>
+        </w:rPr>
+        <w:t>A class reserves ten copies of one easy development example in a new file. The model agrees with all ten labels.</w:t>
+      </w:r>
+    </w:p>
+    <w:p>
+      <w:pPr>
+        <w:spacing w:line="336" w:lineRule="auto" w:after="180"/>
+        <w:shd w:fill="F5F1FB"/>
+      </w:pPr>
+      <w:r>
+        <w:rPr>
+          <w:b w:val="0"/>
+        </w:rPr>
+        <w:t xml:space="preserve">Explain two reasons this gives weak </w:t>
+      </w:r>
+      <w:r>
+        <w:rPr>
+          <w:b/>
+        </w:rPr>
+        <w:t>evidence</w:t>
+      </w:r>
+      <w:r>
+        <w:rPr>
+          <w:b w:val="0"/>
+        </w:rPr>
+        <w:t xml:space="preserve"> about new cases, and propose a better final evaluation plan without promising perfect future performance.</w:t>
+      </w:r>
+    </w:p>
+    <w:p>
+      <w:pPr>
+        <w:pStyle w:val="Heading3"/>
+      </w:pPr>
+      <w:r>
+        <w:t>Teacher reasoning · W5</w:t>
+      </w:r>
+    </w:p>
+    <w:p>
+      <w:pPr>
+        <w:spacing w:line="336" w:lineRule="auto" w:after="180"/>
+        <w:shd w:fill="F1F6FC"/>
+      </w:pPr>
+      <w:r>
+        <w:rPr>
+          <w:b w:val="0"/>
+        </w:rPr>
+        <w:t xml:space="preserve">Copies repeat a case already used in development and provide almost no variety; a new file does not make them new </w:t>
+      </w:r>
+      <w:r>
+        <w:rPr>
+          <w:b/>
+        </w:rPr>
+        <w:t>evidence</w:t>
+      </w:r>
+      <w:r>
+        <w:rPr>
+          <w:b w:val="0"/>
+        </w:rPr>
+        <w:t>.</w:t>
+      </w:r>
+    </w:p>
+    <w:p>
+      <w:pPr>
+        <w:spacing w:line="336" w:lineRule="auto" w:after="180"/>
+        <w:shd w:fill="F1F6FC"/>
+      </w:pPr>
+      <w:r>
+        <w:rPr>
+          <w:b w:val="0"/>
+        </w:rPr>
+        <w:t xml:space="preserve">Reserve distinct relevant cases before model choices, keep related copies together, </w:t>
+      </w:r>
+      <w:r>
+        <w:rPr>
+          <w:b/>
+        </w:rPr>
+        <w:t>freeze</w:t>
+      </w:r>
+      <w:r>
+        <w:rPr>
+          <w:b w:val="0"/>
+        </w:rPr>
+        <w:t xml:space="preserve"> the model, save </w:t>
+      </w:r>
+      <w:r>
+        <w:rPr>
+          <w:b/>
+        </w:rPr>
+        <w:t>prediction</w:t>
+      </w:r>
+      <w:r>
+        <w:rPr>
+          <w:b w:val="0"/>
+        </w:rPr>
+        <w:t>s, reveal labels and report every outcome.</w:t>
+      </w:r>
+    </w:p>
+    <w:p>
+      <w:pPr>
+        <w:spacing w:line="336" w:lineRule="auto" w:after="180"/>
+        <w:shd w:fill="F1F6FC"/>
+      </w:pPr>
+      <w:r>
+        <w:rPr>
+          <w:b w:val="0"/>
+        </w:rPr>
+        <w:t>Include cases relevant to intended use and state that a finite test cannot guarantee all future results.</w:t>
+      </w:r>
+    </w:p>
+    <w:p>
+      <w:pPr>
+        <w:pStyle w:val="Heading3"/>
+      </w:pPr>
+      <w:r>
         <w:t>Assess independent transfer</w:t>
       </w:r>
     </w:p>
     <w:p>
-      <w:r>
-        <w:t>Selected case: Before receiving any test labels, freeze RibbonA: whole cm lengths 1 through 12, long at least 6 cm and short otherwise. Save predictions for 5, 7, 9 and 11 cm. Ask your teacher to reveal the reserved labels, then record agreements, disagreements and a limited result statement. If you later choose threshold 8 after seeing these labels, explain how you must describe its result on the same records.</w:t>
-      </w:r>
-    </w:p>
-    <w:p>
       <w:pPr>
         <w:pStyle w:val="Heading3"/>
       </w:pPr>
       <w:r>
+        <w:t>Independent question · withhold the key</w:t>
+      </w:r>
+    </w:p>
+    <w:p>
+      <w:pPr>
+        <w:spacing w:line="336" w:lineRule="auto" w:after="180"/>
+        <w:shd w:fill="F5F1FB"/>
+      </w:pPr>
+      <w:r>
+        <w:rPr>
+          <w:b w:val="0"/>
+        </w:rPr>
+        <w:t xml:space="preserve">Selected case: Before receiving any test labels, </w:t>
+      </w:r>
+      <w:r>
+        <w:rPr>
+          <w:b/>
+        </w:rPr>
+        <w:t>freeze</w:t>
+      </w:r>
+      <w:r>
+        <w:rPr>
+          <w:b w:val="0"/>
+        </w:rPr>
+        <w:t xml:space="preserve"> RibbonA: whole cm lengths 1 through 12, long at least 6 cm and short otherwise. Save </w:t>
+      </w:r>
+      <w:r>
+        <w:rPr>
+          <w:b/>
+        </w:rPr>
+        <w:t>prediction</w:t>
+      </w:r>
+      <w:r>
+        <w:rPr>
+          <w:b w:val="0"/>
+        </w:rPr>
+        <w:t>s for 5, 7, 9 and 11 cm.</w:t>
+      </w:r>
+    </w:p>
+    <w:p>
+      <w:pPr>
+        <w:spacing w:line="336" w:lineRule="auto" w:after="180"/>
+        <w:shd w:fill="F5F1FB"/>
+      </w:pPr>
+      <w:r>
+        <w:rPr>
+          <w:b w:val="0"/>
+        </w:rPr>
+        <w:t>Ask your teacher to reveal the reserved labels, then record agreements, disagreements and a limited result statement.</w:t>
+      </w:r>
+    </w:p>
+    <w:p>
+      <w:pPr>
+        <w:spacing w:line="336" w:lineRule="auto" w:after="180"/>
+        <w:shd w:fill="F5F1FB"/>
+      </w:pPr>
+      <w:r>
+        <w:rPr>
+          <w:b w:val="0"/>
+        </w:rPr>
+        <w:t>If you later choose threshold 8 after seeing these labels, explain how you must describe its result on the same records.</w:t>
+      </w:r>
+    </w:p>
+    <w:p>
+      <w:pPr>
+        <w:pStyle w:val="Heading3"/>
+      </w:pPr>
+      <w:r>
         <w:t>Selected case answer</w:t>
       </w:r>
     </w:p>
     <w:p>
-      <w:r>
-        <w:t>Saved predictions are short, long, long, long. Reveal labels only after predictions are saved: short, short, long, long. RibbonA has three agreements and one disagreement at 7 on four reserved records. Threshold 8 then gives short, short, long, long, but it was chosen after feedback. Its four agreements are on now-seen development examples, not a new independent test. Do not alter the saved RibbonA predictions.</w:t>
+      <w:pPr>
+        <w:pStyle w:val="Heading3"/>
+      </w:pPr>
+      <w:r>
+        <w:t>Teacher key · Selected case answer</w:t>
+      </w:r>
+    </w:p>
+    <w:p>
+      <w:pPr>
+        <w:spacing w:line="336" w:lineRule="auto" w:after="180"/>
+        <w:shd w:fill="F1F6FC"/>
+      </w:pPr>
+      <w:r>
+        <w:rPr>
+          <w:b w:val="0"/>
+        </w:rPr>
+        <w:t xml:space="preserve">Saved </w:t>
+      </w:r>
+      <w:r>
+        <w:rPr>
+          <w:b/>
+        </w:rPr>
+        <w:t>prediction</w:t>
+      </w:r>
+      <w:r>
+        <w:rPr>
+          <w:b w:val="0"/>
+        </w:rPr>
+        <w:t xml:space="preserve">s are short, long, long, long. Reveal labels only after </w:t>
+      </w:r>
+      <w:r>
+        <w:rPr>
+          <w:b/>
+        </w:rPr>
+        <w:t>prediction</w:t>
+      </w:r>
+      <w:r>
+        <w:rPr>
+          <w:b w:val="0"/>
+        </w:rPr>
+        <w:t>s are saved: short, short, long, long. RibbonA has three agreements and one disagreement at 7 on four reserved records.</w:t>
+      </w:r>
+    </w:p>
+    <w:p>
+      <w:pPr>
+        <w:spacing w:line="336" w:lineRule="auto" w:after="180"/>
+        <w:shd w:fill="F1F6FC"/>
+      </w:pPr>
+      <w:r>
+        <w:rPr>
+          <w:b w:val="0"/>
+        </w:rPr>
+        <w:t xml:space="preserve">Threshold 8 then gives short, short, long, long, but it was chosen after feedback. Its four agreements are on now-seen </w:t>
+      </w:r>
+      <w:r>
+        <w:rPr>
+          <w:b/>
+        </w:rPr>
+        <w:t>development examples</w:t>
+      </w:r>
+      <w:r>
+        <w:rPr>
+          <w:b w:val="0"/>
+        </w:rPr>
+        <w:t xml:space="preserve">, not a new independent test. Do not alter the saved RibbonA </w:t>
+      </w:r>
+      <w:r>
+        <w:rPr>
+          <w:b/>
+        </w:rPr>
+        <w:t>prediction</w:t>
+      </w:r>
+      <w:r>
+        <w:rPr>
+          <w:b w:val="0"/>
+        </w:rPr>
+        <w:t>s.</w:t>
       </w:r>
     </w:p>
     <w:tbl>
@@ -2731,21 +5539,77 @@
       </w:tr>
     </w:tbl>
     <w:p>
-      <w:r>
-        <w:t>Record each dimension as not yet, with support, or independent. Accept a valid alternative procedure with a defensible trace. Do not penalise an honestly recorded model failure if the learner correctly explains its evidence and limits.</w:t>
-      </w:r>
-    </w:p>
-    <w:p>
       <w:pPr>
         <w:pStyle w:val="Heading3"/>
       </w:pPr>
       <w:r>
+        <w:t>Teacher key · Selected case answer</w:t>
+      </w:r>
+    </w:p>
+    <w:p>
+      <w:pPr>
+        <w:spacing w:line="336" w:lineRule="auto" w:after="180"/>
+        <w:shd w:fill="F1F6FC"/>
+      </w:pPr>
+      <w:r>
+        <w:rPr>
+          <w:b w:val="0"/>
+        </w:rPr>
+        <w:t>Record each dimension as not yet, with support, or independent. Accept a valid alternative procedure with a defensible trace.</w:t>
+      </w:r>
+    </w:p>
+    <w:p>
+      <w:pPr>
+        <w:spacing w:line="336" w:lineRule="auto" w:after="180"/>
+        <w:shd w:fill="F1F6FC"/>
+      </w:pPr>
+      <w:r>
+        <w:rPr>
+          <w:b w:val="0"/>
+        </w:rPr>
+        <w:t xml:space="preserve">Do not penalise an honestly recorded model failure if the learner correctly explains its </w:t>
+      </w:r>
+      <w:r>
+        <w:rPr>
+          <w:b/>
+        </w:rPr>
+        <w:t>evidence</w:t>
+      </w:r>
+      <w:r>
+        <w:rPr>
+          <w:b w:val="0"/>
+        </w:rPr>
+        <w:t xml:space="preserve"> and limits.</w:t>
+      </w:r>
+    </w:p>
+    <w:p>
+      <w:pPr>
+        <w:pStyle w:val="Heading3"/>
+      </w:pPr>
+      <w:r>
         <w:t>Feedback that the learner uses</w:t>
       </w:r>
     </w:p>
     <w:p>
-      <w:r>
-        <w:t>Name the earliest unsupported step and give one action to repair it. Have the learner make that repair now and explain why. Then assess the relevant skill on a fresh, fully specified case. Confirm it was not previously practised with feedback; solve and check the new case before assigning it. A follow-up design prompt is a starting brief, not automatically an equivalent test.</w:t>
+      <w:pPr>
+        <w:spacing w:line="336" w:lineRule="auto" w:after="180"/>
+      </w:pPr>
+      <w:r>
+        <w:rPr>
+          <w:b w:val="0"/>
+        </w:rPr>
+        <w:t>Name the earliest unsupported step and give one action to repair it. Have the learner make that repair now and explain why. Then assess the relevant skill on a fresh, fully specified case.</w:t>
+      </w:r>
+    </w:p>
+    <w:p>
+      <w:pPr>
+        <w:spacing w:line="336" w:lineRule="auto" w:after="180"/>
+      </w:pPr>
+      <w:r>
+        <w:rPr>
+          <w:b w:val="0"/>
+        </w:rPr>
+        <w:t>Confirm it was not previously practised with feedback; solve and check the new case before assigning it. A follow-up design prompt is a starting brief, not automatically an equivalent test.</w:t>
       </w:r>
     </w:p>
     <w:p>
@@ -2757,11 +5621,62 @@
       </w:r>
     </w:p>
     <w:p>
+      <w:r>
+        <w:t>Connect Save New Examples for Testing to Helpful Classroom Sorter, adapt support and plan a later changed-case check.</w:t>
+      </w:r>
+    </w:p>
+    <w:p>
       <w:pPr>
         <w:pStyle w:val="Heading3"/>
       </w:pPr>
       <w:r>
-        <w:t>Connect and extend learning</w:t>
+        <w:t>Helpful Classroom Sorter</w:t>
+      </w:r>
+    </w:p>
+    <w:p>
+      <w:pPr>
+        <w:spacing w:line="336" w:lineRule="auto" w:after="180"/>
+      </w:pPr>
+      <w:r>
+        <w:rPr>
+          <w:b w:val="0"/>
+        </w:rPr>
+        <w:t>Create separate learn and test envelopes for the Classroom Sorter and label who may open each.</w:t>
+      </w:r>
+    </w:p>
+    <w:p>
+      <w:pPr>
+        <w:spacing w:line="336" w:lineRule="auto" w:after="180"/>
+      </w:pPr>
+      <w:r>
+        <w:rPr>
+          <w:b w:val="0"/>
+        </w:rPr>
+        <w:t xml:space="preserve">Keep the decision, </w:t>
+      </w:r>
+      <w:r>
+        <w:rPr>
+          <w:b/>
+        </w:rPr>
+        <w:t>input</w:t>
+      </w:r>
+      <w:r>
+        <w:rPr>
+          <w:b w:val="0"/>
+        </w:rPr>
+        <w:t xml:space="preserve">, result, explanation and remaining limitation in the project </w:t>
+      </w:r>
+      <w:r>
+        <w:rPr>
+          <w:b/>
+        </w:rPr>
+        <w:t>evidence</w:t>
+      </w:r>
+      <w:r>
+        <w:rPr>
+          <w:b w:val="0"/>
+        </w:rPr>
+        <w:t xml:space="preserve"> record. Retrieve this record next week rather than restarting the project.</w:t>
       </w:r>
     </w:p>
     <w:p>
@@ -2769,17 +5684,54 @@
         <w:pStyle w:val="Heading3"/>
       </w:pPr>
       <w:r>
-        <w:t>Helpful Classroom Sorter</w:t>
-      </w:r>
-    </w:p>
-    <w:p>
-      <w:r>
-        <w:t>Create separate learn and test envelopes for the Classroom Sorter and label who may open each.</w:t>
-      </w:r>
-    </w:p>
-    <w:p>
-      <w:r>
-        <w:t>Keep the decision, input, result, explanation and remaining limitation in the project evidence record. Retrieve this record next week rather than restarting the project.</w:t>
+        <w:t>Support and stretch</w:t>
+      </w:r>
+    </w:p>
+    <w:p>
+      <w:pPr>
+        <w:spacing w:line="336" w:lineRule="auto" w:after="180"/>
+      </w:pPr>
+      <w:r>
+        <w:rPr>
+          <w:b w:val="0"/>
+        </w:rPr>
+        <w:t xml:space="preserve">Use physical cards, spoken explanations and a three-stage drawing. Read aloud without giving the answer. Stretch: compare two </w:t>
+      </w:r>
+      <w:r>
+        <w:rPr>
+          <w:b/>
+        </w:rPr>
+        <w:t>mechanism</w:t>
+      </w:r>
+      <w:r>
+        <w:rPr>
+          <w:b w:val="0"/>
+        </w:rPr>
+        <w:t xml:space="preserve">s with the same visible </w:t>
+      </w:r>
+      <w:r>
+        <w:rPr>
+          <w:b/>
+        </w:rPr>
+        <w:t>output</w:t>
+      </w:r>
+      <w:r>
+        <w:rPr>
+          <w:b w:val="0"/>
+        </w:rPr>
+        <w:t xml:space="preserve"> and explain what </w:t>
+      </w:r>
+      <w:r>
+        <w:rPr>
+          <w:b/>
+        </w:rPr>
+        <w:t>evidence</w:t>
+      </w:r>
+      <w:r>
+        <w:rPr>
+          <w:b w:val="0"/>
+        </w:rPr>
+        <w:t xml:space="preserve"> distinguishes them.</w:t>
       </w:r>
     </w:p>
     <w:p>
@@ -2787,12 +5739,30 @@
         <w:pStyle w:val="Heading3"/>
       </w:pPr>
       <w:r>
-        <w:t>Support and stretch</w:t>
-      </w:r>
-    </w:p>
-    <w:p>
-      <w:r>
-        <w:t>Use physical cards, spoken explanations and a three-stage drawing. Read aloud without giving the answer. Stretch: compare two mechanisms with the same visible output and explain what evidence distinguishes them.</w:t>
+        <w:t>Exit reflection</w:t>
+      </w:r>
+    </w:p>
+    <w:p>
+      <w:pPr>
+        <w:spacing w:line="336" w:lineRule="auto" w:after="180"/>
+      </w:pPr>
+      <w:r>
+        <w:rPr>
+          <w:b w:val="0"/>
+        </w:rPr>
+        <w:t xml:space="preserve">Ask for one decision the learner can now justify and one situation requiring more </w:t>
+      </w:r>
+      <w:r>
+        <w:rPr>
+          <w:b/>
+        </w:rPr>
+        <w:t>evidence</w:t>
+      </w:r>
+      <w:r>
+        <w:rPr>
+          <w:b w:val="0"/>
+        </w:rPr>
+        <w:t xml:space="preserve"> or human review. Confidence ratings are separate from correct independent performance.</w:t>
       </w:r>
     </w:p>
     <w:p>
@@ -2800,12 +5770,30 @@
         <w:pStyle w:val="Heading3"/>
       </w:pPr>
       <w:r>
-        <w:t>Exit reflection</w:t>
-      </w:r>
-    </w:p>
-    <w:p>
-      <w:r>
-        <w:t>Ask for one decision the learner can now justify and one situation requiring more evidence or human review. Confidence ratings are separate from correct independent performance.</w:t>
+        <w:t>Bridge to the next week</w:t>
+      </w:r>
+    </w:p>
+    <w:p>
+      <w:pPr>
+        <w:spacing w:line="336" w:lineRule="auto" w:after="180"/>
+      </w:pPr>
+      <w:r>
+        <w:rPr>
+          <w:b w:val="0"/>
+        </w:rPr>
+        <w:t xml:space="preserve">Next: Week 16: Boundaries and 'Not Sure'. Retrieve today’s </w:t>
+      </w:r>
+      <w:r>
+        <w:rPr>
+          <w:b/>
+        </w:rPr>
+        <w:t>evidence</w:t>
+      </w:r>
+      <w:r>
+        <w:rPr>
+          <w:b w:val="0"/>
+        </w:rPr>
+        <w:t xml:space="preserve"> and identify what carries forward and what is new.</w:t>
       </w:r>
     </w:p>
     <w:p>
@@ -2813,12 +5801,134 @@
         <w:pStyle w:val="Heading3"/>
       </w:pPr>
       <w:r>
-        <w:t>Bridge to the next week</w:t>
-      </w:r>
-    </w:p>
-    <w:p>
-      <w:r>
-        <w:t>Next: Week 16: Boundaries and 'Not Sure'. Retrieve today’s evidence and identify what carries forward and what is new.</w:t>
+        <w:t>Support and fresh reassessment</w:t>
+      </w:r>
+    </w:p>
+    <w:p>
+      <w:pPr>
+        <w:spacing w:line="336" w:lineRule="auto" w:after="180"/>
+      </w:pPr>
+      <w:r>
+        <w:rPr>
+          <w:b w:val="0"/>
+        </w:rPr>
+        <w:t xml:space="preserve">Use two envelopes and a timeline with a clear </w:t>
+      </w:r>
+      <w:r>
+        <w:rPr>
+          <w:b/>
+        </w:rPr>
+        <w:t>freeze</w:t>
+      </w:r>
+      <w:r>
+        <w:rPr>
+          <w:b w:val="0"/>
+        </w:rPr>
+        <w:t xml:space="preserve"> point. Read the steps aloud, preserving the learner’s original </w:t>
+      </w:r>
+      <w:r>
+        <w:rPr>
+          <w:b/>
+        </w:rPr>
+        <w:t>prediction</w:t>
+      </w:r>
+      <w:r>
+        <w:rPr>
+          <w:b w:val="0"/>
+        </w:rPr>
+        <w:t>s.</w:t>
+      </w:r>
+    </w:p>
+    <w:p>
+      <w:pPr>
+        <w:spacing w:line="336" w:lineRule="auto" w:after="180"/>
+      </w:pPr>
+      <w:r>
+        <w:rPr>
+          <w:b w:val="0"/>
+        </w:rPr>
+        <w:t>Extension: explain why selecting the best of many test scores may give a flattering result even without deliberate cheating.</w:t>
+      </w:r>
+    </w:p>
+    <w:p>
+      <w:pPr>
+        <w:spacing w:line="336" w:lineRule="auto" w:after="180"/>
+      </w:pPr>
+      <w:r>
+        <w:rPr>
+          <w:b w:val="0"/>
+        </w:rPr>
+        <w:t xml:space="preserve">W4 is secure with saved </w:t>
+      </w:r>
+      <w:r>
+        <w:rPr>
+          <w:b/>
+        </w:rPr>
+        <w:t>prediction</w:t>
+      </w:r>
+      <w:r>
+        <w:rPr>
+          <w:b w:val="0"/>
+        </w:rPr>
+        <w:t>s, three agreements, the 7 cm failure, a limited claim and a correct account of post-test revision. If labels were seen early, record the exercise as coached practice.</w:t>
+      </w:r>
+    </w:p>
+    <w:p>
+      <w:pPr>
+        <w:spacing w:line="336" w:lineRule="auto" w:after="180"/>
+      </w:pPr>
+      <w:r>
+        <w:rPr>
+          <w:b w:val="0"/>
+        </w:rPr>
+        <w:t xml:space="preserve">For an uncoached retry </w:t>
+      </w:r>
+      <w:r>
+        <w:rPr>
+          <w:b/>
+        </w:rPr>
+        <w:t>freeze</w:t>
+      </w:r>
+      <w:r>
+        <w:rPr>
+          <w:b w:val="0"/>
+        </w:rPr>
+        <w:t xml:space="preserve"> BandA at long at least 4, use </w:t>
+      </w:r>
+      <w:r>
+        <w:rPr>
+          <w:b/>
+        </w:rPr>
+        <w:t>input</w:t>
+      </w:r>
+      <w:r>
+        <w:rPr>
+          <w:b w:val="0"/>
+        </w:rPr>
+        <w:t>s 2, 4, 6, 8, then reveal short, short, long, long: three agreements, failure at 4.</w:t>
+      </w:r>
+    </w:p>
+    <w:p>
+      <w:pPr>
+        <w:spacing w:line="336" w:lineRule="auto" w:after="180"/>
+      </w:pPr>
+      <w:r>
+        <w:rPr>
+          <w:b w:val="0"/>
+        </w:rPr>
+        <w:t xml:space="preserve">Week 16 develops explicit uncertainty and review paths when available </w:t>
+      </w:r>
+      <w:r>
+        <w:rPr>
+          <w:b/>
+        </w:rPr>
+        <w:t>evidence</w:t>
+      </w:r>
+      <w:r>
+        <w:rPr>
+          <w:b w:val="0"/>
+        </w:rPr>
+        <w:t xml:space="preserve"> does not justify a confident category or action.</w:t>
       </w:r>
     </w:p>
     <w:p>
@@ -2826,40 +5936,40 @@
         <w:pStyle w:val="Heading3"/>
       </w:pPr>
       <w:r>
-        <w:t>Support and fresh reassessment</w:t>
-      </w:r>
-    </w:p>
-    <w:p>
-      <w:r>
-        <w:t>Use two envelopes and a timeline with a clear freeze point. Read the steps aloud, preserving the learner’s original predictions. Extension: explain why selecting the best of many test scores may give a flattering result even without deliberate cheating.</w:t>
-      </w:r>
-    </w:p>
-    <w:p>
-      <w:r>
-        <w:t>W4 is secure with saved predictions, three agreements, the 7 cm failure, a limited claim and a correct account of post-test revision. If labels were seen early, record the exercise as coached practice. For an uncoached retry freeze BandA at long at least 4, use inputs 2, 4, 6, 8, then reveal short, short, long, long: three agreements, failure at 4.</w:t>
-      </w:r>
-    </w:p>
-    <w:p>
-      <w:r>
-        <w:t>Week 16 develops explicit uncertainty and review paths when available evidence does not justify a confident category or action.</w:t>
-      </w:r>
-    </w:p>
-    <w:p>
-      <w:pPr>
-        <w:pStyle w:val="Heading3"/>
-      </w:pPr>
-      <w:r>
         <w:t>Plan the delayed return</w:t>
       </w:r>
     </w:p>
     <w:p>
-      <w:r>
+      <w:pPr>
+        <w:spacing w:line="336" w:lineRule="auto" w:after="180"/>
+      </w:pPr>
+      <w:r>
+        <w:rPr>
+          <w:b w:val="0"/>
+        </w:rPr>
         <w:t>Suggested return points in this level: ai-1/16, ai-1/18, ai-1/21. Use actual classroom dates, adjusting for holidays and gaps. One, three and six teaching weeks are scheduling choices, not a claimed optimal spacing.</w:t>
       </w:r>
     </w:p>
     <w:p>
-      <w:r>
-        <w:t>At a delayed check, ask for the idea from memory and a changed application. Compare with the earlier independent response and record support used. For a new level, revisit the previous capstone before checking the new prerequisites.</w:t>
+      <w:pPr>
+        <w:spacing w:line="336" w:lineRule="auto" w:after="180"/>
+      </w:pPr>
+      <w:r>
+        <w:rPr>
+          <w:b w:val="0"/>
+        </w:rPr>
+        <w:t>At a delayed check, ask for the idea from memory and a changed application. Compare with the earlier independent response and record support used.</w:t>
+      </w:r>
+    </w:p>
+    <w:p>
+      <w:pPr>
+        <w:spacing w:line="336" w:lineRule="auto" w:after="180"/>
+      </w:pPr>
+      <w:r>
+        <w:rPr>
+          <w:b w:val="0"/>
+        </w:rPr>
+        <w:t>For a new level, revisit the previous capstone before checking the new prerequisites.</w:t>
       </w:r>
     </w:p>
     <w:tbl>
@@ -3019,8 +6129,26 @@
       </w:tr>
     </w:tbl>
     <w:p>
-      <w:r>
-        <w:t>Use the evidence to choose reteaching or the next step. A completed page, confidence rating or attractive project does not by itself demonstrate understanding.</w:t>
+      <w:pPr>
+        <w:spacing w:line="336" w:lineRule="auto" w:after="180"/>
+      </w:pPr>
+      <w:r>
+        <w:rPr>
+          <w:b w:val="0"/>
+        </w:rPr>
+        <w:t xml:space="preserve">Use the </w:t>
+      </w:r>
+      <w:r>
+        <w:rPr>
+          <w:b/>
+        </w:rPr>
+        <w:t>evidence</w:t>
+      </w:r>
+      <w:r>
+        <w:rPr>
+          <w:b w:val="0"/>
+        </w:rPr>
+        <w:t xml:space="preserve"> to choose reteaching or the next step. A completed page, confidence rating or attractive project does not by itself demonstrate understanding.</w:t>
       </w:r>
     </w:p>
     <w:p>
@@ -3032,8 +6160,26 @@
       </w:r>
     </w:p>
     <w:p>
-      <w:r>
-        <w:t>Maintain dated sorter versions and separate development examples from reserved project-evaluation cases.</w:t>
+      <w:pPr>
+        <w:spacing w:line="336" w:lineRule="auto" w:after="180"/>
+      </w:pPr>
+      <w:r>
+        <w:rPr>
+          <w:b w:val="0"/>
+        </w:rPr>
+        <w:t xml:space="preserve">Maintain dated sorter versions and separate </w:t>
+      </w:r>
+      <w:r>
+        <w:rPr>
+          <w:b/>
+        </w:rPr>
+        <w:t>development examples</w:t>
+      </w:r>
+      <w:r>
+        <w:rPr>
+          <w:b w:val="0"/>
+        </w:rPr>
+        <w:t xml:space="preserve"> from reserved project-evaluation cases.</w:t>
       </w:r>
     </w:p>
     <w:p>
@@ -3046,12 +6192,50 @@
     </w:p>
     <w:p>
       <w:r>
+        <w:t>Use this preparation summary alongside the detailed Save New Examples for Testing lesson; it is a checklist rather than a replacement for the full sequence.</w:t>
+      </w:r>
+    </w:p>
+    <w:p>
+      <w:pPr>
+        <w:pStyle w:val="Heading3"/>
+      </w:pPr>
+      <w:r>
+        <w:t>Teaching target</w:t>
+      </w:r>
+    </w:p>
+    <w:p>
+      <w:pPr>
+        <w:spacing w:line="336" w:lineRule="auto" w:after="180"/>
+        <w:shd w:fill="EDF7F3"/>
+      </w:pPr>
+      <w:r>
+        <w:rPr>
+          <w:b w:val="0"/>
+        </w:rPr>
         <w:t>Teaching target: Separate examples used to choose a model from examples reserved for its final evaluation</w:t>
       </w:r>
     </w:p>
     <w:p>
-      <w:r>
-        <w:t>Prepare the labelled worked-case picture, the matching workbook, fictional input cards and a place for individual responses. No paid AI account is required for the paper reasoning activities.</w:t>
+      <w:pPr>
+        <w:spacing w:line="336" w:lineRule="auto" w:after="180"/>
+      </w:pPr>
+      <w:r>
+        <w:rPr>
+          <w:b w:val="0"/>
+        </w:rPr>
+        <w:t xml:space="preserve">Prepare the labelled worked-case picture, the matching workbook, fictional </w:t>
+      </w:r>
+      <w:r>
+        <w:rPr>
+          <w:b/>
+        </w:rPr>
+        <w:t>input</w:t>
+      </w:r>
+      <w:r>
+        <w:rPr>
+          <w:b w:val="0"/>
+        </w:rPr>
+        <w:t xml:space="preserve"> cards and a place for individual responses. No paid AI account is required for the paper reasoning activities.</w:t>
       </w:r>
     </w:p>
     <w:tbl>
@@ -3198,37 +6382,218 @@
       </w:tr>
     </w:tbl>
     <w:p>
-      <w:r>
-        <w:t>Before class, solve the supported practice: TowerA uses threshold 5 on reserved heights 3, 5, 7 and 9 cm. The labels are short, short, tall and tall. Write its predictions, agreements and disagreement. Then state why TowerB with threshold 6, selected after seeing these labels, cannot claim four independent test successes on these same records.</w:t>
-      </w:r>
-    </w:p>
-    <w:p>
-      <w:r>
-        <w:t>Reasoned practice answer: TowerA predicts short, tall, tall, tall: three agreements and one disagreement at 5. TowerB predicts short, short, tall, tall, matching all four, but the revealed labels influenced its selection. Report its four agreements as a result on examples used in development, preserving TowerA’s original test record.</w:t>
-      </w:r>
-    </w:p>
-    <w:p>
-      <w:r>
-        <w:t>Check every learner before discussion: Use the worked case for Keeping final tests unseen. Proposed explanation: “A new file makes old records unseen”. Decide whether this explanation is supported. Point to the step or supplied fact that decides; explain your repair if needed.</w:t>
-      </w:r>
-    </w:p>
-    <w:p>
-      <w:r>
+      <w:pPr>
+        <w:spacing w:line="336" w:lineRule="auto" w:after="180"/>
+      </w:pPr>
+      <w:r>
+        <w:rPr>
+          <w:b w:val="0"/>
+        </w:rPr>
+        <w:t xml:space="preserve">Before class, solve the supported practice: TowerA uses threshold 5 on reserved heights 3, 5, 7 and 9 cm. The labels are short, short, tall and tall. Write its </w:t>
+      </w:r>
+      <w:r>
+        <w:rPr>
+          <w:b/>
+        </w:rPr>
+        <w:t>prediction</w:t>
+      </w:r>
+      <w:r>
+        <w:rPr>
+          <w:b w:val="0"/>
+        </w:rPr>
+        <w:t>s, agreements and disagreement.</w:t>
+      </w:r>
+    </w:p>
+    <w:p>
+      <w:pPr>
+        <w:spacing w:line="336" w:lineRule="auto" w:after="180"/>
+      </w:pPr>
+      <w:r>
+        <w:rPr>
+          <w:b w:val="0"/>
+        </w:rPr>
+        <w:t>Then state why TowerB with threshold 6, selected after seeing these labels, cannot claim four independent test successes on these same records.</w:t>
+      </w:r>
+    </w:p>
+    <w:p>
+      <w:pPr>
+        <w:pStyle w:val="Heading3"/>
+      </w:pPr>
+      <w:r>
+        <w:t>Supported practice answer</w:t>
+      </w:r>
+    </w:p>
+    <w:p>
+      <w:pPr>
+        <w:spacing w:line="336" w:lineRule="auto" w:after="180"/>
+        <w:shd w:fill="F1F6FC"/>
+      </w:pPr>
+      <w:r>
+        <w:rPr>
+          <w:b w:val="0"/>
+        </w:rPr>
+        <w:t>Reasoned practice answer: TowerA predicts short, tall, tall, tall: three agreements and one disagreement at 5. TowerB predicts short, short, tall, tall, matching all four, but the revealed labels influenced its selection.</w:t>
+      </w:r>
+    </w:p>
+    <w:p>
+      <w:pPr>
+        <w:spacing w:line="336" w:lineRule="auto" w:after="180"/>
+        <w:shd w:fill="F1F6FC"/>
+      </w:pPr>
+      <w:r>
+        <w:rPr>
+          <w:b w:val="0"/>
+        </w:rPr>
+        <w:t>Report its four agreements as a result on examples used in development, preserving TowerA’s original test record.</w:t>
+      </w:r>
+    </w:p>
+    <w:p>
+      <w:pPr>
+        <w:spacing w:line="336" w:lineRule="auto" w:after="180"/>
+      </w:pPr>
+      <w:r>
+        <w:rPr>
+          <w:b w:val="0"/>
+        </w:rPr>
+        <w:t>Check every learner before discussion: Use the worked case for Keeping final tests unseen. Proposed explanation: “A new file makes old records unseen”. Decide whether this explanation is supported.</w:t>
+      </w:r>
+    </w:p>
+    <w:p>
+      <w:pPr>
+        <w:spacing w:line="336" w:lineRule="auto" w:after="180"/>
+      </w:pPr>
+      <w:r>
+        <w:rPr>
+          <w:b w:val="0"/>
+        </w:rPr>
+        <w:t>Point to the step or supplied fact that decides; explain your repair if needed.</w:t>
+      </w:r>
+    </w:p>
+    <w:p>
+      <w:pPr>
+        <w:pStyle w:val="Heading3"/>
+      </w:pPr>
+      <w:r>
+        <w:t>Repair the misconception</w:t>
+      </w:r>
+    </w:p>
+    <w:p>
+      <w:pPr>
+        <w:spacing w:line="336" w:lineRule="auto" w:after="180"/>
+        <w:shd w:fill="FFF5E6"/>
+      </w:pPr>
+      <w:r>
+        <w:rPr>
+          <w:b w:val="0"/>
+        </w:rPr>
         <w:t>Misconception repair: Trace whether records or copies already influenced development, regardless of their file names.</w:t>
       </w:r>
     </w:p>
     <w:p>
-      <w:r>
-        <w:t>Support: read the exact case aloud, enlarge the labelled picture, supply input cards and model only the first deciding step. Accept a spoken explanation or drawing; retain the reasoning goal.</w:t>
-      </w:r>
-    </w:p>
-    <w:p>
-      <w:r>
-        <w:t>Extension: After feedback, change the boundary to 5. Require a prediction and a reason before comparing. Expected result: The revised rule matches all four known labels but needs a different final test. Reason: These labels influenced the revision, so replaying them is evidence of repair rather than unseen performance.</w:t>
-      </w:r>
-    </w:p>
-    <w:p>
-      <w:r>
+      <w:pPr>
+        <w:pStyle w:val="Heading3"/>
+      </w:pPr>
+      <w:r>
+        <w:t>Support without giving away the answer</w:t>
+      </w:r>
+    </w:p>
+    <w:p>
+      <w:pPr>
+        <w:spacing w:line="336" w:lineRule="auto" w:after="180"/>
+        <w:shd w:fill="F1F6F8"/>
+      </w:pPr>
+      <w:r>
+        <w:rPr>
+          <w:b w:val="0"/>
+        </w:rPr>
+        <w:t xml:space="preserve">Support: read the exact case aloud, enlarge the labelled picture, supply </w:t>
+      </w:r>
+      <w:r>
+        <w:rPr>
+          <w:b/>
+        </w:rPr>
+        <w:t>input</w:t>
+      </w:r>
+      <w:r>
+        <w:rPr>
+          <w:b w:val="0"/>
+        </w:rPr>
+        <w:t xml:space="preserve"> cards and model only the first deciding step. Accept a spoken explanation or drawing; retain the reasoning goal.</w:t>
+      </w:r>
+    </w:p>
+    <w:p>
+      <w:pPr>
+        <w:pStyle w:val="Heading3"/>
+      </w:pPr>
+      <w:r>
+        <w:t>Extend the reasoning</w:t>
+      </w:r>
+    </w:p>
+    <w:p>
+      <w:pPr>
+        <w:spacing w:line="336" w:lineRule="auto" w:after="180"/>
+        <w:shd w:fill="F5F1FB"/>
+      </w:pPr>
+      <w:r>
+        <w:rPr>
+          <w:b w:val="0"/>
+        </w:rPr>
+        <w:t xml:space="preserve">Extension: After feedback, change the boundary to 5. Require a </w:t>
+      </w:r>
+      <w:r>
+        <w:rPr>
+          <w:b/>
+        </w:rPr>
+        <w:t>prediction</w:t>
+      </w:r>
+      <w:r>
+        <w:rPr>
+          <w:b w:val="0"/>
+        </w:rPr>
+        <w:t xml:space="preserve"> and a reason before comparing. Expected result: The revised rule matches all four known labels but needs a different final test.</w:t>
+      </w:r>
+    </w:p>
+    <w:p>
+      <w:pPr>
+        <w:spacing w:line="336" w:lineRule="auto" w:after="180"/>
+        <w:shd w:fill="F5F1FB"/>
+      </w:pPr>
+      <w:r>
+        <w:rPr>
+          <w:b w:val="0"/>
+        </w:rPr>
+        <w:t xml:space="preserve">Reason: These labels influenced the revision, so replaying them is </w:t>
+      </w:r>
+      <w:r>
+        <w:rPr>
+          <w:b/>
+        </w:rPr>
+        <w:t>evidence</w:t>
+      </w:r>
+      <w:r>
+        <w:rPr>
+          <w:b w:val="0"/>
+        </w:rPr>
+        <w:t xml:space="preserve"> of repair rather than unseen performance.</w:t>
+      </w:r>
+    </w:p>
+    <w:p>
+      <w:pPr>
+        <w:pStyle w:val="Heading3"/>
+      </w:pPr>
+      <w:r>
+        <w:t>Protect the independent attempt</w:t>
+      </w:r>
+    </w:p>
+    <w:p>
+      <w:pPr>
+        <w:spacing w:line="336" w:lineRule="auto" w:after="180"/>
+        <w:shd w:fill="FFF5E6"/>
+      </w:pPr>
+      <w:r>
+        <w:rPr>
+          <w:b w:val="0"/>
+        </w:rPr>
         <w:t>Independent assessment: withhold the reserved answer until the learner has attempted the new case. Record support separately from correctness.</w:t>
       </w:r>
     </w:p>
@@ -3417,13 +6782,46 @@
       </w:tr>
     </w:tbl>
     <w:p>
-      <w:r>
+      <w:pPr>
+        <w:pStyle w:val="Heading3"/>
+      </w:pPr>
+      <w:r>
+        <w:t>Project checkpoint</w:t>
+      </w:r>
+    </w:p>
+    <w:p>
+      <w:pPr>
+        <w:spacing w:line="336" w:lineRule="auto" w:after="180"/>
+        <w:shd w:fill="EDF7F3"/>
+      </w:pPr>
+      <w:r>
+        <w:rPr>
+          <w:b w:val="0"/>
+        </w:rPr>
         <w:t>Project checkpoint: Test changed cases. Keep normal, boundary and failure cases; compare expected and observed results.</w:t>
       </w:r>
     </w:p>
     <w:p>
-      <w:r>
-        <w:t>Use the weekly teacher answer for topic-specific reasoning. A saved progress tick is an activity record; judge mastery from the learner’s explanation and evidence.</w:t>
+      <w:pPr>
+        <w:spacing w:line="336" w:lineRule="auto" w:after="180"/>
+      </w:pPr>
+      <w:r>
+        <w:rPr>
+          <w:b w:val="0"/>
+        </w:rPr>
+        <w:t xml:space="preserve">Use the weekly teacher answer for topic-specific reasoning. A saved progress tick is an activity record; judge mastery from the learner’s explanation and </w:t>
+      </w:r>
+      <w:r>
+        <w:rPr>
+          <w:b/>
+        </w:rPr>
+        <w:t>evidence</w:t>
+      </w:r>
+      <w:r>
+        <w:rPr>
+          <w:b w:val="0"/>
+        </w:rPr>
+        <w:t>.</w:t>
       </w:r>
     </w:p>
     <w:p>
@@ -3436,27 +6834,934 @@
     </w:p>
     <w:p>
       <w:r>
-        <w:t>Use the two formative questions as supported practice, not as independent mastery scores. Discuss the deciding evidence rather than accepting a guessed selection.</w:t>
-      </w:r>
-    </w:p>
-    <w:p>
-      <w:r>
+        <w:t>Use feedback, earlier review and portfolios purposefully. Apply the coding routine only when this lesson has an executable lab.</w:t>
+      </w:r>
+    </w:p>
+    <w:p>
+      <w:pPr>
+        <w:spacing w:line="336" w:lineRule="auto" w:after="180"/>
+      </w:pPr>
+      <w:r>
+        <w:rPr>
+          <w:b w:val="0"/>
+        </w:rPr>
+        <w:t xml:space="preserve">Use the two formative questions as supported practice, not as independent mastery scores. Discuss the deciding </w:t>
+      </w:r>
+      <w:r>
+        <w:rPr>
+          <w:b/>
+        </w:rPr>
+        <w:t>evidence</w:t>
+      </w:r>
+      <w:r>
+        <w:rPr>
+          <w:b w:val="0"/>
+        </w:rPr>
+        <w:t xml:space="preserve"> rather than accepting a guessed selection.</w:t>
+      </w:r>
+    </w:p>
+    <w:p>
+      <w:pPr>
+        <w:spacing w:line="336" w:lineRule="auto" w:after="180"/>
+      </w:pPr>
+      <w:r>
+        <w:rPr>
+          <w:b w:val="0"/>
+        </w:rPr>
         <w:t>The feedback comes from the reviewed public worked case. Do not reveal the separately reserved independent teacher answer until the learner has attempted that case.</w:t>
       </w:r>
     </w:p>
     <w:p>
-      <w:r>
-        <w:t>Ask students to predict before running code. Preserve errors and actual outputs; collect a changed test and an explanation. The branch-boundary and indexing lessons deliberately include failure cases.</w:t>
-      </w:r>
-    </w:p>
-    <w:p>
-      <w:r>
+      <w:pPr>
+        <w:pStyle w:val="Heading3"/>
+      </w:pPr>
+      <w:r>
+        <w:t>For later coding lessons</w:t>
+      </w:r>
+    </w:p>
+    <w:p>
+      <w:r>
+        <w:t>This week has no code block. Use this routine when a later lesson includes an executable lab.</w:t>
+      </w:r>
+    </w:p>
+    <w:p>
+      <w:pPr>
+        <w:spacing w:line="336" w:lineRule="auto" w:after="180"/>
+        <w:shd w:fill="F1F6F8"/>
+      </w:pPr>
+      <w:r>
+        <w:rPr>
+          <w:b w:val="0"/>
+        </w:rPr>
+        <w:t xml:space="preserve">Ask students to predict before running code. Preserve errors and actual </w:t>
+      </w:r>
+      <w:r>
+        <w:rPr>
+          <w:b/>
+        </w:rPr>
+        <w:t>output</w:t>
+      </w:r>
+      <w:r>
+        <w:rPr>
+          <w:b w:val="0"/>
+        </w:rPr>
+        <w:t>s; collect a changed test and an explanation. The branch-boundary and indexing lessons deliberately include failure cases.</w:t>
+      </w:r>
+    </w:p>
+    <w:p>
+      <w:pPr>
+        <w:spacing w:line="336" w:lineRule="auto" w:after="180"/>
+      </w:pPr>
+      <w:r>
+        <w:rPr>
+          <w:b w:val="0"/>
+        </w:rPr>
         <w:t>Use the earlier worked-explanation links to address a specific missing building block, then return to the current question. Adapt this suggestion after observing the learner; it is not an automatic diagnosis.</w:t>
       </w:r>
     </w:p>
     <w:p>
-      <w:r>
-        <w:t>Collect the completed-work portfolio as evidence. Record support separately from correctness, and assess explanation, trace/test and limitations. Progress ticks and quiz selections alone do not establish mastery.</w:t>
+      <w:pPr>
+        <w:spacing w:line="336" w:lineRule="auto" w:after="180"/>
+      </w:pPr>
+      <w:r>
+        <w:rPr>
+          <w:b w:val="0"/>
+        </w:rPr>
+        <w:t xml:space="preserve">Collect the completed-work portfolio as </w:t>
+      </w:r>
+      <w:r>
+        <w:rPr>
+          <w:b/>
+        </w:rPr>
+        <w:t>evidence</w:t>
+      </w:r>
+      <w:r>
+        <w:rPr>
+          <w:b w:val="0"/>
+        </w:rPr>
+        <w:t>. Record support separately from correctness, and assess explanation, trace/test and limitations. Progress ticks and quiz selections alone do not establish mastery.</w:t>
+      </w:r>
+    </w:p>
+    <w:p>
+      <w:pPr>
+        <w:pStyle w:val="Heading1"/>
+      </w:pPr>
+      <w:r>
+        <w:t>09. Visual concept journey</w:t>
+      </w:r>
+    </w:p>
+    <w:p>
+      <w:r>
+        <w:t>Show one Save New Examples for Testing graphic at a time, request a prediction and discuss its trace before the independent assessment.</w:t>
+      </w:r>
+    </w:p>
+    <w:p>
+      <w:pPr>
+        <w:spacing w:line="336" w:lineRule="auto" w:after="180"/>
+      </w:pPr>
+      <w:r>
+        <w:rPr>
+          <w:b w:val="0"/>
+        </w:rPr>
+        <w:t xml:space="preserve">Use one picture at a time. Hide a worked result before asking for a </w:t>
+      </w:r>
+      <w:r>
+        <w:rPr>
+          <w:b/>
+        </w:rPr>
+        <w:t>prediction</w:t>
+      </w:r>
+      <w:r>
+        <w:rPr>
+          <w:b w:val="0"/>
+        </w:rPr>
+        <w:t>, then reveal it for feedback. These are supported teaching cases; retain the separate independent assessment for a fresh first attempt.</w:t>
+      </w:r>
+    </w:p>
+    <w:p>
+      <w:pPr>
+        <w:pStyle w:val="Heading3"/>
+      </w:pPr>
+      <w:r>
+        <w:t>01. Save New Examples for Testing: the case</w:t>
+      </w:r>
+    </w:p>
+    <w:p>
+      <w:r>
+        <w:drawing>
+          <wp:inline xmlns:a="http://schemas.openxmlformats.org/drawingml/2006/main" xmlns:pic="http://schemas.openxmlformats.org/drawingml/2006/picture">
+            <wp:extent cx="5486400" cy="2840736"/>
+            <wp:docPr id="3" name="Picture 3" descr="A fictional envelope exercise evaluates a fixed pencil-length sorter. Supplied facts: Freeze PencilP: long at least 6 cm; short below 6. Reserved valid lengths are 3,5,6,9 cm. Teacher envelope labels, revealed only after predictions, are short,long,long,long."/>
+            <wp:cNvGraphicFramePr>
+              <a:graphicFrameLocks noChangeAspect="1"/>
+            </wp:cNvGraphicFramePr>
+            <a:graphic>
+              <a:graphicData uri="http://schemas.openxmlformats.org/drawingml/2006/picture">
+                <pic:pic>
+                  <pic:nvPicPr>
+                    <pic:cNvPr id="0" name="academy-story-ai-1-15-01.png"/>
+                    <pic:cNvPicPr/>
+                  </pic:nvPicPr>
+                  <pic:blipFill>
+                    <a:blip r:embed="rId11"/>
+                    <a:stretch>
+                      <a:fillRect/>
+                    </a:stretch>
+                  </pic:blipFill>
+                  <pic:spPr>
+                    <a:xfrm>
+                      <a:off x="0" y="0"/>
+                      <a:ext cx="5486400" cy="2840736"/>
+                    </a:xfrm>
+                    <a:prstGeom prst="rect"/>
+                  </pic:spPr>
+                </pic:pic>
+              </a:graphicData>
+            </a:graphic>
+          </wp:inline>
+        </w:drawing>
+      </w:r>
+    </w:p>
+    <w:p>
+      <w:pPr>
+        <w:spacing w:line="336" w:lineRule="auto" w:after="180"/>
+      </w:pPr>
+      <w:r>
+        <w:rPr>
+          <w:b w:val="0"/>
+        </w:rPr>
+        <w:t xml:space="preserve">A fictional envelope exercise evaluates a fixed pencil-length sorter. Supplied facts: </w:t>
+      </w:r>
+      <w:r>
+        <w:rPr>
+          <w:b/>
+        </w:rPr>
+        <w:t>Freeze</w:t>
+      </w:r>
+      <w:r>
+        <w:rPr>
+          <w:b w:val="0"/>
+        </w:rPr>
+        <w:t xml:space="preserve"> PencilP: long at least 6 cm; short below 6. Reserved valid lengths are 3,5,6,9 cm.</w:t>
+      </w:r>
+    </w:p>
+    <w:p>
+      <w:pPr>
+        <w:spacing w:line="336" w:lineRule="auto" w:after="180"/>
+      </w:pPr>
+      <w:r>
+        <w:rPr>
+          <w:b w:val="0"/>
+        </w:rPr>
+        <w:t xml:space="preserve">Teacher envelope labels, revealed only after </w:t>
+      </w:r>
+      <w:r>
+        <w:rPr>
+          <w:b/>
+        </w:rPr>
+        <w:t>prediction</w:t>
+      </w:r>
+      <w:r>
+        <w:rPr>
+          <w:b w:val="0"/>
+        </w:rPr>
+        <w:t>s, are short,long,long,long.</w:t>
+      </w:r>
+    </w:p>
+    <w:p>
+      <w:pPr>
+        <w:spacing w:line="336" w:lineRule="auto" w:after="180"/>
+        <w:shd w:fill="F5F1FB"/>
+      </w:pPr>
+      <w:r>
+        <w:rPr>
+          <w:b w:val="0"/>
+        </w:rPr>
+        <w:t>Point to the given fact that matters most. Explain why it matters.</w:t>
+      </w:r>
+    </w:p>
+    <w:p>
+      <w:pPr>
+        <w:pStyle w:val="Heading3"/>
+      </w:pPr>
+      <w:r>
+        <w:t>Discuss while showing the picture</w:t>
+      </w:r>
+    </w:p>
+    <w:p>
+      <w:pPr>
+        <w:spacing w:line="336" w:lineRule="auto" w:after="180"/>
+        <w:shd w:fill="F1F6F8"/>
+      </w:pPr>
+      <w:r>
+        <w:rPr>
+          <w:b w:val="0"/>
+        </w:rPr>
+        <w:t>Teacher prompt: Point to the given fact that matters most. Explain why it matters. Ask learners to describe one label or arrow in ordinary words. Use the adjacent transcript if the image is difficult to see.</w:t>
+      </w:r>
+    </w:p>
+    <w:p>
+      <w:pPr>
+        <w:pStyle w:val="Heading3"/>
+      </w:pPr>
+      <w:r>
+        <w:t>02. Follow the deciding steps</w:t>
+      </w:r>
+    </w:p>
+    <w:p>
+      <w:r>
+        <w:drawing>
+          <wp:inline xmlns:a="http://schemas.openxmlformats.org/drawingml/2006/main" xmlns:pic="http://schemas.openxmlformats.org/drawingml/2006/picture">
+            <wp:extent cx="5486400" cy="4005072"/>
+            <wp:docPr id="4" name="Picture 4" descr="Freeze: Write PencilP and its boundary before opening the label envelope. → Predict: For 3,5,6,9 cm predict short,short,long,long. → Reveal references: Envelope labels are short,long,long,long. → Compare: Three of four agree; the disagreement is at 5 cm."/>
+            <wp:cNvGraphicFramePr>
+              <a:graphicFrameLocks noChangeAspect="1"/>
+            </wp:cNvGraphicFramePr>
+            <a:graphic>
+              <a:graphicData uri="http://schemas.openxmlformats.org/drawingml/2006/picture">
+                <pic:pic>
+                  <pic:nvPicPr>
+                    <pic:cNvPr id="0" name="academy-story-ai-1-15-02.png"/>
+                    <pic:cNvPicPr/>
+                  </pic:nvPicPr>
+                  <pic:blipFill>
+                    <a:blip r:embed="rId12"/>
+                    <a:stretch>
+                      <a:fillRect/>
+                    </a:stretch>
+                  </pic:blipFill>
+                  <pic:spPr>
+                    <a:xfrm>
+                      <a:off x="0" y="0"/>
+                      <a:ext cx="5486400" cy="4005072"/>
+                    </a:xfrm>
+                    <a:prstGeom prst="rect"/>
+                  </pic:spPr>
+                </pic:pic>
+              </a:graphicData>
+            </a:graphic>
+          </wp:inline>
+        </w:drawing>
+      </w:r>
+    </w:p>
+    <w:p>
+      <w:pPr>
+        <w:spacing w:line="336" w:lineRule="auto" w:after="180"/>
+      </w:pPr>
+      <w:r>
+        <w:rPr>
+          <w:b/>
+        </w:rPr>
+        <w:t>Freeze</w:t>
+      </w:r>
+      <w:r>
+        <w:rPr>
+          <w:b w:val="0"/>
+        </w:rPr>
+        <w:t>: Write PencilP and its boundary before opening the label envelope. → Predict: For 3,5,6,9 cm predict short,short,long,long. → Reveal references: Envelope labels are short,long,long,long. → Compare: Three of four agree; the disagreement is at 5 cm.</w:t>
+      </w:r>
+    </w:p>
+    <w:p>
+      <w:pPr>
+        <w:spacing w:line="336" w:lineRule="auto" w:after="180"/>
+        <w:shd w:fill="F5F1FB"/>
+      </w:pPr>
+      <w:r>
+        <w:rPr>
+          <w:b w:val="0"/>
+        </w:rPr>
+        <w:t xml:space="preserve">Point to each numbered stage and explain which recorded </w:t>
+      </w:r>
+      <w:r>
+        <w:rPr>
+          <w:b/>
+        </w:rPr>
+        <w:t>input</w:t>
+      </w:r>
+      <w:r>
+        <w:rPr>
+          <w:b w:val="0"/>
+        </w:rPr>
+        <w:t xml:space="preserve"> it uses.</w:t>
+      </w:r>
+    </w:p>
+    <w:p>
+      <w:pPr>
+        <w:pStyle w:val="Heading3"/>
+      </w:pPr>
+      <w:r>
+        <w:t>Discuss while showing the picture</w:t>
+      </w:r>
+    </w:p>
+    <w:p>
+      <w:pPr>
+        <w:spacing w:line="336" w:lineRule="auto" w:after="180"/>
+        <w:shd w:fill="F1F6F8"/>
+      </w:pPr>
+      <w:r>
+        <w:rPr>
+          <w:b w:val="0"/>
+        </w:rPr>
+        <w:t xml:space="preserve">Teacher prompt: Point to each numbered stage and explain which recorded </w:t>
+      </w:r>
+      <w:r>
+        <w:rPr>
+          <w:b/>
+        </w:rPr>
+        <w:t>input</w:t>
+      </w:r>
+      <w:r>
+        <w:rPr>
+          <w:b w:val="0"/>
+        </w:rPr>
+        <w:t xml:space="preserve"> it uses. Ask learners to describe one label or arrow in ordinary words. Use the adjacent transcript if the image is difficult to see.</w:t>
+      </w:r>
+    </w:p>
+    <w:p>
+      <w:pPr>
+        <w:pStyle w:val="Heading3"/>
+      </w:pPr>
+      <w:r>
+        <w:t>03. Frozen predictions versus reserved labels</w:t>
+      </w:r>
+    </w:p>
+    <w:p>
+      <w:r>
+        <w:drawing>
+          <wp:inline xmlns:a="http://schemas.openxmlformats.org/drawingml/2006/main" xmlns:pic="http://schemas.openxmlformats.org/drawingml/2006/picture">
+            <wp:extent cx="5486400" cy="3938016"/>
+            <wp:docPr id="5" name="Picture 5" descr="Frozen predictions versus reserved labels. Test 1: Length cm = 3, PencilP = short, Reference = short, Result = agree. Test 2: Length cm = 5, PencilP = short, Reference = long, Result = disagree. Test 3: Length cm = 6, PencilP = long, Reference = long, Result = agree. Test 4: Length cm = 9, PencilP = long, Reference = long, Result = agree."/>
+            <wp:cNvGraphicFramePr>
+              <a:graphicFrameLocks noChangeAspect="1"/>
+            </wp:cNvGraphicFramePr>
+            <a:graphic>
+              <a:graphicData uri="http://schemas.openxmlformats.org/drawingml/2006/picture">
+                <pic:pic>
+                  <pic:nvPicPr>
+                    <pic:cNvPr id="0" name="academy-story-ai-1-15-03.png"/>
+                    <pic:cNvPicPr/>
+                  </pic:nvPicPr>
+                  <pic:blipFill>
+                    <a:blip r:embed="rId13"/>
+                    <a:stretch>
+                      <a:fillRect/>
+                    </a:stretch>
+                  </pic:blipFill>
+                  <pic:spPr>
+                    <a:xfrm>
+                      <a:off x="0" y="0"/>
+                      <a:ext cx="5486400" cy="3938016"/>
+                    </a:xfrm>
+                    <a:prstGeom prst="rect"/>
+                  </pic:spPr>
+                </pic:pic>
+              </a:graphicData>
+            </a:graphic>
+          </wp:inline>
+        </w:drawing>
+      </w:r>
+    </w:p>
+    <w:p>
+      <w:pPr>
+        <w:spacing w:line="336" w:lineRule="auto" w:after="180"/>
+      </w:pPr>
+      <w:r>
+        <w:rPr>
+          <w:b w:val="0"/>
+        </w:rPr>
+        <w:t xml:space="preserve">Frozen </w:t>
+      </w:r>
+      <w:r>
+        <w:rPr>
+          <w:b/>
+        </w:rPr>
+        <w:t>prediction</w:t>
+      </w:r>
+      <w:r>
+        <w:rPr>
+          <w:b w:val="0"/>
+        </w:rPr>
+        <w:t>s versus reserved labels. Test 1: Length cm = 3, PencilP = short, Reference = short, Result = agree. Test 2: Length cm = 5, PencilP = short, Reference = long, Result = disagree.</w:t>
+      </w:r>
+    </w:p>
+    <w:p>
+      <w:pPr>
+        <w:spacing w:line="336" w:lineRule="auto" w:after="180"/>
+      </w:pPr>
+      <w:r>
+        <w:rPr>
+          <w:b w:val="0"/>
+        </w:rPr>
+        <w:t>Test 3: Length cm = 6, PencilP = long, Reference = long, Result = agree. Test 4: Length cm = 9, PencilP = long, Reference = long, Result = agree.</w:t>
+      </w:r>
+    </w:p>
+    <w:p>
+      <w:pPr>
+        <w:spacing w:line="336" w:lineRule="auto" w:after="180"/>
+        <w:shd w:fill="F5F1FB"/>
+      </w:pPr>
+      <w:r>
+        <w:rPr>
+          <w:b w:val="0"/>
+        </w:rPr>
+        <w:t>Read the labels and values. Explain the relationship the model shows.</w:t>
+      </w:r>
+    </w:p>
+    <w:p>
+      <w:pPr>
+        <w:pStyle w:val="Heading3"/>
+      </w:pPr>
+      <w:r>
+        <w:t>Discuss while showing the picture</w:t>
+      </w:r>
+    </w:p>
+    <w:p>
+      <w:pPr>
+        <w:spacing w:line="336" w:lineRule="auto" w:after="180"/>
+        <w:shd w:fill="F1F6F8"/>
+      </w:pPr>
+      <w:r>
+        <w:rPr>
+          <w:b w:val="0"/>
+        </w:rPr>
+        <w:t>Teacher prompt: Read the labels and values. Explain the relationship the model shows. Ask learners to describe one label or arrow in ordinary words. Use the adjacent transcript if the image is difficult to see.</w:t>
+      </w:r>
+    </w:p>
+    <w:p>
+      <w:pPr>
+        <w:spacing w:line="336" w:lineRule="auto" w:after="180"/>
+        <w:shd w:fill="F1F6F8"/>
+      </w:pPr>
+      <w:r>
+        <w:rPr>
+          <w:b w:val="0"/>
+        </w:rPr>
+        <w:t>Check row/column meanings, units and denominators before discussing a difference. Supplied toy values are not real class or model results.</w:t>
+      </w:r>
+    </w:p>
+    <w:p>
+      <w:pPr>
+        <w:pStyle w:val="Heading3"/>
+      </w:pPr>
+      <w:r>
+        <w:t>04. Change one thing. Trace what follows.</w:t>
+      </w:r>
+    </w:p>
+    <w:p>
+      <w:r>
+        <w:drawing>
+          <wp:inline xmlns:a="http://schemas.openxmlformats.org/drawingml/2006/main" xmlns:pic="http://schemas.openxmlformats.org/drawingml/2006/picture">
+            <wp:extent cx="5486400" cy="3179064"/>
+            <wp:docPr id="6" name="Picture 6" descr="Original case: Three of four agree; the disagreement is at 5 cm. Changed condition: After feedback, change the boundary to 5. Expected result: The revised rule matches all four known labels but needs a different final test. Reason: These labels influenced the revision, so replaying them is evidence of repair rather than unseen performance."/>
+            <wp:cNvGraphicFramePr>
+              <a:graphicFrameLocks noChangeAspect="1"/>
+            </wp:cNvGraphicFramePr>
+            <a:graphic>
+              <a:graphicData uri="http://schemas.openxmlformats.org/drawingml/2006/picture">
+                <pic:pic>
+                  <pic:nvPicPr>
+                    <pic:cNvPr id="0" name="academy-story-ai-1-15-04.png"/>
+                    <pic:cNvPicPr/>
+                  </pic:nvPicPr>
+                  <pic:blipFill>
+                    <a:blip r:embed="rId14"/>
+                    <a:stretch>
+                      <a:fillRect/>
+                    </a:stretch>
+                  </pic:blipFill>
+                  <pic:spPr>
+                    <a:xfrm>
+                      <a:off x="0" y="0"/>
+                      <a:ext cx="5486400" cy="3179064"/>
+                    </a:xfrm>
+                    <a:prstGeom prst="rect"/>
+                  </pic:spPr>
+                </pic:pic>
+              </a:graphicData>
+            </a:graphic>
+          </wp:inline>
+        </w:drawing>
+      </w:r>
+    </w:p>
+    <w:p>
+      <w:pPr>
+        <w:spacing w:line="336" w:lineRule="auto" w:after="180"/>
+      </w:pPr>
+      <w:r>
+        <w:rPr>
+          <w:b w:val="0"/>
+        </w:rPr>
+        <w:t>Original case: Three of four agree; the disagreement is at 5 cm. Changed condition: After feedback, change the boundary to 5. Expected result: The revised rule matches all four known labels but needs a different final test.</w:t>
+      </w:r>
+    </w:p>
+    <w:p>
+      <w:pPr>
+        <w:spacing w:line="336" w:lineRule="auto" w:after="180"/>
+      </w:pPr>
+      <w:r>
+        <w:rPr>
+          <w:b w:val="0"/>
+        </w:rPr>
+        <w:t xml:space="preserve">Reason: These labels influenced the revision, so replaying them is </w:t>
+      </w:r>
+      <w:r>
+        <w:rPr>
+          <w:b/>
+        </w:rPr>
+        <w:t>evidence</w:t>
+      </w:r>
+      <w:r>
+        <w:rPr>
+          <w:b w:val="0"/>
+        </w:rPr>
+        <w:t xml:space="preserve"> of repair rather than unseen performance.</w:t>
+      </w:r>
+    </w:p>
+    <w:p>
+      <w:pPr>
+        <w:spacing w:line="336" w:lineRule="auto" w:after="180"/>
+        <w:shd w:fill="F5F1FB"/>
+      </w:pPr>
+      <w:r>
+        <w:rPr>
+          <w:b w:val="0"/>
+        </w:rPr>
+        <w:t>Predict before checking the worked changed-case result. Name what changed and what the supplied facts allow you to conclude.</w:t>
+      </w:r>
+    </w:p>
+    <w:p>
+      <w:pPr>
+        <w:pStyle w:val="Heading3"/>
+      </w:pPr>
+      <w:r>
+        <w:t>Discuss while showing the picture</w:t>
+      </w:r>
+    </w:p>
+    <w:p>
+      <w:pPr>
+        <w:spacing w:line="336" w:lineRule="auto" w:after="180"/>
+        <w:shd w:fill="F1F6F8"/>
+      </w:pPr>
+      <w:r>
+        <w:rPr>
+          <w:b w:val="0"/>
+        </w:rPr>
+        <w:t>Teacher prompt: Predict before checking the worked changed-case result. Name what changed and what the supplied facts allow you to conclude. Ask learners to describe one label or arrow in ordinary words.</w:t>
+      </w:r>
+    </w:p>
+    <w:p>
+      <w:pPr>
+        <w:spacing w:line="336" w:lineRule="auto" w:after="180"/>
+        <w:shd w:fill="F1F6F8"/>
+      </w:pPr>
+      <w:r>
+        <w:rPr>
+          <w:b w:val="0"/>
+        </w:rPr>
+        <w:t xml:space="preserve">Use the adjacent transcript if the image is difficult to see. Changed-case reasoning: These labels influenced the revision, so replaying them is </w:t>
+      </w:r>
+      <w:r>
+        <w:rPr>
+          <w:b/>
+        </w:rPr>
+        <w:t>evidence</w:t>
+      </w:r>
+      <w:r>
+        <w:rPr>
+          <w:b w:val="0"/>
+        </w:rPr>
+        <w:t xml:space="preserve"> of repair rather than unseen performance.</w:t>
+      </w:r>
+    </w:p>
+    <w:p>
+      <w:pPr>
+        <w:pStyle w:val="Heading3"/>
+      </w:pPr>
+      <w:r>
+        <w:t>05. Connect the explanation to its limit</w:t>
+      </w:r>
+    </w:p>
+    <w:p>
+      <w:r>
+        <w:drawing>
+          <wp:inline xmlns:a="http://schemas.openxmlformats.org/drawingml/2006/main" xmlns:pic="http://schemas.openxmlformats.org/drawingml/2006/picture">
+            <wp:extent cx="5486400" cy="2834640"/>
+            <wp:docPr id="7" name="Picture 7" descr="The prediction record must exist before the labels are seen. PencilP scores 3/4=75% agreement on these four selected cases. Moving the boundary after inspecting the envelope makes this a development exercise; the same four cases can no longer serve as untouched final evaluation. Limit: Four selected cases cannot establish a reliable accuracy rate for every future pencil or classroom."/>
+            <wp:cNvGraphicFramePr>
+              <a:graphicFrameLocks noChangeAspect="1"/>
+            </wp:cNvGraphicFramePr>
+            <a:graphic>
+              <a:graphicData uri="http://schemas.openxmlformats.org/drawingml/2006/picture">
+                <pic:pic>
+                  <pic:nvPicPr>
+                    <pic:cNvPr id="0" name="academy-story-ai-1-15-05.png"/>
+                    <pic:cNvPicPr/>
+                  </pic:nvPicPr>
+                  <pic:blipFill>
+                    <a:blip r:embed="rId15"/>
+                    <a:stretch>
+                      <a:fillRect/>
+                    </a:stretch>
+                  </pic:blipFill>
+                  <pic:spPr>
+                    <a:xfrm>
+                      <a:off x="0" y="0"/>
+                      <a:ext cx="5486400" cy="2834640"/>
+                    </a:xfrm>
+                    <a:prstGeom prst="rect"/>
+                  </pic:spPr>
+                </pic:pic>
+              </a:graphicData>
+            </a:graphic>
+          </wp:inline>
+        </w:drawing>
+      </w:r>
+    </w:p>
+    <w:p>
+      <w:pPr>
+        <w:spacing w:line="336" w:lineRule="auto" w:after="180"/>
+      </w:pPr>
+      <w:r>
+        <w:rPr>
+          <w:b w:val="0"/>
+        </w:rPr>
+        <w:t xml:space="preserve">The </w:t>
+      </w:r>
+      <w:r>
+        <w:rPr>
+          <w:b/>
+        </w:rPr>
+        <w:t>prediction</w:t>
+      </w:r>
+      <w:r>
+        <w:rPr>
+          <w:b w:val="0"/>
+        </w:rPr>
+        <w:t xml:space="preserve"> record must exist before the labels are seen. PencilP scores 3/4=75% agreement on these four selected cases.</w:t>
+      </w:r>
+    </w:p>
+    <w:p>
+      <w:pPr>
+        <w:spacing w:line="336" w:lineRule="auto" w:after="180"/>
+      </w:pPr>
+      <w:r>
+        <w:rPr>
+          <w:b w:val="0"/>
+        </w:rPr>
+        <w:t>Moving the boundary after inspecting the envelope makes this a development exercise; the same four cases can no longer serve as untouched final evaluation.</w:t>
+      </w:r>
+    </w:p>
+    <w:p>
+      <w:pPr>
+        <w:spacing w:line="336" w:lineRule="auto" w:after="180"/>
+      </w:pPr>
+      <w:r>
+        <w:rPr>
+          <w:b w:val="0"/>
+        </w:rPr>
+        <w:t>Limit: Four selected cases cannot establish a reliable accuracy rate for every future pencil or classroom.</w:t>
+      </w:r>
+    </w:p>
+    <w:p>
+      <w:pPr>
+        <w:spacing w:line="336" w:lineRule="auto" w:after="180"/>
+        <w:shd w:fill="F5F1FB"/>
+      </w:pPr>
+      <w:r>
+        <w:rPr>
+          <w:b w:val="0"/>
+        </w:rPr>
+        <w:t>Explain the case, then point to a limit on the claim.</w:t>
+      </w:r>
+    </w:p>
+    <w:p>
+      <w:pPr>
+        <w:pStyle w:val="Heading3"/>
+      </w:pPr>
+      <w:r>
+        <w:t>Discuss while showing the picture</w:t>
+      </w:r>
+    </w:p>
+    <w:p>
+      <w:pPr>
+        <w:spacing w:line="336" w:lineRule="auto" w:after="180"/>
+        <w:shd w:fill="F1F6F8"/>
+      </w:pPr>
+      <w:r>
+        <w:rPr>
+          <w:b w:val="0"/>
+        </w:rPr>
+        <w:t>Teacher prompt: Explain the case, then point to a limit on the claim. Ask learners to describe one label or arrow in ordinary words. Use the adjacent transcript if the image is difficult to see.</w:t>
+      </w:r>
+    </w:p>
+    <w:p>
+      <w:pPr>
+        <w:spacing w:line="336" w:lineRule="auto" w:after="180"/>
+        <w:shd w:fill="F1F6F8"/>
+      </w:pPr>
+      <w:r>
+        <w:rPr>
+          <w:b w:val="0"/>
+        </w:rPr>
+        <w:t>Keep the stated scope: Four selected cases cannot establish a reliable accuracy rate for every future pencil or classroom.</w:t>
+      </w:r>
+    </w:p>
+    <w:p>
+      <w:pPr>
+        <w:pStyle w:val="Heading3"/>
+      </w:pPr>
+      <w:r>
+        <w:t>06. Make the idea visible in your project</w:t>
+      </w:r>
+    </w:p>
+    <w:p>
+      <w:r>
+        <w:drawing>
+          <wp:inline xmlns:a="http://schemas.openxmlformats.org/drawingml/2006/main" xmlns:pic="http://schemas.openxmlformats.org/drawingml/2006/picture">
+            <wp:extent cx="5486400" cy="3380232"/>
+            <wp:docPr id="8" name="Picture 8" descr="Maintain dated sorter versions and separate development examples from reserved project-evaluation cases. Draw your input, deciding step, result and limit. Supported question: Does 4/4 on the replay replace the original 3/4 result? Explain."/>
+            <wp:cNvGraphicFramePr>
+              <a:graphicFrameLocks noChangeAspect="1"/>
+            </wp:cNvGraphicFramePr>
+            <a:graphic>
+              <a:graphicData uri="http://schemas.openxmlformats.org/drawingml/2006/picture">
+                <pic:pic>
+                  <pic:nvPicPr>
+                    <pic:cNvPr id="0" name="academy-story-ai-1-15-06.png"/>
+                    <pic:cNvPicPr/>
+                  </pic:nvPicPr>
+                  <pic:blipFill>
+                    <a:blip r:embed="rId16"/>
+                    <a:stretch>
+                      <a:fillRect/>
+                    </a:stretch>
+                  </pic:blipFill>
+                  <pic:spPr>
+                    <a:xfrm>
+                      <a:off x="0" y="0"/>
+                      <a:ext cx="5486400" cy="3380232"/>
+                    </a:xfrm>
+                    <a:prstGeom prst="rect"/>
+                  </pic:spPr>
+                </pic:pic>
+              </a:graphicData>
+            </a:graphic>
+          </wp:inline>
+        </w:drawing>
+      </w:r>
+    </w:p>
+    <w:p>
+      <w:pPr>
+        <w:spacing w:line="336" w:lineRule="auto" w:after="180"/>
+      </w:pPr>
+      <w:r>
+        <w:rPr>
+          <w:b w:val="0"/>
+        </w:rPr>
+        <w:t xml:space="preserve">Maintain dated sorter versions and separate </w:t>
+      </w:r>
+      <w:r>
+        <w:rPr>
+          <w:b/>
+        </w:rPr>
+        <w:t>development examples</w:t>
+      </w:r>
+      <w:r>
+        <w:rPr>
+          <w:b w:val="0"/>
+        </w:rPr>
+        <w:t xml:space="preserve"> from reserved project-evaluation cases. Draw your </w:t>
+      </w:r>
+      <w:r>
+        <w:rPr>
+          <w:b/>
+        </w:rPr>
+        <w:t>input</w:t>
+      </w:r>
+      <w:r>
+        <w:rPr>
+          <w:b w:val="0"/>
+        </w:rPr>
+        <w:t>, deciding step, result and limit.</w:t>
+      </w:r>
+    </w:p>
+    <w:p>
+      <w:pPr>
+        <w:spacing w:line="336" w:lineRule="auto" w:after="180"/>
+      </w:pPr>
+      <w:r>
+        <w:rPr>
+          <w:b w:val="0"/>
+        </w:rPr>
+        <w:t>Supported question: Does 4/4 on the replay replace the original 3/4 result? Explain.</w:t>
+      </w:r>
+    </w:p>
+    <w:p>
+      <w:pPr>
+        <w:spacing w:line="336" w:lineRule="auto" w:after="180"/>
+        <w:shd w:fill="F5F1FB"/>
+      </w:pPr>
+      <w:r>
+        <w:rPr>
+          <w:b w:val="0"/>
+        </w:rPr>
+        <w:t xml:space="preserve">Draw your project trace and justify the deciding step using </w:t>
+      </w:r>
+      <w:r>
+        <w:rPr>
+          <w:b/>
+        </w:rPr>
+        <w:t>evidence</w:t>
+      </w:r>
+      <w:r>
+        <w:rPr>
+          <w:b w:val="0"/>
+        </w:rPr>
+        <w:t>.</w:t>
+      </w:r>
+    </w:p>
+    <w:p>
+      <w:pPr>
+        <w:pStyle w:val="Heading3"/>
+      </w:pPr>
+      <w:r>
+        <w:t>Discuss while showing the picture</w:t>
+      </w:r>
+    </w:p>
+    <w:p>
+      <w:pPr>
+        <w:spacing w:line="336" w:lineRule="auto" w:after="180"/>
+        <w:shd w:fill="F1F6F8"/>
+      </w:pPr>
+      <w:r>
+        <w:rPr>
+          <w:b w:val="0"/>
+        </w:rPr>
+        <w:t xml:space="preserve">Teacher prompt: Draw your project trace and justify the deciding step using </w:t>
+      </w:r>
+      <w:r>
+        <w:rPr>
+          <w:b/>
+        </w:rPr>
+        <w:t>evidence</w:t>
+      </w:r>
+      <w:r>
+        <w:rPr>
+          <w:b w:val="0"/>
+        </w:rPr>
+        <w:t>. Ask learners to describe one label or arrow in ordinary words. Use the adjacent transcript if the image is difficult to see.</w:t>
+      </w:r>
+    </w:p>
+    <w:p>
+      <w:pPr>
+        <w:spacing w:line="336" w:lineRule="auto" w:after="180"/>
+        <w:shd w:fill="F1F6F8"/>
+      </w:pPr>
+      <w:r>
+        <w:rPr>
+          <w:b w:val="0"/>
+        </w:rPr>
+        <w:t>Supported practice key: No. Keep 3/4 as the frozen version’s result; record 4/4 separately as a revised-version replay on known cases.</w:t>
       </w:r>
     </w:p>
     <w:sectPr>

--- a/downloads/teacher/ai-1-week-15.docx
+++ b/downloads/teacher/ai-1-week-15.docx
@@ -125,7 +125,7 @@
           </w:tcPr>
           <w:p>
             <w:r>
-              <w:t>Sections 1–6; record the brief recall in the workbook.</w:t>
+              <w:t>Use Your mission, Notice the evidence, See how it works, Compare the cases, Words that unlock the idea and Follow a worked example; record the brief recall in the workbook.</w:t>
             </w:r>
           </w:p>
         </w:tc>
@@ -157,7 +157,7 @@
           </w:tcPr>
           <w:p>
             <w:r>
-              <w:t>Sections 7–10; use the matching workbook W2 and misconception check.</w:t>
+              <w:t>Use Find and repair a mistake, Practise together, Run the investigation and Build your understanding; use the matching workbook W2 and misconception check.</w:t>
             </w:r>
           </w:p>
         </w:tc>
@@ -189,7 +189,7 @@
           </w:tcPr>
           <w:p>
             <w:r>
-              <w:t>Sections 9 and 11–14. Give extra time to finish the full task set; use Section 15 when the week includes a coding lab.</w:t>
+              <w:t>Use Run the investigation, Connect your project, Show what you know, Study a complete case and Try a new case independently. Allow extra time for the full task set. Use a coding lab only when this week actually provides one; Your lesson route is the planning section.</w:t>
             </w:r>
           </w:p>
         </w:tc>
@@ -6311,7 +6311,7 @@
           </w:tcPr>
           <w:p>
             <w:r>
-              <w:t>Sections 1–6; record the brief recall in the workbook.</w:t>
+              <w:t>Use Your mission, Notice the evidence, See how it works, Compare the cases, Words that unlock the idea and Follow a worked example; record the brief recall in the workbook.</w:t>
             </w:r>
           </w:p>
         </w:tc>
@@ -6343,7 +6343,7 @@
           </w:tcPr>
           <w:p>
             <w:r>
-              <w:t>Sections 7–10; use the matching workbook W2 and misconception check.</w:t>
+              <w:t>Use Find and repair a mistake, Practise together, Run the investigation and Build your understanding; use the matching workbook W2 and misconception check.</w:t>
             </w:r>
           </w:p>
         </w:tc>
@@ -6375,7 +6375,7 @@
           </w:tcPr>
           <w:p>
             <w:r>
-              <w:t>Sections 9 and 11–14. Give extra time to finish the full task set; use Section 15 when the week includes a coding lab.</w:t>
+              <w:t>Use Run the investigation, Connect your project, Show what you know, Study a complete case and Try a new case independently. Allow extra time for the full task set. Use a coding lab only when this week actually provides one; Your lesson route is the planning section.</w:t>
             </w:r>
           </w:p>
         </w:tc>

--- a/downloads/teacher/ai-1-week-15.docx
+++ b/downloads/teacher/ai-1-week-15.docx
@@ -25,20 +25,38 @@
         <w:pStyle w:val="Heading1"/>
       </w:pPr>
       <w:r>
-        <w:t>01. Save New Examples for Testing</w:t>
-      </w:r>
-    </w:p>
-    <w:p>
-      <w:r>
-        <w:t>Prepare Save New Examples for Testing: check the target, prerequisites, resources and adaptable teaching schedule.</w:t>
-      </w:r>
-    </w:p>
-    <w:p>
-      <w:pPr>
-        <w:pStyle w:val="Heading3"/>
-      </w:pPr>
-      <w:r>
-        <w:t>Teach the learning cycle</w:t>
+        <w:t>Teach independent evaluation as an ordered protocol.</w:t>
+      </w:r>
+    </w:p>
+    <w:p>
+      <w:r>
+        <w:t>Distinguish public worked examples, supported RodD practice and the separate independent RibbonA experiment.</w:t>
+      </w:r>
+    </w:p>
+    <w:p>
+      <w:r>
+        <w:t>Look for saved pre-label predictions, exact versions and honest limits.</w:t>
+      </w:r>
+    </w:p>
+    <w:p>
+      <w:pPr>
+        <w:pStyle w:val="Heading1"/>
+      </w:pPr>
+      <w:r>
+        <w:t>01. Prepare this connected week</w:t>
+      </w:r>
+    </w:p>
+    <w:p>
+      <w:r>
+        <w:t>Use one main plan and keep practice separate from the independent first attempt.</w:t>
+      </w:r>
+    </w:p>
+    <w:p>
+      <w:pPr>
+        <w:pStyle w:val="Heading2"/>
+      </w:pPr>
+      <w:r>
+        <w:t>Learning goal and precision</w:t>
       </w:r>
     </w:p>
     <w:p>
@@ -50,6 +68,135 @@
           <w:b w:val="0"/>
         </w:rPr>
         <w:t>Primary target: Separate examples used to choose a model from examples reserved for its final evaluation</w:t>
+      </w:r>
+    </w:p>
+    <w:p>
+      <w:pPr>
+        <w:spacing w:line="336" w:lineRule="auto" w:after="180"/>
+      </w:pPr>
+      <w:r>
+        <w:rPr>
+          <w:b w:val="0"/>
+        </w:rPr>
+        <w:t xml:space="preserve">Make the order of </w:t>
+      </w:r>
+      <w:r>
+        <w:rPr>
+          <w:b/>
+        </w:rPr>
+        <w:t>evidence</w:t>
+      </w:r>
+      <w:r>
+        <w:rPr>
+          <w:b w:val="0"/>
+        </w:rPr>
+        <w:t xml:space="preserve"> visible. The lesson table is a retrospective worked example, not an unseen student test. W4 is a separate staged exercise: do not reveal its labels before </w:t>
+      </w:r>
+      <w:r>
+        <w:rPr>
+          <w:b/>
+        </w:rPr>
+        <w:t>prediction</w:t>
+      </w:r>
+      <w:r>
+        <w:rPr>
+          <w:b w:val="0"/>
+        </w:rPr>
+        <w:t>s are committed.</w:t>
+      </w:r>
+    </w:p>
+    <w:p>
+      <w:pPr>
+        <w:spacing w:line="336" w:lineRule="auto" w:after="180"/>
+      </w:pPr>
+      <w:r>
+        <w:rPr>
+          <w:b w:val="0"/>
+        </w:rPr>
+        <w:t xml:space="preserve">Avoid calling ordinary </w:t>
+      </w:r>
+      <w:r>
+        <w:rPr>
+          <w:b/>
+        </w:rPr>
+        <w:t>input</w:t>
+      </w:r>
+      <w:r>
+        <w:rPr>
+          <w:b w:val="0"/>
+        </w:rPr>
+        <w:t xml:space="preserve"> validation a validation set here; the focus is development versus a held-out final check.</w:t>
+      </w:r>
+    </w:p>
+    <w:p>
+      <w:pPr>
+        <w:spacing w:line="336" w:lineRule="auto" w:after="180"/>
+      </w:pPr>
+      <w:r>
+        <w:rPr>
+          <w:b w:val="0"/>
+        </w:rPr>
+        <w:t xml:space="preserve">By the end, I can </w:t>
+      </w:r>
+      <w:r>
+        <w:rPr>
+          <w:b/>
+        </w:rPr>
+        <w:t>freeze</w:t>
+      </w:r>
+      <w:r>
+        <w:rPr>
+          <w:b w:val="0"/>
+        </w:rPr>
+        <w:t xml:space="preserve"> a model before labels are revealed and report a bounded test result.</w:t>
+      </w:r>
+    </w:p>
+    <w:p>
+      <w:pPr>
+        <w:pStyle w:val="Heading2"/>
+      </w:pPr>
+      <w:r>
+        <w:t>What to prepare</w:t>
+      </w:r>
+    </w:p>
+    <w:p>
+      <w:pPr>
+        <w:pStyle w:val="ListBullet"/>
+      </w:pPr>
+      <w:r>
+        <w:t>Use the supplied scenario, student illustrations and blank paper. For numeric work, offer counters or a calculator after learners show the setup. Fictional records are supplied; personal data and paid accounts are unnecessary.</w:t>
+      </w:r>
+    </w:p>
+    <w:p>
+      <w:pPr>
+        <w:pStyle w:val="ListBullet"/>
+      </w:pPr>
+      <w:r>
+        <w:t>Development and reserved tower cards from the worked example, marked as a completed experiment</w:t>
+      </w:r>
+    </w:p>
+    <w:p>
+      <w:pPr>
+        <w:pStyle w:val="ListBullet"/>
+      </w:pPr>
+      <w:r>
+        <w:t>RibbonA input cards 5, 7, 9, 11 cm and a covered label sheet: short, short, long, long</w:t>
+      </w:r>
+    </w:p>
+    <w:p>
+      <w:pPr>
+        <w:pStyle w:val="ListBullet"/>
+      </w:pPr>
+      <w:r>
+        <w:t>Paper for a dated frozen-rule record and separate predictions, labels and outcome columns</w:t>
+      </w:r>
+    </w:p>
+    <w:p>
+      <w:pPr>
+        <w:pStyle w:val="Heading2"/>
+      </w:pPr>
+      <w:r>
+        <w:t>Main teaching plan</w:t>
       </w:r>
     </w:p>
     <w:tbl>
@@ -231,9 +378,300 @@
     </w:p>
     <w:p>
       <w:pPr>
+        <w:pStyle w:val="Heading2"/>
+      </w:pPr>
+      <w:r>
+        <w:t>Opening retrieval and readiness</w:t>
+      </w:r>
+    </w:p>
+    <w:p>
+      <w:pPr>
+        <w:spacing w:line="336" w:lineRule="auto" w:after="180"/>
+      </w:pPr>
+      <w:r>
+        <w:rPr>
+          <w:b w:val="0"/>
+        </w:rPr>
+        <w:t>Without opening the old lesson, explain one key idea from Build a Human Classifier. Give an example and a mistake that the idea helps you avoid.</w:t>
+      </w:r>
+    </w:p>
+    <w:p>
+      <w:pPr>
+        <w:spacing w:line="336" w:lineRule="auto" w:after="180"/>
+      </w:pPr>
+      <w:r>
+        <w:rPr>
+          <w:b w:val="0"/>
+        </w:rPr>
+        <w:t xml:space="preserve">Look for: Construct a classifier with a stated </w:t>
+      </w:r>
+      <w:r>
+        <w:rPr>
+          <w:b/>
+        </w:rPr>
+        <w:t>input</w:t>
+      </w:r>
+      <w:r>
+        <w:rPr>
+          <w:b w:val="0"/>
+        </w:rPr>
+        <w:t xml:space="preserve"> format, selected rule and recorded </w:t>
+      </w:r>
+      <w:r>
+        <w:rPr>
+          <w:b/>
+        </w:rPr>
+        <w:t>output</w:t>
+      </w:r>
+    </w:p>
+    <w:p>
+      <w:pPr>
+        <w:spacing w:line="336" w:lineRule="auto" w:after="180"/>
+      </w:pPr>
+      <w:r>
+        <w:rPr>
+          <w:b w:val="0"/>
+        </w:rPr>
+        <w:t>Reference example, not the only acceptable wording: Require a present height, unit cm, a whole number and range 1 through 10 inclusive.</w:t>
+      </w:r>
+    </w:p>
+    <w:p>
+      <w:pPr>
+        <w:spacing w:line="336" w:lineRule="auto" w:after="180"/>
+      </w:pPr>
+      <w:r>
+        <w:rPr>
+          <w:b w:val="0"/>
+        </w:rPr>
+        <w:t>For example, 7 cm is accepted; blank is missing, 60 mm has the wrong unit and 11 cm is outside the range. Fractional values such as 4.5 cm also fail.</w:t>
+      </w:r>
+    </w:p>
+    <w:p>
+      <w:pPr>
+        <w:spacing w:line="336" w:lineRule="auto" w:after="180"/>
+      </w:pPr>
+      <w:r>
+        <w:rPr>
+          <w:b w:val="0"/>
+        </w:rPr>
+        <w:t xml:space="preserve">The contract defines accepted </w:t>
+      </w:r>
+      <w:r>
+        <w:rPr>
+          <w:b/>
+        </w:rPr>
+        <w:t>input</w:t>
+      </w:r>
+      <w:r>
+        <w:rPr>
+          <w:b w:val="0"/>
+        </w:rPr>
+        <w:t xml:space="preserve">s; it does not list only the </w:t>
+      </w:r>
+      <w:r>
+        <w:rPr>
+          <w:b/>
+        </w:rPr>
+        <w:t>fitting</w:t>
+      </w:r>
+      <w:r>
+        <w:rPr>
+          <w:b w:val="0"/>
+        </w:rPr>
+        <w:t xml:space="preserve"> records or establish </w:t>
+      </w:r>
+      <w:r>
+        <w:rPr>
+          <w:b/>
+        </w:rPr>
+        <w:t>prediction</w:t>
+      </w:r>
+      <w:r>
+        <w:rPr>
+          <w:b w:val="0"/>
+        </w:rPr>
+        <w:t xml:space="preserve"> correctness.</w:t>
+      </w:r>
+    </w:p>
+    <w:p>
+      <w:pPr>
+        <w:spacing w:line="336" w:lineRule="auto" w:after="180"/>
+      </w:pPr>
+      <w:r>
+        <w:rPr>
+          <w:b w:val="0"/>
+        </w:rPr>
+        <w:t>Without opening the old lesson, explain one key idea from Debug the Cause. Give an example and a mistake that the idea helps you avoid.</w:t>
+      </w:r>
+    </w:p>
+    <w:p>
+      <w:pPr>
+        <w:spacing w:line="336" w:lineRule="auto" w:after="180"/>
+      </w:pPr>
+      <w:r>
+        <w:rPr>
+          <w:b w:val="0"/>
+        </w:rPr>
+        <w:t>Look for: Compare expected and observed traces to locate the first difference</w:t>
+      </w:r>
+    </w:p>
+    <w:p>
+      <w:pPr>
+        <w:spacing w:line="336" w:lineRule="auto" w:after="180"/>
+      </w:pPr>
+      <w:r>
+        <w:rPr>
+          <w:b w:val="0"/>
+        </w:rPr>
+        <w:t>Reference example, not the only acceptable wording: Expected trace: 3, 5, 10, 9. First difference is the doubling checkpoint: 10 expected versus 8 observed.</w:t>
+      </w:r>
+    </w:p>
+    <w:p>
+      <w:pPr>
+        <w:spacing w:line="336" w:lineRule="auto" w:after="180"/>
+      </w:pPr>
+      <w:r>
+        <w:rPr>
+          <w:b w:val="0"/>
+        </w:rPr>
+        <w:t xml:space="preserve">The later 8 minus 1 equals 7, so the observed subtraction is consistent with its </w:t>
+      </w:r>
+      <w:r>
+        <w:rPr>
+          <w:b/>
+        </w:rPr>
+        <w:t>input</w:t>
+      </w:r>
+      <w:r>
+        <w:rPr>
+          <w:b w:val="0"/>
+        </w:rPr>
+        <w:t>. Investigate the earlier step before claiming another fault.</w:t>
+      </w:r>
+    </w:p>
+    <w:p>
+      <w:pPr>
+        <w:spacing w:line="336" w:lineRule="auto" w:after="180"/>
+      </w:pPr>
+      <w:r>
+        <w:rPr>
+          <w:b w:val="0"/>
+        </w:rPr>
+        <w:t>Without opening the old lesson, explain one key idea from Algorithms as Recipes. Give an example and a mistake that the idea helps you avoid.</w:t>
+      </w:r>
+    </w:p>
+    <w:p>
+      <w:pPr>
+        <w:spacing w:line="336" w:lineRule="auto" w:after="180"/>
+      </w:pPr>
+      <w:r>
+        <w:rPr>
+          <w:b w:val="0"/>
+        </w:rPr>
+        <w:t>Look for: Trace an ordered algorithm using the current value after every instruction</w:t>
+      </w:r>
+    </w:p>
+    <w:p>
+      <w:pPr>
+        <w:spacing w:line="336" w:lineRule="auto" w:after="180"/>
+      </w:pPr>
+      <w:r>
+        <w:rPr>
+          <w:b w:val="0"/>
+        </w:rPr>
+        <w:t>Reference example, not the only acceptable wording: The trace is 3, 7, 14, 9. The doubling step uses 7, the current value after adding 4 to 3. It must not double the initial 3.</w:t>
+      </w:r>
+    </w:p>
+    <w:p>
+      <w:pPr>
+        <w:spacing w:line="336" w:lineRule="auto" w:after="180"/>
+      </w:pPr>
+      <w:r>
+        <w:rPr>
+          <w:b w:val="0"/>
+        </w:rPr>
+        <w:t>Accept a table, arrows or clearly labelled sentences that preserve the order.</w:t>
+      </w:r>
+    </w:p>
+    <w:p>
+      <w:pPr>
+        <w:spacing w:line="336" w:lineRule="auto" w:after="180"/>
+      </w:pPr>
+      <w:r>
+        <w:rPr>
+          <w:b w:val="0"/>
+        </w:rPr>
+        <w:t xml:space="preserve">Compare the </w:t>
+      </w:r>
+      <w:r>
+        <w:rPr>
+          <w:b/>
+        </w:rPr>
+        <w:t>prediction</w:t>
+      </w:r>
+      <w:r>
+        <w:rPr>
+          <w:b w:val="0"/>
+        </w:rPr>
+        <w:t xml:space="preserve"> with an appropriate recorded label.</w:t>
+      </w:r>
+    </w:p>
+    <w:p>
+      <w:pPr>
+        <w:spacing w:line="336" w:lineRule="auto" w:after="180"/>
+      </w:pPr>
+      <w:r>
+        <w:rPr>
+          <w:b w:val="0"/>
+        </w:rPr>
+        <w:t xml:space="preserve">If the label helps choose the threshold, that example has participated in </w:t>
+      </w:r>
+      <w:r>
+        <w:rPr>
+          <w:b/>
+        </w:rPr>
+        <w:t>fitting</w:t>
+      </w:r>
+      <w:r>
+        <w:rPr>
+          <w:b w:val="0"/>
+        </w:rPr>
+        <w:t xml:space="preserve"> or model selection; it is not independent evaluation </w:t>
+      </w:r>
+      <w:r>
+        <w:rPr>
+          <w:b/>
+        </w:rPr>
+        <w:t>evidence</w:t>
+      </w:r>
+      <w:r>
+        <w:rPr>
+          <w:b w:val="0"/>
+        </w:rPr>
+        <w:t xml:space="preserve"> for the resulting model.</w:t>
+      </w:r>
+    </w:p>
+    <w:p>
+      <w:pPr>
+        <w:pStyle w:val="Heading2"/>
+      </w:pPr>
+      <w:r>
+        <w:t>Earlier wording, alternatives and picture transcripts · reference / check after trying</w:t>
+      </w:r>
+    </w:p>
+    <w:p>
+      <w:pPr>
         <w:pStyle w:val="Heading3"/>
       </w:pPr>
       <w:r>
+        <w:t>Teach the learning cycle</w:t>
+      </w:r>
+    </w:p>
+    <w:p>
+      <w:pPr>
+        <w:pStyle w:val="Heading3"/>
+      </w:pPr>
+      <w:r>
         <w:t>Retrieval answer guidance</w:t>
       </w:r>
     </w:p>
@@ -247,115 +685,6 @@
     </w:p>
     <w:p>
       <w:pPr>
-        <w:spacing w:line="336" w:lineRule="auto" w:after="180"/>
-      </w:pPr>
-      <w:r>
-        <w:rPr>
-          <w:b w:val="0"/>
-        </w:rPr>
-        <w:t>Without opening the old lesson, explain one key idea from Build a Human Classifier. Give an example and a mistake that the idea helps you avoid.</w:t>
-      </w:r>
-    </w:p>
-    <w:p>
-      <w:pPr>
-        <w:spacing w:line="336" w:lineRule="auto" w:after="180"/>
-      </w:pPr>
-      <w:r>
-        <w:rPr>
-          <w:b w:val="0"/>
-        </w:rPr>
-        <w:t xml:space="preserve">Look for: Construct a classifier with a stated </w:t>
-      </w:r>
-      <w:r>
-        <w:rPr>
-          <w:b/>
-        </w:rPr>
-        <w:t>input</w:t>
-      </w:r>
-      <w:r>
-        <w:rPr>
-          <w:b w:val="0"/>
-        </w:rPr>
-        <w:t xml:space="preserve"> format, selected rule and recorded </w:t>
-      </w:r>
-      <w:r>
-        <w:rPr>
-          <w:b/>
-        </w:rPr>
-        <w:t>output</w:t>
-      </w:r>
-    </w:p>
-    <w:p>
-      <w:pPr>
-        <w:spacing w:line="336" w:lineRule="auto" w:after="180"/>
-      </w:pPr>
-      <w:r>
-        <w:rPr>
-          <w:b w:val="0"/>
-        </w:rPr>
-        <w:t>Reference example, not the only acceptable wording: Require a present height, unit cm, a whole number and range 1 through 10 inclusive.</w:t>
-      </w:r>
-    </w:p>
-    <w:p>
-      <w:pPr>
-        <w:spacing w:line="336" w:lineRule="auto" w:after="180"/>
-      </w:pPr>
-      <w:r>
-        <w:rPr>
-          <w:b w:val="0"/>
-        </w:rPr>
-        <w:t>For example, 7 cm is accepted; blank is missing, 60 mm has the wrong unit and 11 cm is outside the range. Fractional values such as 4.5 cm also fail.</w:t>
-      </w:r>
-    </w:p>
-    <w:p>
-      <w:pPr>
-        <w:spacing w:line="336" w:lineRule="auto" w:after="180"/>
-      </w:pPr>
-      <w:r>
-        <w:rPr>
-          <w:b w:val="0"/>
-        </w:rPr>
-        <w:t xml:space="preserve">The contract defines accepted </w:t>
-      </w:r>
-      <w:r>
-        <w:rPr>
-          <w:b/>
-        </w:rPr>
-        <w:t>input</w:t>
-      </w:r>
-      <w:r>
-        <w:rPr>
-          <w:b w:val="0"/>
-        </w:rPr>
-        <w:t xml:space="preserve">s; it does not list only the </w:t>
-      </w:r>
-      <w:r>
-        <w:rPr>
-          <w:b/>
-        </w:rPr>
-        <w:t>fitting</w:t>
-      </w:r>
-      <w:r>
-        <w:rPr>
-          <w:b w:val="0"/>
-        </w:rPr>
-        <w:t xml:space="preserve"> records or establish </w:t>
-      </w:r>
-      <w:r>
-        <w:rPr>
-          <w:b/>
-        </w:rPr>
-        <w:t>prediction</w:t>
-      </w:r>
-      <w:r>
-        <w:rPr>
-          <w:b w:val="0"/>
-        </w:rPr>
-        <w:t xml:space="preserve"> correctness.</w:t>
-      </w:r>
-    </w:p>
-    <w:p>
-      <w:pPr>
         <w:pStyle w:val="Heading3"/>
       </w:pPr>
       <w:r>
@@ -364,110 +693,10 @@
     </w:p>
     <w:p>
       <w:pPr>
-        <w:spacing w:line="336" w:lineRule="auto" w:after="180"/>
-      </w:pPr>
-      <w:r>
-        <w:rPr>
-          <w:b w:val="0"/>
-        </w:rPr>
-        <w:t>Without opening the old lesson, explain one key idea from Debug the Cause. Give an example and a mistake that the idea helps you avoid.</w:t>
-      </w:r>
-    </w:p>
-    <w:p>
-      <w:pPr>
-        <w:spacing w:line="336" w:lineRule="auto" w:after="180"/>
-      </w:pPr>
-      <w:r>
-        <w:rPr>
-          <w:b w:val="0"/>
-        </w:rPr>
-        <w:t>Look for: Compare expected and observed traces to locate the first difference</w:t>
-      </w:r>
-    </w:p>
-    <w:p>
-      <w:pPr>
-        <w:spacing w:line="336" w:lineRule="auto" w:after="180"/>
-      </w:pPr>
-      <w:r>
-        <w:rPr>
-          <w:b w:val="0"/>
-        </w:rPr>
-        <w:t>Reference example, not the only acceptable wording: Expected trace: 3, 5, 10, 9. First difference is the doubling checkpoint: 10 expected versus 8 observed.</w:t>
-      </w:r>
-    </w:p>
-    <w:p>
-      <w:pPr>
-        <w:spacing w:line="336" w:lineRule="auto" w:after="180"/>
-      </w:pPr>
-      <w:r>
-        <w:rPr>
-          <w:b w:val="0"/>
-        </w:rPr>
-        <w:t xml:space="preserve">The later 8 minus 1 equals 7, so the observed subtraction is consistent with its </w:t>
-      </w:r>
-      <w:r>
-        <w:rPr>
-          <w:b/>
-        </w:rPr>
-        <w:t>input</w:t>
-      </w:r>
-      <w:r>
-        <w:rPr>
-          <w:b w:val="0"/>
-        </w:rPr>
-        <w:t>. Investigate the earlier step before claiming another fault.</w:t>
-      </w:r>
-    </w:p>
-    <w:p>
-      <w:pPr>
         <w:pStyle w:val="Heading3"/>
       </w:pPr>
       <w:r>
         <w:t>Algorithms as Recipes</w:t>
-      </w:r>
-    </w:p>
-    <w:p>
-      <w:pPr>
-        <w:spacing w:line="336" w:lineRule="auto" w:after="180"/>
-      </w:pPr>
-      <w:r>
-        <w:rPr>
-          <w:b w:val="0"/>
-        </w:rPr>
-        <w:t>Without opening the old lesson, explain one key idea from Algorithms as Recipes. Give an example and a mistake that the idea helps you avoid.</w:t>
-      </w:r>
-    </w:p>
-    <w:p>
-      <w:pPr>
-        <w:spacing w:line="336" w:lineRule="auto" w:after="180"/>
-      </w:pPr>
-      <w:r>
-        <w:rPr>
-          <w:b w:val="0"/>
-        </w:rPr>
-        <w:t>Look for: Trace an ordered algorithm using the current value after every instruction</w:t>
-      </w:r>
-    </w:p>
-    <w:p>
-      <w:pPr>
-        <w:spacing w:line="336" w:lineRule="auto" w:after="180"/>
-      </w:pPr>
-      <w:r>
-        <w:rPr>
-          <w:b w:val="0"/>
-        </w:rPr>
-        <w:t>Reference example, not the only acceptable wording: The trace is 3, 7, 14, 9. The doubling step uses 7, the current value after adding 4 to 3. It must not double the initial 3.</w:t>
-      </w:r>
-    </w:p>
-    <w:p>
-      <w:pPr>
-        <w:spacing w:line="336" w:lineRule="auto" w:after="180"/>
-      </w:pPr>
-      <w:r>
-        <w:rPr>
-          <w:b w:val="0"/>
-        </w:rPr>
-        <w:t>Accept a table, arrows or clearly labelled sentences that preserve the order.</w:t>
       </w:r>
     </w:p>
     <w:p>
@@ -664,6 +893,11 @@
       </w:r>
     </w:p>
     <w:p>
+      <w:r>
+        <w:t>This compact option is not the full-week schedule. Use the main teaching cycle and allow extra sessions for the investigation, independent work and project.</w:t>
+      </w:r>
+    </w:p>
+    <w:p>
       <w:pPr>
         <w:spacing w:line="336" w:lineRule="auto" w:after="180"/>
       </w:pPr>
@@ -671,7 +905,7 @@
         <w:rPr>
           <w:b w:val="0"/>
         </w:rPr>
-        <w:t>Use the supplied scenario, student illustrations and blank paper. For numeric work, offer counters or a calculator after learners show the setup. Fictional records are supplied; personal data and paid accounts are unnecessary.</w:t>
+        <w:t>Allow 80 minutes: recall 8; explanation 12; worked demonstration 15; guided practice 20; independent assessment 15; project and reflection 10. Extend the lab into a second session when needed.</w:t>
       </w:r>
     </w:p>
     <w:p>
@@ -679,32 +913,55 @@
         <w:pStyle w:val="Heading3"/>
       </w:pPr>
       <w:r>
-        <w:t>Alternative compact allocation</w:t>
-      </w:r>
-    </w:p>
-    <w:p>
-      <w:r>
-        <w:t>This compact option is not the full-week schedule. Use the main teaching cycle and allow extra sessions for the investigation, independent work and project.</w:t>
+        <w:t>Preparation for the connected explanation</w:t>
+      </w:r>
+    </w:p>
+    <w:p>
+      <w:pPr>
+        <w:pStyle w:val="Heading3"/>
+      </w:pPr>
+      <w:r>
+        <w:t>Readiness answer</w:t>
+      </w:r>
+    </w:p>
+    <w:p>
+      <w:pPr>
+        <w:pStyle w:val="Heading3"/>
+      </w:pPr>
+      <w:r>
+        <w:t>End goal for the pictorial case</w:t>
       </w:r>
     </w:p>
     <w:p>
       <w:pPr>
         <w:spacing w:line="336" w:lineRule="auto" w:after="180"/>
-        <w:shd w:fill="F1F6F8"/>
-      </w:pPr>
-      <w:r>
-        <w:rPr>
-          <w:b w:val="0"/>
-        </w:rPr>
-        <w:t>Allow 80 minutes: recall 8; explanation 12; worked demonstration 15; guided practice 20; independent assessment 15; project and reflection 10. Extend the lab into a second session when needed.</w:t>
-      </w:r>
-    </w:p>
-    <w:p>
-      <w:pPr>
-        <w:pStyle w:val="Heading3"/>
-      </w:pPr>
-      <w:r>
-        <w:t>Preparation for the connected explanation</w:t>
+      </w:pPr>
+      <w:r>
+        <w:rPr>
+          <w:b w:val="0"/>
+        </w:rPr>
+        <w:t>This added worked case illustrates the week’s main idea. Retain all original and connected topics; schedule its practice within the teaching cycle.</w:t>
+      </w:r>
+    </w:p>
+    <w:p>
+      <w:pPr>
+        <w:pStyle w:val="Heading1"/>
+      </w:pPr>
+      <w:r>
+        <w:t>02. Teach the evidence protocol before reporting a score</w:t>
+      </w:r>
+    </w:p>
+    <w:p>
+      <w:r>
+        <w:t>Worked labels are public practice; keep the distinct independent RibbonA labels private until its predictions are recorded.</w:t>
+      </w:r>
+    </w:p>
+    <w:p>
+      <w:pPr>
+        <w:pStyle w:val="Heading2"/>
+      </w:pPr>
+      <w:r>
+        <w:t>Begin with the reserve-and-freeze protocol</w:t>
       </w:r>
     </w:p>
     <w:p>
@@ -715,31 +972,88 @@
         <w:rPr>
           <w:b w:val="0"/>
         </w:rPr>
-        <w:t xml:space="preserve">Make the order of </w:t>
+        <w:t xml:space="preserve">A rule chosen to fit examples may work differently on new cases. To investigate that difference, reserve a set of examples before development. Use the </w:t>
       </w:r>
       <w:r>
         <w:rPr>
           <w:b/>
         </w:rPr>
-        <w:t>evidence</w:t>
-      </w:r>
-      <w:r>
-        <w:rPr>
-          <w:b w:val="0"/>
-        </w:rPr>
-        <w:t xml:space="preserve"> visible. The lesson table is a retrospective worked example, not an unseen student test. W4 is a separate staged exercise: do not reveal its labels before </w:t>
+        <w:t>development examples</w:t>
+      </w:r>
+      <w:r>
+        <w:rPr>
+          <w:b w:val="0"/>
+        </w:rPr>
+        <w:t xml:space="preserve"> to choose the model.</w:t>
+      </w:r>
+    </w:p>
+    <w:p>
+      <w:pPr>
+        <w:spacing w:line="336" w:lineRule="auto" w:after="180"/>
+      </w:pPr>
+      <w:r>
+        <w:rPr>
+          <w:b w:val="0"/>
+        </w:rPr>
+        <w:t>Keep the final test examples separate until the model is fixed, then evaluate that recorded model.</w:t>
+      </w:r>
+    </w:p>
+    <w:p>
+      <w:pPr>
+        <w:spacing w:line="336" w:lineRule="auto" w:after="180"/>
+      </w:pPr>
+      <w:r>
+        <w:rPr>
+          <w:b w:val="0"/>
+        </w:rPr>
+        <w:t xml:space="preserve">In this paper activity, a teacher keeps the reserved examples in an envelope. Record the </w:t>
       </w:r>
       <w:r>
         <w:rPr>
           <w:b/>
         </w:rPr>
+        <w:t>input</w:t>
+      </w:r>
+      <w:r>
+        <w:rPr>
+          <w:b w:val="0"/>
+        </w:rPr>
+        <w:t xml:space="preserve"> contract, feature, category rule and model version before opening it.</w:t>
+      </w:r>
+    </w:p>
+    <w:p>
+      <w:pPr>
+        <w:spacing w:line="336" w:lineRule="auto" w:after="180"/>
+      </w:pPr>
+      <w:r>
+        <w:rPr>
+          <w:b w:val="0"/>
+        </w:rPr>
+        <w:t xml:space="preserve">Once the </w:t>
+      </w:r>
+      <w:r>
+        <w:rPr>
+          <w:b/>
+        </w:rPr>
+        <w:t>input</w:t>
+      </w:r>
+      <w:r>
+        <w:rPr>
+          <w:b w:val="0"/>
+        </w:rPr>
+        <w:t xml:space="preserve"> values are revealed, predict using the frozen model before revealing their comparison labels. This prevents copying the labels into the </w:t>
+      </w:r>
+      <w:r>
+        <w:rPr>
+          <w:b/>
+        </w:rPr>
         <w:t>prediction</w:t>
       </w:r>
       <w:r>
         <w:rPr>
           <w:b w:val="0"/>
         </w:rPr>
-        <w:t>s are committed.</w:t>
+        <w:t>s.</w:t>
       </w:r>
     </w:p>
     <w:p>
@@ -750,27 +1064,95 @@
         <w:rPr>
           <w:b w:val="0"/>
         </w:rPr>
-        <w:t xml:space="preserve">Avoid calling ordinary </w:t>
+        <w:t>The worked example below describes a completed experiment, so its test labels are visible for discussion. It is not an unseen test for you.</w:t>
+      </w:r>
+    </w:p>
+    <w:p>
+      <w:pPr>
+        <w:spacing w:line="336" w:lineRule="auto" w:after="180"/>
+      </w:pPr>
+      <w:r>
+        <w:rPr>
+          <w:b w:val="0"/>
+        </w:rPr>
+        <w:t xml:space="preserve">In the workbook experiment, the teacher will supply a separate set of comparison labels after you have saved your </w:t>
       </w:r>
       <w:r>
         <w:rPr>
           <w:b/>
         </w:rPr>
+        <w:t>prediction</w:t>
+      </w:r>
+      <w:r>
+        <w:rPr>
+          <w:b w:val="0"/>
+        </w:rPr>
+        <w:t>s. All data are imaginary classroom records.</w:t>
+      </w:r>
+    </w:p>
+    <w:p>
+      <w:pPr>
+        <w:pStyle w:val="Heading2"/>
+      </w:pPr>
+      <w:r>
+        <w:t>Identify the completed TowerA experiment</w:t>
+      </w:r>
+    </w:p>
+    <w:p>
+      <w:pPr>
+        <w:spacing w:line="336" w:lineRule="auto" w:after="180"/>
+      </w:pPr>
+      <w:r>
+        <w:rPr>
+          <w:b w:val="0"/>
+        </w:rPr>
+        <w:t>In the completed experiment, development towers at heights 2, 4, 6 and 8 cm have labels short, short, tall and tall. Candidates predict tall at or above 5 or 6 cm.</w:t>
+      </w:r>
+    </w:p>
+    <w:p>
+      <w:pPr>
+        <w:spacing w:line="336" w:lineRule="auto" w:after="180"/>
+      </w:pPr>
+      <w:r>
+        <w:rPr>
+          <w:b w:val="0"/>
+        </w:rPr>
+        <w:t xml:space="preserve">Both fit all four labels; the stated smaller-threshold tie rule selects 5. The team </w:t>
+      </w:r>
+      <w:r>
+        <w:rPr>
+          <w:b/>
+        </w:rPr>
+        <w:t>freeze</w:t>
+      </w:r>
+      <w:r>
+        <w:rPr>
+          <w:b w:val="0"/>
+        </w:rPr>
+        <w:t>s model TowerA with threshold 5.</w:t>
+      </w:r>
+    </w:p>
+    <w:p>
+      <w:pPr>
+        <w:spacing w:line="336" w:lineRule="auto" w:after="180"/>
+      </w:pPr>
+      <w:r>
+        <w:rPr>
+          <w:b w:val="0"/>
+        </w:rPr>
+        <w:t xml:space="preserve">The reserved </w:t>
+      </w:r>
+      <w:r>
+        <w:rPr>
+          <w:b/>
+        </w:rPr>
         <w:t>input</w:t>
       </w:r>
       <w:r>
         <w:rPr>
           <w:b w:val="0"/>
         </w:rPr>
-        <w:t xml:space="preserve"> validation a validation set here; the focus is development versus a held-out final check.</w:t>
-      </w:r>
-    </w:p>
-    <w:p>
-      <w:pPr>
-        <w:pStyle w:val="Heading3"/>
-      </w:pPr>
-      <w:r>
-        <w:t>Readiness answer</w:t>
+        <w:t>s are different records at heights 3, 5, 7 and 9 cm. TowerA accepts whole cm heights from 1 through 10. It predicts short, tall, tall and tall.</w:t>
       </w:r>
     </w:p>
     <w:p>
@@ -781,7 +1163,7 @@
         <w:rPr>
           <w:b w:val="0"/>
         </w:rPr>
-        <w:t xml:space="preserve">Compare the </w:t>
+        <w:t xml:space="preserve">These </w:t>
       </w:r>
       <w:r>
         <w:rPr>
@@ -793,7 +1175,15 @@
         <w:rPr>
           <w:b w:val="0"/>
         </w:rPr>
-        <w:t xml:space="preserve"> with an appropriate recorded label.</w:t>
+        <w:t>s are saved before the reserved labels are opened. The comparison below records what happened, including the failure.</w:t>
+      </w:r>
+    </w:p>
+    <w:p>
+      <w:pPr>
+        <w:pStyle w:val="Heading2"/>
+      </w:pPr>
+      <w:r>
+        <w:t>Model the completed PencilP evaluation</w:t>
       </w:r>
     </w:p>
     <w:p>
@@ -804,31 +1194,119 @@
         <w:rPr>
           <w:b w:val="0"/>
         </w:rPr>
-        <w:t xml:space="preserve">If the label helps choose the threshold, that example has participated in </w:t>
-      </w:r>
+        <w:t>A fictional envelope exercise evaluates a fixed pencil-length sorter.</w:t>
+      </w:r>
+    </w:p>
+    <w:p>
+      <w:pPr>
+        <w:spacing w:line="336" w:lineRule="auto" w:after="180"/>
+      </w:pPr>
       <w:r>
         <w:rPr>
           <w:b/>
         </w:rPr>
-        <w:t>fitting</w:t>
-      </w:r>
-      <w:r>
-        <w:rPr>
-          <w:b w:val="0"/>
-        </w:rPr>
-        <w:t xml:space="preserve"> or model selection; it is not independent evaluation </w:t>
+        <w:t>Freeze</w:t>
+      </w:r>
+      <w:r>
+        <w:rPr>
+          <w:b w:val="0"/>
+        </w:rPr>
+        <w:t xml:space="preserve"> PencilP: long at least 6 cm; short below 6.</w:t>
+      </w:r>
+    </w:p>
+    <w:p>
+      <w:pPr>
+        <w:spacing w:line="336" w:lineRule="auto" w:after="180"/>
+      </w:pPr>
+      <w:r>
+        <w:rPr>
+          <w:b w:val="0"/>
+        </w:rPr>
+        <w:t xml:space="preserve">Reserved valid lengths are 3,5,6,9 cm. Teacher envelope labels, revealed only after </w:t>
       </w:r>
       <w:r>
         <w:rPr>
           <w:b/>
         </w:rPr>
-        <w:t>evidence</w:t>
-      </w:r>
-      <w:r>
-        <w:rPr>
-          <w:b w:val="0"/>
-        </w:rPr>
-        <w:t xml:space="preserve"> for the resulting model.</w:t>
+        <w:t>prediction</w:t>
+      </w:r>
+      <w:r>
+        <w:rPr>
+          <w:b w:val="0"/>
+        </w:rPr>
+        <w:t>s, are short,long,long,long.</w:t>
+      </w:r>
+    </w:p>
+    <w:p>
+      <w:r>
+        <w:drawing>
+          <wp:inline xmlns:a="http://schemas.openxmlformats.org/drawingml/2006/main" xmlns:pic="http://schemas.openxmlformats.org/drawingml/2006/picture">
+            <wp:extent cx="5486400" cy="3938016"/>
+            <wp:docPr id="1" name="Picture 1" descr="Frozen predictions versus reserved labels. Test 1: Length cm = 3, PencilP = short, Reference = short, Result = agree. Test 2: Length cm = 5, PencilP = short, Reference = long, Result = disagree. Test 3: Length cm = 6, PencilP = long, Reference = long, Result = agree. Test 4: Length cm = 9, PencilP = long, Reference = long, Result = agree."/>
+            <wp:cNvGraphicFramePr>
+              <a:graphicFrameLocks noChangeAspect="1"/>
+            </wp:cNvGraphicFramePr>
+            <a:graphic>
+              <a:graphicData uri="http://schemas.openxmlformats.org/drawingml/2006/picture">
+                <pic:pic>
+                  <pic:nvPicPr>
+                    <pic:cNvPr id="0" name="academy-story-ai-1-15-03.png"/>
+                    <pic:cNvPicPr/>
+                  </pic:nvPicPr>
+                  <pic:blipFill>
+                    <a:blip r:embed="rId9"/>
+                    <a:stretch>
+                      <a:fillRect/>
+                    </a:stretch>
+                  </pic:blipFill>
+                  <pic:spPr>
+                    <a:xfrm>
+                      <a:off x="0" y="0"/>
+                      <a:ext cx="5486400" cy="3938016"/>
+                    </a:xfrm>
+                    <a:prstGeom prst="rect"/>
+                  </pic:spPr>
+                </pic:pic>
+              </a:graphicData>
+            </a:graphic>
+          </wp:inline>
+        </w:drawing>
+      </w:r>
+    </w:p>
+    <w:p>
+      <w:r>
+        <w:drawing>
+          <wp:inline xmlns:a="http://schemas.openxmlformats.org/drawingml/2006/main" xmlns:pic="http://schemas.openxmlformats.org/drawingml/2006/picture">
+            <wp:extent cx="5486400" cy="4005072"/>
+            <wp:docPr id="2" name="Picture 2" descr="Freeze: Write PencilP and its boundary before opening the label envelope. → Predict: For 3,5,6,9 cm predict short,short,long,long. → Reveal references: Envelope labels are short,long,long,long. → Compare: Three of four agree; the disagreement is at 5 cm."/>
+            <wp:cNvGraphicFramePr>
+              <a:graphicFrameLocks noChangeAspect="1"/>
+            </wp:cNvGraphicFramePr>
+            <a:graphic>
+              <a:graphicData uri="http://schemas.openxmlformats.org/drawingml/2006/picture">
+                <pic:pic>
+                  <pic:nvPicPr>
+                    <pic:cNvPr id="0" name="academy-story-ai-1-15-02.png"/>
+                    <pic:cNvPicPr/>
+                  </pic:nvPicPr>
+                  <pic:blipFill>
+                    <a:blip r:embed="rId10"/>
+                    <a:stretch>
+                      <a:fillRect/>
+                    </a:stretch>
+                  </pic:blipFill>
+                  <pic:spPr>
+                    <a:xfrm>
+                      <a:off x="0" y="0"/>
+                      <a:ext cx="5486400" cy="4005072"/>
+                    </a:xfrm>
+                    <a:prstGeom prst="rect"/>
+                  </pic:spPr>
+                </pic:pic>
+              </a:graphicData>
+            </a:graphic>
+          </wp:inline>
+        </w:drawing>
       </w:r>
     </w:p>
     <w:p>
@@ -839,7 +1317,19 @@
         <w:rPr>
           <w:b w:val="0"/>
         </w:rPr>
-        <w:t>Development and reserved tower cards from the worked example, marked as a completed experiment</w:t>
+        <w:t xml:space="preserve">The </w:t>
+      </w:r>
+      <w:r>
+        <w:rPr>
+          <w:b/>
+        </w:rPr>
+        <w:t>prediction</w:t>
+      </w:r>
+      <w:r>
+        <w:rPr>
+          <w:b w:val="0"/>
+        </w:rPr>
+        <w:t xml:space="preserve"> record must exist before the labels are seen. PencilP scores 3/4=75% agreement on these four selected cases.</w:t>
       </w:r>
     </w:p>
     <w:p>
@@ -850,19 +1340,47 @@
         <w:rPr>
           <w:b w:val="0"/>
         </w:rPr>
-        <w:t xml:space="preserve">RibbonA </w:t>
-      </w:r>
-      <w:r>
-        <w:rPr>
-          <w:b/>
-        </w:rPr>
-        <w:t>input</w:t>
-      </w:r>
-      <w:r>
-        <w:rPr>
-          <w:b w:val="0"/>
-        </w:rPr>
-        <w:t xml:space="preserve"> cards 5, 7, 9, 11 cm and a covered label sheet: short, short, long, long</w:t>
+        <w:t>Moving the boundary after inspecting the envelope makes this a development exercise; the same four cases can no longer serve as untouched final evaluation.</w:t>
+      </w:r>
+    </w:p>
+    <w:p>
+      <w:pPr>
+        <w:pStyle w:val="Heading2"/>
+      </w:pPr>
+      <w:r>
+        <w:t>Revise PencilP after its visible feedback</w:t>
+      </w:r>
+    </w:p>
+    <w:p>
+      <w:pPr>
+        <w:pStyle w:val="ListNumber"/>
+      </w:pPr>
+      <w:r>
+        <w:t>Change: After feedback, change the boundary to 5.</w:t>
+      </w:r>
+    </w:p>
+    <w:p>
+      <w:pPr>
+        <w:pStyle w:val="ListNumber"/>
+      </w:pPr>
+      <w:r>
+        <w:t>Prediction: The revised rule matches all four known labels but needs a different final test.</w:t>
+      </w:r>
+    </w:p>
+    <w:p>
+      <w:pPr>
+        <w:pStyle w:val="ListNumber"/>
+      </w:pPr>
+      <w:r>
+        <w:t>Reason: These labels influenced the revision, so replaying them is evidence of repair rather than unseen performance.</w:t>
+      </w:r>
+    </w:p>
+    <w:p>
+      <w:pPr>
+        <w:pStyle w:val="Heading2"/>
+      </w:pPr>
+      <w:r>
+        <w:t>Limit conclusions beyond the selected cases</w:t>
       </w:r>
     </w:p>
     <w:p>
@@ -873,1091 +1391,15 @@
         <w:rPr>
           <w:b w:val="0"/>
         </w:rPr>
-        <w:t xml:space="preserve">Paper for a dated frozen-rule record and separate </w:t>
-      </w:r>
-      <w:r>
-        <w:rPr>
-          <w:b/>
-        </w:rPr>
-        <w:t>prediction</w:t>
-      </w:r>
-      <w:r>
-        <w:rPr>
-          <w:b w:val="0"/>
-        </w:rPr>
-        <w:t>s, labels and outcome columns</w:t>
-      </w:r>
-    </w:p>
-    <w:p>
-      <w:pPr>
-        <w:pStyle w:val="Heading3"/>
-      </w:pPr>
-      <w:r>
-        <w:t>End goal for the pictorial case</w:t>
-      </w:r>
-    </w:p>
-    <w:p>
-      <w:pPr>
-        <w:spacing w:line="336" w:lineRule="auto" w:after="180"/>
-      </w:pPr>
-      <w:r>
-        <w:rPr>
-          <w:b w:val="0"/>
-        </w:rPr>
-        <w:t xml:space="preserve">By the end, I can </w:t>
-      </w:r>
-      <w:r>
-        <w:rPr>
-          <w:b/>
-        </w:rPr>
-        <w:t>freeze</w:t>
-      </w:r>
-      <w:r>
-        <w:rPr>
-          <w:b w:val="0"/>
-        </w:rPr>
-        <w:t xml:space="preserve"> a model before labels are revealed and report a bounded test result.</w:t>
-      </w:r>
-    </w:p>
-    <w:p>
-      <w:pPr>
-        <w:spacing w:line="336" w:lineRule="auto" w:after="180"/>
-      </w:pPr>
-      <w:r>
-        <w:rPr>
-          <w:b w:val="0"/>
-        </w:rPr>
-        <w:t>This added worked case illustrates the week’s main idea. Retain all original and connected topics; schedule its practice within the teaching cycle.</w:t>
-      </w:r>
-    </w:p>
-    <w:p>
-      <w:pPr>
-        <w:pStyle w:val="Heading1"/>
-      </w:pPr>
-      <w:r>
-        <w:t>02. Explain the mechanism</w:t>
-      </w:r>
-    </w:p>
-    <w:p>
-      <w:r>
-        <w:t>Model Save New Examples for Testing using the supplied case, labelled mechanism and reasoning. Make the scope of each conclusion explicit.</w:t>
-      </w:r>
-    </w:p>
-    <w:p>
-      <w:pPr>
-        <w:spacing w:line="336" w:lineRule="auto" w:after="180"/>
-      </w:pPr>
-      <w:r>
-        <w:rPr>
-          <w:b w:val="0"/>
-        </w:rPr>
-        <w:t>Follow the information instead of imagining magic inside the machine.</w:t>
-      </w:r>
-    </w:p>
-    <w:p>
-      <w:pPr>
-        <w:pStyle w:val="Heading3"/>
-      </w:pPr>
-      <w:r>
-        <w:t>1. Input — information entering</w:t>
-      </w:r>
-    </w:p>
-    <w:p>
-      <w:pPr>
-        <w:spacing w:line="336" w:lineRule="auto" w:after="180"/>
-        <w:shd w:fill="F4F9FC"/>
-      </w:pPr>
-      <w:r>
-        <w:rPr>
-          <w:b/>
-        </w:rPr>
-        <w:t>INPUT</w:t>
-      </w:r>
-      <w:r>
-        <w:rPr>
-          <w:b w:val="0"/>
-        </w:rPr>
-        <w:t xml:space="preserve"> all labeled cards</w:t>
-      </w:r>
-    </w:p>
-    <w:p>
-      <w:pPr>
-        <w:pStyle w:val="Heading3"/>
-      </w:pPr>
-      <w:r>
-        <w:t>2. Process — the deciding step</w:t>
-      </w:r>
-    </w:p>
-    <w:p>
-      <w:pPr>
-        <w:spacing w:line="336" w:lineRule="auto" w:after="180"/>
-        <w:shd w:fill="F4F9FC"/>
-      </w:pPr>
-      <w:r>
-        <w:rPr>
-          <w:b/>
-        </w:rPr>
-        <w:t>PROCESS</w:t>
-      </w:r>
-      <w:r>
-        <w:rPr>
-          <w:b w:val="0"/>
-        </w:rPr>
-        <w:t xml:space="preserve"> separate </w:t>
-      </w:r>
-      <w:r>
-        <w:rPr>
-          <w:b/>
-        </w:rPr>
-        <w:t>training</w:t>
-      </w:r>
-      <w:r>
-        <w:rPr>
-          <w:b w:val="0"/>
-        </w:rPr>
-        <w:t xml:space="preserve"> and untouched testing before rule creation</w:t>
-      </w:r>
-    </w:p>
-    <w:p>
-      <w:pPr>
-        <w:pStyle w:val="Heading3"/>
-      </w:pPr>
-      <w:r>
-        <w:t>3. Output — the result</w:t>
-      </w:r>
-    </w:p>
-    <w:p>
-      <w:pPr>
-        <w:spacing w:line="336" w:lineRule="auto" w:after="180"/>
-        <w:shd w:fill="F4F9FC"/>
-      </w:pPr>
-      <w:r>
-        <w:rPr>
-          <w:b/>
-        </w:rPr>
-        <w:t>OUTPUT</w:t>
-      </w:r>
-      <w:r>
-        <w:rPr>
-          <w:b w:val="0"/>
-        </w:rPr>
-        <w:t xml:space="preserve"> honest performance </w:t>
-      </w:r>
-      <w:r>
-        <w:rPr>
-          <w:b/>
-        </w:rPr>
-        <w:t>evidence</w:t>
-      </w:r>
-      <w:r>
-        <w:rPr>
-          <w:b w:val="0"/>
-        </w:rPr>
-        <w:t xml:space="preserve"> on new cards</w:t>
-      </w:r>
-    </w:p>
-    <w:p>
-      <w:pPr>
-        <w:pStyle w:val="Heading3"/>
-      </w:pPr>
-      <w:r>
-        <w:t>Key idea</w:t>
-      </w:r>
-    </w:p>
-    <w:p>
-      <w:pPr>
-        <w:spacing w:line="336" w:lineRule="auto" w:after="180"/>
-        <w:shd w:fill="EDF7F3"/>
-      </w:pPr>
-      <w:r>
-        <w:rPr>
-          <w:b w:val="0"/>
-        </w:rPr>
-        <w:t xml:space="preserve">CORE IDEA A fair test uses examples not used to create the decision </w:t>
-      </w:r>
-      <w:r>
-        <w:rPr>
-          <w:b/>
-        </w:rPr>
-        <w:t>process</w:t>
-      </w:r>
-      <w:r>
-        <w:rPr>
-          <w:b w:val="0"/>
-        </w:rPr>
-        <w:t>.</w:t>
-      </w:r>
-    </w:p>
-    <w:p>
-      <w:pPr>
-        <w:pStyle w:val="Heading3"/>
-      </w:pPr>
-      <w:r>
-        <w:t>How the mechanism works</w:t>
-      </w:r>
-    </w:p>
-    <w:p>
-      <w:pPr>
-        <w:spacing w:line="336" w:lineRule="auto" w:after="180"/>
-        <w:shd w:fill="F1F6F8"/>
-      </w:pPr>
-      <w:r>
-        <w:rPr>
-          <w:b w:val="0"/>
-        </w:rPr>
-        <w:t xml:space="preserve">UNDER THE HOOD Evaluation on </w:t>
-      </w:r>
-      <w:r>
-        <w:rPr>
-          <w:b/>
-        </w:rPr>
-        <w:t>training</w:t>
-      </w:r>
-      <w:r>
-        <w:rPr>
-          <w:b w:val="0"/>
-        </w:rPr>
-        <w:t xml:space="preserve"> data is optimistically biased. A </w:t>
-      </w:r>
-      <w:r>
-        <w:rPr>
-          <w:b/>
-        </w:rPr>
-        <w:t>holdout</w:t>
-      </w:r>
-      <w:r>
-        <w:rPr>
-          <w:b w:val="0"/>
-        </w:rPr>
-        <w:t xml:space="preserve"> </w:t>
-      </w:r>
-      <w:r>
-        <w:rPr>
-          <w:b/>
-        </w:rPr>
-        <w:t>test set</w:t>
-      </w:r>
-      <w:r>
-        <w:rPr>
-          <w:b w:val="0"/>
-        </w:rPr>
-        <w:t xml:space="preserve"> estimates behavior on unseen examples only if it remains untouched during design.</w:t>
-      </w:r>
-    </w:p>
-    <w:p>
-      <w:pPr>
-        <w:spacing w:line="336" w:lineRule="auto" w:after="180"/>
-        <w:shd w:fill="F1F6F8"/>
-      </w:pPr>
-      <w:r>
-        <w:rPr>
-          <w:b w:val="0"/>
-        </w:rPr>
-        <w:t xml:space="preserve">Repeatedly tuning to test results leaks information and turns the test into </w:t>
-      </w:r>
-      <w:r>
-        <w:rPr>
-          <w:b/>
-        </w:rPr>
-        <w:t>training</w:t>
-      </w:r>
-      <w:r>
-        <w:rPr>
-          <w:b w:val="0"/>
-        </w:rPr>
-        <w:t>.</w:t>
-      </w:r>
-    </w:p>
-    <w:p>
-      <w:pPr>
-        <w:spacing w:line="336" w:lineRule="auto" w:after="180"/>
-      </w:pPr>
-      <w:r>
-        <w:rPr>
-          <w:b w:val="0"/>
-        </w:rPr>
-        <w:t>Draw a fresh example with all three stages:</w:t>
-      </w:r>
-    </w:p>
-    <w:p>
-      <w:pPr>
-        <w:spacing w:line="336" w:lineRule="auto" w:after="180"/>
-      </w:pPr>
-      <w:r>
-        <w:rPr>
-          <w:b w:val="0"/>
-        </w:rPr>
-        <w:t xml:space="preserve">Every step connects a claim to observable </w:t>
-      </w:r>
-      <w:r>
-        <w:rPr>
-          <w:b/>
-        </w:rPr>
-        <w:t>evidence</w:t>
-      </w:r>
-      <w:r>
-        <w:rPr>
-          <w:b w:val="0"/>
-        </w:rPr>
-        <w:t>.</w:t>
-      </w:r>
-    </w:p>
-    <w:p>
-      <w:pPr>
-        <w:pStyle w:val="Heading3"/>
-      </w:pPr>
-      <w:r>
-        <w:t>The case to investigate</w:t>
-      </w:r>
-    </w:p>
-    <w:p>
-      <w:pPr>
-        <w:spacing w:line="336" w:lineRule="auto" w:after="180"/>
-        <w:shd w:fill="F1F6FC"/>
-      </w:pPr>
-      <w:r>
-        <w:rPr>
-          <w:b w:val="0"/>
-        </w:rPr>
-        <w:t>CASE If a sorter sees every mystery card while its rule is being created, later success on those same cards does not show transfer.</w:t>
-      </w:r>
-    </w:p>
-    <w:p>
-      <w:pPr>
-        <w:pStyle w:val="Heading3"/>
-      </w:pPr>
-      <w:r>
-        <w:t>Step 1</w:t>
-      </w:r>
-    </w:p>
-    <w:p>
-      <w:pPr>
-        <w:spacing w:line="336" w:lineRule="auto" w:after="180"/>
-        <w:shd w:fill="F4F9FC"/>
-      </w:pPr>
-      <w:r>
-        <w:rPr>
-          <w:b w:val="0"/>
-        </w:rPr>
-        <w:t>STEP 1 — OBSERVE all labeled cards</w:t>
-      </w:r>
-    </w:p>
-    <w:p>
-      <w:pPr>
-        <w:pStyle w:val="Heading3"/>
-      </w:pPr>
-      <w:r>
-        <w:t>Step 2</w:t>
-      </w:r>
-    </w:p>
-    <w:p>
-      <w:pPr>
-        <w:spacing w:line="336" w:lineRule="auto" w:after="180"/>
-        <w:shd w:fill="F4F9FC"/>
-      </w:pPr>
-      <w:r>
-        <w:rPr>
-          <w:b w:val="0"/>
-        </w:rPr>
-        <w:t xml:space="preserve">STEP 2 — TRACE separate </w:t>
-      </w:r>
-      <w:r>
-        <w:rPr>
-          <w:b/>
-        </w:rPr>
-        <w:t>training</w:t>
-      </w:r>
-      <w:r>
-        <w:rPr>
-          <w:b w:val="0"/>
-        </w:rPr>
-        <w:t xml:space="preserve"> and untouched testing before rule creation</w:t>
-      </w:r>
-    </w:p>
-    <w:p>
-      <w:pPr>
-        <w:pStyle w:val="Heading3"/>
-      </w:pPr>
-      <w:r>
-        <w:t>Step 3</w:t>
-      </w:r>
-    </w:p>
-    <w:p>
-      <w:pPr>
-        <w:spacing w:line="336" w:lineRule="auto" w:after="180"/>
-        <w:shd w:fill="F4F9FC"/>
-      </w:pPr>
-      <w:r>
-        <w:rPr>
-          <w:b w:val="0"/>
-        </w:rPr>
-        <w:t xml:space="preserve">STEP 3 — CONCLUDE honest performance </w:t>
-      </w:r>
-      <w:r>
-        <w:rPr>
-          <w:b/>
-        </w:rPr>
-        <w:t>evidence</w:t>
-      </w:r>
-      <w:r>
-        <w:rPr>
-          <w:b w:val="0"/>
-        </w:rPr>
-        <w:t xml:space="preserve"> on new cards</w:t>
-      </w:r>
-    </w:p>
-    <w:p>
-      <w:pPr>
-        <w:pStyle w:val="Heading3"/>
-      </w:pPr>
-      <w:r>
-        <w:t>Model answer</w:t>
-      </w:r>
-    </w:p>
-    <w:p>
-      <w:pPr>
-        <w:spacing w:line="336" w:lineRule="auto" w:after="180"/>
-        <w:shd w:fill="F1F6FC"/>
-      </w:pPr>
-      <w:r>
-        <w:rPr>
-          <w:b w:val="0"/>
-        </w:rPr>
-        <w:t xml:space="preserve">MODEL REASONING Randomly or deliberately reserve representative cards first. Create the decision </w:t>
-      </w:r>
-      <w:r>
-        <w:rPr>
-          <w:b/>
-        </w:rPr>
-        <w:t>process</w:t>
-      </w:r>
-      <w:r>
-        <w:rPr>
-          <w:b w:val="0"/>
-        </w:rPr>
-        <w:t xml:space="preserve"> using only the learning pile.</w:t>
-      </w:r>
-    </w:p>
-    <w:p>
-      <w:pPr>
-        <w:spacing w:line="336" w:lineRule="auto" w:after="180"/>
-        <w:shd w:fill="F1F6FC"/>
-      </w:pPr>
-      <w:r>
-        <w:rPr>
-          <w:b w:val="0"/>
-        </w:rPr>
-        <w:t xml:space="preserve">Open the test pile once for </w:t>
-      </w:r>
-      <w:r>
-        <w:rPr>
-          <w:b/>
-        </w:rPr>
-        <w:t>evidence</w:t>
-      </w:r>
-      <w:r>
-        <w:rPr>
-          <w:b w:val="0"/>
-        </w:rPr>
-        <w:t xml:space="preserve">, record every result, and do not call the revised </w:t>
-      </w:r>
-      <w:r>
-        <w:rPr>
-          <w:b/>
-        </w:rPr>
-        <w:t>process</w:t>
-      </w:r>
-      <w:r>
-        <w:rPr>
-          <w:b w:val="0"/>
-        </w:rPr>
-        <w:t xml:space="preserve"> tested until a new </w:t>
-      </w:r>
-      <w:r>
-        <w:rPr>
-          <w:b/>
-        </w:rPr>
-        <w:t>holdout</w:t>
-      </w:r>
-      <w:r>
-        <w:rPr>
-          <w:b w:val="0"/>
-        </w:rPr>
-        <w:t xml:space="preserve"> exists.</w:t>
-      </w:r>
-    </w:p>
-    <w:p>
-      <w:pPr>
-        <w:pStyle w:val="Heading3"/>
-      </w:pPr>
-      <w:r>
-        <w:t>A claim to avoid</w:t>
-      </w:r>
-    </w:p>
-    <w:p>
-      <w:pPr>
-        <w:spacing w:line="336" w:lineRule="auto" w:after="180"/>
-        <w:shd w:fill="FFF5E6"/>
-      </w:pPr>
-      <w:r>
-        <w:rPr>
-          <w:b w:val="0"/>
-        </w:rPr>
-        <w:t xml:space="preserve">DO NOT OVERCLAIM A </w:t>
-      </w:r>
-      <w:r>
-        <w:rPr>
-          <w:b/>
-        </w:rPr>
-        <w:t>test set</w:t>
-      </w:r>
-      <w:r>
-        <w:rPr>
-          <w:b w:val="0"/>
-        </w:rPr>
-        <w:t xml:space="preserve"> stops being independent when its answers guide revisions.</w:t>
-      </w:r>
-    </w:p>
-    <w:p>
-      <w:pPr>
-        <w:spacing w:line="336" w:lineRule="auto" w:after="180"/>
-        <w:shd w:fill="F5F1FB"/>
-      </w:pPr>
-      <w:r>
-        <w:rPr>
-          <w:b w:val="0"/>
-        </w:rPr>
-        <w:t xml:space="preserve">What new </w:t>
-      </w:r>
-      <w:r>
-        <w:rPr>
-          <w:b/>
-        </w:rPr>
-        <w:t>evidence</w:t>
-      </w:r>
-      <w:r>
-        <w:rPr>
-          <w:b w:val="0"/>
-        </w:rPr>
-        <w:t xml:space="preserve"> could change this answer?</w:t>
-      </w:r>
-    </w:p>
-    <w:p>
-      <w:pPr>
-        <w:pStyle w:val="Heading3"/>
-      </w:pPr>
-      <w:r>
-        <w:t>Concrete teaching case</w:t>
-      </w:r>
-    </w:p>
-    <w:p>
-      <w:pPr>
-        <w:pStyle w:val="Heading3"/>
-      </w:pPr>
-      <w:r>
-        <w:t>The teaching case</w:t>
-      </w:r>
-    </w:p>
-    <w:p>
-      <w:pPr>
-        <w:spacing w:line="336" w:lineRule="auto" w:after="180"/>
-        <w:shd w:fill="F1F6FC"/>
-      </w:pPr>
-      <w:r>
-        <w:rPr>
-          <w:b w:val="0"/>
-        </w:rPr>
-        <w:t>Cards A–F are used for practice. G and H remain sealed.</w:t>
-      </w:r>
-    </w:p>
-    <w:p>
-      <w:pPr>
-        <w:spacing w:line="336" w:lineRule="auto" w:after="180"/>
-        <w:shd w:fill="F5F1FB"/>
-      </w:pPr>
-      <w:r>
-        <w:rPr>
-          <w:b w:val="0"/>
-        </w:rPr>
-        <w:t>Which can provide a fresh test, and under what condition?</w:t>
-      </w:r>
-    </w:p>
-    <w:p>
-      <w:pPr>
-        <w:pStyle w:val="Heading3"/>
-      </w:pPr>
-      <w:r>
-        <w:t>Exact explanation to model</w:t>
-      </w:r>
-    </w:p>
-    <w:p>
-      <w:pPr>
-        <w:pStyle w:val="Heading3"/>
-      </w:pPr>
-      <w:r>
-        <w:t>Why the result follows</w:t>
-      </w:r>
-    </w:p>
-    <w:p>
-      <w:pPr>
-        <w:spacing w:line="336" w:lineRule="auto" w:after="180"/>
-        <w:shd w:fill="F1F6FC"/>
-      </w:pPr>
-      <w:r>
-        <w:rPr>
-          <w:b w:val="0"/>
-        </w:rPr>
-        <w:t>G and H, only if neither influenced teaching or revision. Familiar cases do not establish unseen performance. Keep final test answers separate.</w:t>
-      </w:r>
-    </w:p>
-    <w:p>
-      <w:pPr>
-        <w:pStyle w:val="Heading3"/>
-      </w:pPr>
-      <w:r>
-        <w:t>Explain the added worked example</w:t>
-      </w:r>
-    </w:p>
-    <w:p>
-      <w:pPr>
-        <w:pStyle w:val="Heading3"/>
-      </w:pPr>
-      <w:r>
-        <w:t>Explain the added worked example · 1</w:t>
-      </w:r>
-    </w:p>
-    <w:p>
-      <w:pPr>
-        <w:spacing w:line="336" w:lineRule="auto" w:after="180"/>
-      </w:pPr>
-      <w:r>
-        <w:rPr>
-          <w:b w:val="0"/>
-        </w:rPr>
-        <w:t xml:space="preserve">A rule chosen to fit examples may work differently on new cases. To investigate that difference, reserve a set of examples before development. Use the </w:t>
-      </w:r>
-      <w:r>
-        <w:rPr>
-          <w:b/>
-        </w:rPr>
-        <w:t>development examples</w:t>
-      </w:r>
-      <w:r>
-        <w:rPr>
-          <w:b w:val="0"/>
-        </w:rPr>
-        <w:t xml:space="preserve"> to choose the model.</w:t>
-      </w:r>
-    </w:p>
-    <w:p>
-      <w:pPr>
-        <w:spacing w:line="336" w:lineRule="auto" w:after="180"/>
-      </w:pPr>
-      <w:r>
-        <w:rPr>
-          <w:b w:val="0"/>
-        </w:rPr>
-        <w:t>Keep the final test examples separate until the model is fixed, then evaluate that recorded model.</w:t>
-      </w:r>
-    </w:p>
-    <w:p>
-      <w:pPr>
-        <w:pStyle w:val="Heading3"/>
-      </w:pPr>
-      <w:r>
-        <w:t>Explain the added worked example · 2</w:t>
-      </w:r>
-    </w:p>
-    <w:p>
-      <w:pPr>
-        <w:spacing w:line="336" w:lineRule="auto" w:after="180"/>
-      </w:pPr>
-      <w:r>
-        <w:rPr>
-          <w:b w:val="0"/>
-        </w:rPr>
-        <w:t xml:space="preserve">In this paper activity, a teacher keeps the reserved examples in an envelope. Record the </w:t>
-      </w:r>
-      <w:r>
-        <w:rPr>
-          <w:b/>
-        </w:rPr>
-        <w:t>input</w:t>
-      </w:r>
-      <w:r>
-        <w:rPr>
-          <w:b w:val="0"/>
-        </w:rPr>
-        <w:t xml:space="preserve"> contract, feature, category rule and model version before opening it.</w:t>
-      </w:r>
-    </w:p>
-    <w:p>
-      <w:pPr>
-        <w:spacing w:line="336" w:lineRule="auto" w:after="180"/>
-      </w:pPr>
-      <w:r>
-        <w:rPr>
-          <w:b w:val="0"/>
-        </w:rPr>
-        <w:t xml:space="preserve">Once the </w:t>
-      </w:r>
-      <w:r>
-        <w:rPr>
-          <w:b/>
-        </w:rPr>
-        <w:t>input</w:t>
-      </w:r>
-      <w:r>
-        <w:rPr>
-          <w:b w:val="0"/>
-        </w:rPr>
-        <w:t xml:space="preserve"> values are revealed, predict using the frozen model before revealing their comparison labels. This prevents copying the labels into the </w:t>
-      </w:r>
-      <w:r>
-        <w:rPr>
-          <w:b/>
-        </w:rPr>
-        <w:t>prediction</w:t>
-      </w:r>
-      <w:r>
-        <w:rPr>
-          <w:b w:val="0"/>
-        </w:rPr>
-        <w:t>s.</w:t>
-      </w:r>
-    </w:p>
-    <w:p>
-      <w:pPr>
-        <w:pStyle w:val="Heading3"/>
-      </w:pPr>
-      <w:r>
-        <w:t>Explain the added worked example · 3</w:t>
-      </w:r>
-    </w:p>
-    <w:p>
-      <w:pPr>
-        <w:spacing w:line="336" w:lineRule="auto" w:after="180"/>
-      </w:pPr>
-      <w:r>
-        <w:rPr>
-          <w:b w:val="0"/>
-        </w:rPr>
-        <w:t>The worked example below describes a completed experiment, so its test labels are visible for discussion. It is not an unseen test for you.</w:t>
-      </w:r>
-    </w:p>
-    <w:p>
-      <w:pPr>
-        <w:spacing w:line="336" w:lineRule="auto" w:after="180"/>
-      </w:pPr>
-      <w:r>
-        <w:rPr>
-          <w:b w:val="0"/>
-        </w:rPr>
-        <w:t xml:space="preserve">In the workbook experiment, the teacher will supply a separate set of comparison labels after you have saved your </w:t>
-      </w:r>
-      <w:r>
-        <w:rPr>
-          <w:b/>
-        </w:rPr>
-        <w:t>prediction</w:t>
-      </w:r>
-      <w:r>
-        <w:rPr>
-          <w:b w:val="0"/>
-        </w:rPr>
-        <w:t>s. All data are imaginary classroom records.</w:t>
-      </w:r>
-    </w:p>
-    <w:p>
-      <w:pPr>
-        <w:pStyle w:val="Heading3"/>
-      </w:pPr>
-      <w:r>
-        <w:t>Explain the added worked example · 4</w:t>
-      </w:r>
-    </w:p>
-    <w:p>
-      <w:pPr>
-        <w:spacing w:line="336" w:lineRule="auto" w:after="180"/>
-      </w:pPr>
-      <w:r>
-        <w:rPr>
-          <w:b w:val="0"/>
-        </w:rPr>
-        <w:t>In the completed experiment, development towers at heights 2, 4, 6 and 8 cm have labels short, short, tall and tall. Candidates predict tall at or above 5 or 6 cm.</w:t>
-      </w:r>
-    </w:p>
-    <w:p>
-      <w:pPr>
-        <w:spacing w:line="336" w:lineRule="auto" w:after="180"/>
-      </w:pPr>
-      <w:r>
-        <w:rPr>
-          <w:b w:val="0"/>
-        </w:rPr>
-        <w:t xml:space="preserve">Both fit all four labels; the stated smaller-threshold tie rule selects 5. The team </w:t>
-      </w:r>
-      <w:r>
-        <w:rPr>
-          <w:b/>
-        </w:rPr>
-        <w:t>freeze</w:t>
-      </w:r>
-      <w:r>
-        <w:rPr>
-          <w:b w:val="0"/>
-        </w:rPr>
-        <w:t>s model TowerA with threshold 5.</w:t>
-      </w:r>
-    </w:p>
-    <w:p>
-      <w:pPr>
-        <w:pStyle w:val="Heading3"/>
-      </w:pPr>
-      <w:r>
-        <w:t>Explain the added worked example · 5</w:t>
-      </w:r>
-    </w:p>
-    <w:p>
-      <w:pPr>
-        <w:spacing w:line="336" w:lineRule="auto" w:after="180"/>
-      </w:pPr>
-      <w:r>
-        <w:rPr>
-          <w:b w:val="0"/>
-        </w:rPr>
-        <w:t xml:space="preserve">The reserved </w:t>
-      </w:r>
-      <w:r>
-        <w:rPr>
-          <w:b/>
-        </w:rPr>
-        <w:t>input</w:t>
-      </w:r>
-      <w:r>
-        <w:rPr>
-          <w:b w:val="0"/>
-        </w:rPr>
-        <w:t>s are different records at heights 3, 5, 7 and 9 cm. TowerA accepts whole cm heights from 1 through 10. It predicts short, tall, tall and tall.</w:t>
-      </w:r>
-    </w:p>
-    <w:p>
-      <w:pPr>
-        <w:spacing w:line="336" w:lineRule="auto" w:after="180"/>
-      </w:pPr>
-      <w:r>
-        <w:rPr>
-          <w:b w:val="0"/>
-        </w:rPr>
-        <w:t xml:space="preserve">These </w:t>
-      </w:r>
-      <w:r>
-        <w:rPr>
-          <w:b/>
-        </w:rPr>
-        <w:t>prediction</w:t>
-      </w:r>
-      <w:r>
-        <w:rPr>
-          <w:b w:val="0"/>
-        </w:rPr>
-        <w:t>s are saved before the reserved labels are opened. The comparison below records what happened, including the failure.</w:t>
-      </w:r>
-    </w:p>
-    <w:p>
-      <w:pPr>
-        <w:pStyle w:val="Heading3"/>
-      </w:pPr>
-      <w:r>
-        <w:t>Key terms</w:t>
-      </w:r>
-    </w:p>
-    <w:tbl>
-      <w:tblPr>
-        <w:tblStyle w:val="LightShading-Accent1"/>
-        <w:tblW w:type="auto" w:w="0"/>
-        <w:tblLook w:firstColumn="1" w:firstRow="1" w:lastColumn="0" w:lastRow="0" w:noHBand="0" w:noVBand="1" w:val="04A0"/>
-      </w:tblPr>
-      <w:tblGrid>
-        <w:gridCol w:w="5112"/>
-        <w:gridCol w:w="5112"/>
-      </w:tblGrid>
-      <w:tr>
-        <w:trPr>
-          <w:tblHeader/>
-        </w:trPr>
-        <w:tc>
-          <w:tcPr>
-            <w:tcW w:type="dxa" w:w="5112"/>
-          </w:tcPr>
-          <w:p>
-            <w:r>
-              <w:t>Term</w:t>
-            </w:r>
-          </w:p>
-        </w:tc>
-        <w:tc>
-          <w:tcPr>
-            <w:tcW w:type="dxa" w:w="5112"/>
-          </w:tcPr>
-          <w:p>
-            <w:r>
-              <w:t>Meaning</w:t>
-            </w:r>
-          </w:p>
-        </w:tc>
-      </w:tr>
-      <w:tr>
-        <w:tc>
-          <w:tcPr>
-            <w:tcW w:type="dxa" w:w="5112"/>
-          </w:tcPr>
-          <w:p>
-            <w:r>
-              <w:t>Development examples</w:t>
-            </w:r>
-          </w:p>
-        </w:tc>
-        <w:tc>
-          <w:tcPr>
-            <w:tcW w:type="dxa" w:w="5112"/>
-          </w:tcPr>
-          <w:p>
-            <w:r>
-              <w:t>Examples available for fitting, comparing or revising a model</w:t>
-            </w:r>
-          </w:p>
-        </w:tc>
-      </w:tr>
-      <w:tr>
-        <w:tc>
-          <w:tcPr>
-            <w:tcW w:type="dxa" w:w="5112"/>
-          </w:tcPr>
-          <w:p>
-            <w:r>
-              <w:t>Held-out test set</w:t>
-            </w:r>
-          </w:p>
-        </w:tc>
-        <w:tc>
-          <w:tcPr>
-            <w:tcW w:type="dxa" w:w="5112"/>
-          </w:tcPr>
-          <w:p>
-            <w:r>
-              <w:t>Examples reserved from development for evaluating a fixed model</w:t>
-            </w:r>
-          </w:p>
-        </w:tc>
-      </w:tr>
-      <w:tr>
-        <w:tc>
-          <w:tcPr>
-            <w:tcW w:type="dxa" w:w="5112"/>
-          </w:tcPr>
-          <w:p>
-            <w:r>
-              <w:t>Freeze</w:t>
-            </w:r>
-          </w:p>
-        </w:tc>
-        <w:tc>
-          <w:tcPr>
-            <w:tcW w:type="dxa" w:w="5112"/>
-          </w:tcPr>
-          <w:p>
-            <w:r>
-              <w:t>Record a model and stop changing it for a particular evaluation</w:t>
-            </w:r>
-          </w:p>
-        </w:tc>
-      </w:tr>
-      <w:tr>
-        <w:tc>
-          <w:tcPr>
-            <w:tcW w:type="dxa" w:w="5112"/>
-          </w:tcPr>
-          <w:p>
-            <w:r>
-              <w:t>Test leakage</w:t>
-            </w:r>
-          </w:p>
-        </w:tc>
-        <w:tc>
-          <w:tcPr>
-            <w:tcW w:type="dxa" w:w="5112"/>
-          </w:tcPr>
-          <w:p>
-            <w:r>
-              <w:t>Information from a reserved test influencing model development</w:t>
-            </w:r>
-          </w:p>
-        </w:tc>
-      </w:tr>
-      <w:tr>
-        <w:tc>
-          <w:tcPr>
-            <w:tcW w:type="dxa" w:w="5112"/>
-          </w:tcPr>
-          <w:p>
-            <w:r>
-              <w:t>Evaluation record</w:t>
-            </w:r>
-          </w:p>
-        </w:tc>
-        <w:tc>
-          <w:tcPr>
-            <w:tcW w:type="dxa" w:w="5112"/>
-          </w:tcPr>
-          <w:p>
-            <w:r>
-              <w:t>A record of the tested model, predictions, comparison labels and results</w:t>
-            </w:r>
-          </w:p>
-        </w:tc>
-      </w:tr>
-    </w:tbl>
-    <w:p>
-      <w:pPr>
-        <w:pStyle w:val="Heading3"/>
-      </w:pPr>
-      <w:r>
-        <w:t>Model the reasoning aloud</w:t>
-      </w:r>
-    </w:p>
-    <w:p>
-      <w:pPr>
-        <w:spacing w:line="336" w:lineRule="auto" w:after="180"/>
-      </w:pPr>
-      <w:r>
-        <w:rPr>
-          <w:b w:val="0"/>
-        </w:rPr>
-        <w:t xml:space="preserve">Use the complete worked example below before asking learners to complete W2. Reveal a small part, invite a </w:t>
-      </w:r>
-      <w:r>
-        <w:rPr>
-          <w:b/>
-        </w:rPr>
-        <w:t>prediction</w:t>
-      </w:r>
-      <w:r>
-        <w:rPr>
-          <w:b w:val="0"/>
-        </w:rPr>
-        <w:t>, then explain the deciding step.</w:t>
-      </w:r>
-    </w:p>
-    <w:p>
-      <w:pPr>
-        <w:spacing w:line="336" w:lineRule="auto" w:after="180"/>
-      </w:pPr>
-      <w:r>
-        <w:rPr>
-          <w:b w:val="0"/>
-        </w:rPr>
-        <w:t>These teacher notes contain solutions; do not reveal the independent case answer during modelling.</w:t>
+        <w:t>Four selected cases cannot establish a reliable accuracy rate for every future pencil or classroom.</w:t>
+      </w:r>
+    </w:p>
+    <w:p>
+      <w:pPr>
+        <w:pStyle w:val="Heading2"/>
+      </w:pPr>
+      <w:r>
+        <w:t>Preserve TowerA’s result beside the TowerB replay</w:t>
       </w:r>
     </w:p>
     <w:tbl>
@@ -2171,32 +1613,785 @@
     </w:p>
     <w:p>
       <w:pPr>
+        <w:spacing w:line="336" w:lineRule="auto" w:after="180"/>
+      </w:pPr>
+      <w:r>
+        <w:rPr>
+          <w:b w:val="0"/>
+        </w:rPr>
+        <w:t>After seeing the 5 cm label, the team changes the threshold to 6 and names the revision TowerB. TowerB agrees on all four of these now-seen examples.</w:t>
+      </w:r>
+    </w:p>
+    <w:p>
+      <w:pPr>
+        <w:spacing w:line="336" w:lineRule="auto" w:after="180"/>
+      </w:pPr>
+      <w:r>
+        <w:rPr>
+          <w:b w:val="0"/>
+        </w:rPr>
+        <w:t>The change may be useful, but those examples have influenced its development. Four agreements on them are not an independent final test result for TowerB. Keep TowerA’s original three-of-four record.</w:t>
+      </w:r>
+    </w:p>
+    <w:p>
+      <w:pPr>
+        <w:pStyle w:val="Heading2"/>
+      </w:pPr>
+      <w:r>
+        <w:t>Use the picture deliberately</w:t>
+      </w:r>
+    </w:p>
+    <w:p>
+      <w:pPr>
+        <w:spacing w:line="336" w:lineRule="auto" w:after="180"/>
+      </w:pPr>
+      <w:r>
+        <w:rPr>
+          <w:b w:val="0"/>
+        </w:rPr>
+        <w:t>Use the diagram and verbal explanation together. Ask learners to match a sentence to a specific visual step; do not assign learners fixed visual or auditory learning styles.</w:t>
+      </w:r>
+    </w:p>
+    <w:p>
+      <w:pPr>
+        <w:spacing w:line="336" w:lineRule="auto" w:after="180"/>
+      </w:pPr>
+      <w:r>
+        <w:rPr>
+          <w:b w:val="0"/>
+        </w:rPr>
+        <w:t xml:space="preserve">Cover the result. Ask learners to name the </w:t>
+      </w:r>
+      <w:r>
+        <w:rPr>
+          <w:b/>
+        </w:rPr>
+        <w:t>input</w:t>
+      </w:r>
+      <w:r>
+        <w:rPr>
+          <w:b w:val="0"/>
+        </w:rPr>
+        <w:t xml:space="preserve">s and predict the next step. Uncover one step, connect the icon to the actual procedure, and explain its </w:t>
+      </w:r>
+      <w:r>
+        <w:rPr>
+          <w:b/>
+        </w:rPr>
+        <w:t>evidence</w:t>
+      </w:r>
+      <w:r>
+        <w:rPr>
+          <w:b w:val="0"/>
+        </w:rPr>
+        <w:t>. Then change the supplied condition and compare.</w:t>
+      </w:r>
+    </w:p>
+    <w:p>
+      <w:pPr>
+        <w:spacing w:line="336" w:lineRule="auto" w:after="180"/>
+      </w:pPr>
+      <w:r>
+        <w:rPr>
+          <w:b w:val="0"/>
+        </w:rPr>
+        <w:t>The picture is a representation; it does not document execution of a real AI model.</w:t>
+      </w:r>
+    </w:p>
+    <w:p>
+      <w:pPr>
+        <w:pStyle w:val="Heading2"/>
+      </w:pPr>
+      <w:r>
+        <w:t>Earlier wording, alternatives and picture transcripts · reference / check after trying</w:t>
+      </w:r>
+    </w:p>
+    <w:p>
+      <w:pPr>
+        <w:spacing w:line="336" w:lineRule="auto" w:after="180"/>
+      </w:pPr>
+      <w:r>
+        <w:rPr>
+          <w:b w:val="0"/>
+        </w:rPr>
+        <w:t>Explain the mechanism</w:t>
+      </w:r>
+    </w:p>
+    <w:p>
+      <w:pPr>
+        <w:spacing w:line="336" w:lineRule="auto" w:after="180"/>
+      </w:pPr>
+      <w:r>
+        <w:rPr>
+          <w:b w:val="0"/>
+        </w:rPr>
+        <w:t>Follow the information instead of imagining magic inside the machine.</w:t>
+      </w:r>
+    </w:p>
+    <w:p>
+      <w:pPr>
         <w:pStyle w:val="Heading3"/>
       </w:pPr>
       <w:r>
-        <w:t>Model the reasoning aloud · 6</w:t>
+        <w:t>1. Input — information entering</w:t>
       </w:r>
     </w:p>
     <w:p>
       <w:pPr>
         <w:spacing w:line="336" w:lineRule="auto" w:after="180"/>
-      </w:pPr>
-      <w:r>
-        <w:rPr>
-          <w:b w:val="0"/>
-        </w:rPr>
-        <w:t>After seeing the 5 cm label, the team changes the threshold to 6 and names the revision TowerB. TowerB agrees on all four of these now-seen examples.</w:t>
+        <w:shd w:fill="F4F9FC"/>
+      </w:pPr>
+      <w:r>
+        <w:rPr>
+          <w:b/>
+        </w:rPr>
+        <w:t>INPUT</w:t>
+      </w:r>
+      <w:r>
+        <w:rPr>
+          <w:b w:val="0"/>
+        </w:rPr>
+        <w:t xml:space="preserve"> all labeled cards</w:t>
+      </w:r>
+    </w:p>
+    <w:p>
+      <w:pPr>
+        <w:pStyle w:val="Heading3"/>
+      </w:pPr>
+      <w:r>
+        <w:t>2. Process — the deciding step</w:t>
       </w:r>
     </w:p>
     <w:p>
       <w:pPr>
         <w:spacing w:line="336" w:lineRule="auto" w:after="180"/>
-      </w:pPr>
-      <w:r>
-        <w:rPr>
-          <w:b w:val="0"/>
-        </w:rPr>
-        <w:t>The change may be useful, but those examples have influenced its development. Four agreements on them are not an independent final test result for TowerB. Keep TowerA’s original three-of-four record.</w:t>
+        <w:shd w:fill="F4F9FC"/>
+      </w:pPr>
+      <w:r>
+        <w:rPr>
+          <w:b/>
+        </w:rPr>
+        <w:t>PROCESS</w:t>
+      </w:r>
+      <w:r>
+        <w:rPr>
+          <w:b w:val="0"/>
+        </w:rPr>
+        <w:t xml:space="preserve"> separate </w:t>
+      </w:r>
+      <w:r>
+        <w:rPr>
+          <w:b/>
+        </w:rPr>
+        <w:t>training</w:t>
+      </w:r>
+      <w:r>
+        <w:rPr>
+          <w:b w:val="0"/>
+        </w:rPr>
+        <w:t xml:space="preserve"> and untouched testing before rule creation</w:t>
+      </w:r>
+    </w:p>
+    <w:p>
+      <w:pPr>
+        <w:pStyle w:val="Heading3"/>
+      </w:pPr>
+      <w:r>
+        <w:t>3. Output — the result</w:t>
+      </w:r>
+    </w:p>
+    <w:p>
+      <w:pPr>
+        <w:spacing w:line="336" w:lineRule="auto" w:after="180"/>
+        <w:shd w:fill="F4F9FC"/>
+      </w:pPr>
+      <w:r>
+        <w:rPr>
+          <w:b/>
+        </w:rPr>
+        <w:t>OUTPUT</w:t>
+      </w:r>
+      <w:r>
+        <w:rPr>
+          <w:b w:val="0"/>
+        </w:rPr>
+        <w:t xml:space="preserve"> honest performance </w:t>
+      </w:r>
+      <w:r>
+        <w:rPr>
+          <w:b/>
+        </w:rPr>
+        <w:t>evidence</w:t>
+      </w:r>
+      <w:r>
+        <w:rPr>
+          <w:b w:val="0"/>
+        </w:rPr>
+        <w:t xml:space="preserve"> on new cards</w:t>
+      </w:r>
+    </w:p>
+    <w:p>
+      <w:pPr>
+        <w:spacing w:line="336" w:lineRule="auto" w:after="180"/>
+      </w:pPr>
+      <w:r>
+        <w:rPr>
+          <w:b w:val="0"/>
+        </w:rPr>
+        <w:t xml:space="preserve">CORE IDEA A fair test uses examples not used to create the decision </w:t>
+      </w:r>
+      <w:r>
+        <w:rPr>
+          <w:b/>
+        </w:rPr>
+        <w:t>process</w:t>
+      </w:r>
+      <w:r>
+        <w:rPr>
+          <w:b w:val="0"/>
+        </w:rPr>
+        <w:t>.</w:t>
+      </w:r>
+    </w:p>
+    <w:p>
+      <w:pPr>
+        <w:spacing w:line="336" w:lineRule="auto" w:after="180"/>
+      </w:pPr>
+      <w:r>
+        <w:rPr>
+          <w:b w:val="0"/>
+        </w:rPr>
+        <w:t xml:space="preserve">UNDER THE HOOD Evaluation on </w:t>
+      </w:r>
+      <w:r>
+        <w:rPr>
+          <w:b/>
+        </w:rPr>
+        <w:t>training</w:t>
+      </w:r>
+      <w:r>
+        <w:rPr>
+          <w:b w:val="0"/>
+        </w:rPr>
+        <w:t xml:space="preserve"> data is optimistically biased. A </w:t>
+      </w:r>
+      <w:r>
+        <w:rPr>
+          <w:b/>
+        </w:rPr>
+        <w:t>holdout</w:t>
+      </w:r>
+      <w:r>
+        <w:rPr>
+          <w:b w:val="0"/>
+        </w:rPr>
+        <w:t xml:space="preserve"> </w:t>
+      </w:r>
+      <w:r>
+        <w:rPr>
+          <w:b/>
+        </w:rPr>
+        <w:t>test set</w:t>
+      </w:r>
+      <w:r>
+        <w:rPr>
+          <w:b w:val="0"/>
+        </w:rPr>
+        <w:t xml:space="preserve"> estimates behavior on unseen examples only if it remains untouched during design.</w:t>
+      </w:r>
+    </w:p>
+    <w:p>
+      <w:pPr>
+        <w:spacing w:line="336" w:lineRule="auto" w:after="180"/>
+      </w:pPr>
+      <w:r>
+        <w:rPr>
+          <w:b w:val="0"/>
+        </w:rPr>
+        <w:t xml:space="preserve">Repeatedly tuning to test results leaks information and turns the test into </w:t>
+      </w:r>
+      <w:r>
+        <w:rPr>
+          <w:b/>
+        </w:rPr>
+        <w:t>training</w:t>
+      </w:r>
+      <w:r>
+        <w:rPr>
+          <w:b w:val="0"/>
+        </w:rPr>
+        <w:t>.</w:t>
+      </w:r>
+    </w:p>
+    <w:p>
+      <w:pPr>
+        <w:spacing w:line="336" w:lineRule="auto" w:after="180"/>
+      </w:pPr>
+      <w:r>
+        <w:rPr>
+          <w:b w:val="0"/>
+        </w:rPr>
+        <w:t>Draw a fresh example with all three stages:</w:t>
+      </w:r>
+    </w:p>
+    <w:p>
+      <w:pPr>
+        <w:spacing w:line="336" w:lineRule="auto" w:after="180"/>
+      </w:pPr>
+      <w:r>
+        <w:rPr>
+          <w:b w:val="0"/>
+        </w:rPr>
+        <w:t xml:space="preserve">Every step connects a claim to observable </w:t>
+      </w:r>
+      <w:r>
+        <w:rPr>
+          <w:b/>
+        </w:rPr>
+        <w:t>evidence</w:t>
+      </w:r>
+      <w:r>
+        <w:rPr>
+          <w:b w:val="0"/>
+        </w:rPr>
+        <w:t>.</w:t>
+      </w:r>
+    </w:p>
+    <w:p>
+      <w:pPr>
+        <w:spacing w:line="336" w:lineRule="auto" w:after="180"/>
+      </w:pPr>
+      <w:r>
+        <w:rPr>
+          <w:b w:val="0"/>
+        </w:rPr>
+        <w:t>CASE If a sorter sees every mystery card while its rule is being created, later success on those same cards does not show transfer.</w:t>
+      </w:r>
+    </w:p>
+    <w:p>
+      <w:pPr>
+        <w:spacing w:line="336" w:lineRule="auto" w:after="180"/>
+      </w:pPr>
+      <w:r>
+        <w:rPr>
+          <w:b w:val="0"/>
+        </w:rPr>
+        <w:t>STEP 1 — OBSERVE all labeled cards</w:t>
+      </w:r>
+    </w:p>
+    <w:p>
+      <w:pPr>
+        <w:spacing w:line="336" w:lineRule="auto" w:after="180"/>
+      </w:pPr>
+      <w:r>
+        <w:rPr>
+          <w:b w:val="0"/>
+        </w:rPr>
+        <w:t xml:space="preserve">STEP 2 — TRACE separate </w:t>
+      </w:r>
+      <w:r>
+        <w:rPr>
+          <w:b/>
+        </w:rPr>
+        <w:t>training</w:t>
+      </w:r>
+      <w:r>
+        <w:rPr>
+          <w:b w:val="0"/>
+        </w:rPr>
+        <w:t xml:space="preserve"> and untouched testing before rule creation</w:t>
+      </w:r>
+    </w:p>
+    <w:p>
+      <w:pPr>
+        <w:spacing w:line="336" w:lineRule="auto" w:after="180"/>
+      </w:pPr>
+      <w:r>
+        <w:rPr>
+          <w:b w:val="0"/>
+        </w:rPr>
+        <w:t xml:space="preserve">STEP 3 — CONCLUDE honest performance </w:t>
+      </w:r>
+      <w:r>
+        <w:rPr>
+          <w:b/>
+        </w:rPr>
+        <w:t>evidence</w:t>
+      </w:r>
+      <w:r>
+        <w:rPr>
+          <w:b w:val="0"/>
+        </w:rPr>
+        <w:t xml:space="preserve"> on new cards</w:t>
+      </w:r>
+    </w:p>
+    <w:p>
+      <w:pPr>
+        <w:spacing w:line="336" w:lineRule="auto" w:after="180"/>
+      </w:pPr>
+      <w:r>
+        <w:rPr>
+          <w:b w:val="0"/>
+        </w:rPr>
+        <w:t xml:space="preserve">MODEL REASONING Randomly or deliberately reserve representative cards first. Create the decision </w:t>
+      </w:r>
+      <w:r>
+        <w:rPr>
+          <w:b/>
+        </w:rPr>
+        <w:t>process</w:t>
+      </w:r>
+      <w:r>
+        <w:rPr>
+          <w:b w:val="0"/>
+        </w:rPr>
+        <w:t xml:space="preserve"> using only the learning pile.</w:t>
+      </w:r>
+    </w:p>
+    <w:p>
+      <w:pPr>
+        <w:spacing w:line="336" w:lineRule="auto" w:after="180"/>
+      </w:pPr>
+      <w:r>
+        <w:rPr>
+          <w:b w:val="0"/>
+        </w:rPr>
+        <w:t xml:space="preserve">Open the test pile once for </w:t>
+      </w:r>
+      <w:r>
+        <w:rPr>
+          <w:b/>
+        </w:rPr>
+        <w:t>evidence</w:t>
+      </w:r>
+      <w:r>
+        <w:rPr>
+          <w:b w:val="0"/>
+        </w:rPr>
+        <w:t xml:space="preserve">, record every result, and do not call the revised </w:t>
+      </w:r>
+      <w:r>
+        <w:rPr>
+          <w:b/>
+        </w:rPr>
+        <w:t>process</w:t>
+      </w:r>
+      <w:r>
+        <w:rPr>
+          <w:b w:val="0"/>
+        </w:rPr>
+        <w:t xml:space="preserve"> tested until a new </w:t>
+      </w:r>
+      <w:r>
+        <w:rPr>
+          <w:b/>
+        </w:rPr>
+        <w:t>holdout</w:t>
+      </w:r>
+      <w:r>
+        <w:rPr>
+          <w:b w:val="0"/>
+        </w:rPr>
+        <w:t xml:space="preserve"> exists.</w:t>
+      </w:r>
+    </w:p>
+    <w:p>
+      <w:pPr>
+        <w:spacing w:line="336" w:lineRule="auto" w:after="180"/>
+      </w:pPr>
+      <w:r>
+        <w:rPr>
+          <w:b w:val="0"/>
+        </w:rPr>
+        <w:t xml:space="preserve">DO NOT OVERCLAIM A </w:t>
+      </w:r>
+      <w:r>
+        <w:rPr>
+          <w:b/>
+        </w:rPr>
+        <w:t>test set</w:t>
+      </w:r>
+      <w:r>
+        <w:rPr>
+          <w:b w:val="0"/>
+        </w:rPr>
+        <w:t xml:space="preserve"> stops being independent when its answers guide revisions.</w:t>
+      </w:r>
+    </w:p>
+    <w:p>
+      <w:pPr>
+        <w:spacing w:line="336" w:lineRule="auto" w:after="180"/>
+      </w:pPr>
+      <w:r>
+        <w:rPr>
+          <w:b w:val="0"/>
+        </w:rPr>
+        <w:t xml:space="preserve">What new </w:t>
+      </w:r>
+      <w:r>
+        <w:rPr>
+          <w:b/>
+        </w:rPr>
+        <w:t>evidence</w:t>
+      </w:r>
+      <w:r>
+        <w:rPr>
+          <w:b w:val="0"/>
+        </w:rPr>
+        <w:t xml:space="preserve"> could change this answer?</w:t>
+      </w:r>
+    </w:p>
+    <w:p>
+      <w:pPr>
+        <w:pStyle w:val="Heading3"/>
+      </w:pPr>
+      <w:r>
+        <w:t>Concrete teaching case</w:t>
+      </w:r>
+    </w:p>
+    <w:p>
+      <w:pPr>
+        <w:spacing w:line="336" w:lineRule="auto" w:after="180"/>
+      </w:pPr>
+      <w:r>
+        <w:rPr>
+          <w:b w:val="0"/>
+        </w:rPr>
+        <w:t>Cards A–F are used for practice. G and H remain sealed.</w:t>
+      </w:r>
+    </w:p>
+    <w:p>
+      <w:pPr>
+        <w:spacing w:line="336" w:lineRule="auto" w:after="180"/>
+      </w:pPr>
+      <w:r>
+        <w:rPr>
+          <w:b w:val="0"/>
+        </w:rPr>
+        <w:t>Which can provide a fresh test, and under what condition?</w:t>
+      </w:r>
+    </w:p>
+    <w:p>
+      <w:pPr>
+        <w:pStyle w:val="Heading3"/>
+      </w:pPr>
+      <w:r>
+        <w:t>Exact explanation to model</w:t>
+      </w:r>
+    </w:p>
+    <w:p>
+      <w:pPr>
+        <w:spacing w:line="336" w:lineRule="auto" w:after="180"/>
+      </w:pPr>
+      <w:r>
+        <w:rPr>
+          <w:b w:val="0"/>
+        </w:rPr>
+        <w:t>G and H, only if neither influenced teaching or revision. Familiar cases do not establish unseen performance. Keep final test answers separate.</w:t>
+      </w:r>
+    </w:p>
+    <w:p>
+      <w:pPr>
+        <w:pStyle w:val="Heading3"/>
+      </w:pPr>
+      <w:r>
+        <w:t>Explain the added worked example</w:t>
+      </w:r>
+    </w:p>
+    <w:p>
+      <w:pPr>
+        <w:pStyle w:val="Heading3"/>
+      </w:pPr>
+      <w:r>
+        <w:t>Key terms</w:t>
+      </w:r>
+    </w:p>
+    <w:tbl>
+      <w:tblPr>
+        <w:tblStyle w:val="LightShading-Accent1"/>
+        <w:tblW w:type="auto" w:w="0"/>
+        <w:tblLook w:firstColumn="1" w:firstRow="1" w:lastColumn="0" w:lastRow="0" w:noHBand="0" w:noVBand="1" w:val="04A0"/>
+      </w:tblPr>
+      <w:tblGrid>
+        <w:gridCol w:w="5112"/>
+        <w:gridCol w:w="5112"/>
+      </w:tblGrid>
+      <w:tr>
+        <w:trPr>
+          <w:tblHeader/>
+        </w:trPr>
+        <w:tc>
+          <w:tcPr>
+            <w:tcW w:type="dxa" w:w="5112"/>
+          </w:tcPr>
+          <w:p>
+            <w:r>
+              <w:t>Term</w:t>
+            </w:r>
+          </w:p>
+        </w:tc>
+        <w:tc>
+          <w:tcPr>
+            <w:tcW w:type="dxa" w:w="5112"/>
+          </w:tcPr>
+          <w:p>
+            <w:r>
+              <w:t>Meaning</w:t>
+            </w:r>
+          </w:p>
+        </w:tc>
+      </w:tr>
+      <w:tr>
+        <w:tc>
+          <w:tcPr>
+            <w:tcW w:type="dxa" w:w="5112"/>
+          </w:tcPr>
+          <w:p>
+            <w:r>
+              <w:t>Development examples</w:t>
+            </w:r>
+          </w:p>
+        </w:tc>
+        <w:tc>
+          <w:tcPr>
+            <w:tcW w:type="dxa" w:w="5112"/>
+          </w:tcPr>
+          <w:p>
+            <w:r>
+              <w:t>Examples available for fitting, comparing or revising a model</w:t>
+            </w:r>
+          </w:p>
+        </w:tc>
+      </w:tr>
+      <w:tr>
+        <w:tc>
+          <w:tcPr>
+            <w:tcW w:type="dxa" w:w="5112"/>
+          </w:tcPr>
+          <w:p>
+            <w:r>
+              <w:t>Held-out test set</w:t>
+            </w:r>
+          </w:p>
+        </w:tc>
+        <w:tc>
+          <w:tcPr>
+            <w:tcW w:type="dxa" w:w="5112"/>
+          </w:tcPr>
+          <w:p>
+            <w:r>
+              <w:t>Examples reserved from development for evaluating a fixed model</w:t>
+            </w:r>
+          </w:p>
+        </w:tc>
+      </w:tr>
+      <w:tr>
+        <w:tc>
+          <w:tcPr>
+            <w:tcW w:type="dxa" w:w="5112"/>
+          </w:tcPr>
+          <w:p>
+            <w:r>
+              <w:t>Freeze</w:t>
+            </w:r>
+          </w:p>
+        </w:tc>
+        <w:tc>
+          <w:tcPr>
+            <w:tcW w:type="dxa" w:w="5112"/>
+          </w:tcPr>
+          <w:p>
+            <w:r>
+              <w:t>Record a model and stop changing it for a particular evaluation</w:t>
+            </w:r>
+          </w:p>
+        </w:tc>
+      </w:tr>
+      <w:tr>
+        <w:tc>
+          <w:tcPr>
+            <w:tcW w:type="dxa" w:w="5112"/>
+          </w:tcPr>
+          <w:p>
+            <w:r>
+              <w:t>Test leakage</w:t>
+            </w:r>
+          </w:p>
+        </w:tc>
+        <w:tc>
+          <w:tcPr>
+            <w:tcW w:type="dxa" w:w="5112"/>
+          </w:tcPr>
+          <w:p>
+            <w:r>
+              <w:t>Information from a reserved test influencing model development</w:t>
+            </w:r>
+          </w:p>
+        </w:tc>
+      </w:tr>
+      <w:tr>
+        <w:tc>
+          <w:tcPr>
+            <w:tcW w:type="dxa" w:w="5112"/>
+          </w:tcPr>
+          <w:p>
+            <w:r>
+              <w:t>Evaluation record</w:t>
+            </w:r>
+          </w:p>
+        </w:tc>
+        <w:tc>
+          <w:tcPr>
+            <w:tcW w:type="dxa" w:w="5112"/>
+          </w:tcPr>
+          <w:p>
+            <w:r>
+              <w:t>A record of the tested model, predictions, comparison labels and results</w:t>
+            </w:r>
+          </w:p>
+        </w:tc>
+      </w:tr>
+    </w:tbl>
+    <w:p>
+      <w:pPr>
+        <w:pStyle w:val="Heading3"/>
+      </w:pPr>
+      <w:r>
+        <w:t>Model the reasoning aloud</w:t>
+      </w:r>
+    </w:p>
+    <w:p>
+      <w:pPr>
+        <w:spacing w:line="336" w:lineRule="auto" w:after="180"/>
+      </w:pPr>
+      <w:r>
+        <w:rPr>
+          <w:b w:val="0"/>
+        </w:rPr>
+        <w:t xml:space="preserve">Use the complete worked example below before asking learners to complete W2. Reveal a small part, invite a </w:t>
+      </w:r>
+      <w:r>
+        <w:rPr>
+          <w:b/>
+        </w:rPr>
+        <w:t>prediction</w:t>
+      </w:r>
+      <w:r>
+        <w:rPr>
+          <w:b w:val="0"/>
+        </w:rPr>
+        <w:t>, then explain the deciding step.</w:t>
+      </w:r>
+    </w:p>
+    <w:p>
+      <w:pPr>
+        <w:spacing w:line="336" w:lineRule="auto" w:after="180"/>
+      </w:pPr>
+      <w:r>
+        <w:rPr>
+          <w:b w:val="0"/>
+        </w:rPr>
+        <w:t>These teacher notes contain solutions; do not reveal the independent case answer during modelling.</w:t>
       </w:r>
     </w:p>
     <w:tbl>
@@ -2303,17 +2498,6 @@
     </w:tbl>
     <w:p>
       <w:pPr>
-        <w:spacing w:line="336" w:lineRule="auto" w:after="180"/>
-      </w:pPr>
-      <w:r>
-        <w:rPr>
-          <w:b w:val="0"/>
-        </w:rPr>
-        <w:t>Use the diagram and verbal explanation together. Ask learners to match a sentence to a specific visual step; do not assign learners fixed visual or auditory learning styles.</w:t>
-      </w:r>
-    </w:p>
-    <w:p>
-      <w:pPr>
         <w:pStyle w:val="Heading3"/>
       </w:pPr>
       <w:r>
@@ -2322,79 +2506,10 @@
     </w:p>
     <w:p>
       <w:pPr>
-        <w:spacing w:line="336" w:lineRule="auto" w:after="180"/>
-      </w:pPr>
-      <w:r>
-        <w:rPr>
-          <w:b w:val="0"/>
-        </w:rPr>
-        <w:t>A fictional envelope exercise evaluates a fixed pencil-length sorter.</w:t>
-      </w:r>
-    </w:p>
-    <w:p>
-      <w:pPr>
         <w:pStyle w:val="Heading3"/>
       </w:pPr>
       <w:r>
         <w:t>The facts we will use</w:t>
-      </w:r>
-    </w:p>
-    <w:p>
-      <w:pPr>
-        <w:pStyle w:val="Heading3"/>
-      </w:pPr>
-      <w:r>
-        <w:t>Supplied facts</w:t>
-      </w:r>
-    </w:p>
-    <w:p>
-      <w:pPr>
-        <w:spacing w:line="336" w:lineRule="auto" w:after="180"/>
-        <w:shd w:fill="F1F6FC"/>
-      </w:pPr>
-      <w:r>
-        <w:rPr>
-          <w:b/>
-        </w:rPr>
-        <w:t>Freeze</w:t>
-      </w:r>
-      <w:r>
-        <w:rPr>
-          <w:b w:val="0"/>
-        </w:rPr>
-        <w:t xml:space="preserve"> PencilP: long at least 6 cm; short below 6.</w:t>
-      </w:r>
-    </w:p>
-    <w:p>
-      <w:pPr>
-        <w:pStyle w:val="Heading3"/>
-      </w:pPr>
-      <w:r>
-        <w:t>Supplied facts</w:t>
-      </w:r>
-    </w:p>
-    <w:p>
-      <w:pPr>
-        <w:spacing w:line="336" w:lineRule="auto" w:after="180"/>
-        <w:shd w:fill="F1F6FC"/>
-      </w:pPr>
-      <w:r>
-        <w:rPr>
-          <w:b w:val="0"/>
-        </w:rPr>
-        <w:t xml:space="preserve">Reserved valid lengths are 3,5,6,9 cm. Teacher envelope labels, revealed only after </w:t>
-      </w:r>
-      <w:r>
-        <w:rPr>
-          <w:b/>
-        </w:rPr>
-        <w:t>prediction</w:t>
-      </w:r>
-      <w:r>
-        <w:rPr>
-          <w:b w:val="0"/>
-        </w:rPr>
-        <w:t>s, are short,long,long,long.</w:t>
       </w:r>
     </w:p>
     <w:p>
@@ -2402,7 +2517,7 @@
         <w:drawing>
           <wp:inline xmlns:a="http://schemas.openxmlformats.org/drawingml/2006/main" xmlns:pic="http://schemas.openxmlformats.org/drawingml/2006/picture">
             <wp:extent cx="5486400" cy="4234543"/>
-            <wp:docPr id="1" name="Picture 1" descr="Frozen predictions versus reserved labels"/>
+            <wp:docPr id="3" name="Picture 3" descr="Frozen predictions versus reserved labels"/>
             <wp:cNvGraphicFramePr>
               <a:graphicFrameLocks noChangeAspect="1"/>
             </wp:cNvGraphicFramePr>
@@ -2414,7 +2529,7 @@
                     <pic:cNvPicPr/>
                   </pic:nvPicPr>
                   <pic:blipFill>
-                    <a:blip r:embed="rId9"/>
+                    <a:blip r:embed="rId11"/>
                     <a:stretch>
                       <a:fillRect/>
                     </a:stretch>
@@ -2438,7 +2553,7 @@
         <w:drawing>
           <wp:inline xmlns:a="http://schemas.openxmlformats.org/drawingml/2006/main" xmlns:pic="http://schemas.openxmlformats.org/drawingml/2006/picture">
             <wp:extent cx="5346057" cy="5943599"/>
-            <wp:docPr id="2" name="Picture 2" descr="Save New Examples for Testing. Freeze: Write PencilP and its boundary before opening the label envelope.. Predict: For 3,5,6,9 cm predict short,short,long,long.. Reveal references: Envelope labels are short,long,long,long.. Compare: Three of four agree; the disagreement is at 5 cm."/>
+            <wp:docPr id="4" name="Picture 4" descr="Save New Examples for Testing. Freeze: Write PencilP and its boundary before opening the label envelope.. Predict: For 3,5,6,9 cm predict short,short,long,long.. Reveal references: Envelope labels are short,long,long,long.. Compare: Three of four agree; the disagreement is at 5 cm."/>
             <wp:cNvGraphicFramePr>
               <a:graphicFrameLocks noChangeAspect="1"/>
             </wp:cNvGraphicFramePr>
@@ -2450,7 +2565,7 @@
                     <pic:cNvPicPr/>
                   </pic:nvPicPr>
                   <pic:blipFill>
-                    <a:blip r:embed="rId10"/>
+                    <a:blip r:embed="rId12"/>
                     <a:stretch>
                       <a:fillRect/>
                     </a:stretch>
@@ -2619,19 +2734,55 @@
         <w:pStyle w:val="Heading3"/>
       </w:pPr>
       <w:r>
-        <w:t>Why the result follows</w:t>
+        <w:t>What this example does not establish</w:t>
+      </w:r>
+    </w:p>
+    <w:p>
+      <w:pPr>
+        <w:pStyle w:val="Heading3"/>
+      </w:pPr>
+      <w:r>
+        <w:t>Change one thing in the pictured case</w:t>
+      </w:r>
+    </w:p>
+    <w:p>
+      <w:pPr>
+        <w:pStyle w:val="Heading3"/>
+      </w:pPr>
+      <w:r>
+        <w:t>Ask while showing the picture</w:t>
+      </w:r>
+    </w:p>
+    <w:p>
+      <w:pPr>
+        <w:pStyle w:val="Heading1"/>
+      </w:pPr>
+      <w:r>
+        <w:t>03. Guide the reasoning, then remove help</w:t>
+      </w:r>
+    </w:p>
+    <w:p>
+      <w:r>
+        <w:t>Collect a response from each learner before discussing the worked key.</w:t>
+      </w:r>
+    </w:p>
+    <w:p>
+      <w:pPr>
+        <w:pStyle w:val="Heading2"/>
+      </w:pPr>
+      <w:r>
+        <w:t>Prompt before revealing</w:t>
       </w:r>
     </w:p>
     <w:p>
       <w:pPr>
         <w:spacing w:line="336" w:lineRule="auto" w:after="180"/>
-        <w:shd w:fill="F1F6FC"/>
-      </w:pPr>
-      <w:r>
-        <w:rPr>
-          <w:b w:val="0"/>
-        </w:rPr>
-        <w:t xml:space="preserve">The </w:t>
+      </w:pPr>
+      <w:r>
+        <w:rPr>
+          <w:b w:val="0"/>
+        </w:rPr>
+        <w:t xml:space="preserve">Completion task: TowerA uses threshold 5 on reserved heights 3, 5, 7 and 9 cm. The labels are short, short, tall and tall. Write its </w:t>
       </w:r>
       <w:r>
         <w:rPr>
@@ -2643,19 +2794,284 @@
         <w:rPr>
           <w:b w:val="0"/>
         </w:rPr>
-        <w:t xml:space="preserve"> record must exist before the labels are seen. PencilP scores 3/4=75% agreement on these four selected cases.</w:t>
+        <w:t>s, agreements and disagreement.</w:t>
       </w:r>
     </w:p>
     <w:p>
       <w:pPr>
         <w:spacing w:line="336" w:lineRule="auto" w:after="180"/>
-        <w:shd w:fill="F1F6FC"/>
-      </w:pPr>
-      <w:r>
-        <w:rPr>
-          <w:b w:val="0"/>
-        </w:rPr>
-        <w:t>Moving the boundary after inspecting the envelope makes this a development exercise; the same four cases can no longer serve as untouched final evaluation.</w:t>
+      </w:pPr>
+      <w:r>
+        <w:rPr>
+          <w:b w:val="0"/>
+        </w:rPr>
+        <w:t>Then state why TowerB with threshold 6, selected after seeing these labels, cannot claim four independent test successes on these same records.</w:t>
+      </w:r>
+    </w:p>
+    <w:p>
+      <w:pPr>
+        <w:pStyle w:val="Heading2"/>
+      </w:pPr>
+      <w:r>
+        <w:t>Expected reasoning and fading help</w:t>
+      </w:r>
+    </w:p>
+    <w:p>
+      <w:pPr>
+        <w:spacing w:line="336" w:lineRule="auto" w:after="180"/>
+      </w:pPr>
+      <w:r>
+        <w:rPr>
+          <w:b w:val="0"/>
+        </w:rPr>
+        <w:t>Teacher check: TowerA predicts short, tall, tall, tall: three agreements and one disagreement at 5. TowerB predicts short, short, tall, tall, matching all four, but the revealed labels influenced its selection.</w:t>
+      </w:r>
+    </w:p>
+    <w:p>
+      <w:pPr>
+        <w:spacing w:line="336" w:lineRule="auto" w:after="180"/>
+      </w:pPr>
+      <w:r>
+        <w:rPr>
+          <w:b w:val="0"/>
+        </w:rPr>
+        <w:t>Report its four agreements as a result on examples used in development, preserving TowerA’s original test record.</w:t>
+      </w:r>
+    </w:p>
+    <w:p>
+      <w:pPr>
+        <w:spacing w:line="336" w:lineRule="auto" w:after="180"/>
+      </w:pPr>
+      <w:r>
+        <w:rPr>
+          <w:b w:val="0"/>
+        </w:rPr>
+        <w:t xml:space="preserve">Start by identifying the given </w:t>
+      </w:r>
+      <w:r>
+        <w:rPr>
+          <w:b/>
+        </w:rPr>
+        <w:t>input</w:t>
+      </w:r>
+      <w:r>
+        <w:rPr>
+          <w:b w:val="0"/>
+        </w:rPr>
+        <w:t>s together. Leave the intermediate steps blank. If needed, model one step, then withdraw that help on the next step. Move to a full trace only when the partial trace is understood.</w:t>
+      </w:r>
+    </w:p>
+    <w:p>
+      <w:pPr>
+        <w:spacing w:line="336" w:lineRule="auto" w:after="180"/>
+      </w:pPr>
+      <w:r>
+        <w:rPr>
+          <w:b w:val="0"/>
+        </w:rPr>
+        <w:t>For partners, alternate explainer and checker; collect a response from every learner before discussion.</w:t>
+      </w:r>
+    </w:p>
+    <w:p>
+      <w:pPr>
+        <w:pStyle w:val="Heading2"/>
+      </w:pPr>
+      <w:r>
+        <w:t>Check the misconception before discussion</w:t>
+      </w:r>
+    </w:p>
+    <w:p>
+      <w:pPr>
+        <w:spacing w:line="336" w:lineRule="auto" w:after="180"/>
+      </w:pPr>
+      <w:r>
+        <w:rPr>
+          <w:b w:val="0"/>
+        </w:rPr>
+        <w:t>Use the worked case for Keeping final tests unseen. Proposed explanation: “A new file makes old records unseen”. Decide whether this explanation is supported.</w:t>
+      </w:r>
+    </w:p>
+    <w:p>
+      <w:pPr>
+        <w:spacing w:line="336" w:lineRule="auto" w:after="180"/>
+      </w:pPr>
+      <w:r>
+        <w:rPr>
+          <w:b w:val="0"/>
+        </w:rPr>
+        <w:t>Point to the step or supplied fact that decides; explain your repair if needed.</w:t>
+      </w:r>
+    </w:p>
+    <w:p>
+      <w:pPr>
+        <w:spacing w:line="336" w:lineRule="auto" w:after="180"/>
+      </w:pPr>
+      <w:r>
+        <w:rPr>
+          <w:b w:val="0"/>
+        </w:rPr>
+        <w:t>Expected correction: Trace whether records or copies already influenced development, regardless of their file names.</w:t>
+      </w:r>
+    </w:p>
+    <w:p>
+      <w:pPr>
+        <w:spacing w:line="336" w:lineRule="auto" w:after="180"/>
+      </w:pPr>
+      <w:r>
+        <w:rPr>
+          <w:b w:val="0"/>
+        </w:rPr>
+        <w:t>Collect explanations, not only yes/no votes. If a misunderstanding is common, re-model the relevant step for the class.</w:t>
+      </w:r>
+    </w:p>
+    <w:p>
+      <w:pPr>
+        <w:spacing w:line="336" w:lineRule="auto" w:after="180"/>
+      </w:pPr>
+      <w:r>
+        <w:rPr>
+          <w:b w:val="0"/>
+        </w:rPr>
+        <w:t>If it affects a few learners, give a short targeted group explanation while others solve a more demanding variation.</w:t>
+      </w:r>
+    </w:p>
+    <w:p>
+      <w:pPr>
+        <w:pStyle w:val="Heading2"/>
+      </w:pPr>
+      <w:r>
+        <w:t>Use the pictorial check</w:t>
+      </w:r>
+    </w:p>
+    <w:p>
+      <w:pPr>
+        <w:spacing w:line="336" w:lineRule="auto" w:after="180"/>
+      </w:pPr>
+      <w:r>
+        <w:rPr>
+          <w:b w:val="0"/>
+        </w:rPr>
+        <w:t>Does 4/4 on the replay replace the original 3/4 result? Explain.</w:t>
+      </w:r>
+    </w:p>
+    <w:p>
+      <w:pPr>
+        <w:spacing w:line="336" w:lineRule="auto" w:after="180"/>
+      </w:pPr>
+      <w:r>
+        <w:rPr>
+          <w:b w:val="0"/>
+        </w:rPr>
+        <w:t>No. Keep 3/4 as the frozen version’s result; record 4/4 separately as a revised-version replay on known cases.</w:t>
+      </w:r>
+    </w:p>
+    <w:p>
+      <w:pPr>
+        <w:spacing w:line="336" w:lineRule="auto" w:after="180"/>
+      </w:pPr>
+      <w:r>
+        <w:rPr>
+          <w:b w:val="0"/>
+        </w:rPr>
+        <w:t xml:space="preserve">Changed-case reasoning: The revised rule matches all four known labels but needs a different final test. These labels influenced the revision, so replaying them is </w:t>
+      </w:r>
+      <w:r>
+        <w:rPr>
+          <w:b/>
+        </w:rPr>
+        <w:t>evidence</w:t>
+      </w:r>
+      <w:r>
+        <w:rPr>
+          <w:b w:val="0"/>
+        </w:rPr>
+        <w:t xml:space="preserve"> of repair rather than unseen performance.</w:t>
+      </w:r>
+    </w:p>
+    <w:p>
+      <w:pPr>
+        <w:spacing w:line="336" w:lineRule="auto" w:after="180"/>
+      </w:pPr>
+      <w:r>
+        <w:rPr>
+          <w:b w:val="0"/>
+        </w:rPr>
+        <w:t xml:space="preserve">Collect each learner’s explanation before discussion. Use the first missing connection between </w:t>
+      </w:r>
+      <w:r>
+        <w:rPr>
+          <w:b/>
+        </w:rPr>
+        <w:t>input</w:t>
+      </w:r>
+      <w:r>
+        <w:rPr>
+          <w:b w:val="0"/>
+        </w:rPr>
+        <w:t xml:space="preserve">, deciding step and result to choose support. This question is worked-case practice, not fresh mastery </w:t>
+      </w:r>
+      <w:r>
+        <w:rPr>
+          <w:b/>
+        </w:rPr>
+        <w:t>evidence</w:t>
+      </w:r>
+      <w:r>
+        <w:rPr>
+          <w:b w:val="0"/>
+        </w:rPr>
+        <w:t>.</w:t>
+      </w:r>
+    </w:p>
+    <w:p>
+      <w:pPr>
+        <w:pStyle w:val="Heading2"/>
+      </w:pPr>
+      <w:r>
+        <w:t>Keep each learner explaining</w:t>
+      </w:r>
+    </w:p>
+    <w:p>
+      <w:pPr>
+        <w:pStyle w:val="ListBullet"/>
+      </w:pPr>
+      <w:r>
+        <w:t>Ask: Which facts are given, and which would we have to assume? Learners mark relevant details before discussing answers.</w:t>
+      </w:r>
+    </w:p>
+    <w:p>
+      <w:pPr>
+        <w:pStyle w:val="ListBullet"/>
+      </w:pPr>
+      <w:r>
+        <w:t>Say: Predict first. Show the rule, information path or calculation that would produce the result. A correct guess is not yet an explanation.</w:t>
+      </w:r>
+    </w:p>
+    <w:p>
+      <w:pPr>
+        <w:pStyle w:val="ListBullet"/>
+      </w:pPr>
+      <w:r>
+        <w:t>In pairs, one learner solves while the other checks evidence; exchange roles. Remove the worked answer before independent assessment.</w:t>
+      </w:r>
+    </w:p>
+    <w:p>
+      <w:pPr>
+        <w:pStyle w:val="Heading2"/>
+      </w:pPr>
+      <w:r>
+        <w:t>Earlier wording, alternatives and picture transcripts · reference / check after trying</w:t>
+      </w:r>
+    </w:p>
+    <w:p>
+      <w:pPr>
+        <w:spacing w:line="336" w:lineRule="auto" w:after="180"/>
+      </w:pPr>
+      <w:r>
+        <w:rPr>
+          <w:b w:val="0"/>
+        </w:rPr>
+        <w:t>Demonstrate and guide practice</w:t>
       </w:r>
     </w:p>
     <w:p>
@@ -2663,7 +3079,63 @@
         <w:pStyle w:val="Heading3"/>
       </w:pPr>
       <w:r>
-        <w:t>What this example does not establish</w:t>
+        <w:t>Board sequence</w:t>
+      </w:r>
+    </w:p>
+    <w:p>
+      <w:pPr>
+        <w:spacing w:line="336" w:lineRule="auto" w:after="180"/>
+      </w:pPr>
+      <w:r>
+        <w:rPr>
+          <w:b w:val="0"/>
+        </w:rPr>
+        <w:t>Write the given facts: Cards A–F are used for practice. G and H remain sealed.</w:t>
+      </w:r>
+    </w:p>
+    <w:p>
+      <w:pPr>
+        <w:spacing w:line="336" w:lineRule="auto" w:after="180"/>
+      </w:pPr>
+      <w:r>
+        <w:rPr>
+          <w:b w:val="0"/>
+        </w:rPr>
+        <w:t>Write the question to explain: Which can provide a fresh test, and under what condition?</w:t>
+      </w:r>
+    </w:p>
+    <w:p>
+      <w:pPr>
+        <w:spacing w:line="336" w:lineRule="auto" w:after="180"/>
+      </w:pPr>
+      <w:r>
+        <w:rPr>
+          <w:b w:val="0"/>
+        </w:rPr>
+        <w:t xml:space="preserve">Reveal after </w:t>
+      </w:r>
+      <w:r>
+        <w:rPr>
+          <w:b/>
+        </w:rPr>
+        <w:t>prediction</w:t>
+      </w:r>
+      <w:r>
+        <w:rPr>
+          <w:b w:val="0"/>
+        </w:rPr>
+        <w:t>s: G and H, only if neither influenced teaching or revision. Familiar cases do not establish unseen performance. Keep final test answers separate.</w:t>
+      </w:r>
+    </w:p>
+    <w:p>
+      <w:pPr>
+        <w:spacing w:line="336" w:lineRule="auto" w:after="180"/>
+      </w:pPr>
+      <w:r>
+        <w:rPr>
+          <w:b w:val="0"/>
+        </w:rPr>
+        <w:t>Use the earlier changed question as optional later practice. Reserve Run a separate ribbon experiment for the first independent attempt before hints or feedback.</w:t>
       </w:r>
     </w:p>
     <w:p>
@@ -2671,362 +3143,18 @@
         <w:pStyle w:val="Heading3"/>
       </w:pPr>
       <w:r>
-        <w:t>Keep the stated limit</w:t>
+        <w:t>Classroom dialogue</w:t>
       </w:r>
     </w:p>
     <w:p>
       <w:pPr>
         <w:spacing w:line="336" w:lineRule="auto" w:after="180"/>
-        <w:shd w:fill="FFF5E6"/>
-      </w:pPr>
-      <w:r>
-        <w:rPr>
-          <w:b w:val="0"/>
-        </w:rPr>
-        <w:t>Four selected cases cannot establish a reliable accuracy rate for every future pencil or classroom.</w:t>
-      </w:r>
-    </w:p>
-    <w:p>
-      <w:pPr>
-        <w:pStyle w:val="Heading3"/>
-      </w:pPr>
-      <w:r>
-        <w:t>Change one thing in the pictured case</w:t>
-      </w:r>
-    </w:p>
-    <w:p>
-      <w:pPr>
-        <w:pStyle w:val="Heading3"/>
-      </w:pPr>
-      <w:r>
-        <w:t>Change one thing</w:t>
-      </w:r>
-    </w:p>
-    <w:p>
-      <w:pPr>
-        <w:spacing w:line="336" w:lineRule="auto" w:after="180"/>
-        <w:shd w:fill="F5F1FB"/>
-      </w:pPr>
-      <w:r>
-        <w:rPr>
-          <w:b w:val="0"/>
-        </w:rPr>
-        <w:t>Change: After feedback, change the boundary to 5.</w:t>
-      </w:r>
-    </w:p>
-    <w:p>
-      <w:pPr>
-        <w:pStyle w:val="Heading3"/>
-      </w:pPr>
-      <w:r>
-        <w:t>Predicted result</w:t>
-      </w:r>
-    </w:p>
-    <w:p>
-      <w:pPr>
-        <w:spacing w:line="336" w:lineRule="auto" w:after="180"/>
-        <w:shd w:fill="F1F6FC"/>
-      </w:pPr>
-      <w:r>
-        <w:rPr>
-          <w:b/>
-        </w:rPr>
-        <w:t>Prediction</w:t>
-      </w:r>
-      <w:r>
-        <w:rPr>
-          <w:b w:val="0"/>
-        </w:rPr>
-        <w:t>: The revised rule matches all four known labels but needs a different final test.</w:t>
-      </w:r>
-    </w:p>
-    <w:p>
-      <w:pPr>
-        <w:pStyle w:val="Heading3"/>
-      </w:pPr>
-      <w:r>
-        <w:t>Why the result follows</w:t>
-      </w:r>
-    </w:p>
-    <w:p>
-      <w:pPr>
-        <w:spacing w:line="336" w:lineRule="auto" w:after="180"/>
-        <w:shd w:fill="F1F6FC"/>
-      </w:pPr>
-      <w:r>
-        <w:rPr>
-          <w:b w:val="0"/>
-        </w:rPr>
-        <w:t xml:space="preserve">Reason: These labels influenced the revision, so replaying them is </w:t>
-      </w:r>
-      <w:r>
-        <w:rPr>
-          <w:b/>
-        </w:rPr>
-        <w:t>evidence</w:t>
-      </w:r>
-      <w:r>
-        <w:rPr>
-          <w:b w:val="0"/>
-        </w:rPr>
-        <w:t xml:space="preserve"> of repair rather than unseen performance.</w:t>
-      </w:r>
-    </w:p>
-    <w:p>
-      <w:pPr>
-        <w:pStyle w:val="Heading3"/>
-      </w:pPr>
-      <w:r>
-        <w:t>Ask while showing the picture</w:t>
-      </w:r>
-    </w:p>
-    <w:p>
-      <w:pPr>
-        <w:pStyle w:val="Heading3"/>
-      </w:pPr>
-      <w:r>
-        <w:t>Ask while showing the picture · 7</w:t>
-      </w:r>
-    </w:p>
-    <w:p>
-      <w:pPr>
-        <w:spacing w:line="336" w:lineRule="auto" w:after="180"/>
-      </w:pPr>
-      <w:r>
-        <w:rPr>
-          <w:b w:val="0"/>
-        </w:rPr>
-        <w:t xml:space="preserve">Cover the result. Ask learners to name the </w:t>
-      </w:r>
-      <w:r>
-        <w:rPr>
-          <w:b/>
-        </w:rPr>
-        <w:t>input</w:t>
-      </w:r>
-      <w:r>
-        <w:rPr>
-          <w:b w:val="0"/>
-        </w:rPr>
-        <w:t xml:space="preserve">s and predict the next step. Uncover one step, connect the icon to the actual procedure, and explain its </w:t>
-      </w:r>
-      <w:r>
-        <w:rPr>
-          <w:b/>
-        </w:rPr>
-        <w:t>evidence</w:t>
-      </w:r>
-      <w:r>
-        <w:rPr>
-          <w:b w:val="0"/>
-        </w:rPr>
-        <w:t>. Then change the supplied condition and compare.</w:t>
-      </w:r>
-    </w:p>
-    <w:p>
-      <w:pPr>
-        <w:spacing w:line="336" w:lineRule="auto" w:after="180"/>
-      </w:pPr>
-      <w:r>
-        <w:rPr>
-          <w:b w:val="0"/>
-        </w:rPr>
-        <w:t>The picture is a representation; it does not document execution of a real AI model.</w:t>
-      </w:r>
-    </w:p>
-    <w:p>
-      <w:pPr>
-        <w:pStyle w:val="Heading1"/>
-      </w:pPr>
-      <w:r>
-        <w:t>03. Demonstrate and guide practice</w:t>
-      </w:r>
-    </w:p>
-    <w:p>
-      <w:r>
-        <w:t>Demonstrate Save New Examples for Testing, reduce support deliberately and check individual reasoning before discussing answers.</w:t>
-      </w:r>
-    </w:p>
-    <w:p>
-      <w:pPr>
-        <w:pStyle w:val="Heading3"/>
-      </w:pPr>
-      <w:r>
-        <w:t>Board sequence</w:t>
-      </w:r>
-    </w:p>
-    <w:p>
-      <w:pPr>
-        <w:pStyle w:val="Heading3"/>
-      </w:pPr>
-      <w:r>
-        <w:t>1. Put the facts on the board</w:t>
-      </w:r>
-    </w:p>
-    <w:p>
-      <w:pPr>
-        <w:spacing w:line="336" w:lineRule="auto" w:after="180"/>
-        <w:shd w:fill="F4F9FC"/>
-      </w:pPr>
-      <w:r>
-        <w:rPr>
-          <w:b w:val="0"/>
-        </w:rPr>
-        <w:t>Write the given facts: Cards A–F are used for practice. G and H remain sealed.</w:t>
-      </w:r>
-    </w:p>
-    <w:p>
-      <w:pPr>
-        <w:pStyle w:val="Heading3"/>
-      </w:pPr>
-      <w:r>
-        <w:t>2. State the decision to explain</w:t>
-      </w:r>
-    </w:p>
-    <w:p>
-      <w:pPr>
-        <w:spacing w:line="336" w:lineRule="auto" w:after="180"/>
-        <w:shd w:fill="F5F1FB"/>
-      </w:pPr>
-      <w:r>
-        <w:rPr>
-          <w:b w:val="0"/>
-        </w:rPr>
-        <w:t>Write the question to explain: Which can provide a fresh test, and under what condition?</w:t>
-      </w:r>
-    </w:p>
-    <w:p>
-      <w:pPr>
-        <w:pStyle w:val="Heading3"/>
-      </w:pPr>
-      <w:r>
-        <w:t>3. Reveal the worked reasoning</w:t>
-      </w:r>
-    </w:p>
-    <w:p>
-      <w:pPr>
-        <w:spacing w:line="336" w:lineRule="auto" w:after="180"/>
-        <w:shd w:fill="F1F6FC"/>
-      </w:pPr>
-      <w:r>
-        <w:rPr>
-          <w:b w:val="0"/>
-        </w:rPr>
-        <w:t xml:space="preserve">Reveal after </w:t>
-      </w:r>
-      <w:r>
-        <w:rPr>
-          <w:b/>
-        </w:rPr>
-        <w:t>prediction</w:t>
-      </w:r>
-      <w:r>
-        <w:rPr>
-          <w:b w:val="0"/>
-        </w:rPr>
-        <w:t>s: G and H, only if neither influenced teaching or revision. Familiar cases do not establish unseen performance. Keep final test answers separate.</w:t>
-      </w:r>
-    </w:p>
-    <w:p>
-      <w:pPr>
-        <w:pStyle w:val="Heading3"/>
-      </w:pPr>
-      <w:r>
-        <w:t>Hold back the independent task</w:t>
-      </w:r>
-    </w:p>
-    <w:p>
-      <w:pPr>
-        <w:spacing w:line="336" w:lineRule="auto" w:after="180"/>
-        <w:shd w:fill="F5F1FB"/>
-      </w:pPr>
-      <w:r>
-        <w:rPr>
-          <w:b w:val="0"/>
-        </w:rPr>
-        <w:t>Keep for an independent attempt: You teach a sorter using cards A, B and C. You keep D and E unseen. Which cards provide the fairer first test? What changes if you show D during teaching?</w:t>
-      </w:r>
-    </w:p>
-    <w:p>
-      <w:pPr>
-        <w:pStyle w:val="Heading3"/>
-      </w:pPr>
-      <w:r>
-        <w:t>Classroom dialogue</w:t>
-      </w:r>
-    </w:p>
-    <w:p>
-      <w:pPr>
-        <w:pStyle w:val="Heading3"/>
-      </w:pPr>
-      <w:r>
-        <w:t>Ask the class</w:t>
-      </w:r>
-    </w:p>
-    <w:p>
-      <w:pPr>
-        <w:spacing w:line="336" w:lineRule="auto" w:after="180"/>
-        <w:shd w:fill="F5F1FB"/>
-      </w:pPr>
-      <w:r>
-        <w:rPr>
-          <w:b w:val="0"/>
-        </w:rPr>
-        <w:t>Ask: Which facts are given, and which would we have to assume? Learners mark relevant details before discussing answers.</w:t>
-      </w:r>
-    </w:p>
-    <w:p>
-      <w:pPr>
-        <w:pStyle w:val="Heading3"/>
-      </w:pPr>
-      <w:r>
-        <w:t>Language to model</w:t>
-      </w:r>
-    </w:p>
-    <w:p>
-      <w:pPr>
-        <w:spacing w:line="336" w:lineRule="auto" w:after="180"/>
-        <w:shd w:fill="F1F6F8"/>
-      </w:pPr>
-      <w:r>
-        <w:rPr>
-          <w:b w:val="0"/>
-        </w:rPr>
-        <w:t>Say: Predict first. Show the rule, information path or calculation that would produce the result. A correct guess is not yet an explanation.</w:t>
-      </w:r>
-    </w:p>
-    <w:p>
-      <w:pPr>
-        <w:spacing w:line="336" w:lineRule="auto" w:after="180"/>
       </w:pPr>
       <w:r>
         <w:rPr>
           <w:b w:val="0"/>
         </w:rPr>
         <w:t>Reveal reasoning one step at a time. Explain why a tempting alternative fails. Write units and denominators for arithmetic, trace conditions for decisions, and identify supporting sources for claims.</w:t>
-      </w:r>
-    </w:p>
-    <w:p>
-      <w:pPr>
-        <w:spacing w:line="336" w:lineRule="auto" w:after="180"/>
-      </w:pPr>
-      <w:r>
-        <w:rPr>
-          <w:b w:val="0"/>
-        </w:rPr>
-        <w:t xml:space="preserve">In pairs, one learner solves while the other checks </w:t>
-      </w:r>
-      <w:r>
-        <w:rPr>
-          <w:b/>
-        </w:rPr>
-        <w:t>evidence</w:t>
-      </w:r>
-      <w:r>
-        <w:rPr>
-          <w:b w:val="0"/>
-        </w:rPr>
-        <w:t>; exchange roles. Remove the worked answer before independent assessment.</w:t>
       </w:r>
     </w:p>
     <w:p>
@@ -3321,487 +3449,103 @@
         <w:pStyle w:val="Heading3"/>
       </w:pPr>
       <w:r>
-        <w:t>Completion practice</w:t>
+        <w:t>Individual reasoning check</w:t>
+      </w:r>
+    </w:p>
+    <w:p>
+      <w:pPr>
+        <w:pStyle w:val="Heading3"/>
+      </w:pPr>
+      <w:r>
+        <w:t>Pictorial practice question</w:t>
+      </w:r>
+    </w:p>
+    <w:p>
+      <w:pPr>
+        <w:pStyle w:val="Heading3"/>
+      </w:pPr>
+      <w:r>
+        <w:t>Reasoned teacher answer</w:t>
+      </w:r>
+    </w:p>
+    <w:p>
+      <w:pPr>
+        <w:pStyle w:val="Heading1"/>
+      </w:pPr>
+      <w:r>
+        <w:t>04. Run the supplied investigation</w:t>
+      </w:r>
+    </w:p>
+    <w:p>
+      <w:r>
+        <w:t>Keep expected results, observed paper traces and remaining limits distinguishable.</w:t>
+      </w:r>
+    </w:p>
+    <w:p>
+      <w:pPr>
+        <w:pStyle w:val="Heading2"/>
+      </w:pPr>
+      <w:r>
+        <w:t>Supplied materials and answer guidance</w:t>
       </w:r>
     </w:p>
     <w:p>
       <w:pPr>
         <w:spacing w:line="336" w:lineRule="auto" w:after="180"/>
-        <w:shd w:fill="F5F1FB"/>
-      </w:pPr>
-      <w:r>
-        <w:rPr>
-          <w:b w:val="0"/>
-        </w:rPr>
-        <w:t xml:space="preserve">Completion task: TowerA uses threshold 5 on reserved heights 3, 5, 7 and 9 cm. The labels are short, short, tall and tall. Write its </w:t>
-      </w:r>
-      <w:r>
-        <w:rPr>
-          <w:b/>
-        </w:rPr>
-        <w:t>prediction</w:t>
-      </w:r>
-      <w:r>
-        <w:rPr>
-          <w:b w:val="0"/>
-        </w:rPr>
-        <w:t>s, agreements and disagreement.</w:t>
-      </w:r>
-    </w:p>
-    <w:p>
-      <w:pPr>
-        <w:spacing w:line="336" w:lineRule="auto" w:after="180"/>
-        <w:shd w:fill="F5F1FB"/>
-      </w:pPr>
-      <w:r>
-        <w:rPr>
-          <w:b w:val="0"/>
-        </w:rPr>
-        <w:t>Then state why TowerB with threshold 6, selected after seeing these labels, cannot claim four independent test successes on these same records.</w:t>
-      </w:r>
-    </w:p>
-    <w:p>
-      <w:pPr>
-        <w:pStyle w:val="Heading3"/>
-      </w:pPr>
-      <w:r>
-        <w:t>Reasoning to listen for</w:t>
-      </w:r>
-    </w:p>
-    <w:p>
-      <w:pPr>
-        <w:spacing w:line="336" w:lineRule="auto" w:after="180"/>
-        <w:shd w:fill="F1F6FC"/>
-      </w:pPr>
-      <w:r>
-        <w:rPr>
-          <w:b w:val="0"/>
-        </w:rPr>
-        <w:t>Teacher check: TowerA predicts short, tall, tall, tall: three agreements and one disagreement at 5. TowerB predicts short, short, tall, tall, matching all four, but the revealed labels influenced its selection.</w:t>
-      </w:r>
-    </w:p>
-    <w:p>
-      <w:pPr>
-        <w:spacing w:line="336" w:lineRule="auto" w:after="180"/>
-        <w:shd w:fill="F1F6FC"/>
-      </w:pPr>
-      <w:r>
-        <w:rPr>
-          <w:b w:val="0"/>
-        </w:rPr>
-        <w:t>Report its four agreements as a result on examples used in development, preserving TowerA’s original test record.</w:t>
-      </w:r>
-    </w:p>
-    <w:p>
-      <w:pPr>
-        <w:spacing w:line="336" w:lineRule="auto" w:after="180"/>
-      </w:pPr>
-      <w:r>
-        <w:rPr>
-          <w:b w:val="0"/>
-        </w:rPr>
-        <w:t xml:space="preserve">Start by identifying the given </w:t>
-      </w:r>
-      <w:r>
-        <w:rPr>
-          <w:b/>
-        </w:rPr>
-        <w:t>input</w:t>
-      </w:r>
-      <w:r>
-        <w:rPr>
-          <w:b w:val="0"/>
-        </w:rPr>
-        <w:t>s together. Leave the intermediate steps blank. If needed, model one step, then withdraw that help on the next step. Move to a full trace only when the partial trace is understood.</w:t>
-      </w:r>
-    </w:p>
-    <w:p>
-      <w:pPr>
-        <w:spacing w:line="336" w:lineRule="auto" w:after="180"/>
-      </w:pPr>
-      <w:r>
-        <w:rPr>
-          <w:b w:val="0"/>
-        </w:rPr>
-        <w:t>For partners, alternate explainer and checker; collect a response from every learner before discussion.</w:t>
-      </w:r>
-    </w:p>
-    <w:p>
-      <w:pPr>
-        <w:pStyle w:val="Heading3"/>
-      </w:pPr>
-      <w:r>
-        <w:t>Individual reasoning check</w:t>
-      </w:r>
-    </w:p>
-    <w:p>
-      <w:pPr>
-        <w:spacing w:line="336" w:lineRule="auto" w:after="180"/>
-      </w:pPr>
-      <w:r>
-        <w:rPr>
-          <w:b w:val="0"/>
-        </w:rPr>
-        <w:t>Use the worked case for Keeping final tests unseen. Proposed explanation: “A new file makes old records unseen”. Decide whether this explanation is supported.</w:t>
-      </w:r>
-    </w:p>
-    <w:p>
-      <w:pPr>
-        <w:spacing w:line="336" w:lineRule="auto" w:after="180"/>
-      </w:pPr>
-      <w:r>
-        <w:rPr>
-          <w:b w:val="0"/>
-        </w:rPr>
-        <w:t>Point to the step or supplied fact that decides; explain your repair if needed.</w:t>
-      </w:r>
-    </w:p>
-    <w:p>
-      <w:pPr>
-        <w:pStyle w:val="Heading3"/>
-      </w:pPr>
-      <w:r>
-        <w:t>Expected repair</w:t>
-      </w:r>
-    </w:p>
-    <w:p>
-      <w:pPr>
-        <w:spacing w:line="336" w:lineRule="auto" w:after="180"/>
-        <w:shd w:fill="F1F6FC"/>
-      </w:pPr>
-      <w:r>
-        <w:rPr>
-          <w:b w:val="0"/>
-        </w:rPr>
-        <w:t>Expected correction: Trace whether records or copies already influenced development, regardless of their file names.</w:t>
-      </w:r>
-    </w:p>
-    <w:p>
-      <w:pPr>
-        <w:spacing w:line="336" w:lineRule="auto" w:after="180"/>
-      </w:pPr>
-      <w:r>
-        <w:rPr>
-          <w:b w:val="0"/>
-        </w:rPr>
-        <w:t>Collect explanations, not only yes/no votes. If a misunderstanding is common, re-model the relevant step for the class.</w:t>
-      </w:r>
-    </w:p>
-    <w:p>
-      <w:pPr>
-        <w:spacing w:line="336" w:lineRule="auto" w:after="180"/>
-      </w:pPr>
-      <w:r>
-        <w:rPr>
-          <w:b w:val="0"/>
-        </w:rPr>
-        <w:t>If it affects a few learners, give a short targeted group explanation while others solve a more demanding variation.</w:t>
-      </w:r>
-    </w:p>
-    <w:p>
-      <w:pPr>
-        <w:pStyle w:val="Heading3"/>
-      </w:pPr>
-      <w:r>
-        <w:t>Pictorial practice question</w:t>
-      </w:r>
-    </w:p>
-    <w:p>
-      <w:pPr>
-        <w:spacing w:line="336" w:lineRule="auto" w:after="180"/>
-      </w:pPr>
-      <w:r>
-        <w:rPr>
-          <w:b w:val="0"/>
-        </w:rPr>
-        <w:t>Does 4/4 on the replay replace the original 3/4 result? Explain.</w:t>
-      </w:r>
-    </w:p>
-    <w:p>
-      <w:pPr>
-        <w:pStyle w:val="Heading3"/>
-      </w:pPr>
-      <w:r>
-        <w:t>Reasoned teacher answer</w:t>
-      </w:r>
-    </w:p>
-    <w:p>
-      <w:pPr>
-        <w:spacing w:line="336" w:lineRule="auto" w:after="180"/>
-      </w:pPr>
-      <w:r>
-        <w:rPr>
-          <w:b w:val="0"/>
-        </w:rPr>
-        <w:t>No. Keep 3/4 as the frozen version’s result; record 4/4 separately as a revised-version replay on known cases.</w:t>
-      </w:r>
-    </w:p>
-    <w:p>
-      <w:pPr>
-        <w:spacing w:line="336" w:lineRule="auto" w:after="180"/>
-      </w:pPr>
-      <w:r>
-        <w:rPr>
-          <w:b w:val="0"/>
-        </w:rPr>
-        <w:t xml:space="preserve">Changed-case reasoning: The revised rule matches all four known labels but needs a different final test. These labels influenced the revision, so replaying them is </w:t>
-      </w:r>
-      <w:r>
-        <w:rPr>
-          <w:b/>
-        </w:rPr>
-        <w:t>evidence</w:t>
-      </w:r>
-      <w:r>
-        <w:rPr>
-          <w:b w:val="0"/>
-        </w:rPr>
-        <w:t xml:space="preserve"> of repair rather than unseen performance.</w:t>
-      </w:r>
-    </w:p>
-    <w:p>
-      <w:pPr>
-        <w:spacing w:line="336" w:lineRule="auto" w:after="180"/>
-      </w:pPr>
-      <w:r>
-        <w:rPr>
-          <w:b w:val="0"/>
-        </w:rPr>
-        <w:t xml:space="preserve">Collect each learner’s explanation before discussion. Use the first missing connection between </w:t>
-      </w:r>
-      <w:r>
-        <w:rPr>
-          <w:b/>
-        </w:rPr>
-        <w:t>input</w:t>
-      </w:r>
-      <w:r>
-        <w:rPr>
-          <w:b w:val="0"/>
-        </w:rPr>
-        <w:t xml:space="preserve">, deciding step and result to choose support. This question is worked-case practice, not fresh mastery </w:t>
-      </w:r>
-      <w:r>
-        <w:rPr>
-          <w:b/>
-        </w:rPr>
-        <w:t>evidence</w:t>
-      </w:r>
-      <w:r>
-        <w:rPr>
-          <w:b w:val="0"/>
-        </w:rPr>
-        <w:t>.</w:t>
-      </w:r>
-    </w:p>
-    <w:p>
-      <w:pPr>
-        <w:pStyle w:val="Heading1"/>
-      </w:pPr>
-      <w:r>
-        <w:t>04. Run the weekly evidence lab</w:t>
-      </w:r>
-    </w:p>
-    <w:p>
-      <w:r>
-        <w:t>Run the Save New Examples for Testing investigation and use the first unsupported step to choose a teaching response.</w:t>
-      </w:r>
-    </w:p>
-    <w:p>
-      <w:pPr>
-        <w:spacing w:line="336" w:lineRule="auto" w:after="180"/>
-      </w:pPr>
-      <w:r>
-        <w:rPr>
-          <w:b w:val="0"/>
-        </w:rPr>
-        <w:t xml:space="preserve">Predict first, test honestly, and explain what the </w:t>
-      </w:r>
-      <w:r>
-        <w:rPr>
-          <w:b/>
-        </w:rPr>
-        <w:t>evidence</w:t>
-      </w:r>
-      <w:r>
-        <w:rPr>
-          <w:b w:val="0"/>
-        </w:rPr>
-        <w:t xml:space="preserve"> means.</w:t>
-      </w:r>
-    </w:p>
-    <w:p>
-      <w:pPr>
-        <w:pStyle w:val="Heading3"/>
-      </w:pPr>
-      <w:r>
-        <w:t>1. Predict</w:t>
-      </w:r>
-    </w:p>
-    <w:p>
-      <w:pPr>
-        <w:spacing w:line="336" w:lineRule="auto" w:after="180"/>
-        <w:shd w:fill="F4F9FC"/>
-      </w:pPr>
-      <w:r>
-        <w:rPr>
-          <w:b w:val="0"/>
-        </w:rPr>
-        <w:t xml:space="preserve">State your </w:t>
-      </w:r>
-      <w:r>
-        <w:rPr>
-          <w:b/>
-        </w:rPr>
-        <w:t>prediction</w:t>
-      </w:r>
-      <w:r>
-        <w:rPr>
-          <w:b w:val="0"/>
-        </w:rPr>
-        <w:t xml:space="preserve"> before the result is known.</w:t>
-      </w:r>
-    </w:p>
-    <w:p>
-      <w:pPr>
-        <w:pStyle w:val="Heading3"/>
-      </w:pPr>
-      <w:r>
-        <w:t>2. Investigate</w:t>
-      </w:r>
-    </w:p>
-    <w:p>
-      <w:pPr>
-        <w:spacing w:line="336" w:lineRule="auto" w:after="180"/>
-        <w:shd w:fill="F4F9FC"/>
-      </w:pPr>
-      <w:r>
-        <w:rPr>
-          <w:b w:val="0"/>
-        </w:rPr>
+      </w:pPr>
+      <w:r>
+        <w:rPr>
+          <w:b w:val="0"/>
+        </w:rPr>
+        <w:t>Prepare RodD’s separate supported-exercise envelope labels as SHORT,LONG,LONG,LONG for reserved inputs 2,3,4,6 cm. Do not reveal them before predictions are saved. Both candidates fit the two development records; the larger tie rule selects threshold 4. Its saved predictions are SHORT,SHORT,LONG,LONG: 3/4 agree, with a mismatch at 3. A feedback-guided threshold 3 matches the now-seen records, but that replay is development evidence for the revision. Preserve the original RodD result. These are not the independent RibbonA inputs or labels; reserve Run a separate ribbon experiment for that first attempt.</w:t>
+      </w:r>
+    </w:p>
+    <w:p>
+      <w:pPr>
+        <w:pStyle w:val="Heading2"/>
+      </w:pPr>
+      <w:r>
+        <w:t>Run and record</w:t>
+      </w:r>
+    </w:p>
+    <w:p>
+      <w:pPr>
+        <w:pStyle w:val="ListNumber"/>
+      </w:pPr>
+      <w:r>
         <w:t>Complete the task: Split card data into learn and test piles before sorting.</w:t>
       </w:r>
     </w:p>
     <w:p>
       <w:pPr>
-        <w:pStyle w:val="Heading3"/>
-      </w:pPr>
-      <w:r>
-        <w:t>3. Compare cases</w:t>
-      </w:r>
-    </w:p>
-    <w:p>
-      <w:pPr>
-        <w:spacing w:line="336" w:lineRule="auto" w:after="180"/>
-        <w:shd w:fill="F4F9FC"/>
-      </w:pPr>
-      <w:r>
-        <w:rPr>
-          <w:b w:val="0"/>
-        </w:rPr>
+        <w:pStyle w:val="ListNumber"/>
+      </w:pPr>
+      <w:r>
         <w:t>Keep a normal case and an edge case clearly separated.</w:t>
       </w:r>
     </w:p>
     <w:p>
       <w:pPr>
-        <w:pStyle w:val="Heading3"/>
-      </w:pPr>
-      <w:r>
-        <w:t>4. Record honestly</w:t>
-      </w:r>
-    </w:p>
-    <w:p>
-      <w:pPr>
-        <w:spacing w:line="336" w:lineRule="auto" w:after="180"/>
-        <w:shd w:fill="F4F9FC"/>
-      </w:pPr>
-      <w:r>
-        <w:rPr>
-          <w:b w:val="0"/>
-        </w:rPr>
-        <w:t xml:space="preserve">Record what happened—even when it does not match your </w:t>
-      </w:r>
-      <w:r>
-        <w:rPr>
-          <w:b/>
-        </w:rPr>
-        <w:t>prediction</w:t>
-      </w:r>
-      <w:r>
-        <w:rPr>
-          <w:b w:val="0"/>
-        </w:rPr>
-        <w:t>.</w:t>
-      </w:r>
-    </w:p>
-    <w:p>
-      <w:pPr>
-        <w:pStyle w:val="Heading3"/>
-      </w:pPr>
-      <w:r>
-        <w:t>5. Explain and plan the next test</w:t>
-      </w:r>
-    </w:p>
-    <w:p>
-      <w:pPr>
-        <w:spacing w:line="336" w:lineRule="auto" w:after="180"/>
-        <w:shd w:fill="F4F9FC"/>
-      </w:pPr>
-      <w:r>
-        <w:rPr>
-          <w:b w:val="0"/>
-        </w:rPr>
+        <w:pStyle w:val="ListNumber"/>
+      </w:pPr>
+      <w:r>
+        <w:t>Record what happened—even when it does not match your prediction.</w:t>
+      </w:r>
+    </w:p>
+    <w:p>
+      <w:pPr>
+        <w:pStyle w:val="ListNumber"/>
+      </w:pPr>
+      <w:r>
         <w:t>Explain the result, one limitation, and the next useful test.</w:t>
       </w:r>
     </w:p>
     <w:p>
       <w:pPr>
-        <w:pStyle w:val="Heading3"/>
-      </w:pPr>
-      <w:r>
-        <w:t>Use a fresh case after support</w:t>
-      </w:r>
-    </w:p>
-    <w:p>
-      <w:pPr>
-        <w:spacing w:line="336" w:lineRule="auto" w:after="180"/>
-        <w:shd w:fill="FFF5E6"/>
-      </w:pPr>
-      <w:r>
-        <w:rPr>
-          <w:b w:val="0"/>
-        </w:rPr>
-        <w:t>INDEPENDENCE After support is removed, repeat the proof with a fresh case.</w:t>
-      </w:r>
-    </w:p>
-    <w:p>
-      <w:pPr>
-        <w:pStyle w:val="Heading3"/>
-      </w:pPr>
-      <w:r>
-        <w:t>Make the lab runnable</w:t>
-      </w:r>
-    </w:p>
-    <w:p>
-      <w:pPr>
-        <w:spacing w:line="336" w:lineRule="auto" w:after="180"/>
-      </w:pPr>
-      <w:r>
-        <w:rPr>
-          <w:b w:val="0"/>
-        </w:rPr>
-        <w:t>Use the concrete case as the shared normal case and the independent question as a second case. Each pair creates a boundary or missing-information case and predicts its result before testing.</w:t>
-      </w:r>
-    </w:p>
-    <w:p>
-      <w:pPr>
-        <w:spacing w:line="336" w:lineRule="auto" w:after="180"/>
-      </w:pPr>
-      <w:r>
-        <w:rPr>
-          <w:b w:val="0"/>
-        </w:rPr>
-        <w:t>Keep the expected result separate from an observed mistake.</w:t>
+        <w:pStyle w:val="Heading2"/>
+      </w:pPr>
+      <w:r>
+        <w:t>Keep an inspectable record</w:t>
       </w:r>
     </w:p>
     <w:tbl>
@@ -3952,30 +3696,21 @@
     </w:tbl>
     <w:p>
       <w:pPr>
-        <w:pStyle w:val="Heading3"/>
-      </w:pPr>
-      <w:r>
-        <w:t>Diagnose and reteach</w:t>
-      </w:r>
-    </w:p>
-    <w:p>
-      <w:pPr>
-        <w:pStyle w:val="Heading3"/>
-      </w:pPr>
-      <w:r>
-        <w:t>Find the unsupported claim</w:t>
+        <w:pStyle w:val="Heading2"/>
+      </w:pPr>
+      <w:r>
+        <w:t>Diagnose the first misunderstanding</w:t>
       </w:r>
     </w:p>
     <w:p>
       <w:pPr>
         <w:spacing w:line="336" w:lineRule="auto" w:after="180"/>
-        <w:shd w:fill="F5F1FB"/>
-      </w:pPr>
-      <w:r>
-        <w:rPr>
-          <w:b w:val="0"/>
-        </w:rPr>
-        <w:t>CLAIM TO REPAIR A card remains unseen after it has been used for teaching.</w:t>
+      </w:pPr>
+      <w:r>
+        <w:rPr>
+          <w:b w:val="0"/>
+        </w:rPr>
+        <w:t>A new file makes old records unseen: Trace whether records or copies already influenced development, regardless of their file names.</w:t>
       </w:r>
     </w:p>
     <w:p>
@@ -3986,7 +3721,19 @@
         <w:rPr>
           <w:b w:val="0"/>
         </w:rPr>
-        <w:t>For guessing, return to given facts and request a trace. For vocabulary without application, use one example and one non-example. For arithmetic errors, check the setup before the calculation.</w:t>
+        <w:t xml:space="preserve">Only labels copied into </w:t>
+      </w:r>
+      <w:r>
+        <w:rPr>
+          <w:b/>
+        </w:rPr>
+        <w:t>training</w:t>
+      </w:r>
+      <w:r>
+        <w:rPr>
+          <w:b w:val="0"/>
+        </w:rPr>
+        <w:t xml:space="preserve"> can leak: A test score can guide rule selection even when individual labels remain hidden.</w:t>
       </w:r>
     </w:p>
     <w:p>
@@ -3997,65 +3744,12 @@
         <w:rPr>
           <w:b w:val="0"/>
         </w:rPr>
-        <w:t>Finish with a different uncoached case before recording mastery.</w:t>
-      </w:r>
-    </w:p>
-    <w:p>
-      <w:pPr>
-        <w:pStyle w:val="Heading3"/>
-      </w:pPr>
-      <w:r>
-        <w:t>Address these additional misconceptions</w:t>
-      </w:r>
-    </w:p>
-    <w:p>
-      <w:pPr>
-        <w:spacing w:line="336" w:lineRule="auto" w:after="180"/>
-      </w:pPr>
-      <w:r>
-        <w:rPr>
-          <w:b w:val="0"/>
-        </w:rPr>
-        <w:t>A new file makes old records unseen: Trace whether records or copies already influenced development, regardless of their file names.</w:t>
-      </w:r>
-    </w:p>
-    <w:p>
-      <w:pPr>
-        <w:spacing w:line="336" w:lineRule="auto" w:after="180"/>
-      </w:pPr>
-      <w:r>
-        <w:rPr>
-          <w:b w:val="0"/>
-        </w:rPr>
-        <w:t xml:space="preserve">Only labels copied into </w:t>
+        <w:t xml:space="preserve">Testing means the model can never improve: Improve openly, preserve the original result, and obtain fresh independent </w:t>
       </w:r>
       <w:r>
         <w:rPr>
           <w:b/>
         </w:rPr>
-        <w:t>training</w:t>
-      </w:r>
-      <w:r>
-        <w:rPr>
-          <w:b w:val="0"/>
-        </w:rPr>
-        <w:t xml:space="preserve"> can leak: A test score can guide rule selection even when individual labels remain hidden.</w:t>
-      </w:r>
-    </w:p>
-    <w:p>
-      <w:pPr>
-        <w:spacing w:line="336" w:lineRule="auto" w:after="180"/>
-      </w:pPr>
-      <w:r>
-        <w:rPr>
-          <w:b w:val="0"/>
-        </w:rPr>
-        <w:t xml:space="preserve">Testing means the model can never improve: Improve openly, preserve the original result, and obtain fresh independent </w:t>
-      </w:r>
-      <w:r>
-        <w:rPr>
-          <w:b/>
-        </w:rPr>
         <w:t>evidence</w:t>
       </w:r>
       <w:r>
@@ -4067,25 +3761,10 @@
     </w:p>
     <w:p>
       <w:pPr>
-        <w:spacing w:line="336" w:lineRule="auto" w:after="180"/>
-      </w:pPr>
-      <w:r>
-        <w:rPr>
-          <w:b w:val="0"/>
-        </w:rPr>
-        <w:t xml:space="preserve">A perfect reserved score proves universal correctness: Check sample size, variety, relation to development records and intended use; keep the conclusion within the </w:t>
-      </w:r>
-      <w:r>
-        <w:rPr>
-          <w:b/>
-        </w:rPr>
-        <w:t>evidence</w:t>
-      </w:r>
-      <w:r>
-        <w:rPr>
-          <w:b w:val="0"/>
-        </w:rPr>
-        <w:t>.</w:t>
+        <w:pStyle w:val="Heading2"/>
+      </w:pPr>
+      <w:r>
+        <w:t>Choose support from the response</w:t>
       </w:r>
     </w:p>
     <w:p>
@@ -4244,12 +3923,179 @@
     </w:tbl>
     <w:p>
       <w:pPr>
+        <w:pStyle w:val="Heading2"/>
+      </w:pPr>
+      <w:r>
+        <w:t>Earlier wording, alternatives and picture transcripts · reference / check after trying</w:t>
+      </w:r>
+    </w:p>
+    <w:p>
+      <w:pPr>
         <w:spacing w:line="336" w:lineRule="auto" w:after="180"/>
       </w:pPr>
       <w:r>
         <w:rPr>
           <w:b w:val="0"/>
         </w:rPr>
+        <w:t>Run the weekly evidence lab</w:t>
+      </w:r>
+    </w:p>
+    <w:p>
+      <w:pPr>
+        <w:spacing w:line="336" w:lineRule="auto" w:after="180"/>
+      </w:pPr>
+      <w:r>
+        <w:rPr>
+          <w:b w:val="0"/>
+        </w:rPr>
+        <w:t xml:space="preserve">Predict first, test honestly, and explain what the </w:t>
+      </w:r>
+      <w:r>
+        <w:rPr>
+          <w:b/>
+        </w:rPr>
+        <w:t>evidence</w:t>
+      </w:r>
+      <w:r>
+        <w:rPr>
+          <w:b w:val="0"/>
+        </w:rPr>
+        <w:t xml:space="preserve"> means.</w:t>
+      </w:r>
+    </w:p>
+    <w:p>
+      <w:pPr>
+        <w:spacing w:line="336" w:lineRule="auto" w:after="180"/>
+      </w:pPr>
+      <w:r>
+        <w:rPr>
+          <w:b w:val="0"/>
+        </w:rPr>
+        <w:t xml:space="preserve">State your </w:t>
+      </w:r>
+      <w:r>
+        <w:rPr>
+          <w:b/>
+        </w:rPr>
+        <w:t>prediction</w:t>
+      </w:r>
+      <w:r>
+        <w:rPr>
+          <w:b w:val="0"/>
+        </w:rPr>
+        <w:t xml:space="preserve"> before the result is known.</w:t>
+      </w:r>
+    </w:p>
+    <w:p>
+      <w:pPr>
+        <w:spacing w:line="336" w:lineRule="auto" w:after="180"/>
+      </w:pPr>
+      <w:r>
+        <w:rPr>
+          <w:b w:val="0"/>
+        </w:rPr>
+        <w:t>INDEPENDENCE After support is removed, repeat the proof with a fresh case.</w:t>
+      </w:r>
+    </w:p>
+    <w:p>
+      <w:pPr>
+        <w:pStyle w:val="Heading3"/>
+      </w:pPr>
+      <w:r>
+        <w:t>Make the lab runnable</w:t>
+      </w:r>
+    </w:p>
+    <w:p>
+      <w:pPr>
+        <w:spacing w:line="336" w:lineRule="auto" w:after="180"/>
+      </w:pPr>
+      <w:r>
+        <w:rPr>
+          <w:b w:val="0"/>
+        </w:rPr>
+        <w:t>Use the supplied investigation for shared practice. Keep predictions and observed paper-trace results separate. Reserve Run a separate ribbon experiment for the individual first attempt before feedback; do not use the reserved case as a paired lab task.</w:t>
+      </w:r>
+    </w:p>
+    <w:p>
+      <w:pPr>
+        <w:pStyle w:val="Heading3"/>
+      </w:pPr>
+      <w:r>
+        <w:t>Diagnose and reteach</w:t>
+      </w:r>
+    </w:p>
+    <w:p>
+      <w:pPr>
+        <w:spacing w:line="336" w:lineRule="auto" w:after="180"/>
+      </w:pPr>
+      <w:r>
+        <w:rPr>
+          <w:b w:val="0"/>
+        </w:rPr>
+        <w:t>CLAIM TO REPAIR A card remains unseen after it has been used for teaching.</w:t>
+      </w:r>
+    </w:p>
+    <w:p>
+      <w:pPr>
+        <w:spacing w:line="336" w:lineRule="auto" w:after="180"/>
+      </w:pPr>
+      <w:r>
+        <w:rPr>
+          <w:b w:val="0"/>
+        </w:rPr>
+        <w:t>For guessing, return to given facts and request a trace. For vocabulary without application, use one example and one non-example. For arithmetic errors, check the setup before the calculation.</w:t>
+      </w:r>
+    </w:p>
+    <w:p>
+      <w:pPr>
+        <w:spacing w:line="336" w:lineRule="auto" w:after="180"/>
+      </w:pPr>
+      <w:r>
+        <w:rPr>
+          <w:b w:val="0"/>
+        </w:rPr>
+        <w:t>Finish with a different uncoached case before recording mastery.</w:t>
+      </w:r>
+    </w:p>
+    <w:p>
+      <w:pPr>
+        <w:pStyle w:val="Heading3"/>
+      </w:pPr>
+      <w:r>
+        <w:t>Address these additional misconceptions</w:t>
+      </w:r>
+    </w:p>
+    <w:p>
+      <w:pPr>
+        <w:spacing w:line="336" w:lineRule="auto" w:after="180"/>
+      </w:pPr>
+      <w:r>
+        <w:rPr>
+          <w:b w:val="0"/>
+        </w:rPr>
+        <w:t xml:space="preserve">A perfect reserved score proves universal correctness: Check sample size, variety, relation to development records and intended use; keep the conclusion within the </w:t>
+      </w:r>
+      <w:r>
+        <w:rPr>
+          <w:b/>
+        </w:rPr>
+        <w:t>evidence</w:t>
+      </w:r>
+      <w:r>
+        <w:rPr>
+          <w:b w:val="0"/>
+        </w:rPr>
+        <w:t>.</w:t>
+      </w:r>
+    </w:p>
+    <w:p>
+      <w:pPr>
+        <w:spacing w:line="336" w:lineRule="auto" w:after="180"/>
+      </w:pPr>
+      <w:r>
+        <w:rPr>
+          <w:b w:val="0"/>
+        </w:rPr>
         <w:t>Offer an oral explanation, drawing, enlarged visual or fewer examples when that removes a reading/writing barrier. Keep the same reasoning goal.</w:t>
       </w:r>
     </w:p>
@@ -4269,12 +4115,655 @@
         <w:pStyle w:val="Heading1"/>
       </w:pPr>
       <w:r>
-        <w:t>05. Assess and explain the answers</w:t>
-      </w:r>
-    </w:p>
-    <w:p>
-      <w:r>
-        <w:t>Use the Save New Examples for Testing questions, teacher keys and criteria after the relevant attempts. Previously discussed cases are practice; protect the separately selected independent task.</w:t>
+        <w:t>05. Assess the selected new case</w:t>
+      </w:r>
+    </w:p>
+    <w:p>
+      <w:r>
+        <w:t>Keep this key until after the first attempt; accept valid alternatives with defensible reasoning.</w:t>
+      </w:r>
+    </w:p>
+    <w:p>
+      <w:pPr>
+        <w:pStyle w:val="Heading2"/>
+      </w:pPr>
+      <w:r>
+        <w:t>Selected independent question and key</w:t>
+      </w:r>
+    </w:p>
+    <w:p>
+      <w:pPr>
+        <w:spacing w:line="336" w:lineRule="auto" w:after="180"/>
+      </w:pPr>
+      <w:r>
+        <w:rPr>
+          <w:b w:val="0"/>
+        </w:rPr>
+        <w:t xml:space="preserve">Selected case: Before receiving any test labels, </w:t>
+      </w:r>
+      <w:r>
+        <w:rPr>
+          <w:b/>
+        </w:rPr>
+        <w:t>freeze</w:t>
+      </w:r>
+      <w:r>
+        <w:rPr>
+          <w:b w:val="0"/>
+        </w:rPr>
+        <w:t xml:space="preserve"> RibbonA: whole cm lengths 1 through 12, long at least 6 cm and short otherwise. Save </w:t>
+      </w:r>
+      <w:r>
+        <w:rPr>
+          <w:b/>
+        </w:rPr>
+        <w:t>prediction</w:t>
+      </w:r>
+      <w:r>
+        <w:rPr>
+          <w:b w:val="0"/>
+        </w:rPr>
+        <w:t>s for 5, 7, 9 and 11 cm.</w:t>
+      </w:r>
+    </w:p>
+    <w:p>
+      <w:pPr>
+        <w:spacing w:line="336" w:lineRule="auto" w:after="180"/>
+      </w:pPr>
+      <w:r>
+        <w:rPr>
+          <w:b w:val="0"/>
+        </w:rPr>
+        <w:t>Ask your teacher to reveal the reserved labels, then record agreements, disagreements and a limited result statement.</w:t>
+      </w:r>
+    </w:p>
+    <w:p>
+      <w:pPr>
+        <w:spacing w:line="336" w:lineRule="auto" w:after="180"/>
+      </w:pPr>
+      <w:r>
+        <w:rPr>
+          <w:b w:val="0"/>
+        </w:rPr>
+        <w:t>If you later choose threshold 8 after seeing these labels, explain how you must describe its result on the same records.</w:t>
+      </w:r>
+    </w:p>
+    <w:p>
+      <w:pPr>
+        <w:spacing w:line="336" w:lineRule="auto" w:after="180"/>
+      </w:pPr>
+      <w:r>
+        <w:rPr>
+          <w:b w:val="0"/>
+        </w:rPr>
+        <w:t xml:space="preserve">Saved </w:t>
+      </w:r>
+      <w:r>
+        <w:rPr>
+          <w:b/>
+        </w:rPr>
+        <w:t>prediction</w:t>
+      </w:r>
+      <w:r>
+        <w:rPr>
+          <w:b w:val="0"/>
+        </w:rPr>
+        <w:t xml:space="preserve">s are short, long, long, long. Reveal labels only after </w:t>
+      </w:r>
+      <w:r>
+        <w:rPr>
+          <w:b/>
+        </w:rPr>
+        <w:t>prediction</w:t>
+      </w:r>
+      <w:r>
+        <w:rPr>
+          <w:b w:val="0"/>
+        </w:rPr>
+        <w:t>s are saved: short, short, long, long. RibbonA has three agreements and one disagreement at 7 on four reserved records.</w:t>
+      </w:r>
+    </w:p>
+    <w:p>
+      <w:pPr>
+        <w:spacing w:line="336" w:lineRule="auto" w:after="180"/>
+      </w:pPr>
+      <w:r>
+        <w:rPr>
+          <w:b w:val="0"/>
+        </w:rPr>
+        <w:t xml:space="preserve">Threshold 8 then gives short, short, long, long, but it was chosen after feedback. Its four agreements are on now-seen </w:t>
+      </w:r>
+      <w:r>
+        <w:rPr>
+          <w:b/>
+        </w:rPr>
+        <w:t>development examples</w:t>
+      </w:r>
+      <w:r>
+        <w:rPr>
+          <w:b w:val="0"/>
+        </w:rPr>
+        <w:t xml:space="preserve">, not a new independent test. Do not alter the saved RibbonA </w:t>
+      </w:r>
+      <w:r>
+        <w:rPr>
+          <w:b/>
+        </w:rPr>
+        <w:t>prediction</w:t>
+      </w:r>
+      <w:r>
+        <w:rPr>
+          <w:b w:val="0"/>
+        </w:rPr>
+        <w:t>s.</w:t>
+      </w:r>
+    </w:p>
+    <w:p>
+      <w:pPr>
+        <w:pStyle w:val="Heading2"/>
+      </w:pPr>
+      <w:r>
+        <w:t>Judge explanation, trace and limits</w:t>
+      </w:r>
+    </w:p>
+    <w:tbl>
+      <w:tblPr>
+        <w:tblStyle w:val="LightShading-Accent1"/>
+        <w:tblW w:type="auto" w:w="0"/>
+        <w:tblLook w:firstColumn="1" w:firstRow="1" w:lastColumn="0" w:lastRow="0" w:noHBand="0" w:noVBand="1" w:val="04A0"/>
+      </w:tblPr>
+      <w:tblGrid>
+        <w:gridCol w:w="5112"/>
+        <w:gridCol w:w="5112"/>
+      </w:tblGrid>
+      <w:tr>
+        <w:trPr>
+          <w:tblHeader/>
+        </w:trPr>
+        <w:tc>
+          <w:tcPr>
+            <w:tcW w:type="dxa" w:w="5112"/>
+          </w:tcPr>
+          <w:p>
+            <w:r>
+              <w:t>Dimension</w:t>
+            </w:r>
+          </w:p>
+        </w:tc>
+        <w:tc>
+          <w:tcPr>
+            <w:tcW w:type="dxa" w:w="5112"/>
+          </w:tcPr>
+          <w:p>
+            <w:r>
+              <w:t>Evidence required</w:t>
+            </w:r>
+          </w:p>
+        </w:tc>
+      </w:tr>
+      <w:tr>
+        <w:tc>
+          <w:tcPr>
+            <w:tcW w:type="dxa" w:w="5112"/>
+          </w:tcPr>
+          <w:p>
+            <w:r>
+              <w:t>Explanation</w:t>
+            </w:r>
+          </w:p>
+        </w:tc>
+        <w:tc>
+          <w:tcPr>
+            <w:tcW w:type="dxa" w:w="5112"/>
+          </w:tcPr>
+          <w:p>
+            <w:r>
+              <w:t>Names the applicable idea or procedure and ties it to the supplied facts.</w:t>
+            </w:r>
+          </w:p>
+        </w:tc>
+      </w:tr>
+      <w:tr>
+        <w:tc>
+          <w:tcPr>
+            <w:tcW w:type="dxa" w:w="5112"/>
+          </w:tcPr>
+          <w:p>
+            <w:r>
+              <w:t>Trace and result</w:t>
+            </w:r>
+          </w:p>
+        </w:tc>
+        <w:tc>
+          <w:tcPr>
+            <w:tcW w:type="dxa" w:w="5112"/>
+          </w:tcPr>
+          <w:p>
+            <w:r>
+              <w:t>Preserves the given inputs and shows the relevant intermediate steps; distinguishes a prediction from an observed execution.</w:t>
+            </w:r>
+          </w:p>
+        </w:tc>
+      </w:tr>
+      <w:tr>
+        <w:tc>
+          <w:tcPr>
+            <w:tcW w:type="dxa" w:w="5112"/>
+          </w:tcPr>
+          <w:p>
+            <w:r>
+              <w:t>Limits</w:t>
+            </w:r>
+          </w:p>
+        </w:tc>
+        <w:tc>
+          <w:tcPr>
+            <w:tcW w:type="dxa" w:w="5112"/>
+          </w:tcPr>
+          <w:p>
+            <w:r>
+              <w:t>States the assumptions, missing evidence or conditions under which the result would change.</w:t>
+            </w:r>
+          </w:p>
+        </w:tc>
+      </w:tr>
+    </w:tbl>
+    <w:p>
+      <w:pPr>
+        <w:spacing w:line="336" w:lineRule="auto" w:after="180"/>
+      </w:pPr>
+      <w:r>
+        <w:rPr>
+          <w:b w:val="0"/>
+        </w:rPr>
+        <w:t>Record each dimension as not yet, with support, or independent. Accept a valid alternative procedure with a defensible trace.</w:t>
+      </w:r>
+    </w:p>
+    <w:p>
+      <w:pPr>
+        <w:spacing w:line="336" w:lineRule="auto" w:after="180"/>
+      </w:pPr>
+      <w:r>
+        <w:rPr>
+          <w:b w:val="0"/>
+        </w:rPr>
+        <w:t xml:space="preserve">Do not penalise an honestly recorded model failure if the learner correctly explains its </w:t>
+      </w:r>
+      <w:r>
+        <w:rPr>
+          <w:b/>
+        </w:rPr>
+        <w:t>evidence</w:t>
+      </w:r>
+      <w:r>
+        <w:rPr>
+          <w:b w:val="0"/>
+        </w:rPr>
+        <w:t xml:space="preserve"> and limits.</w:t>
+      </w:r>
+    </w:p>
+    <w:p>
+      <w:pPr>
+        <w:pStyle w:val="Heading2"/>
+      </w:pPr>
+      <w:r>
+        <w:t>Give one usable repair action</w:t>
+      </w:r>
+    </w:p>
+    <w:p>
+      <w:pPr>
+        <w:spacing w:line="336" w:lineRule="auto" w:after="180"/>
+      </w:pPr>
+      <w:r>
+        <w:rPr>
+          <w:b w:val="0"/>
+        </w:rPr>
+        <w:t>Name the earliest unsupported step and give one action to repair it. Have the learner make that repair now and explain why. Then assess the relevant skill on a fresh, fully specified case.</w:t>
+      </w:r>
+    </w:p>
+    <w:p>
+      <w:pPr>
+        <w:spacing w:line="336" w:lineRule="auto" w:after="180"/>
+      </w:pPr>
+      <w:r>
+        <w:rPr>
+          <w:b w:val="0"/>
+        </w:rPr>
+        <w:t>Confirm it was not previously practised with feedback; solve and check the new case before assigning it. A follow-up design prompt is a starting brief, not automatically an equivalent test.</w:t>
+      </w:r>
+    </w:p>
+    <w:p>
+      <w:pPr>
+        <w:pStyle w:val="Heading2"/>
+      </w:pPr>
+      <w:r>
+        <w:t>W1 Assign the evidence its role</w:t>
+      </w:r>
+    </w:p>
+    <w:p>
+      <w:pPr>
+        <w:spacing w:line="336" w:lineRule="auto" w:after="180"/>
+      </w:pPr>
+      <w:r>
+        <w:rPr>
+          <w:b w:val="0"/>
+        </w:rPr>
+        <w:t xml:space="preserve">For each event, state whether examples are being used for development or independent evaluation of a fixed model: comparing candidates on </w:t>
+      </w:r>
+      <w:r>
+        <w:rPr>
+          <w:b/>
+        </w:rPr>
+        <w:t>fitting</w:t>
+      </w:r>
+      <w:r>
+        <w:rPr>
+          <w:b w:val="0"/>
+        </w:rPr>
+        <w:t xml:space="preserve"> labels; scoring a frozen model on previously reserved examples once; changing a threshold after reading a test score.</w:t>
+      </w:r>
+    </w:p>
+    <w:p>
+      <w:pPr>
+        <w:spacing w:line="336" w:lineRule="auto" w:after="180"/>
+      </w:pPr>
+      <w:r>
+        <w:rPr>
+          <w:b w:val="0"/>
+        </w:rPr>
+        <w:t>Explain your last choice.</w:t>
+      </w:r>
+    </w:p>
+    <w:p>
+      <w:pPr>
+        <w:spacing w:line="336" w:lineRule="auto" w:after="180"/>
+      </w:pPr>
+      <w:r>
+        <w:rPr>
+          <w:b w:val="0"/>
+        </w:rPr>
+        <w:t>Comparing candidates is development. Scoring a frozen model on previously reserved examples is evaluation, provided they did not influence its development.</w:t>
+      </w:r>
+    </w:p>
+    <w:p>
+      <w:pPr>
+        <w:spacing w:line="336" w:lineRule="auto" w:after="180"/>
+      </w:pPr>
+      <w:r>
+        <w:rPr>
+          <w:b w:val="0"/>
+        </w:rPr>
+        <w:t>Changing a threshold after reading the test score uses that test information for development of the revision; the same set is no longer independent of that revision.</w:t>
+      </w:r>
+    </w:p>
+    <w:p>
+      <w:pPr>
+        <w:pStyle w:val="Heading2"/>
+      </w:pPr>
+      <w:r>
+        <w:t>W2 Preserve the original result</w:t>
+      </w:r>
+    </w:p>
+    <w:p>
+      <w:pPr>
+        <w:spacing w:line="336" w:lineRule="auto" w:after="180"/>
+      </w:pPr>
+      <w:r>
+        <w:rPr>
+          <w:b w:val="0"/>
+        </w:rPr>
+        <w:t xml:space="preserve">TowerA uses threshold 5 on reserved heights 3, 5, 7 and 9 cm. The labels are short, short, tall and tall. Write its </w:t>
+      </w:r>
+      <w:r>
+        <w:rPr>
+          <w:b/>
+        </w:rPr>
+        <w:t>prediction</w:t>
+      </w:r>
+      <w:r>
+        <w:rPr>
+          <w:b w:val="0"/>
+        </w:rPr>
+        <w:t>s, agreements and disagreement.</w:t>
+      </w:r>
+    </w:p>
+    <w:p>
+      <w:pPr>
+        <w:spacing w:line="336" w:lineRule="auto" w:after="180"/>
+      </w:pPr>
+      <w:r>
+        <w:rPr>
+          <w:b w:val="0"/>
+        </w:rPr>
+        <w:t>Then state why TowerB with threshold 6, selected after seeing these labels, cannot claim four independent test successes on these same records.</w:t>
+      </w:r>
+    </w:p>
+    <w:p>
+      <w:pPr>
+        <w:spacing w:line="336" w:lineRule="auto" w:after="180"/>
+      </w:pPr>
+      <w:r>
+        <w:rPr>
+          <w:b w:val="0"/>
+        </w:rPr>
+        <w:t>TowerA predicts short, tall, tall, tall: three agreements and one disagreement at 5. TowerB predicts short, short, tall, tall, matching all four, but the revealed labels influenced its selection.</w:t>
+      </w:r>
+    </w:p>
+    <w:p>
+      <w:pPr>
+        <w:spacing w:line="336" w:lineRule="auto" w:after="180"/>
+      </w:pPr>
+      <w:r>
+        <w:rPr>
+          <w:b w:val="0"/>
+        </w:rPr>
+        <w:t>Report its four agreements as a result on examples used in development, preserving TowerA’s original test record.</w:t>
+      </w:r>
+    </w:p>
+    <w:p>
+      <w:pPr>
+        <w:pStyle w:val="Heading2"/>
+      </w:pPr>
+      <w:r>
+        <w:t>W3 Detect a less visible leak</w:t>
+      </w:r>
+    </w:p>
+    <w:p>
+      <w:pPr>
+        <w:spacing w:line="336" w:lineRule="auto" w:after="180"/>
+      </w:pPr>
+      <w:r>
+        <w:rPr>
+          <w:b w:val="0"/>
+        </w:rPr>
+        <w:t xml:space="preserve">A team leaves reserved labels out of its </w:t>
+      </w:r>
+      <w:r>
+        <w:rPr>
+          <w:b/>
+        </w:rPr>
+        <w:t>fitting</w:t>
+      </w:r>
+      <w:r>
+        <w:rPr>
+          <w:b w:val="0"/>
+        </w:rPr>
+        <w:t xml:space="preserve"> table but tries six rules and reads a test score for each. It chooses the highest-scoring rule. Explain how information still reached model selection.</w:t>
+      </w:r>
+    </w:p>
+    <w:p>
+      <w:pPr>
+        <w:spacing w:line="336" w:lineRule="auto" w:after="180"/>
+      </w:pPr>
+      <w:r>
+        <w:rPr>
+          <w:b w:val="0"/>
+        </w:rPr>
+        <w:t>Would renaming or reordering the same test records repair the problem?</w:t>
+      </w:r>
+    </w:p>
+    <w:p>
+      <w:pPr>
+        <w:spacing w:line="336" w:lineRule="auto" w:after="180"/>
+      </w:pPr>
+      <w:r>
+        <w:rPr>
+          <w:b w:val="0"/>
+        </w:rPr>
+        <w:t xml:space="preserve">The scores depend on the reserved labels and guide the choice among rules, so test information influences selection indirectly. Omitting the labels from a </w:t>
+      </w:r>
+      <w:r>
+        <w:rPr>
+          <w:b/>
+        </w:rPr>
+        <w:t>fitting</w:t>
+      </w:r>
+      <w:r>
+        <w:rPr>
+          <w:b w:val="0"/>
+        </w:rPr>
+        <w:t xml:space="preserve"> table is insufficient.</w:t>
+      </w:r>
+    </w:p>
+    <w:p>
+      <w:pPr>
+        <w:spacing w:line="336" w:lineRule="auto" w:after="180"/>
+      </w:pPr>
+      <w:r>
+        <w:rPr>
+          <w:b w:val="0"/>
+        </w:rPr>
+        <w:t>Renaming or reordering records does not remove that information; reserve new appropriate examples for an independent final check.</w:t>
+      </w:r>
+    </w:p>
+    <w:p>
+      <w:pPr>
+        <w:pStyle w:val="Heading2"/>
+      </w:pPr>
+      <w:r>
+        <w:t>W5 Audit a proposed final set</w:t>
+      </w:r>
+    </w:p>
+    <w:p>
+      <w:pPr>
+        <w:spacing w:line="336" w:lineRule="auto" w:after="180"/>
+      </w:pPr>
+      <w:r>
+        <w:rPr>
+          <w:b w:val="0"/>
+        </w:rPr>
+        <w:t>A class reserves ten copies of one easy development example in a new file. The model agrees with all ten labels.</w:t>
+      </w:r>
+    </w:p>
+    <w:p>
+      <w:pPr>
+        <w:spacing w:line="336" w:lineRule="auto" w:after="180"/>
+      </w:pPr>
+      <w:r>
+        <w:rPr>
+          <w:b w:val="0"/>
+        </w:rPr>
+        <w:t xml:space="preserve">Explain two reasons this gives weak </w:t>
+      </w:r>
+      <w:r>
+        <w:rPr>
+          <w:b/>
+        </w:rPr>
+        <w:t>evidence</w:t>
+      </w:r>
+      <w:r>
+        <w:rPr>
+          <w:b w:val="0"/>
+        </w:rPr>
+        <w:t xml:space="preserve"> about new cases, and propose a better final evaluation plan without promising perfect future performance.</w:t>
+      </w:r>
+    </w:p>
+    <w:p>
+      <w:pPr>
+        <w:spacing w:line="336" w:lineRule="auto" w:after="180"/>
+      </w:pPr>
+      <w:r>
+        <w:rPr>
+          <w:b w:val="0"/>
+        </w:rPr>
+        <w:t xml:space="preserve">Copies repeat a case already used in development and provide almost no variety; a new file does not make them new </w:t>
+      </w:r>
+      <w:r>
+        <w:rPr>
+          <w:b/>
+        </w:rPr>
+        <w:t>evidence</w:t>
+      </w:r>
+      <w:r>
+        <w:rPr>
+          <w:b w:val="0"/>
+        </w:rPr>
+        <w:t>.</w:t>
+      </w:r>
+    </w:p>
+    <w:p>
+      <w:pPr>
+        <w:spacing w:line="336" w:lineRule="auto" w:after="180"/>
+      </w:pPr>
+      <w:r>
+        <w:rPr>
+          <w:b w:val="0"/>
+        </w:rPr>
+        <w:t xml:space="preserve">Reserve distinct relevant cases before model choices, keep related copies together, </w:t>
+      </w:r>
+      <w:r>
+        <w:rPr>
+          <w:b/>
+        </w:rPr>
+        <w:t>freeze</w:t>
+      </w:r>
+      <w:r>
+        <w:rPr>
+          <w:b w:val="0"/>
+        </w:rPr>
+        <w:t xml:space="preserve"> the model, save </w:t>
+      </w:r>
+      <w:r>
+        <w:rPr>
+          <w:b/>
+        </w:rPr>
+        <w:t>prediction</w:t>
+      </w:r>
+      <w:r>
+        <w:rPr>
+          <w:b w:val="0"/>
+        </w:rPr>
+        <w:t>s, reveal labels and report every outcome.</w:t>
+      </w:r>
+    </w:p>
+    <w:p>
+      <w:pPr>
+        <w:spacing w:line="336" w:lineRule="auto" w:after="180"/>
+      </w:pPr>
+      <w:r>
+        <w:rPr>
+          <w:b w:val="0"/>
+        </w:rPr>
+        <w:t>Include cases relevant to intended use and state that a finite test cannot guarantee all future results.</w:t>
+      </w:r>
+    </w:p>
+    <w:p>
+      <w:pPr>
+        <w:pStyle w:val="Heading2"/>
+      </w:pPr>
+      <w:r>
+        <w:t>Earlier wording, alternatives and picture transcripts · reference / check after trying</w:t>
+      </w:r>
+    </w:p>
+    <w:p>
+      <w:pPr>
+        <w:spacing w:line="336" w:lineRule="auto" w:after="180"/>
+      </w:pPr>
+      <w:r>
+        <w:rPr>
+          <w:b w:val="0"/>
+        </w:rPr>
+        <w:t>Assess and explain the answers</w:t>
       </w:r>
     </w:p>
     <w:p>
@@ -4287,22 +4776,32 @@
     </w:p>
     <w:p>
       <w:pPr>
+        <w:spacing w:line="336" w:lineRule="auto" w:after="180"/>
+      </w:pPr>
+      <w:r>
+        <w:rPr>
+          <w:b w:val="0"/>
+        </w:rPr>
+        <w:t>G and H, only if neither influenced teaching or revision. Familiar cases do not establish unseen performance. Keep final test answers separate.</w:t>
+      </w:r>
+    </w:p>
+    <w:p>
+      <w:pPr>
         <w:pStyle w:val="Heading3"/>
       </w:pPr>
       <w:r>
-        <w:t>Teacher key · Worked case answer</w:t>
+        <w:t>Additional transfer practice question</w:t>
       </w:r>
     </w:p>
     <w:p>
       <w:pPr>
         <w:spacing w:line="336" w:lineRule="auto" w:after="180"/>
-        <w:shd w:fill="F1F6FC"/>
-      </w:pPr>
-      <w:r>
-        <w:rPr>
-          <w:b w:val="0"/>
-        </w:rPr>
-        <w:t>G and H, only if neither influenced teaching or revision. Familiar cases do not establish unseen performance. Keep final test answers separate.</w:t>
+      </w:pPr>
+      <w:r>
+        <w:rPr>
+          <w:b w:val="0"/>
+        </w:rPr>
+        <w:t>You teach a sorter using cards A, B and C. You keep D and E unseen. Which cards provide the fairer first test? What changes if you show D during teaching?</w:t>
       </w:r>
     </w:p>
     <w:p>
@@ -4310,49 +4809,12 @@
         <w:pStyle w:val="Heading3"/>
       </w:pPr>
       <w:r>
-        <w:t>Independent question</w:t>
-      </w:r>
-    </w:p>
-    <w:p>
-      <w:pPr>
-        <w:pStyle w:val="Heading3"/>
-      </w:pPr>
-      <w:r>
-        <w:t>Independent question · withhold the key</w:t>
+        <w:t>Reasoned practice answer</w:t>
       </w:r>
     </w:p>
     <w:p>
       <w:pPr>
         <w:spacing w:line="336" w:lineRule="auto" w:after="180"/>
-        <w:shd w:fill="F5F1FB"/>
-      </w:pPr>
-      <w:r>
-        <w:rPr>
-          <w:b w:val="0"/>
-        </w:rPr>
-        <w:t>You teach a sorter using cards A, B and C. You keep D and E unseen. Which cards provide the fairer first test? What changes if you show D during teaching?</w:t>
-      </w:r>
-    </w:p>
-    <w:p>
-      <w:pPr>
-        <w:pStyle w:val="Heading3"/>
-      </w:pPr>
-      <w:r>
-        <w:t>Expected independent answer</w:t>
-      </w:r>
-    </w:p>
-    <w:p>
-      <w:pPr>
-        <w:pStyle w:val="Heading3"/>
-      </w:pPr>
-      <w:r>
-        <w:t>Teacher key · Expected independent answer</w:t>
-      </w:r>
-    </w:p>
-    <w:p>
-      <w:pPr>
-        <w:spacing w:line="336" w:lineRule="auto" w:after="180"/>
-        <w:shd w:fill="F1F6FC"/>
       </w:pPr>
       <w:r>
         <w:rPr>
@@ -4670,1273 +5132,492 @@
     </w:p>
     <w:p>
       <w:pPr>
+        <w:spacing w:line="336" w:lineRule="auto" w:after="180"/>
+      </w:pPr>
+      <w:r>
+        <w:rPr>
+          <w:b w:val="0"/>
+        </w:rPr>
+        <w:t xml:space="preserve">No. They became development </w:t>
+      </w:r>
+      <w:r>
+        <w:rPr>
+          <w:b/>
+        </w:rPr>
+        <w:t>evidence</w:t>
+      </w:r>
+      <w:r>
+        <w:rPr>
+          <w:b w:val="0"/>
+        </w:rPr>
+        <w:t xml:space="preserve"> when they influenced revision. Reserve new independently labelled cases for final evaluation.</w:t>
+      </w:r>
+    </w:p>
+    <w:p>
+      <w:pPr>
+        <w:spacing w:line="336" w:lineRule="auto" w:after="180"/>
+      </w:pPr>
+      <w:r>
+        <w:rPr>
+          <w:b w:val="0"/>
+        </w:rPr>
+        <w:t>If none are available, disclose that limitation and report results as development results, not unseen performance.</w:t>
+      </w:r>
+    </w:p>
+    <w:p>
+      <w:pPr>
         <w:pStyle w:val="Heading3"/>
       </w:pPr>
       <w:r>
-        <w:t>Teacher key · Original transfer answer</w:t>
+        <w:t>Explanations for the additional workbook examples</w:t>
+      </w:r>
+    </w:p>
+    <w:p>
+      <w:pPr>
+        <w:pStyle w:val="Heading3"/>
+      </w:pPr>
+      <w:r>
+        <w:t>W1 Assign the evidence its role</w:t>
+      </w:r>
+    </w:p>
+    <w:p>
+      <w:pPr>
+        <w:pStyle w:val="Heading3"/>
+      </w:pPr>
+      <w:r>
+        <w:t>W2 Preserve the original result</w:t>
+      </w:r>
+    </w:p>
+    <w:p>
+      <w:pPr>
+        <w:pStyle w:val="Heading3"/>
+      </w:pPr>
+      <w:r>
+        <w:t>W3 Detect a less visible leak</w:t>
+      </w:r>
+    </w:p>
+    <w:p>
+      <w:pPr>
+        <w:pStyle w:val="Heading3"/>
+      </w:pPr>
+      <w:r>
+        <w:t>W4 Run a separate ribbon experiment</w:t>
       </w:r>
     </w:p>
     <w:p>
       <w:pPr>
         <w:spacing w:line="336" w:lineRule="auto" w:after="180"/>
-        <w:shd w:fill="F1F6FC"/>
-      </w:pPr>
-      <w:r>
-        <w:rPr>
-          <w:b w:val="0"/>
-        </w:rPr>
-        <w:t xml:space="preserve">No. They became development </w:t>
+      </w:pPr>
+      <w:r>
+        <w:rPr>
+          <w:b w:val="0"/>
+        </w:rPr>
+        <w:t xml:space="preserve">Before receiving any test labels, </w:t>
       </w:r>
       <w:r>
         <w:rPr>
           <w:b/>
         </w:rPr>
+        <w:t>freeze</w:t>
+      </w:r>
+      <w:r>
+        <w:rPr>
+          <w:b w:val="0"/>
+        </w:rPr>
+        <w:t xml:space="preserve"> RibbonA: whole cm lengths 1 through 12, long at least 6 cm and short otherwise. Save </w:t>
+      </w:r>
+      <w:r>
+        <w:rPr>
+          <w:b/>
+        </w:rPr>
+        <w:t>prediction</w:t>
+      </w:r>
+      <w:r>
+        <w:rPr>
+          <w:b w:val="0"/>
+        </w:rPr>
+        <w:t>s for 5, 7, 9 and 11 cm.</w:t>
+      </w:r>
+    </w:p>
+    <w:p>
+      <w:pPr>
+        <w:spacing w:line="336" w:lineRule="auto" w:after="180"/>
+      </w:pPr>
+      <w:r>
+        <w:rPr>
+          <w:b w:val="0"/>
+        </w:rPr>
+        <w:t>Ask your teacher to reveal the reserved labels, then record agreements, disagreements and a limited result statement.</w:t>
+      </w:r>
+    </w:p>
+    <w:p>
+      <w:pPr>
+        <w:spacing w:line="336" w:lineRule="auto" w:after="180"/>
+      </w:pPr>
+      <w:r>
+        <w:rPr>
+          <w:b w:val="0"/>
+        </w:rPr>
+        <w:t>If you later choose threshold 8 after seeing these labels, explain how you must describe its result on the same records.</w:t>
+      </w:r>
+    </w:p>
+    <w:p>
+      <w:pPr>
+        <w:spacing w:line="336" w:lineRule="auto" w:after="180"/>
+      </w:pPr>
+      <w:r>
+        <w:rPr>
+          <w:b w:val="0"/>
+        </w:rPr>
+        <w:t xml:space="preserve">Saved </w:t>
+      </w:r>
+      <w:r>
+        <w:rPr>
+          <w:b/>
+        </w:rPr>
+        <w:t>prediction</w:t>
+      </w:r>
+      <w:r>
+        <w:rPr>
+          <w:b w:val="0"/>
+        </w:rPr>
+        <w:t xml:space="preserve">s are short, long, long, long. Reveal labels only after </w:t>
+      </w:r>
+      <w:r>
+        <w:rPr>
+          <w:b/>
+        </w:rPr>
+        <w:t>prediction</w:t>
+      </w:r>
+      <w:r>
+        <w:rPr>
+          <w:b w:val="0"/>
+        </w:rPr>
+        <w:t>s are saved: short, short, long, long. RibbonA has three agreements and one disagreement at 7 on four reserved records.</w:t>
+      </w:r>
+    </w:p>
+    <w:p>
+      <w:pPr>
+        <w:spacing w:line="336" w:lineRule="auto" w:after="180"/>
+      </w:pPr>
+      <w:r>
+        <w:rPr>
+          <w:b w:val="0"/>
+        </w:rPr>
+        <w:t xml:space="preserve">Threshold 8 then gives short, short, long, long, but it was chosen after feedback. Its four agreements are on now-seen </w:t>
+      </w:r>
+      <w:r>
+        <w:rPr>
+          <w:b/>
+        </w:rPr>
+        <w:t>development examples</w:t>
+      </w:r>
+      <w:r>
+        <w:rPr>
+          <w:b w:val="0"/>
+        </w:rPr>
+        <w:t xml:space="preserve">, not a new independent test. Do not alter the saved RibbonA </w:t>
+      </w:r>
+      <w:r>
+        <w:rPr>
+          <w:b/>
+        </w:rPr>
+        <w:t>prediction</w:t>
+      </w:r>
+      <w:r>
+        <w:rPr>
+          <w:b w:val="0"/>
+        </w:rPr>
+        <w:t>s.</w:t>
+      </w:r>
+    </w:p>
+    <w:p>
+      <w:pPr>
+        <w:pStyle w:val="Heading3"/>
+      </w:pPr>
+      <w:r>
+        <w:t>W5 Audit a proposed final set</w:t>
+      </w:r>
+    </w:p>
+    <w:p>
+      <w:pPr>
+        <w:pStyle w:val="Heading3"/>
+      </w:pPr>
+      <w:r>
+        <w:t>Assess independent transfer</w:t>
+      </w:r>
+    </w:p>
+    <w:p>
+      <w:pPr>
+        <w:pStyle w:val="Heading3"/>
+      </w:pPr>
+      <w:r>
+        <w:t>Selected case answer</w:t>
+      </w:r>
+    </w:p>
+    <w:p>
+      <w:pPr>
+        <w:pStyle w:val="Heading3"/>
+      </w:pPr>
+      <w:r>
+        <w:t>Feedback that the learner uses</w:t>
+      </w:r>
+    </w:p>
+    <w:p>
+      <w:pPr>
+        <w:pStyle w:val="Heading1"/>
+      </w:pPr>
+      <w:r>
+        <w:t>06. Connect, adapt and return</w:t>
+      </w:r>
+    </w:p>
+    <w:p>
+      <w:r>
+        <w:t>Retain the project evidence and revisit the reasoning on a changed case.</w:t>
+      </w:r>
+    </w:p>
+    <w:p>
+      <w:pPr>
+        <w:pStyle w:val="Heading2"/>
+      </w:pPr>
+      <w:r>
+        <w:t>Project evidence to keep</w:t>
+      </w:r>
+    </w:p>
+    <w:p>
+      <w:pPr>
+        <w:spacing w:line="336" w:lineRule="auto" w:after="180"/>
+      </w:pPr>
+      <w:r>
+        <w:rPr>
+          <w:b w:val="0"/>
+        </w:rPr>
+        <w:t>Create separate learn and test envelopes for the Classroom Sorter and label who may open each.</w:t>
+      </w:r>
+    </w:p>
+    <w:p>
+      <w:pPr>
+        <w:spacing w:line="336" w:lineRule="auto" w:after="180"/>
+      </w:pPr>
+      <w:r>
+        <w:rPr>
+          <w:b w:val="0"/>
+        </w:rPr>
+        <w:t xml:space="preserve">Keep the decision, </w:t>
+      </w:r>
+      <w:r>
+        <w:rPr>
+          <w:b/>
+        </w:rPr>
+        <w:t>input</w:t>
+      </w:r>
+      <w:r>
+        <w:rPr>
+          <w:b w:val="0"/>
+        </w:rPr>
+        <w:t xml:space="preserve">, result, explanation and remaining limitation in the project </w:t>
+      </w:r>
+      <w:r>
+        <w:rPr>
+          <w:b/>
+        </w:rPr>
         <w:t>evidence</w:t>
       </w:r>
       <w:r>
         <w:rPr>
           <w:b w:val="0"/>
         </w:rPr>
-        <w:t xml:space="preserve"> when they influenced revision. Reserve new independently labelled cases for final evaluation.</w:t>
+        <w:t xml:space="preserve"> record. Retrieve this record next week rather than restarting the project.</w:t>
       </w:r>
     </w:p>
     <w:p>
       <w:pPr>
         <w:spacing w:line="336" w:lineRule="auto" w:after="180"/>
-        <w:shd w:fill="F1F6FC"/>
-      </w:pPr>
-      <w:r>
-        <w:rPr>
-          <w:b w:val="0"/>
-        </w:rPr>
-        <w:t>If none are available, disclose that limitation and report results as development results, not unseen performance.</w:t>
-      </w:r>
-    </w:p>
-    <w:p>
-      <w:pPr>
-        <w:pStyle w:val="Heading3"/>
-      </w:pPr>
-      <w:r>
-        <w:t>Explanations for the additional workbook examples</w:t>
-      </w:r>
-    </w:p>
-    <w:p>
-      <w:pPr>
-        <w:pStyle w:val="Heading3"/>
-      </w:pPr>
-      <w:r>
-        <w:t>W1 Assign the evidence its role</w:t>
-      </w:r>
-    </w:p>
-    <w:p>
-      <w:pPr>
-        <w:pStyle w:val="Heading3"/>
-      </w:pPr>
-      <w:r>
-        <w:t>Workbook question · W1</w:t>
+      </w:pPr>
+      <w:r>
+        <w:rPr>
+          <w:b w:val="0"/>
+        </w:rPr>
+        <w:t xml:space="preserve">Maintain dated sorter versions and separate </w:t>
+      </w:r>
+      <w:r>
+        <w:rPr>
+          <w:b/>
+        </w:rPr>
+        <w:t>development examples</w:t>
+      </w:r>
+      <w:r>
+        <w:rPr>
+          <w:b w:val="0"/>
+        </w:rPr>
+        <w:t xml:space="preserve"> from reserved project-evaluation cases.</w:t>
+      </w:r>
+    </w:p>
+    <w:p>
+      <w:pPr>
+        <w:pStyle w:val="Heading2"/>
+      </w:pPr>
+      <w:r>
+        <w:t>Support while preserving the reasoning goal</w:t>
       </w:r>
     </w:p>
     <w:p>
       <w:pPr>
         <w:spacing w:line="336" w:lineRule="auto" w:after="180"/>
-        <w:shd w:fill="F5F1FB"/>
-      </w:pPr>
-      <w:r>
-        <w:rPr>
-          <w:b w:val="0"/>
-        </w:rPr>
-        <w:t xml:space="preserve">For each event, state whether examples are being used for development or independent evaluation of a fixed model: comparing candidates on </w:t>
+      </w:pPr>
+      <w:r>
+        <w:rPr>
+          <w:b w:val="0"/>
+        </w:rPr>
+        <w:t xml:space="preserve">Use physical cards, spoken explanations and a three-stage drawing. Read aloud without giving the answer. Stretch: compare two </w:t>
       </w:r>
       <w:r>
         <w:rPr>
           <w:b/>
         </w:rPr>
-        <w:t>fitting</w:t>
-      </w:r>
-      <w:r>
-        <w:rPr>
-          <w:b w:val="0"/>
-        </w:rPr>
-        <w:t xml:space="preserve"> labels; scoring a frozen model on previously reserved examples once; changing a threshold after reading a test score.</w:t>
+        <w:t>mechanism</w:t>
+      </w:r>
+      <w:r>
+        <w:rPr>
+          <w:b w:val="0"/>
+        </w:rPr>
+        <w:t xml:space="preserve">s with the same visible </w:t>
+      </w:r>
+      <w:r>
+        <w:rPr>
+          <w:b/>
+        </w:rPr>
+        <w:t>output</w:t>
+      </w:r>
+      <w:r>
+        <w:rPr>
+          <w:b w:val="0"/>
+        </w:rPr>
+        <w:t xml:space="preserve"> and explain what </w:t>
+      </w:r>
+      <w:r>
+        <w:rPr>
+          <w:b/>
+        </w:rPr>
+        <w:t>evidence</w:t>
+      </w:r>
+      <w:r>
+        <w:rPr>
+          <w:b w:val="0"/>
+        </w:rPr>
+        <w:t xml:space="preserve"> distinguishes them.</w:t>
       </w:r>
     </w:p>
     <w:p>
       <w:pPr>
         <w:spacing w:line="336" w:lineRule="auto" w:after="180"/>
-        <w:shd w:fill="F5F1FB"/>
-      </w:pPr>
-      <w:r>
-        <w:rPr>
-          <w:b w:val="0"/>
-        </w:rPr>
-        <w:t>Explain your last choice.</w:t>
-      </w:r>
-    </w:p>
-    <w:p>
-      <w:pPr>
-        <w:pStyle w:val="Heading3"/>
-      </w:pPr>
-      <w:r>
-        <w:t>Teacher reasoning · W1</w:t>
+      </w:pPr>
+      <w:r>
+        <w:rPr>
+          <w:b w:val="0"/>
+        </w:rPr>
+        <w:t xml:space="preserve">Use two envelopes and a timeline with a clear </w:t>
+      </w:r>
+      <w:r>
+        <w:rPr>
+          <w:b/>
+        </w:rPr>
+        <w:t>freeze</w:t>
+      </w:r>
+      <w:r>
+        <w:rPr>
+          <w:b w:val="0"/>
+        </w:rPr>
+        <w:t xml:space="preserve"> point. Read the steps aloud, preserving the learner’s original </w:t>
+      </w:r>
+      <w:r>
+        <w:rPr>
+          <w:b/>
+        </w:rPr>
+        <w:t>prediction</w:t>
+      </w:r>
+      <w:r>
+        <w:rPr>
+          <w:b w:val="0"/>
+        </w:rPr>
+        <w:t>s.</w:t>
       </w:r>
     </w:p>
     <w:p>
       <w:pPr>
         <w:spacing w:line="336" w:lineRule="auto" w:after="180"/>
-        <w:shd w:fill="F1F6FC"/>
-      </w:pPr>
-      <w:r>
-        <w:rPr>
-          <w:b w:val="0"/>
-        </w:rPr>
-        <w:t>Comparing candidates is development. Scoring a frozen model on previously reserved examples is evaluation, provided they did not influence its development.</w:t>
+      </w:pPr>
+      <w:r>
+        <w:rPr>
+          <w:b w:val="0"/>
+        </w:rPr>
+        <w:t>Extension: explain why selecting the best of many test scores may give a flattering result even without deliberate cheating.</w:t>
       </w:r>
     </w:p>
     <w:p>
       <w:pPr>
         <w:spacing w:line="336" w:lineRule="auto" w:after="180"/>
-        <w:shd w:fill="F1F6FC"/>
-      </w:pPr>
-      <w:r>
-        <w:rPr>
-          <w:b w:val="0"/>
-        </w:rPr>
-        <w:t>Changing a threshold after reading the test score uses that test information for development of the revision; the same set is no longer independent of that revision.</w:t>
-      </w:r>
-    </w:p>
-    <w:p>
-      <w:pPr>
-        <w:pStyle w:val="Heading3"/>
-      </w:pPr>
-      <w:r>
-        <w:t>W2 Preserve the original result</w:t>
-      </w:r>
-    </w:p>
-    <w:p>
-      <w:pPr>
-        <w:pStyle w:val="Heading3"/>
-      </w:pPr>
-      <w:r>
-        <w:t>Workbook question · W2</w:t>
+      </w:pPr>
+      <w:r>
+        <w:rPr>
+          <w:b w:val="0"/>
+        </w:rPr>
+        <w:t xml:space="preserve">W4 is secure with saved </w:t>
+      </w:r>
+      <w:r>
+        <w:rPr>
+          <w:b/>
+        </w:rPr>
+        <w:t>prediction</w:t>
+      </w:r>
+      <w:r>
+        <w:rPr>
+          <w:b w:val="0"/>
+        </w:rPr>
+        <w:t>s, three agreements, the 7 cm failure, a limited claim and a correct account of post-test revision. If labels were seen early, record the exercise as coached practice.</w:t>
       </w:r>
     </w:p>
     <w:p>
       <w:pPr>
         <w:spacing w:line="336" w:lineRule="auto" w:after="180"/>
-        <w:shd w:fill="F5F1FB"/>
-      </w:pPr>
-      <w:r>
-        <w:rPr>
-          <w:b w:val="0"/>
-        </w:rPr>
-        <w:t xml:space="preserve">TowerA uses threshold 5 on reserved heights 3, 5, 7 and 9 cm. The labels are short, short, tall and tall. Write its </w:t>
+      </w:pPr>
+      <w:r>
+        <w:rPr>
+          <w:b w:val="0"/>
+        </w:rPr>
+        <w:t xml:space="preserve">For an uncoached retry </w:t>
       </w:r>
       <w:r>
         <w:rPr>
           <w:b/>
         </w:rPr>
-        <w:t>prediction</w:t>
-      </w:r>
-      <w:r>
-        <w:rPr>
-          <w:b w:val="0"/>
-        </w:rPr>
-        <w:t>s, agreements and disagreement.</w:t>
-      </w:r>
-    </w:p>
-    <w:p>
-      <w:pPr>
-        <w:spacing w:line="336" w:lineRule="auto" w:after="180"/>
-        <w:shd w:fill="F5F1FB"/>
-      </w:pPr>
-      <w:r>
-        <w:rPr>
-          <w:b w:val="0"/>
-        </w:rPr>
-        <w:t>Then state why TowerB with threshold 6, selected after seeing these labels, cannot claim four independent test successes on these same records.</w:t>
-      </w:r>
-    </w:p>
-    <w:p>
-      <w:pPr>
-        <w:pStyle w:val="Heading3"/>
-      </w:pPr>
-      <w:r>
-        <w:t>Teacher reasoning · W2</w:t>
-      </w:r>
-    </w:p>
-    <w:p>
-      <w:pPr>
-        <w:spacing w:line="336" w:lineRule="auto" w:after="180"/>
-        <w:shd w:fill="F1F6FC"/>
-      </w:pPr>
-      <w:r>
-        <w:rPr>
-          <w:b w:val="0"/>
-        </w:rPr>
-        <w:t>TowerA predicts short, tall, tall, tall: three agreements and one disagreement at 5. TowerB predicts short, short, tall, tall, matching all four, but the revealed labels influenced its selection.</w:t>
-      </w:r>
-    </w:p>
-    <w:p>
-      <w:pPr>
-        <w:spacing w:line="336" w:lineRule="auto" w:after="180"/>
-        <w:shd w:fill="F1F6FC"/>
-      </w:pPr>
-      <w:r>
-        <w:rPr>
-          <w:b w:val="0"/>
-        </w:rPr>
-        <w:t>Report its four agreements as a result on examples used in development, preserving TowerA’s original test record.</w:t>
-      </w:r>
-    </w:p>
-    <w:p>
-      <w:pPr>
-        <w:pStyle w:val="Heading3"/>
-      </w:pPr>
-      <w:r>
-        <w:t>W3 Detect a less visible leak</w:t>
-      </w:r>
-    </w:p>
-    <w:p>
-      <w:pPr>
-        <w:pStyle w:val="Heading3"/>
-      </w:pPr>
-      <w:r>
-        <w:t>Workbook question · W3</w:t>
-      </w:r>
-    </w:p>
-    <w:p>
-      <w:pPr>
-        <w:spacing w:line="336" w:lineRule="auto" w:after="180"/>
-        <w:shd w:fill="F5F1FB"/>
-      </w:pPr>
-      <w:r>
-        <w:rPr>
-          <w:b w:val="0"/>
-        </w:rPr>
-        <w:t xml:space="preserve">A team leaves reserved labels out of its </w:t>
+        <w:t>freeze</w:t>
+      </w:r>
+      <w:r>
+        <w:rPr>
+          <w:b w:val="0"/>
+        </w:rPr>
+        <w:t xml:space="preserve"> BandA at long at least 4, use </w:t>
       </w:r>
       <w:r>
         <w:rPr>
           <w:b/>
         </w:rPr>
-        <w:t>fitting</w:t>
-      </w:r>
-      <w:r>
-        <w:rPr>
-          <w:b w:val="0"/>
-        </w:rPr>
-        <w:t xml:space="preserve"> table but tries six rules and reads a test score for each. It chooses the highest-scoring rule. Explain how information still reached model selection.</w:t>
-      </w:r>
-    </w:p>
-    <w:p>
-      <w:pPr>
-        <w:spacing w:line="336" w:lineRule="auto" w:after="180"/>
-        <w:shd w:fill="F5F1FB"/>
-      </w:pPr>
-      <w:r>
-        <w:rPr>
-          <w:b w:val="0"/>
-        </w:rPr>
-        <w:t>Would renaming or reordering the same test records repair the problem?</w:t>
-      </w:r>
-    </w:p>
-    <w:p>
-      <w:pPr>
-        <w:pStyle w:val="Heading3"/>
-      </w:pPr>
-      <w:r>
-        <w:t>Teacher reasoning · W3</w:t>
-      </w:r>
-    </w:p>
-    <w:p>
-      <w:pPr>
-        <w:spacing w:line="336" w:lineRule="auto" w:after="180"/>
-        <w:shd w:fill="F1F6FC"/>
-      </w:pPr>
-      <w:r>
-        <w:rPr>
-          <w:b w:val="0"/>
-        </w:rPr>
-        <w:t xml:space="preserve">The scores depend on the reserved labels and guide the choice among rules, so test information influences selection indirectly. Omitting the labels from a </w:t>
-      </w:r>
-      <w:r>
-        <w:rPr>
-          <w:b/>
-        </w:rPr>
-        <w:t>fitting</w:t>
-      </w:r>
-      <w:r>
-        <w:rPr>
-          <w:b w:val="0"/>
-        </w:rPr>
-        <w:t xml:space="preserve"> table is insufficient.</w:t>
-      </w:r>
-    </w:p>
-    <w:p>
-      <w:pPr>
-        <w:spacing w:line="336" w:lineRule="auto" w:after="180"/>
-        <w:shd w:fill="F1F6FC"/>
-      </w:pPr>
-      <w:r>
-        <w:rPr>
-          <w:b w:val="0"/>
-        </w:rPr>
-        <w:t>Renaming or reordering records does not remove that information; reserve new appropriate examples for an independent final check.</w:t>
-      </w:r>
-    </w:p>
-    <w:p>
-      <w:pPr>
-        <w:pStyle w:val="Heading3"/>
-      </w:pPr>
-      <w:r>
-        <w:t>W4 Run a separate ribbon experiment</w:t>
-      </w:r>
-    </w:p>
-    <w:p>
-      <w:pPr>
-        <w:pStyle w:val="Heading3"/>
-      </w:pPr>
-      <w:r>
-        <w:t>Workbook question · W4</w:t>
-      </w:r>
-    </w:p>
-    <w:p>
-      <w:pPr>
-        <w:spacing w:line="336" w:lineRule="auto" w:after="180"/>
-        <w:shd w:fill="F5F1FB"/>
-      </w:pPr>
-      <w:r>
-        <w:rPr>
-          <w:b w:val="0"/>
-        </w:rPr>
-        <w:t xml:space="preserve">Before receiving any test labels, </w:t>
-      </w:r>
-      <w:r>
-        <w:rPr>
-          <w:b/>
-        </w:rPr>
-        <w:t>freeze</w:t>
-      </w:r>
-      <w:r>
-        <w:rPr>
-          <w:b w:val="0"/>
-        </w:rPr>
-        <w:t xml:space="preserve"> RibbonA: whole cm lengths 1 through 12, long at least 6 cm and short otherwise. Save </w:t>
-      </w:r>
-      <w:r>
-        <w:rPr>
-          <w:b/>
-        </w:rPr>
-        <w:t>prediction</w:t>
-      </w:r>
-      <w:r>
-        <w:rPr>
-          <w:b w:val="0"/>
-        </w:rPr>
-        <w:t>s for 5, 7, 9 and 11 cm.</w:t>
-      </w:r>
-    </w:p>
-    <w:p>
-      <w:pPr>
-        <w:spacing w:line="336" w:lineRule="auto" w:after="180"/>
-        <w:shd w:fill="F5F1FB"/>
-      </w:pPr>
-      <w:r>
-        <w:rPr>
-          <w:b w:val="0"/>
-        </w:rPr>
-        <w:t>Ask your teacher to reveal the reserved labels, then record agreements, disagreements and a limited result statement.</w:t>
-      </w:r>
-    </w:p>
-    <w:p>
-      <w:pPr>
-        <w:spacing w:line="336" w:lineRule="auto" w:after="180"/>
-        <w:shd w:fill="F5F1FB"/>
-      </w:pPr>
-      <w:r>
-        <w:rPr>
-          <w:b w:val="0"/>
-        </w:rPr>
-        <w:t>If you later choose threshold 8 after seeing these labels, explain how you must describe its result on the same records.</w:t>
-      </w:r>
-    </w:p>
-    <w:p>
-      <w:pPr>
-        <w:pStyle w:val="Heading3"/>
-      </w:pPr>
-      <w:r>
-        <w:t>Teacher reasoning · W4</w:t>
-      </w:r>
-    </w:p>
-    <w:p>
-      <w:pPr>
-        <w:spacing w:line="336" w:lineRule="auto" w:after="180"/>
-        <w:shd w:fill="F1F6FC"/>
-      </w:pPr>
-      <w:r>
-        <w:rPr>
-          <w:b w:val="0"/>
-        </w:rPr>
-        <w:t xml:space="preserve">Saved </w:t>
-      </w:r>
-      <w:r>
-        <w:rPr>
-          <w:b/>
-        </w:rPr>
-        <w:t>prediction</w:t>
-      </w:r>
-      <w:r>
-        <w:rPr>
-          <w:b w:val="0"/>
-        </w:rPr>
-        <w:t xml:space="preserve">s are short, long, long, long. Reveal labels only after </w:t>
-      </w:r>
-      <w:r>
-        <w:rPr>
-          <w:b/>
-        </w:rPr>
-        <w:t>prediction</w:t>
-      </w:r>
-      <w:r>
-        <w:rPr>
-          <w:b w:val="0"/>
-        </w:rPr>
-        <w:t>s are saved: short, short, long, long. RibbonA has three agreements and one disagreement at 7 on four reserved records.</w:t>
-      </w:r>
-    </w:p>
-    <w:p>
-      <w:pPr>
-        <w:spacing w:line="336" w:lineRule="auto" w:after="180"/>
-        <w:shd w:fill="F1F6FC"/>
-      </w:pPr>
-      <w:r>
-        <w:rPr>
-          <w:b w:val="0"/>
-        </w:rPr>
-        <w:t xml:space="preserve">Threshold 8 then gives short, short, long, long, but it was chosen after feedback. Its four agreements are on now-seen </w:t>
-      </w:r>
-      <w:r>
-        <w:rPr>
-          <w:b/>
-        </w:rPr>
-        <w:t>development examples</w:t>
-      </w:r>
-      <w:r>
-        <w:rPr>
-          <w:b w:val="0"/>
-        </w:rPr>
-        <w:t xml:space="preserve">, not a new independent test. Do not alter the saved RibbonA </w:t>
-      </w:r>
-      <w:r>
-        <w:rPr>
-          <w:b/>
-        </w:rPr>
-        <w:t>prediction</w:t>
-      </w:r>
-      <w:r>
-        <w:rPr>
-          <w:b w:val="0"/>
-        </w:rPr>
-        <w:t>s.</w:t>
-      </w:r>
-    </w:p>
-    <w:p>
-      <w:pPr>
-        <w:pStyle w:val="Heading3"/>
-      </w:pPr>
-      <w:r>
-        <w:t>W5 Audit a proposed final set</w:t>
-      </w:r>
-    </w:p>
-    <w:p>
-      <w:pPr>
-        <w:pStyle w:val="Heading3"/>
-      </w:pPr>
-      <w:r>
-        <w:t>Workbook question · W5</w:t>
-      </w:r>
-    </w:p>
-    <w:p>
-      <w:pPr>
-        <w:spacing w:line="336" w:lineRule="auto" w:after="180"/>
-        <w:shd w:fill="F5F1FB"/>
-      </w:pPr>
-      <w:r>
-        <w:rPr>
-          <w:b w:val="0"/>
-        </w:rPr>
-        <w:t>A class reserves ten copies of one easy development example in a new file. The model agrees with all ten labels.</w:t>
-      </w:r>
-    </w:p>
-    <w:p>
-      <w:pPr>
-        <w:spacing w:line="336" w:lineRule="auto" w:after="180"/>
-        <w:shd w:fill="F5F1FB"/>
-      </w:pPr>
-      <w:r>
-        <w:rPr>
-          <w:b w:val="0"/>
-        </w:rPr>
-        <w:t xml:space="preserve">Explain two reasons this gives weak </w:t>
-      </w:r>
-      <w:r>
-        <w:rPr>
-          <w:b/>
-        </w:rPr>
-        <w:t>evidence</w:t>
-      </w:r>
-      <w:r>
-        <w:rPr>
-          <w:b w:val="0"/>
-        </w:rPr>
-        <w:t xml:space="preserve"> about new cases, and propose a better final evaluation plan without promising perfect future performance.</w:t>
-      </w:r>
-    </w:p>
-    <w:p>
-      <w:pPr>
-        <w:pStyle w:val="Heading3"/>
-      </w:pPr>
-      <w:r>
-        <w:t>Teacher reasoning · W5</w:t>
-      </w:r>
-    </w:p>
-    <w:p>
-      <w:pPr>
-        <w:spacing w:line="336" w:lineRule="auto" w:after="180"/>
-        <w:shd w:fill="F1F6FC"/>
-      </w:pPr>
-      <w:r>
-        <w:rPr>
-          <w:b w:val="0"/>
-        </w:rPr>
-        <w:t xml:space="preserve">Copies repeat a case already used in development and provide almost no variety; a new file does not make them new </w:t>
-      </w:r>
-      <w:r>
-        <w:rPr>
-          <w:b/>
-        </w:rPr>
-        <w:t>evidence</w:t>
-      </w:r>
-      <w:r>
-        <w:rPr>
-          <w:b w:val="0"/>
-        </w:rPr>
-        <w:t>.</w:t>
-      </w:r>
-    </w:p>
-    <w:p>
-      <w:pPr>
-        <w:spacing w:line="336" w:lineRule="auto" w:after="180"/>
-        <w:shd w:fill="F1F6FC"/>
-      </w:pPr>
-      <w:r>
-        <w:rPr>
-          <w:b w:val="0"/>
-        </w:rPr>
-        <w:t xml:space="preserve">Reserve distinct relevant cases before model choices, keep related copies together, </w:t>
-      </w:r>
-      <w:r>
-        <w:rPr>
-          <w:b/>
-        </w:rPr>
-        <w:t>freeze</w:t>
-      </w:r>
-      <w:r>
-        <w:rPr>
-          <w:b w:val="0"/>
-        </w:rPr>
-        <w:t xml:space="preserve"> the model, save </w:t>
-      </w:r>
-      <w:r>
-        <w:rPr>
-          <w:b/>
-        </w:rPr>
-        <w:t>prediction</w:t>
-      </w:r>
-      <w:r>
-        <w:rPr>
-          <w:b w:val="0"/>
-        </w:rPr>
-        <w:t>s, reveal labels and report every outcome.</w:t>
-      </w:r>
-    </w:p>
-    <w:p>
-      <w:pPr>
-        <w:spacing w:line="336" w:lineRule="auto" w:after="180"/>
-        <w:shd w:fill="F1F6FC"/>
-      </w:pPr>
-      <w:r>
-        <w:rPr>
-          <w:b w:val="0"/>
-        </w:rPr>
-        <w:t>Include cases relevant to intended use and state that a finite test cannot guarantee all future results.</w:t>
-      </w:r>
-    </w:p>
-    <w:p>
-      <w:pPr>
-        <w:pStyle w:val="Heading3"/>
-      </w:pPr>
-      <w:r>
-        <w:t>Assess independent transfer</w:t>
-      </w:r>
-    </w:p>
-    <w:p>
-      <w:pPr>
-        <w:pStyle w:val="Heading3"/>
-      </w:pPr>
-      <w:r>
-        <w:t>Independent question · withhold the key</w:t>
-      </w:r>
-    </w:p>
-    <w:p>
-      <w:pPr>
-        <w:spacing w:line="336" w:lineRule="auto" w:after="180"/>
-        <w:shd w:fill="F5F1FB"/>
-      </w:pPr>
-      <w:r>
-        <w:rPr>
-          <w:b w:val="0"/>
-        </w:rPr>
-        <w:t xml:space="preserve">Selected case: Before receiving any test labels, </w:t>
-      </w:r>
-      <w:r>
-        <w:rPr>
-          <w:b/>
-        </w:rPr>
-        <w:t>freeze</w:t>
-      </w:r>
-      <w:r>
-        <w:rPr>
-          <w:b w:val="0"/>
-        </w:rPr>
-        <w:t xml:space="preserve"> RibbonA: whole cm lengths 1 through 12, long at least 6 cm and short otherwise. Save </w:t>
-      </w:r>
-      <w:r>
-        <w:rPr>
-          <w:b/>
-        </w:rPr>
-        <w:t>prediction</w:t>
-      </w:r>
-      <w:r>
-        <w:rPr>
-          <w:b w:val="0"/>
-        </w:rPr>
-        <w:t>s for 5, 7, 9 and 11 cm.</w:t>
-      </w:r>
-    </w:p>
-    <w:p>
-      <w:pPr>
-        <w:spacing w:line="336" w:lineRule="auto" w:after="180"/>
-        <w:shd w:fill="F5F1FB"/>
-      </w:pPr>
-      <w:r>
-        <w:rPr>
-          <w:b w:val="0"/>
-        </w:rPr>
-        <w:t>Ask your teacher to reveal the reserved labels, then record agreements, disagreements and a limited result statement.</w:t>
-      </w:r>
-    </w:p>
-    <w:p>
-      <w:pPr>
-        <w:spacing w:line="336" w:lineRule="auto" w:after="180"/>
-        <w:shd w:fill="F5F1FB"/>
-      </w:pPr>
-      <w:r>
-        <w:rPr>
-          <w:b w:val="0"/>
-        </w:rPr>
-        <w:t>If you later choose threshold 8 after seeing these labels, explain how you must describe its result on the same records.</w:t>
-      </w:r>
-    </w:p>
-    <w:p>
-      <w:pPr>
-        <w:pStyle w:val="Heading3"/>
-      </w:pPr>
-      <w:r>
-        <w:t>Selected case answer</w:t>
-      </w:r>
-    </w:p>
-    <w:p>
-      <w:pPr>
-        <w:pStyle w:val="Heading3"/>
-      </w:pPr>
-      <w:r>
-        <w:t>Teacher key · Selected case answer</w:t>
-      </w:r>
-    </w:p>
-    <w:p>
-      <w:pPr>
-        <w:spacing w:line="336" w:lineRule="auto" w:after="180"/>
-        <w:shd w:fill="F1F6FC"/>
-      </w:pPr>
-      <w:r>
-        <w:rPr>
-          <w:b w:val="0"/>
-        </w:rPr>
-        <w:t xml:space="preserve">Saved </w:t>
-      </w:r>
-      <w:r>
-        <w:rPr>
-          <w:b/>
-        </w:rPr>
-        <w:t>prediction</w:t>
-      </w:r>
-      <w:r>
-        <w:rPr>
-          <w:b w:val="0"/>
-        </w:rPr>
-        <w:t xml:space="preserve">s are short, long, long, long. Reveal labels only after </w:t>
-      </w:r>
-      <w:r>
-        <w:rPr>
-          <w:b/>
-        </w:rPr>
-        <w:t>prediction</w:t>
-      </w:r>
-      <w:r>
-        <w:rPr>
-          <w:b w:val="0"/>
-        </w:rPr>
-        <w:t>s are saved: short, short, long, long. RibbonA has three agreements and one disagreement at 7 on four reserved records.</w:t>
-      </w:r>
-    </w:p>
-    <w:p>
-      <w:pPr>
-        <w:spacing w:line="336" w:lineRule="auto" w:after="180"/>
-        <w:shd w:fill="F1F6FC"/>
-      </w:pPr>
-      <w:r>
-        <w:rPr>
-          <w:b w:val="0"/>
-        </w:rPr>
-        <w:t xml:space="preserve">Threshold 8 then gives short, short, long, long, but it was chosen after feedback. Its four agreements are on now-seen </w:t>
-      </w:r>
-      <w:r>
-        <w:rPr>
-          <w:b/>
-        </w:rPr>
-        <w:t>development examples</w:t>
-      </w:r>
-      <w:r>
-        <w:rPr>
-          <w:b w:val="0"/>
-        </w:rPr>
-        <w:t xml:space="preserve">, not a new independent test. Do not alter the saved RibbonA </w:t>
-      </w:r>
-      <w:r>
-        <w:rPr>
-          <w:b/>
-        </w:rPr>
-        <w:t>prediction</w:t>
-      </w:r>
-      <w:r>
-        <w:rPr>
-          <w:b w:val="0"/>
-        </w:rPr>
-        <w:t>s.</w:t>
-      </w:r>
-    </w:p>
-    <w:tbl>
-      <w:tblPr>
-        <w:tblStyle w:val="LightShading-Accent1"/>
-        <w:tblW w:type="auto" w:w="0"/>
-        <w:tblLook w:firstColumn="1" w:firstRow="1" w:lastColumn="0" w:lastRow="0" w:noHBand="0" w:noVBand="1" w:val="04A0"/>
-      </w:tblPr>
-      <w:tblGrid>
-        <w:gridCol w:w="5112"/>
-        <w:gridCol w:w="5112"/>
-      </w:tblGrid>
-      <w:tr>
-        <w:trPr>
-          <w:tblHeader/>
-        </w:trPr>
-        <w:tc>
-          <w:tcPr>
-            <w:tcW w:type="dxa" w:w="5112"/>
-          </w:tcPr>
-          <w:p>
-            <w:r>
-              <w:t>Dimension</w:t>
-            </w:r>
-          </w:p>
-        </w:tc>
-        <w:tc>
-          <w:tcPr>
-            <w:tcW w:type="dxa" w:w="5112"/>
-          </w:tcPr>
-          <w:p>
-            <w:r>
-              <w:t>Evidence required</w:t>
-            </w:r>
-          </w:p>
-        </w:tc>
-      </w:tr>
-      <w:tr>
-        <w:tc>
-          <w:tcPr>
-            <w:tcW w:type="dxa" w:w="5112"/>
-          </w:tcPr>
-          <w:p>
-            <w:r>
-              <w:t>Explanation</w:t>
-            </w:r>
-          </w:p>
-        </w:tc>
-        <w:tc>
-          <w:tcPr>
-            <w:tcW w:type="dxa" w:w="5112"/>
-          </w:tcPr>
-          <w:p>
-            <w:r>
-              <w:t>Names the applicable idea or procedure and ties it to the supplied facts.</w:t>
-            </w:r>
-          </w:p>
-        </w:tc>
-      </w:tr>
-      <w:tr>
-        <w:tc>
-          <w:tcPr>
-            <w:tcW w:type="dxa" w:w="5112"/>
-          </w:tcPr>
-          <w:p>
-            <w:r>
-              <w:t>Trace and result</w:t>
-            </w:r>
-          </w:p>
-        </w:tc>
-        <w:tc>
-          <w:tcPr>
-            <w:tcW w:type="dxa" w:w="5112"/>
-          </w:tcPr>
-          <w:p>
-            <w:r>
-              <w:t>Preserves the given inputs and shows the relevant intermediate steps; distinguishes a prediction from an observed execution.</w:t>
-            </w:r>
-          </w:p>
-        </w:tc>
-      </w:tr>
-      <w:tr>
-        <w:tc>
-          <w:tcPr>
-            <w:tcW w:type="dxa" w:w="5112"/>
-          </w:tcPr>
-          <w:p>
-            <w:r>
-              <w:t>Limits</w:t>
-            </w:r>
-          </w:p>
-        </w:tc>
-        <w:tc>
-          <w:tcPr>
-            <w:tcW w:type="dxa" w:w="5112"/>
-          </w:tcPr>
-          <w:p>
-            <w:r>
-              <w:t>States the assumptions, missing evidence or conditions under which the result would change.</w:t>
-            </w:r>
-          </w:p>
-        </w:tc>
-      </w:tr>
-    </w:tbl>
-    <w:p>
-      <w:pPr>
-        <w:pStyle w:val="Heading3"/>
-      </w:pPr>
-      <w:r>
-        <w:t>Teacher key · Selected case answer</w:t>
-      </w:r>
-    </w:p>
-    <w:p>
-      <w:pPr>
-        <w:spacing w:line="336" w:lineRule="auto" w:after="180"/>
-        <w:shd w:fill="F1F6FC"/>
-      </w:pPr>
-      <w:r>
-        <w:rPr>
-          <w:b w:val="0"/>
-        </w:rPr>
-        <w:t>Record each dimension as not yet, with support, or independent. Accept a valid alternative procedure with a defensible trace.</w:t>
-      </w:r>
-    </w:p>
-    <w:p>
-      <w:pPr>
-        <w:spacing w:line="336" w:lineRule="auto" w:after="180"/>
-        <w:shd w:fill="F1F6FC"/>
-      </w:pPr>
-      <w:r>
-        <w:rPr>
-          <w:b w:val="0"/>
-        </w:rPr>
-        <w:t xml:space="preserve">Do not penalise an honestly recorded model failure if the learner correctly explains its </w:t>
-      </w:r>
-      <w:r>
-        <w:rPr>
-          <w:b/>
-        </w:rPr>
-        <w:t>evidence</w:t>
-      </w:r>
-      <w:r>
-        <w:rPr>
-          <w:b w:val="0"/>
-        </w:rPr>
-        <w:t xml:space="preserve"> and limits.</w:t>
-      </w:r>
-    </w:p>
-    <w:p>
-      <w:pPr>
-        <w:pStyle w:val="Heading3"/>
-      </w:pPr>
-      <w:r>
-        <w:t>Feedback that the learner uses</w:t>
-      </w:r>
-    </w:p>
-    <w:p>
-      <w:pPr>
-        <w:spacing w:line="336" w:lineRule="auto" w:after="180"/>
-      </w:pPr>
-      <w:r>
-        <w:rPr>
-          <w:b w:val="0"/>
-        </w:rPr>
-        <w:t>Name the earliest unsupported step and give one action to repair it. Have the learner make that repair now and explain why. Then assess the relevant skill on a fresh, fully specified case.</w:t>
-      </w:r>
-    </w:p>
-    <w:p>
-      <w:pPr>
-        <w:spacing w:line="336" w:lineRule="auto" w:after="180"/>
-      </w:pPr>
-      <w:r>
-        <w:rPr>
-          <w:b w:val="0"/>
-        </w:rPr>
-        <w:t>Confirm it was not previously practised with feedback; solve and check the new case before assigning it. A follow-up design prompt is a starting brief, not automatically an equivalent test.</w:t>
-      </w:r>
-    </w:p>
-    <w:p>
-      <w:pPr>
-        <w:pStyle w:val="Heading1"/>
-      </w:pPr>
-      <w:r>
-        <w:t>06. Connect and extend learning</w:t>
-      </w:r>
-    </w:p>
-    <w:p>
-      <w:r>
-        <w:t>Connect Save New Examples for Testing to Helpful Classroom Sorter, adapt support and plan a later changed-case check.</w:t>
-      </w:r>
-    </w:p>
-    <w:p>
-      <w:pPr>
-        <w:pStyle w:val="Heading3"/>
-      </w:pPr>
-      <w:r>
-        <w:t>Helpful Classroom Sorter</w:t>
-      </w:r>
-    </w:p>
-    <w:p>
-      <w:pPr>
-        <w:spacing w:line="336" w:lineRule="auto" w:after="180"/>
-      </w:pPr>
-      <w:r>
-        <w:rPr>
-          <w:b w:val="0"/>
-        </w:rPr>
-        <w:t>Create separate learn and test envelopes for the Classroom Sorter and label who may open each.</w:t>
-      </w:r>
-    </w:p>
-    <w:p>
-      <w:pPr>
-        <w:spacing w:line="336" w:lineRule="auto" w:after="180"/>
-      </w:pPr>
-      <w:r>
-        <w:rPr>
-          <w:b w:val="0"/>
-        </w:rPr>
-        <w:t xml:space="preserve">Keep the decision, </w:t>
-      </w:r>
-      <w:r>
-        <w:rPr>
-          <w:b/>
-        </w:rPr>
         <w:t>input</w:t>
       </w:r>
       <w:r>
         <w:rPr>
           <w:b w:val="0"/>
         </w:rPr>
-        <w:t xml:space="preserve">, result, explanation and remaining limitation in the project </w:t>
-      </w:r>
-      <w:r>
-        <w:rPr>
-          <w:b/>
-        </w:rPr>
-        <w:t>evidence</w:t>
-      </w:r>
-      <w:r>
-        <w:rPr>
-          <w:b w:val="0"/>
-        </w:rPr>
-        <w:t xml:space="preserve"> record. Retrieve this record next week rather than restarting the project.</w:t>
-      </w:r>
-    </w:p>
-    <w:p>
-      <w:pPr>
-        <w:pStyle w:val="Heading3"/>
-      </w:pPr>
-      <w:r>
-        <w:t>Support and stretch</w:t>
-      </w:r>
-    </w:p>
-    <w:p>
-      <w:pPr>
-        <w:spacing w:line="336" w:lineRule="auto" w:after="180"/>
-      </w:pPr>
-      <w:r>
-        <w:rPr>
-          <w:b w:val="0"/>
-        </w:rPr>
-        <w:t xml:space="preserve">Use physical cards, spoken explanations and a three-stage drawing. Read aloud without giving the answer. Stretch: compare two </w:t>
-      </w:r>
-      <w:r>
-        <w:rPr>
-          <w:b/>
-        </w:rPr>
-        <w:t>mechanism</w:t>
-      </w:r>
-      <w:r>
-        <w:rPr>
-          <w:b w:val="0"/>
-        </w:rPr>
-        <w:t xml:space="preserve">s with the same visible </w:t>
-      </w:r>
-      <w:r>
-        <w:rPr>
-          <w:b/>
-        </w:rPr>
-        <w:t>output</w:t>
-      </w:r>
-      <w:r>
-        <w:rPr>
-          <w:b w:val="0"/>
-        </w:rPr>
-        <w:t xml:space="preserve"> and explain what </w:t>
-      </w:r>
-      <w:r>
-        <w:rPr>
-          <w:b/>
-        </w:rPr>
-        <w:t>evidence</w:t>
-      </w:r>
-      <w:r>
-        <w:rPr>
-          <w:b w:val="0"/>
-        </w:rPr>
-        <w:t xml:space="preserve"> distinguishes them.</w:t>
-      </w:r>
-    </w:p>
-    <w:p>
-      <w:pPr>
-        <w:pStyle w:val="Heading3"/>
-      </w:pPr>
-      <w:r>
-        <w:t>Exit reflection</w:t>
-      </w:r>
-    </w:p>
-    <w:p>
-      <w:pPr>
-        <w:spacing w:line="336" w:lineRule="auto" w:after="180"/>
-      </w:pPr>
-      <w:r>
-        <w:rPr>
-          <w:b w:val="0"/>
-        </w:rPr>
-        <w:t xml:space="preserve">Ask for one decision the learner can now justify and one situation requiring more </w:t>
-      </w:r>
-      <w:r>
-        <w:rPr>
-          <w:b/>
-        </w:rPr>
-        <w:t>evidence</w:t>
-      </w:r>
-      <w:r>
-        <w:rPr>
-          <w:b w:val="0"/>
-        </w:rPr>
-        <w:t xml:space="preserve"> or human review. Confidence ratings are separate from correct independent performance.</w:t>
-      </w:r>
-    </w:p>
-    <w:p>
-      <w:pPr>
-        <w:pStyle w:val="Heading3"/>
-      </w:pPr>
-      <w:r>
-        <w:t>Bridge to the next week</w:t>
-      </w:r>
-    </w:p>
-    <w:p>
-      <w:pPr>
-        <w:spacing w:line="336" w:lineRule="auto" w:after="180"/>
-      </w:pPr>
-      <w:r>
-        <w:rPr>
-          <w:b w:val="0"/>
-        </w:rPr>
-        <w:t xml:space="preserve">Next: Week 16: Boundaries and 'Not Sure'. Retrieve today’s </w:t>
-      </w:r>
-      <w:r>
-        <w:rPr>
-          <w:b/>
-        </w:rPr>
-        <w:t>evidence</w:t>
-      </w:r>
-      <w:r>
-        <w:rPr>
-          <w:b w:val="0"/>
-        </w:rPr>
-        <w:t xml:space="preserve"> and identify what carries forward and what is new.</w:t>
-      </w:r>
-    </w:p>
-    <w:p>
-      <w:pPr>
-        <w:pStyle w:val="Heading3"/>
-      </w:pPr>
-      <w:r>
-        <w:t>Support and fresh reassessment</w:t>
-      </w:r>
-    </w:p>
-    <w:p>
-      <w:pPr>
-        <w:spacing w:line="336" w:lineRule="auto" w:after="180"/>
-      </w:pPr>
-      <w:r>
-        <w:rPr>
-          <w:b w:val="0"/>
-        </w:rPr>
-        <w:t xml:space="preserve">Use two envelopes and a timeline with a clear </w:t>
-      </w:r>
-      <w:r>
-        <w:rPr>
-          <w:b/>
-        </w:rPr>
-        <w:t>freeze</w:t>
-      </w:r>
-      <w:r>
-        <w:rPr>
-          <w:b w:val="0"/>
-        </w:rPr>
-        <w:t xml:space="preserve"> point. Read the steps aloud, preserving the learner’s original </w:t>
-      </w:r>
-      <w:r>
-        <w:rPr>
-          <w:b/>
-        </w:rPr>
-        <w:t>prediction</w:t>
-      </w:r>
-      <w:r>
-        <w:rPr>
-          <w:b w:val="0"/>
-        </w:rPr>
-        <w:t>s.</w:t>
-      </w:r>
-    </w:p>
-    <w:p>
-      <w:pPr>
-        <w:spacing w:line="336" w:lineRule="auto" w:after="180"/>
-      </w:pPr>
-      <w:r>
-        <w:rPr>
-          <w:b w:val="0"/>
-        </w:rPr>
-        <w:t>Extension: explain why selecting the best of many test scores may give a flattering result even without deliberate cheating.</w:t>
-      </w:r>
-    </w:p>
-    <w:p>
-      <w:pPr>
-        <w:spacing w:line="336" w:lineRule="auto" w:after="180"/>
-      </w:pPr>
-      <w:r>
-        <w:rPr>
-          <w:b w:val="0"/>
-        </w:rPr>
-        <w:t xml:space="preserve">W4 is secure with saved </w:t>
-      </w:r>
-      <w:r>
-        <w:rPr>
-          <w:b/>
-        </w:rPr>
-        <w:t>prediction</w:t>
-      </w:r>
-      <w:r>
-        <w:rPr>
-          <w:b w:val="0"/>
-        </w:rPr>
-        <w:t>s, three agreements, the 7 cm failure, a limited claim and a correct account of post-test revision. If labels were seen early, record the exercise as coached practice.</w:t>
-      </w:r>
-    </w:p>
-    <w:p>
-      <w:pPr>
-        <w:spacing w:line="336" w:lineRule="auto" w:after="180"/>
-      </w:pPr>
-      <w:r>
-        <w:rPr>
-          <w:b w:val="0"/>
-        </w:rPr>
-        <w:t xml:space="preserve">For an uncoached retry </w:t>
-      </w:r>
-      <w:r>
-        <w:rPr>
-          <w:b/>
-        </w:rPr>
-        <w:t>freeze</w:t>
-      </w:r>
-      <w:r>
-        <w:rPr>
-          <w:b w:val="0"/>
-        </w:rPr>
-        <w:t xml:space="preserve"> BandA at long at least 4, use </w:t>
-      </w:r>
-      <w:r>
-        <w:rPr>
-          <w:b/>
-        </w:rPr>
-        <w:t>input</w:t>
-      </w:r>
-      <w:r>
-        <w:rPr>
-          <w:b w:val="0"/>
-        </w:rPr>
         <w:t>s 2, 4, 6, 8, then reveal short, short, long, long: three agreements, failure at 4.</w:t>
       </w:r>
     </w:p>
     <w:p>
       <w:pPr>
-        <w:spacing w:line="336" w:lineRule="auto" w:after="180"/>
-      </w:pPr>
-      <w:r>
-        <w:rPr>
-          <w:b w:val="0"/>
-        </w:rPr>
-        <w:t xml:space="preserve">Week 16 develops explicit uncertainty and review paths when available </w:t>
-      </w:r>
-      <w:r>
-        <w:rPr>
-          <w:b/>
-        </w:rPr>
-        <w:t>evidence</w:t>
-      </w:r>
-      <w:r>
-        <w:rPr>
-          <w:b w:val="0"/>
-        </w:rPr>
-        <w:t xml:space="preserve"> does not justify a confident category or action.</w:t>
-      </w:r>
-    </w:p>
-    <w:p>
-      <w:pPr>
-        <w:pStyle w:val="Heading3"/>
-      </w:pPr>
-      <w:r>
-        <w:t>Plan the delayed return</w:t>
+        <w:pStyle w:val="Heading2"/>
+      </w:pPr>
+      <w:r>
+        <w:t>Plan the delayed check</w:t>
       </w:r>
     </w:p>
     <w:p>
@@ -6153,60 +5834,188 @@
     </w:p>
     <w:p>
       <w:pPr>
+        <w:pStyle w:val="Heading2"/>
+      </w:pPr>
+      <w:r>
+        <w:t>Bridge to next week</w:t>
+      </w:r>
+    </w:p>
+    <w:p>
+      <w:pPr>
+        <w:spacing w:line="336" w:lineRule="auto" w:after="180"/>
+      </w:pPr>
+      <w:r>
+        <w:rPr>
+          <w:b w:val="0"/>
+        </w:rPr>
+        <w:t xml:space="preserve">Ask for one decision the learner can now justify and one situation requiring more </w:t>
+      </w:r>
+      <w:r>
+        <w:rPr>
+          <w:b/>
+        </w:rPr>
+        <w:t>evidence</w:t>
+      </w:r>
+      <w:r>
+        <w:rPr>
+          <w:b w:val="0"/>
+        </w:rPr>
+        <w:t xml:space="preserve"> or human review. Confidence ratings are separate from correct independent performance.</w:t>
+      </w:r>
+    </w:p>
+    <w:p>
+      <w:pPr>
+        <w:spacing w:line="336" w:lineRule="auto" w:after="180"/>
+      </w:pPr>
+      <w:r>
+        <w:rPr>
+          <w:b w:val="0"/>
+        </w:rPr>
+        <w:t xml:space="preserve">Next: Week 16: Boundaries and 'Not Sure'. Retrieve today’s </w:t>
+      </w:r>
+      <w:r>
+        <w:rPr>
+          <w:b/>
+        </w:rPr>
+        <w:t>evidence</w:t>
+      </w:r>
+      <w:r>
+        <w:rPr>
+          <w:b w:val="0"/>
+        </w:rPr>
+        <w:t xml:space="preserve"> and identify what carries forward and what is new.</w:t>
+      </w:r>
+    </w:p>
+    <w:p>
+      <w:pPr>
+        <w:spacing w:line="336" w:lineRule="auto" w:after="180"/>
+      </w:pPr>
+      <w:r>
+        <w:rPr>
+          <w:b w:val="0"/>
+        </w:rPr>
+        <w:t xml:space="preserve">Week 16 develops explicit uncertainty and review paths when available </w:t>
+      </w:r>
+      <w:r>
+        <w:rPr>
+          <w:b/>
+        </w:rPr>
+        <w:t>evidence</w:t>
+      </w:r>
+      <w:r>
+        <w:rPr>
+          <w:b w:val="0"/>
+        </w:rPr>
+        <w:t xml:space="preserve"> does not justify a confident category or action.</w:t>
+      </w:r>
+    </w:p>
+    <w:p>
+      <w:pPr>
+        <w:pStyle w:val="Heading2"/>
+      </w:pPr>
+      <w:r>
+        <w:t>Earlier wording, alternatives and picture transcripts · reference / check after trying</w:t>
+      </w:r>
+    </w:p>
+    <w:p>
+      <w:pPr>
+        <w:spacing w:line="336" w:lineRule="auto" w:after="180"/>
+      </w:pPr>
+      <w:r>
+        <w:rPr>
+          <w:b w:val="0"/>
+        </w:rPr>
+        <w:t>Connect and extend learning</w:t>
+      </w:r>
+    </w:p>
+    <w:p>
+      <w:pPr>
         <w:pStyle w:val="Heading3"/>
       </w:pPr>
       <w:r>
+        <w:t>Helpful Classroom Sorter</w:t>
+      </w:r>
+    </w:p>
+    <w:p>
+      <w:pPr>
+        <w:pStyle w:val="Heading3"/>
+      </w:pPr>
+      <w:r>
+        <w:t>Support and stretch</w:t>
+      </w:r>
+    </w:p>
+    <w:p>
+      <w:pPr>
+        <w:pStyle w:val="Heading3"/>
+      </w:pPr>
+      <w:r>
+        <w:t>Exit reflection</w:t>
+      </w:r>
+    </w:p>
+    <w:p>
+      <w:pPr>
+        <w:pStyle w:val="Heading3"/>
+      </w:pPr>
+      <w:r>
+        <w:t>Bridge to the next week</w:t>
+      </w:r>
+    </w:p>
+    <w:p>
+      <w:pPr>
+        <w:pStyle w:val="Heading3"/>
+      </w:pPr>
+      <w:r>
+        <w:t>Support and fresh reassessment</w:t>
+      </w:r>
+    </w:p>
+    <w:p>
+      <w:pPr>
+        <w:pStyle w:val="Heading3"/>
+      </w:pPr>
+      <w:r>
+        <w:t>Plan the delayed return</w:t>
+      </w:r>
+    </w:p>
+    <w:p>
+      <w:pPr>
+        <w:pStyle w:val="Heading3"/>
+      </w:pPr>
+      <w:r>
         <w:t>Project evidence from this case</w:t>
       </w:r>
     </w:p>
     <w:p>
       <w:pPr>
+        <w:pStyle w:val="Heading1"/>
+      </w:pPr>
+      <w:r>
+        <w:t>Reference bank and extra practice</w:t>
+      </w:r>
+    </w:p>
+    <w:p>
+      <w:pPr>
+        <w:pStyle w:val="Heading1"/>
+      </w:pPr>
+      <w:r>
+        <w:t>07. Reference: alternative planning checklist</w:t>
+      </w:r>
+    </w:p>
+    <w:p>
+      <w:r>
+        <w:t>Use as a reminder alongside the main route rather than teaching the cycle twice.</w:t>
+      </w:r>
+    </w:p>
+    <w:p>
+      <w:pPr>
+        <w:pStyle w:val="Heading2"/>
+      </w:pPr>
+      <w:r>
+        <w:t>Preparation and schedule</w:t>
+      </w:r>
+    </w:p>
+    <w:p>
+      <w:pPr>
         <w:spacing w:line="336" w:lineRule="auto" w:after="180"/>
-      </w:pPr>
-      <w:r>
-        <w:rPr>
-          <w:b w:val="0"/>
-        </w:rPr>
-        <w:t xml:space="preserve">Maintain dated sorter versions and separate </w:t>
-      </w:r>
-      <w:r>
-        <w:rPr>
-          <w:b/>
-        </w:rPr>
-        <w:t>development examples</w:t>
-      </w:r>
-      <w:r>
-        <w:rPr>
-          <w:b w:val="0"/>
-        </w:rPr>
-        <w:t xml:space="preserve"> from reserved project-evaluation cases.</w:t>
-      </w:r>
-    </w:p>
-    <w:p>
-      <w:pPr>
-        <w:pStyle w:val="Heading1"/>
-      </w:pPr>
-      <w:r>
-        <w:t>07. Prepare, teach and assess</w:t>
-      </w:r>
-    </w:p>
-    <w:p>
-      <w:r>
-        <w:t>Use this preparation summary alongside the detailed Save New Examples for Testing lesson; it is a checklist rather than a replacement for the full sequence.</w:t>
-      </w:r>
-    </w:p>
-    <w:p>
-      <w:pPr>
-        <w:pStyle w:val="Heading3"/>
-      </w:pPr>
-      <w:r>
-        <w:t>Teaching target</w:t>
-      </w:r>
-    </w:p>
-    <w:p>
-      <w:pPr>
-        <w:spacing w:line="336" w:lineRule="auto" w:after="180"/>
-        <w:shd w:fill="EDF7F3"/>
       </w:pPr>
       <w:r>
         <w:rPr>
@@ -6383,6 +6192,14 @@
     </w:tbl>
     <w:p>
       <w:pPr>
+        <w:pStyle w:val="Heading2"/>
+      </w:pPr>
+      <w:r>
+        <w:t>Practice and assessment reminders</w:t>
+      </w:r>
+    </w:p>
+    <w:p>
+      <w:pPr>
         <w:spacing w:line="336" w:lineRule="auto" w:after="180"/>
       </w:pPr>
       <w:r>
@@ -6417,16 +6234,7 @@
     </w:p>
     <w:p>
       <w:pPr>
-        <w:pStyle w:val="Heading3"/>
-      </w:pPr>
-      <w:r>
-        <w:t>Supported practice answer</w:t>
-      </w:r>
-    </w:p>
-    <w:p>
-      <w:pPr>
         <w:spacing w:line="336" w:lineRule="auto" w:after="180"/>
-        <w:shd w:fill="F1F6FC"/>
       </w:pPr>
       <w:r>
         <w:rPr>
@@ -6438,7 +6246,6 @@
     <w:p>
       <w:pPr>
         <w:spacing w:line="336" w:lineRule="auto" w:after="180"/>
-        <w:shd w:fill="F1F6FC"/>
       </w:pPr>
       <w:r>
         <w:rPr>
@@ -6471,16 +6278,7 @@
     </w:p>
     <w:p>
       <w:pPr>
-        <w:pStyle w:val="Heading3"/>
-      </w:pPr>
-      <w:r>
-        <w:t>Repair the misconception</w:t>
-      </w:r>
-    </w:p>
-    <w:p>
-      <w:pPr>
         <w:spacing w:line="336" w:lineRule="auto" w:after="180"/>
-        <w:shd w:fill="FFF5E6"/>
       </w:pPr>
       <w:r>
         <w:rPr>
@@ -6491,16 +6289,7 @@
     </w:p>
     <w:p>
       <w:pPr>
-        <w:pStyle w:val="Heading3"/>
-      </w:pPr>
-      <w:r>
-        <w:t>Support without giving away the answer</w:t>
-      </w:r>
-    </w:p>
-    <w:p>
-      <w:pPr>
         <w:spacing w:line="336" w:lineRule="auto" w:after="180"/>
-        <w:shd w:fill="F1F6F8"/>
       </w:pPr>
       <w:r>
         <w:rPr>
@@ -6523,16 +6312,7 @@
     </w:p>
     <w:p>
       <w:pPr>
-        <w:pStyle w:val="Heading3"/>
-      </w:pPr>
-      <w:r>
-        <w:t>Extend the reasoning</w:t>
-      </w:r>
-    </w:p>
-    <w:p>
-      <w:pPr>
         <w:spacing w:line="336" w:lineRule="auto" w:after="180"/>
-        <w:shd w:fill="F5F1FB"/>
       </w:pPr>
       <w:r>
         <w:rPr>
@@ -6556,7 +6336,6 @@
     <w:p>
       <w:pPr>
         <w:spacing w:line="336" w:lineRule="auto" w:after="180"/>
-        <w:shd w:fill="F5F1FB"/>
       </w:pPr>
       <w:r>
         <w:rPr>
@@ -6579,16 +6358,7 @@
     </w:p>
     <w:p>
       <w:pPr>
-        <w:pStyle w:val="Heading3"/>
-      </w:pPr>
-      <w:r>
-        <w:t>Protect the independent attempt</w:t>
-      </w:r>
-    </w:p>
-    <w:p>
-      <w:pPr>
         <w:spacing w:line="336" w:lineRule="auto" w:after="180"/>
-        <w:shd w:fill="FFF5E6"/>
       </w:pPr>
       <w:r>
         <w:rPr>
@@ -6783,16 +6553,7 @@
     </w:tbl>
     <w:p>
       <w:pPr>
-        <w:pStyle w:val="Heading3"/>
-      </w:pPr>
-      <w:r>
-        <w:t>Project checkpoint</w:t>
-      </w:r>
-    </w:p>
-    <w:p>
-      <w:pPr>
         <w:spacing w:line="336" w:lineRule="auto" w:after="180"/>
-        <w:shd w:fill="EDF7F3"/>
       </w:pPr>
       <w:r>
         <w:rPr>
@@ -6829,12 +6590,20 @@
         <w:pStyle w:val="Heading1"/>
       </w:pPr>
       <w:r>
-        <w:t>08. Use feedback, labs and repair paths</w:t>
-      </w:r>
-    </w:p>
-    <w:p>
-      <w:r>
-        <w:t>Use feedback, earlier review and portfolios purposefully. Apply the coding routine only when this lesson has an executable lab.</w:t>
+        <w:t>08. Reference: feedback and records</w:t>
+      </w:r>
+    </w:p>
+    <w:p>
+      <w:r>
+        <w:t>Use digital tools where they help retain an explanation and its evidence.</w:t>
+      </w:r>
+    </w:p>
+    <w:p>
+      <w:pPr>
+        <w:pStyle w:val="Heading2"/>
+      </w:pPr>
+      <w:r>
+        <w:t>Keep practice and independent evidence separate</w:t>
       </w:r>
     </w:p>
     <w:p>
@@ -6873,10 +6642,52 @@
     </w:p>
     <w:p>
       <w:pPr>
-        <w:pStyle w:val="Heading3"/>
-      </w:pPr>
-      <w:r>
-        <w:t>For later coding lessons</w:t>
+        <w:pStyle w:val="Heading2"/>
+      </w:pPr>
+      <w:r>
+        <w:t>Repair and portfolio records</w:t>
+      </w:r>
+    </w:p>
+    <w:p>
+      <w:pPr>
+        <w:spacing w:line="336" w:lineRule="auto" w:after="180"/>
+      </w:pPr>
+      <w:r>
+        <w:rPr>
+          <w:b w:val="0"/>
+        </w:rPr>
+        <w:t>Use the earlier worked-explanation links to address a specific missing building block, then return to the current question. Adapt this suggestion after observing the learner; it is not an automatic diagnosis.</w:t>
+      </w:r>
+    </w:p>
+    <w:p>
+      <w:pPr>
+        <w:spacing w:line="336" w:lineRule="auto" w:after="180"/>
+      </w:pPr>
+      <w:r>
+        <w:rPr>
+          <w:b w:val="0"/>
+        </w:rPr>
+        <w:t xml:space="preserve">Collect the completed-work portfolio as </w:t>
+      </w:r>
+      <w:r>
+        <w:rPr>
+          <w:b/>
+        </w:rPr>
+        <w:t>evidence</w:t>
+      </w:r>
+      <w:r>
+        <w:rPr>
+          <w:b w:val="0"/>
+        </w:rPr>
+        <w:t>. Record support separately from correctness, and assess explanation, trace/test and limitations. Progress ticks and quiz selections alone do not establish mastery.</w:t>
+      </w:r>
+    </w:p>
+    <w:p>
+      <w:pPr>
+        <w:pStyle w:val="Heading2"/>
+      </w:pPr>
+      <w:r>
+        <w:t>Earlier wording, alternatives and picture transcripts · reference / check after trying</w:t>
       </w:r>
     </w:p>
     <w:p>
@@ -6887,7 +6698,6 @@
     <w:p>
       <w:pPr>
         <w:spacing w:line="336" w:lineRule="auto" w:after="180"/>
-        <w:shd w:fill="F1F6F8"/>
       </w:pPr>
       <w:r>
         <w:rPr>
@@ -6910,77 +6720,20 @@
     </w:p>
     <w:p>
       <w:pPr>
-        <w:spacing w:line="336" w:lineRule="auto" w:after="180"/>
-      </w:pPr>
-      <w:r>
-        <w:rPr>
-          <w:b w:val="0"/>
-        </w:rPr>
-        <w:t>Use the earlier worked-explanation links to address a specific missing building block, then return to the current question. Adapt this suggestion after observing the learner; it is not an automatic diagnosis.</w:t>
-      </w:r>
-    </w:p>
-    <w:p>
-      <w:pPr>
-        <w:spacing w:line="336" w:lineRule="auto" w:after="180"/>
-      </w:pPr>
-      <w:r>
-        <w:rPr>
-          <w:b w:val="0"/>
-        </w:rPr>
-        <w:t xml:space="preserve">Collect the completed-work portfolio as </w:t>
-      </w:r>
-      <w:r>
-        <w:rPr>
-          <w:b/>
-        </w:rPr>
-        <w:t>evidence</w:t>
-      </w:r>
-      <w:r>
-        <w:rPr>
-          <w:b w:val="0"/>
-        </w:rPr>
-        <w:t>. Record support separately from correctness, and assess explanation, trace/test and limitations. Progress ticks and quiz selections alone do not establish mastery.</w:t>
-      </w:r>
-    </w:p>
-    <w:p>
-      <w:pPr>
         <w:pStyle w:val="Heading1"/>
       </w:pPr>
       <w:r>
-        <w:t>09. Visual concept journey</w:t>
-      </w:r>
-    </w:p>
-    <w:p>
-      <w:r>
-        <w:t>Show one Save New Examples for Testing graphic at a time, request a prediction and discuss its trace before the independent assessment.</w:t>
-      </w:r>
-    </w:p>
-    <w:p>
-      <w:pPr>
-        <w:spacing w:line="336" w:lineRule="auto" w:after="180"/>
-      </w:pPr>
-      <w:r>
-        <w:rPr>
-          <w:b w:val="0"/>
-        </w:rPr>
-        <w:t xml:space="preserve">Use one picture at a time. Hide a worked result before asking for a </w:t>
-      </w:r>
-      <w:r>
-        <w:rPr>
-          <w:b/>
-        </w:rPr>
-        <w:t>prediction</w:t>
-      </w:r>
-      <w:r>
-        <w:rPr>
-          <w:b w:val="0"/>
-        </w:rPr>
-        <w:t>, then reveal it for feedback. These are supported teaching cases; retain the separate independent assessment for a fresh first attempt.</w:t>
-      </w:r>
-    </w:p>
-    <w:p>
-      <w:pPr>
-        <w:pStyle w:val="Heading3"/>
+        <w:t>09. Reference: teach with the six pictures</w:t>
+      </w:r>
+    </w:p>
+    <w:p>
+      <w:r>
+        <w:t>Choose the picture for the teaching move and connect it to the explanation.</w:t>
+      </w:r>
+    </w:p>
+    <w:p>
+      <w:pPr>
+        <w:pStyle w:val="Heading2"/>
       </w:pPr>
       <w:r>
         <w:t>01. Save New Examples for Testing: the case</w:t>
@@ -6991,7 +6744,7 @@
         <w:drawing>
           <wp:inline xmlns:a="http://schemas.openxmlformats.org/drawingml/2006/main" xmlns:pic="http://schemas.openxmlformats.org/drawingml/2006/picture">
             <wp:extent cx="5486400" cy="2840736"/>
-            <wp:docPr id="3" name="Picture 3" descr="A fictional envelope exercise evaluates a fixed pencil-length sorter. Supplied facts: Freeze PencilP: long at least 6 cm; short below 6. Reserved valid lengths are 3,5,6,9 cm. Teacher envelope labels, revealed only after predictions, are short,long,long,long."/>
+            <wp:docPr id="5" name="Picture 5" descr="A fictional envelope exercise evaluates a fixed pencil-length sorter. Supplied facts: Freeze PencilP: long at least 6 cm; short below 6. Reserved valid lengths are 3,5,6,9 cm. Teacher envelope labels, revealed only after predictions, are short,long,long,long."/>
             <wp:cNvGraphicFramePr>
               <a:graphicFrameLocks noChangeAspect="1"/>
             </wp:cNvGraphicFramePr>
@@ -7003,7 +6756,7 @@
                     <pic:cNvPicPr/>
                   </pic:nvPicPr>
                   <pic:blipFill>
-                    <a:blip r:embed="rId11"/>
+                    <a:blip r:embed="rId13"/>
                     <a:stretch>
                       <a:fillRect/>
                     </a:stretch>
@@ -7071,7 +6824,6 @@
     <w:p>
       <w:pPr>
         <w:spacing w:line="336" w:lineRule="auto" w:after="180"/>
-        <w:shd w:fill="F5F1FB"/>
       </w:pPr>
       <w:r>
         <w:rPr>
@@ -7082,16 +6834,7 @@
     </w:p>
     <w:p>
       <w:pPr>
-        <w:pStyle w:val="Heading3"/>
-      </w:pPr>
-      <w:r>
-        <w:t>Discuss while showing the picture</w:t>
-      </w:r>
-    </w:p>
-    <w:p>
-      <w:pPr>
         <w:spacing w:line="336" w:lineRule="auto" w:after="180"/>
-        <w:shd w:fill="F1F6F8"/>
       </w:pPr>
       <w:r>
         <w:rPr>
@@ -7102,7 +6845,7 @@
     </w:p>
     <w:p>
       <w:pPr>
-        <w:pStyle w:val="Heading3"/>
+        <w:pStyle w:val="Heading2"/>
       </w:pPr>
       <w:r>
         <w:t>02. Follow the deciding steps</w:t>
@@ -7113,7 +6856,7 @@
         <w:drawing>
           <wp:inline xmlns:a="http://schemas.openxmlformats.org/drawingml/2006/main" xmlns:pic="http://schemas.openxmlformats.org/drawingml/2006/picture">
             <wp:extent cx="5486400" cy="4005072"/>
-            <wp:docPr id="4" name="Picture 4" descr="Freeze: Write PencilP and its boundary before opening the label envelope. → Predict: For 3,5,6,9 cm predict short,short,long,long. → Reveal references: Envelope labels are short,long,long,long. → Compare: Three of four agree; the disagreement is at 5 cm."/>
+            <wp:docPr id="6" name="Picture 6" descr="Freeze: Write PencilP and its boundary before opening the label envelope. → Predict: For 3,5,6,9 cm predict short,short,long,long. → Reveal references: Envelope labels are short,long,long,long. → Compare: Three of four agree; the disagreement is at 5 cm."/>
             <wp:cNvGraphicFramePr>
               <a:graphicFrameLocks noChangeAspect="1"/>
             </wp:cNvGraphicFramePr>
@@ -7125,7 +6868,7 @@
                     <pic:cNvPicPr/>
                   </pic:nvPicPr>
                   <pic:blipFill>
-                    <a:blip r:embed="rId12"/>
+                    <a:blip r:embed="rId10"/>
                     <a:stretch>
                       <a:fillRect/>
                     </a:stretch>
@@ -7164,7 +6907,6 @@
     <w:p>
       <w:pPr>
         <w:spacing w:line="336" w:lineRule="auto" w:after="180"/>
-        <w:shd w:fill="F5F1FB"/>
       </w:pPr>
       <w:r>
         <w:rPr>
@@ -7187,16 +6929,7 @@
     </w:p>
     <w:p>
       <w:pPr>
-        <w:pStyle w:val="Heading3"/>
-      </w:pPr>
-      <w:r>
-        <w:t>Discuss while showing the picture</w:t>
-      </w:r>
-    </w:p>
-    <w:p>
-      <w:pPr>
         <w:spacing w:line="336" w:lineRule="auto" w:after="180"/>
-        <w:shd w:fill="F1F6F8"/>
       </w:pPr>
       <w:r>
         <w:rPr>
@@ -7219,7 +6952,7 @@
     </w:p>
     <w:p>
       <w:pPr>
-        <w:pStyle w:val="Heading3"/>
+        <w:pStyle w:val="Heading2"/>
       </w:pPr>
       <w:r>
         <w:t>03. Frozen predictions versus reserved labels</w:t>
@@ -7230,7 +6963,7 @@
         <w:drawing>
           <wp:inline xmlns:a="http://schemas.openxmlformats.org/drawingml/2006/main" xmlns:pic="http://schemas.openxmlformats.org/drawingml/2006/picture">
             <wp:extent cx="5486400" cy="3938016"/>
-            <wp:docPr id="5" name="Picture 5" descr="Frozen predictions versus reserved labels. Test 1: Length cm = 3, PencilP = short, Reference = short, Result = agree. Test 2: Length cm = 5, PencilP = short, Reference = long, Result = disagree. Test 3: Length cm = 6, PencilP = long, Reference = long, Result = agree. Test 4: Length cm = 9, PencilP = long, Reference = long, Result = agree."/>
+            <wp:docPr id="7" name="Picture 7" descr="Frozen predictions versus reserved labels. Test 1: Length cm = 3, PencilP = short, Reference = short, Result = agree. Test 2: Length cm = 5, PencilP = short, Reference = long, Result = disagree. Test 3: Length cm = 6, PencilP = long, Reference = long, Result = agree. Test 4: Length cm = 9, PencilP = long, Reference = long, Result = agree."/>
             <wp:cNvGraphicFramePr>
               <a:graphicFrameLocks noChangeAspect="1"/>
             </wp:cNvGraphicFramePr>
@@ -7242,7 +6975,7 @@
                     <pic:cNvPicPr/>
                   </pic:nvPicPr>
                   <pic:blipFill>
-                    <a:blip r:embed="rId13"/>
+                    <a:blip r:embed="rId9"/>
                     <a:stretch>
                       <a:fillRect/>
                     </a:stretch>
@@ -7298,7 +7031,6 @@
     <w:p>
       <w:pPr>
         <w:spacing w:line="336" w:lineRule="auto" w:after="180"/>
-        <w:shd w:fill="F5F1FB"/>
       </w:pPr>
       <w:r>
         <w:rPr>
@@ -7309,16 +7041,7 @@
     </w:p>
     <w:p>
       <w:pPr>
-        <w:pStyle w:val="Heading3"/>
-      </w:pPr>
-      <w:r>
-        <w:t>Discuss while showing the picture</w:t>
-      </w:r>
-    </w:p>
-    <w:p>
-      <w:pPr>
         <w:spacing w:line="336" w:lineRule="auto" w:after="180"/>
-        <w:shd w:fill="F1F6F8"/>
       </w:pPr>
       <w:r>
         <w:rPr>
@@ -7330,7 +7053,6 @@
     <w:p>
       <w:pPr>
         <w:spacing w:line="336" w:lineRule="auto" w:after="180"/>
-        <w:shd w:fill="F1F6F8"/>
       </w:pPr>
       <w:r>
         <w:rPr>
@@ -7341,7 +7063,7 @@
     </w:p>
     <w:p>
       <w:pPr>
-        <w:pStyle w:val="Heading3"/>
+        <w:pStyle w:val="Heading2"/>
       </w:pPr>
       <w:r>
         <w:t>04. Change one thing. Trace what follows.</w:t>
@@ -7352,7 +7074,7 @@
         <w:drawing>
           <wp:inline xmlns:a="http://schemas.openxmlformats.org/drawingml/2006/main" xmlns:pic="http://schemas.openxmlformats.org/drawingml/2006/picture">
             <wp:extent cx="5486400" cy="3179064"/>
-            <wp:docPr id="6" name="Picture 6" descr="Original case: Three of four agree; the disagreement is at 5 cm. Changed condition: After feedback, change the boundary to 5. Expected result: The revised rule matches all four known labels but needs a different final test. Reason: These labels influenced the revision, so replaying them is evidence of repair rather than unseen performance."/>
+            <wp:docPr id="8" name="Picture 8" descr="Original case: Three of four agree; the disagreement is at 5 cm. Changed condition: After feedback, change the boundary to 5. Expected result: The revised rule matches all four known labels but needs a different final test. Reason: These labels influenced the revision, so replaying them is evidence of repair rather than unseen performance."/>
             <wp:cNvGraphicFramePr>
               <a:graphicFrameLocks noChangeAspect="1"/>
             </wp:cNvGraphicFramePr>
@@ -7420,7 +7142,6 @@
     <w:p>
       <w:pPr>
         <w:spacing w:line="336" w:lineRule="auto" w:after="180"/>
-        <w:shd w:fill="F5F1FB"/>
       </w:pPr>
       <w:r>
         <w:rPr>
@@ -7431,16 +7152,7 @@
     </w:p>
     <w:p>
       <w:pPr>
-        <w:pStyle w:val="Heading3"/>
-      </w:pPr>
-      <w:r>
-        <w:t>Discuss while showing the picture</w:t>
-      </w:r>
-    </w:p>
-    <w:p>
-      <w:pPr>
         <w:spacing w:line="336" w:lineRule="auto" w:after="180"/>
-        <w:shd w:fill="F1F6F8"/>
       </w:pPr>
       <w:r>
         <w:rPr>
@@ -7452,7 +7164,6 @@
     <w:p>
       <w:pPr>
         <w:spacing w:line="336" w:lineRule="auto" w:after="180"/>
-        <w:shd w:fill="F1F6F8"/>
       </w:pPr>
       <w:r>
         <w:rPr>
@@ -7475,7 +7186,7 @@
     </w:p>
     <w:p>
       <w:pPr>
-        <w:pStyle w:val="Heading3"/>
+        <w:pStyle w:val="Heading2"/>
       </w:pPr>
       <w:r>
         <w:t>05. Connect the explanation to its limit</w:t>
@@ -7486,7 +7197,7 @@
         <w:drawing>
           <wp:inline xmlns:a="http://schemas.openxmlformats.org/drawingml/2006/main" xmlns:pic="http://schemas.openxmlformats.org/drawingml/2006/picture">
             <wp:extent cx="5486400" cy="2834640"/>
-            <wp:docPr id="7" name="Picture 7" descr="The prediction record must exist before the labels are seen. PencilP scores 3/4=75% agreement on these four selected cases. Moving the boundary after inspecting the envelope makes this a development exercise; the same four cases can no longer serve as untouched final evaluation. Limit: Four selected cases cannot establish a reliable accuracy rate for every future pencil or classroom."/>
+            <wp:docPr id="9" name="Picture 9" descr="The prediction record must exist before the labels are seen. PencilP scores 3/4=75% agreement on these four selected cases. Moving the boundary after inspecting the envelope makes this a development exercise; the same four cases can no longer serve as untouched final evaluation. Limit: Four selected cases cannot establish a reliable accuracy rate for every future pencil or classroom."/>
             <wp:cNvGraphicFramePr>
               <a:graphicFrameLocks noChangeAspect="1"/>
             </wp:cNvGraphicFramePr>
@@ -7565,7 +7276,6 @@
     <w:p>
       <w:pPr>
         <w:spacing w:line="336" w:lineRule="auto" w:after="180"/>
-        <w:shd w:fill="F5F1FB"/>
       </w:pPr>
       <w:r>
         <w:rPr>
@@ -7576,16 +7286,7 @@
     </w:p>
     <w:p>
       <w:pPr>
-        <w:pStyle w:val="Heading3"/>
-      </w:pPr>
-      <w:r>
-        <w:t>Discuss while showing the picture</w:t>
-      </w:r>
-    </w:p>
-    <w:p>
-      <w:pPr>
         <w:spacing w:line="336" w:lineRule="auto" w:after="180"/>
-        <w:shd w:fill="F1F6F8"/>
       </w:pPr>
       <w:r>
         <w:rPr>
@@ -7597,7 +7298,6 @@
     <w:p>
       <w:pPr>
         <w:spacing w:line="336" w:lineRule="auto" w:after="180"/>
-        <w:shd w:fill="F1F6F8"/>
       </w:pPr>
       <w:r>
         <w:rPr>
@@ -7608,7 +7308,7 @@
     </w:p>
     <w:p>
       <w:pPr>
-        <w:pStyle w:val="Heading3"/>
+        <w:pStyle w:val="Heading2"/>
       </w:pPr>
       <w:r>
         <w:t>06. Make the idea visible in your project</w:t>
@@ -7619,7 +7319,7 @@
         <w:drawing>
           <wp:inline xmlns:a="http://schemas.openxmlformats.org/drawingml/2006/main" xmlns:pic="http://schemas.openxmlformats.org/drawingml/2006/picture">
             <wp:extent cx="5486400" cy="3380232"/>
-            <wp:docPr id="8" name="Picture 8" descr="Maintain dated sorter versions and separate development examples from reserved project-evaluation cases. Draw your input, deciding step, result and limit. Supported question: Does 4/4 on the replay replace the original 3/4 result? Explain."/>
+            <wp:docPr id="10" name="Picture 10" descr="Maintain dated sorter versions and separate development examples from reserved project-evaluation cases. Draw your input, deciding step, result and limit. Supported question: Does 4/4 on the replay replace the original 3/4 result? Explain."/>
             <wp:cNvGraphicFramePr>
               <a:graphicFrameLocks noChangeAspect="1"/>
             </wp:cNvGraphicFramePr>
@@ -7699,7 +7399,6 @@
     <w:p>
       <w:pPr>
         <w:spacing w:line="336" w:lineRule="auto" w:after="180"/>
-        <w:shd w:fill="F5F1FB"/>
       </w:pPr>
       <w:r>
         <w:rPr>
@@ -7722,46 +7421,115 @@
     </w:p>
     <w:p>
       <w:pPr>
+        <w:spacing w:line="336" w:lineRule="auto" w:after="180"/>
+      </w:pPr>
+      <w:r>
+        <w:rPr>
+          <w:b w:val="0"/>
+        </w:rPr>
+        <w:t xml:space="preserve">Teacher prompt: Draw your project trace and justify the deciding step using </w:t>
+      </w:r>
+      <w:r>
+        <w:rPr>
+          <w:b/>
+        </w:rPr>
+        <w:t>evidence</w:t>
+      </w:r>
+      <w:r>
+        <w:rPr>
+          <w:b w:val="0"/>
+        </w:rPr>
+        <w:t>. Ask learners to describe one label or arrow in ordinary words. Use the adjacent transcript if the image is difficult to see.</w:t>
+      </w:r>
+    </w:p>
+    <w:p>
+      <w:pPr>
+        <w:spacing w:line="336" w:lineRule="auto" w:after="180"/>
+      </w:pPr>
+      <w:r>
+        <w:rPr>
+          <w:b w:val="0"/>
+        </w:rPr>
+        <w:t>Supported practice key: No. Keep 3/4 as the frozen version’s result; record 4/4 separately as a revised-version replay on known cases.</w:t>
+      </w:r>
+    </w:p>
+    <w:p>
+      <w:pPr>
+        <w:pStyle w:val="Heading2"/>
+      </w:pPr>
+      <w:r>
+        <w:t>Earlier wording, alternatives and picture transcripts · reference / check after trying</w:t>
+      </w:r>
+    </w:p>
+    <w:p>
+      <w:pPr>
+        <w:spacing w:line="336" w:lineRule="auto" w:after="180"/>
+      </w:pPr>
+      <w:r>
+        <w:rPr>
+          <w:b w:val="0"/>
+        </w:rPr>
+        <w:t xml:space="preserve">Use one picture at a time. Hide a worked result before asking for a </w:t>
+      </w:r>
+      <w:r>
+        <w:rPr>
+          <w:b/>
+        </w:rPr>
+        <w:t>prediction</w:t>
+      </w:r>
+      <w:r>
+        <w:rPr>
+          <w:b w:val="0"/>
+        </w:rPr>
+        <w:t>, then reveal it for feedback. These are supported teaching cases; retain the separate independent assessment for a fresh first attempt.</w:t>
+      </w:r>
+    </w:p>
+    <w:p>
+      <w:pPr>
         <w:pStyle w:val="Heading3"/>
       </w:pPr>
       <w:r>
-        <w:t>Discuss while showing the picture</w:t>
-      </w:r>
-    </w:p>
-    <w:p>
-      <w:pPr>
-        <w:spacing w:line="336" w:lineRule="auto" w:after="180"/>
-        <w:shd w:fill="F1F6F8"/>
-      </w:pPr>
-      <w:r>
-        <w:rPr>
-          <w:b w:val="0"/>
-        </w:rPr>
-        <w:t xml:space="preserve">Teacher prompt: Draw your project trace and justify the deciding step using </w:t>
-      </w:r>
-      <w:r>
-        <w:rPr>
-          <w:b/>
-        </w:rPr>
-        <w:t>evidence</w:t>
-      </w:r>
-      <w:r>
-        <w:rPr>
-          <w:b w:val="0"/>
-        </w:rPr>
-        <w:t>. Ask learners to describe one label or arrow in ordinary words. Use the adjacent transcript if the image is difficult to see.</w:t>
-      </w:r>
-    </w:p>
-    <w:p>
-      <w:pPr>
-        <w:spacing w:line="336" w:lineRule="auto" w:after="180"/>
-        <w:shd w:fill="F1F6F8"/>
-      </w:pPr>
-      <w:r>
-        <w:rPr>
-          <w:b w:val="0"/>
-        </w:rPr>
-        <w:t>Supported practice key: No. Keep 3/4 as the frozen version’s result; record 4/4 separately as a revised-version replay on known cases.</w:t>
+        <w:t>01. Save New Examples for Testing: the case</w:t>
+      </w:r>
+    </w:p>
+    <w:p>
+      <w:pPr>
+        <w:pStyle w:val="Heading3"/>
+      </w:pPr>
+      <w:r>
+        <w:t>02. Follow the deciding steps</w:t>
+      </w:r>
+    </w:p>
+    <w:p>
+      <w:pPr>
+        <w:pStyle w:val="Heading3"/>
+      </w:pPr>
+      <w:r>
+        <w:t>03. Frozen predictions versus reserved labels</w:t>
+      </w:r>
+    </w:p>
+    <w:p>
+      <w:pPr>
+        <w:pStyle w:val="Heading3"/>
+      </w:pPr>
+      <w:r>
+        <w:t>04. Change one thing. Trace what follows.</w:t>
+      </w:r>
+    </w:p>
+    <w:p>
+      <w:pPr>
+        <w:pStyle w:val="Heading3"/>
+      </w:pPr>
+      <w:r>
+        <w:t>05. Connect the explanation to its limit</w:t>
+      </w:r>
+    </w:p>
+    <w:p>
+      <w:pPr>
+        <w:pStyle w:val="Heading3"/>
+      </w:pPr>
+      <w:r>
+        <w:t>06. Make the idea visible in your project</w:t>
       </w:r>
     </w:p>
     <w:sectPr>
